--- a/INFORME_ACADEMICO_CNN.docx
+++ b/INFORME_ACADEMICO_CNN.docx
@@ -2,7 +2,7 @@
 <file path=word/document.xml><?xml version="1.0" encoding="utf-8"?>
 <w:document xmlns:w="http://schemas.openxmlformats.org/wordprocessingml/2006/main" xmlns:m="http://schemas.openxmlformats.org/officeDocument/2006/math" xmlns:r="http://schemas.openxmlformats.org/officeDocument/2006/relationships" xmlns:o="urn:schemas-microsoft-com:office:office" xmlns:v="urn:schemas-microsoft-com:vml" xmlns:w10="urn:schemas-microsoft-com:office:word" xmlns:a="http://schemas.openxmlformats.org/drawingml/2006/main" xmlns:pic="http://schemas.openxmlformats.org/drawingml/2006/picture" xmlns:wp="http://schemas.openxmlformats.org/drawingml/2006/wordprocessingDrawing">
   <w:body>
-    <w:bookmarkStart w:id="78" w:name="Xf28b6c685bb20630eb29d188305d852875c700e"/>
+    <w:bookmarkStart w:id="84" w:name="Xf28b6c685bb20630eb29d188305d852875c700e"/>
     <w:p>
       <w:pPr>
         <w:pStyle w:val="Heading1"/>
@@ -58,7 +58,34 @@
         <w:t xml:space="preserve"> </w:t>
       </w:r>
       <w:r>
-        <w:t xml:space="preserve">Chest X-Ray — clases NORMAL y PNEUMONIA</w:t>
+        <w:t xml:space="preserve">Chest X-Ray Images (Pneumonia) —</w:t>
+      </w:r>
+      <w:r>
+        <w:t xml:space="preserve"> </w:t>
+      </w:r>
+      <w:hyperlink r:id="rId9">
+        <w:r>
+          <w:rPr>
+            <w:rStyle w:val="Hyperlink"/>
+          </w:rPr>
+          <w:t xml:space="preserve">Kaggle</w:t>
+        </w:r>
+      </w:hyperlink>
+      <w:r>
+        <w:br/>
+      </w:r>
+      <w:r>
+        <w:rPr>
+          <w:b/>
+          <w:bCs/>
+        </w:rPr>
+        <w:t xml:space="preserve">Clases:</w:t>
+      </w:r>
+      <w:r>
+        <w:t xml:space="preserve"> </w:t>
+      </w:r>
+      <w:r>
+        <w:t xml:space="preserve">NORMAL y PNEUMONIA</w:t>
       </w:r>
       <w:r>
         <w:br/>
@@ -112,7 +139,7 @@
         </w:pict>
       </w:r>
     </w:p>
-    <w:bookmarkStart w:id="9" w:name="introducción"/>
+    <w:bookmarkStart w:id="15" w:name="introducción"/>
     <w:p>
       <w:pPr>
         <w:pStyle w:val="Heading2"/>
@@ -121,12 +148,21 @@
         <w:t xml:space="preserve">1. Introducción</w:t>
       </w:r>
     </w:p>
+    <w:bookmarkStart w:id="10" w:name="contexto-y-motivación"/>
+    <w:p>
+      <w:pPr>
+        <w:pStyle w:val="Heading3"/>
+      </w:pPr>
+      <w:r>
+        <w:t xml:space="preserve">1.1 Contexto y motivación</w:t>
+      </w:r>
+    </w:p>
     <w:p>
       <w:pPr>
         <w:pStyle w:val="FirstParagraph"/>
       </w:pPr>
       <w:r>
-        <w:t xml:space="preserve">La inteligencia artificial aplicada a imágenes médicas ha demostrado utilidad en tareas de apoyo al diagnóstico, entre ellas la detección de patrones compatibles con</w:t>
+        <w:t xml:space="preserve">La</w:t>
       </w:r>
       <w:r>
         <w:t xml:space="preserve"> </w:t>
@@ -142,7 +178,7 @@
         <w:t xml:space="preserve"> </w:t>
       </w:r>
       <w:r>
-        <w:t xml:space="preserve">en radiografías de tórax. Este tipo de imágenes presenta desafíos propios: variabilidad de adquisición, ruido, superposición de estructuras óseas y tejidos, y —en conjuntos públicos— frecuente</w:t>
+        <w:t xml:space="preserve">es una infección respiratoria frecuente que, si no se detecta a tiempo, puede tener consecuencias graves. En la práctica clínica, la</w:t>
       </w:r>
       <w:r>
         <w:t xml:space="preserve"> </w:t>
@@ -152,18 +188,13 @@
           <w:b/>
           <w:bCs/>
         </w:rPr>
-        <w:t xml:space="preserve">desbalance entre clases</w:t>
-      </w:r>
-      <w:r>
-        <w:t xml:space="preserve">.</w:t>
-      </w:r>
-    </w:p>
-    <w:p>
-      <w:pPr>
-        <w:pStyle w:val="BodyText"/>
-      </w:pPr>
-      <w:r>
-        <w:t xml:space="preserve">En este proyecto se aborda un problema de</w:t>
+        <w:t xml:space="preserve">radiografía de tórax</w:t>
+      </w:r>
+      <w:r>
+        <w:t xml:space="preserve"> </w:t>
+      </w:r>
+      <w:r>
+        <w:t xml:space="preserve">es una de las pruebas de imagen más utilizadas para orientar el diagnóstico. Interpretar estas imágenes requiere experiencia y tiempo; por ello, en los últimos años se ha investigado el uso de</w:t>
       </w:r>
       <w:r>
         <w:t xml:space="preserve"> </w:t>
@@ -173,10 +204,21 @@
           <w:b/>
           <w:bCs/>
         </w:rPr>
-        <w:t xml:space="preserve">clasificación supervisada binaria</w:t>
-      </w:r>
-      <w:r>
-        <w:t xml:space="preserve">: dada una radiografía, el sistema debe asignar la etiqueta</w:t>
+        <w:t xml:space="preserve">aprendizaje profundo</w:t>
+      </w:r>
+      <w:r>
+        <w:t xml:space="preserve"> </w:t>
+      </w:r>
+      <w:r>
+        <w:t xml:space="preserve">como apoyo al especialista, no como sustituto del criterio médico.</w:t>
+      </w:r>
+    </w:p>
+    <w:p>
+      <w:pPr>
+        <w:pStyle w:val="BodyText"/>
+      </w:pPr>
+      <w:r>
+        <w:t xml:space="preserve">Este trabajo forma parte de la asignatura</w:t>
       </w:r>
       <w:r>
         <w:t xml:space="preserve"> </w:t>
@@ -186,13 +228,10 @@
           <w:b/>
           <w:bCs/>
         </w:rPr>
-        <w:t xml:space="preserve">NORMAL</w:t>
-      </w:r>
-      <w:r>
-        <w:t xml:space="preserve"> </w:t>
-      </w:r>
-      <w:r>
-        <w:t xml:space="preserve">o</w:t>
+        <w:t xml:space="preserve">Machine Learning II</w:t>
+      </w:r>
+      <w:r>
+        <w:t xml:space="preserve">, cuyo enfoque incluye el diseño de modelos para</w:t>
       </w:r>
       <w:r>
         <w:t xml:space="preserve"> </w:t>
@@ -202,10 +241,31 @@
           <w:b/>
           <w:bCs/>
         </w:rPr>
-        <w:t xml:space="preserve">PNEUMONIA</w:t>
-      </w:r>
-      <w:r>
-        <w:t xml:space="preserve">. Para ello se diseña, implementa y evalúa una</w:t>
+        <w:t xml:space="preserve">clasificación de imágenes</w:t>
+      </w:r>
+      <w:r>
+        <w:t xml:space="preserve"> </w:t>
+      </w:r>
+      <w:r>
+        <w:t xml:space="preserve">con redes neuronales convolucionales (CNN), el análisis riguroso de los datos y la evaluación con métricas adecuadas cuando las clases no están balanceadas.</w:t>
+      </w:r>
+    </w:p>
+    <w:bookmarkEnd w:id="10"/>
+    <w:bookmarkStart w:id="11" w:name="origen-de-los-datos-kaggle"/>
+    <w:p>
+      <w:pPr>
+        <w:pStyle w:val="Heading3"/>
+      </w:pPr>
+      <w:r>
+        <w:t xml:space="preserve">1.2 Origen de los datos: Kaggle</w:t>
+      </w:r>
+    </w:p>
+    <w:p>
+      <w:pPr>
+        <w:pStyle w:val="FirstParagraph"/>
+      </w:pPr>
+      <w:r>
+        <w:t xml:space="preserve">Las imágenes utilizadas en el proyecto proceden de la plataforma</w:t>
       </w:r>
       <w:r>
         <w:t xml:space="preserve"> </w:t>
@@ -215,26 +275,180 @@
           <w:b/>
           <w:bCs/>
         </w:rPr>
-        <w:t xml:space="preserve">red neuronal convolucional (CNN)</w:t>
-      </w:r>
-      <w:r>
-        <w:t xml:space="preserve"> </w:t>
-      </w:r>
-      <w:r>
-        <w:t xml:space="preserve">en</w:t>
-      </w:r>
-      <w:r>
-        <w:t xml:space="preserve"> </w:t>
-      </w:r>
+        <w:t xml:space="preserve">Kaggle</w:t>
+      </w:r>
+      <w:r>
+        <w:t xml:space="preserve">, concretamente del conjunto público</w:t>
+      </w:r>
+      <w:r>
+        <w:t xml:space="preserve"> </w:t>
+      </w:r>
+      <w:hyperlink r:id="rId9">
+        <w:r>
+          <w:rPr>
+            <w:rStyle w:val="Hyperlink"/>
+            <w:b/>
+            <w:bCs/>
+          </w:rPr>
+          <w:t xml:space="preserve">Chest X-Ray Images (Pneumonia)</w:t>
+        </w:r>
+      </w:hyperlink>
+      <w:r>
+        <w:t xml:space="preserve"> </w:t>
+      </w:r>
+      <w:r>
+        <w:t xml:space="preserve">(autor del repositorio en Kaggle: Paul Mooney). Este dataset difunde radiografías pediátricas de tórax organizadas en dos carpetas por etiqueta, en línea con el trabajo de Kermany</w:t>
+      </w:r>
+      <w:r>
+        <w:t xml:space="preserve"> </w:t>
+      </w:r>
+      <w:r>
+        <w:rPr>
+          <w:i/>
+          <w:iCs/>
+        </w:rPr>
+        <w:t xml:space="preserve">et al.</w:t>
+      </w:r>
+      <w:r>
+        <w:t xml:space="preserve"> </w:t>
+      </w:r>
+      <w:r>
+        <w:t xml:space="preserve">(</w:t>
+      </w:r>
+      <w:r>
+        <w:rPr>
+          <w:i/>
+          <w:iCs/>
+        </w:rPr>
+        <w:t xml:space="preserve">Cell</w:t>
+      </w:r>
+      <w:r>
+        <w:t xml:space="preserve">, 2018) sobre diagnóstico asistido por deep learning en oftalmología y su extensión a rayos X torácicos.</w:t>
+      </w:r>
+    </w:p>
+    <w:p>
+      <w:pPr>
+        <w:pStyle w:val="BodyText"/>
+      </w:pPr>
+      <w:r>
+        <w:t xml:space="preserve">En Kaggle el material se distribuye comprimido; tras descargarlo, se obtiene la carpeta local</w:t>
+      </w:r>
+      <w:r>
+        <w:t xml:space="preserve"> </w:t>
+      </w:r>
+      <w:r>
+        <w:rPr>
+          <w:rStyle w:val="VerbatimChar"/>
+        </w:rPr>
+        <w:t xml:space="preserve">chest_xray/</w:t>
+      </w:r>
+      <w:r>
+        <w:t xml:space="preserve"> </w:t>
+      </w:r>
+      <w:r>
+        <w:t xml:space="preserve">con subdirectorios</w:t>
+      </w:r>
+      <w:r>
+        <w:t xml:space="preserve"> </w:t>
+      </w:r>
+      <w:r>
+        <w:rPr>
+          <w:rStyle w:val="VerbatimChar"/>
+        </w:rPr>
+        <w:t xml:space="preserve">train/</w:t>
+      </w:r>
+      <w:r>
+        <w:t xml:space="preserve"> </w:t>
+      </w:r>
+      <w:r>
+        <w:t xml:space="preserve">y</w:t>
+      </w:r>
+      <w:r>
+        <w:t xml:space="preserve"> </w:t>
+      </w:r>
+      <w:r>
+        <w:rPr>
+          <w:rStyle w:val="VerbatimChar"/>
+        </w:rPr>
+        <w:t xml:space="preserve">test/</w:t>
+      </w:r>
+      <w:r>
+        <w:t xml:space="preserve">, cada uno con las clases</w:t>
+      </w:r>
+      <w:r>
+        <w:t xml:space="preserve"> </w:t>
+      </w:r>
+      <w:r>
+        <w:rPr>
+          <w:rStyle w:val="VerbatimChar"/>
+        </w:rPr>
+        <w:t xml:space="preserve">NORMAL</w:t>
+      </w:r>
+      <w:r>
+        <w:t xml:space="preserve"> </w:t>
+      </w:r>
+      <w:r>
+        <w:t xml:space="preserve">y</w:t>
+      </w:r>
+      <w:r>
+        <w:t xml:space="preserve"> </w:t>
+      </w:r>
+      <w:r>
+        <w:rPr>
+          <w:rStyle w:val="VerbatimChar"/>
+        </w:rPr>
+        <w:t xml:space="preserve">PNEUMONIA</w:t>
+      </w:r>
+      <w:r>
+        <w:t xml:space="preserve">. Esa estructura es la que consume el notebook mediante</w:t>
+      </w:r>
+      <w:r>
+        <w:t xml:space="preserve"> </w:t>
+      </w:r>
+      <w:r>
+        <w:rPr>
+          <w:rStyle w:val="VerbatimChar"/>
+        </w:rPr>
+        <w:t xml:space="preserve">torchvision.datasets.ImageFolder</w:t>
+      </w:r>
+      <w:r>
+        <w:t xml:space="preserve">.</w:t>
+      </w:r>
+    </w:p>
+    <w:p>
+      <w:pPr>
+        <w:pStyle w:val="BodyText"/>
+      </w:pPr>
       <w:r>
         <w:rPr>
           <w:b/>
           <w:bCs/>
         </w:rPr>
-        <w:t xml:space="preserve">PyTorch</w:t>
-      </w:r>
-      <w:r>
-        <w:t xml:space="preserve">, siguiendo el flujo definido en el notebook: análisis exploratorio, preprocesamiento, modelado, validación, búsqueda de hiperparámetros y evaluación en un conjunto de prueba</w:t>
+        <w:t xml:space="preserve">Referencia del dataset en Kaggle:</w:t>
+      </w:r>
+      <w:r>
+        <w:br/>
+      </w:r>
+      <w:r>
+        <w:t xml:space="preserve">https://www.kaggle.com/datasets/paultimothymooney/chest-xray-pneumonia</w:t>
+      </w:r>
+    </w:p>
+    <w:bookmarkEnd w:id="11"/>
+    <w:bookmarkStart w:id="12" w:name="de-qué-trata-el-dataset"/>
+    <w:p>
+      <w:pPr>
+        <w:pStyle w:val="Heading3"/>
+      </w:pPr>
+      <w:r>
+        <w:t xml:space="preserve">1.3 ¿De qué trata el dataset?</w:t>
+      </w:r>
+    </w:p>
+    <w:p>
+      <w:pPr>
+        <w:pStyle w:val="FirstParagraph"/>
+      </w:pPr>
+      <w:r>
+        <w:t xml:space="preserve">Se trata de un corpus de</w:t>
       </w:r>
       <w:r>
         <w:t xml:space="preserve"> </w:t>
@@ -244,18 +458,124 @@
           <w:b/>
           <w:bCs/>
         </w:rPr>
-        <w:t xml:space="preserve">independiente</w:t>
-      </w:r>
-      <w:r>
-        <w:t xml:space="preserve">.</w:t>
-      </w:r>
-    </w:p>
+        <w:t xml:space="preserve">radiografías de tórax en escala de grises</w:t>
+      </w:r>
+      <w:r>
+        <w:t xml:space="preserve"> </w:t>
+      </w:r>
+      <w:r>
+        <w:t xml:space="preserve">(archivos JPEG), etiquetadas de forma supervisada en dos categorías:</w:t>
+      </w:r>
+    </w:p>
+    <w:tbl>
+      <w:tblPr>
+        <w:tblStyle w:val="TableGrid"/>
+        <w:tblW w:type="pct" w:w="5000"/>
+        <w:tblLayout w:type="fixed"/>
+        <w:tblLook w:firstRow="1" w:lastRow="0" w:firstColumn="0" w:lastColumn="0" w:noHBand="0" w:noVBand="0" w:val="0020"/>
+        <w:tblBorders>
+          <w:top w:val="single" w:sz="4" w:space="0" w:color="000000"/>
+          <w:left w:val="single" w:sz="4" w:space="0" w:color="000000"/>
+          <w:bottom w:val="single" w:sz="4" w:space="0" w:color="000000"/>
+          <w:right w:val="single" w:sz="4" w:space="0" w:color="000000"/>
+          <w:insideH w:val="single" w:sz="4" w:space="0" w:color="000000"/>
+          <w:insideV w:val="single" w:sz="4" w:space="0" w:color="000000"/>
+        </w:tblBorders>
+      </w:tblPr>
+      <w:tblGrid>
+        <w:gridCol w:w="2772"/>
+        <w:gridCol w:w="5148"/>
+      </w:tblGrid>
+      <w:tr>
+        <w:trPr>
+          <w:tblHeader w:val="on"/>
+        </w:trPr>
+        <w:tc>
+          <w:tcPr/>
+          <w:p>
+            <w:pPr>
+              <w:pStyle w:val="Compact"/>
+            </w:pPr>
+            <w:r>
+              <w:t xml:space="preserve">Clase</w:t>
+            </w:r>
+          </w:p>
+        </w:tc>
+        <w:tc>
+          <w:tcPr/>
+          <w:p>
+            <w:pPr>
+              <w:pStyle w:val="Compact"/>
+            </w:pPr>
+            <w:r>
+              <w:t xml:space="preserve">Significado</w:t>
+            </w:r>
+          </w:p>
+        </w:tc>
+      </w:tr>
+      <w:tr>
+        <w:tc>
+          <w:tcPr/>
+          <w:p>
+            <w:pPr>
+              <w:pStyle w:val="Compact"/>
+            </w:pPr>
+            <w:r>
+              <w:rPr>
+                <w:b/>
+                <w:bCs/>
+              </w:rPr>
+              <w:t xml:space="preserve">NORMAL</w:t>
+            </w:r>
+          </w:p>
+        </w:tc>
+        <w:tc>
+          <w:tcPr/>
+          <w:p>
+            <w:pPr>
+              <w:pStyle w:val="Compact"/>
+            </w:pPr>
+            <w:r>
+              <w:t xml:space="preserve">Radiografía sin hallazgos compatibles con neumonía según la etiqueta del conjunto</w:t>
+            </w:r>
+          </w:p>
+        </w:tc>
+      </w:tr>
+      <w:tr>
+        <w:tc>
+          <w:tcPr/>
+          <w:p>
+            <w:pPr>
+              <w:pStyle w:val="Compact"/>
+            </w:pPr>
+            <w:r>
+              <w:rPr>
+                <w:b/>
+                <w:bCs/>
+              </w:rPr>
+              <w:t xml:space="preserve">PNEUMONIA</w:t>
+            </w:r>
+          </w:p>
+        </w:tc>
+        <w:tc>
+          <w:tcPr/>
+          <w:p>
+            <w:pPr>
+              <w:pStyle w:val="Compact"/>
+            </w:pPr>
+            <w:r>
+              <w:t xml:space="preserve">Radiografía con signos asociados a neumonía según la etiqueta del conjunto</w:t>
+            </w:r>
+          </w:p>
+        </w:tc>
+      </w:tr>
+    </w:tbl>
     <w:p>
       <w:pPr>
         <w:pStyle w:val="BodyText"/>
       </w:pPr>
       <w:r>
-        <w:t xml:space="preserve">El informe documenta las decisiones técnicas del notebook y</w:t>
+        <w:t xml:space="preserve">En total, el material descargado de Kaggle comprende</w:t>
       </w:r>
       <w:r>
         <w:t xml:space="preserve"> </w:t>
@@ -265,70 +585,13 @@
           <w:b/>
           <w:bCs/>
         </w:rPr>
-        <w:t xml:space="preserve">interpreta</w:t>
-      </w:r>
-      <w:r>
-        <w:t xml:space="preserve"> </w:t>
-      </w:r>
-      <w:r>
-        <w:t xml:space="preserve">el desempeño obtenido, incluyendo la brecha entre validación y test.</w:t>
-      </w:r>
-    </w:p>
-    <w:p>
-      <w:r>
-        <w:pict>
-          <v:rect style="width:0;height:1.5pt" o:hralign="center" o:hrstd="t" o:hr="t"/>
-        </w:pict>
-      </w:r>
-    </w:p>
-    <w:bookmarkEnd w:id="9"/>
-    <w:bookmarkStart w:id="12" w:name="objetivo-del-proyecto"/>
-    <w:p>
-      <w:pPr>
-        <w:pStyle w:val="Heading2"/>
-      </w:pPr>
-      <w:r>
-        <w:t xml:space="preserve">2. Objetivo del proyecto</w:t>
-      </w:r>
-    </w:p>
-    <w:bookmarkStart w:id="10" w:name="objetivo-general"/>
-    <w:p>
-      <w:pPr>
-        <w:pStyle w:val="Heading3"/>
-      </w:pPr>
-      <w:r>
-        <w:t xml:space="preserve">2.1 Objetivo general</w:t>
-      </w:r>
-    </w:p>
-    <w:p>
-      <w:pPr>
-        <w:pStyle w:val="FirstParagraph"/>
-      </w:pPr>
-      <w:r>
-        <w:t xml:space="preserve">Diseñar, implementar, entrenar y evaluar un modelo CNN capaz de clasificar radiografías de tórax en las categorías NORMAL y PNEUMONIA, documentando el proceso completo y optimizando hiperparámetros mediante</w:t>
-      </w:r>
-      <w:r>
-        <w:t xml:space="preserve"> </w:t>
-      </w:r>
-      <w:r>
-        <w:rPr>
-          <w:b/>
-          <w:bCs/>
-        </w:rPr>
-        <w:t xml:space="preserve">random search</w:t>
-      </w:r>
-      <w:r>
-        <w:t xml:space="preserve">.</w:t>
-      </w:r>
-    </w:p>
-    <w:bookmarkEnd w:id="10"/>
-    <w:bookmarkStart w:id="11" w:name="objetivos-específicos"/>
-    <w:p>
-      <w:pPr>
-        <w:pStyle w:val="Heading3"/>
-      </w:pPr>
-      <w:r>
-        <w:t xml:space="preserve">2.2 Objetivos específicos</w:t>
+        <w:t xml:space="preserve">5 856 imágenes</w:t>
+      </w:r>
+      <w:r>
+        <w:t xml:space="preserve"> </w:t>
+      </w:r>
+      <w:r>
+        <w:t xml:space="preserve">repartidas así:</w:t>
       </w:r>
     </w:p>
     <w:p>
@@ -340,36 +603,20 @@
         </w:numPr>
       </w:pPr>
       <w:r>
-        <w:t xml:space="preserve">Realizar</w:t>
-      </w:r>
-      <w:r>
-        <w:t xml:space="preserve"> </w:t>
-      </w:r>
-      <w:r>
         <w:rPr>
           <w:b/>
           <w:bCs/>
         </w:rPr>
-        <w:t xml:space="preserve">análisis exploratorio (EDA)</w:t>
-      </w:r>
-      <w:r>
-        <w:t xml:space="preserve"> </w:t>
-      </w:r>
-      <w:r>
-        <w:t xml:space="preserve">y cuantificar el</w:t>
-      </w:r>
-      <w:r>
-        <w:t xml:space="preserve"> </w:t>
-      </w:r>
-      <w:r>
-        <w:rPr>
-          <w:b/>
-          <w:bCs/>
-        </w:rPr>
-        <w:t xml:space="preserve">desbalance de clases</w:t>
-      </w:r>
-      <w:r>
-        <w:t xml:space="preserve">.</w:t>
+        <w:t xml:space="preserve">Train:</w:t>
+      </w:r>
+      <w:r>
+        <w:t xml:space="preserve"> </w:t>
+      </w:r>
+      <w:r>
+        <w:t xml:space="preserve">5 232 imágenes (1 349 NORMAL + 3 883 PNEUMONIA)</w:t>
+      </w:r>
+      <w:r>
+        <w:br/>
       </w:r>
     </w:p>
     <w:p>
@@ -381,23 +628,75 @@
         </w:numPr>
       </w:pPr>
       <w:r>
-        <w:t xml:space="preserve">Aplicar</w:t>
-      </w:r>
-      <w:r>
-        <w:t xml:space="preserve"> </w:t>
-      </w:r>
-      <w:r>
         <w:rPr>
           <w:b/>
           <w:bCs/>
         </w:rPr>
-        <w:t xml:space="preserve">preprocesamiento</w:t>
-      </w:r>
-      <w:r>
-        <w:t xml:space="preserve"> </w:t>
-      </w:r>
-      <w:r>
-        <w:t xml:space="preserve">(redimensionamiento a 128×128, escala de grises, normalización y aumentación controlada).</w:t>
+        <w:t xml:space="preserve">Test:</w:t>
+      </w:r>
+      <w:r>
+        <w:t xml:space="preserve"> </w:t>
+      </w:r>
+      <w:r>
+        <w:t xml:space="preserve">624 imágenes (234 NORMAL + 390 PNEUMONIA)</w:t>
+      </w:r>
+    </w:p>
+    <w:p>
+      <w:pPr>
+        <w:pStyle w:val="FirstParagraph"/>
+      </w:pPr>
+      <w:r>
+        <w:t xml:space="preserve">Las imágenes provienen de pacientes</w:t>
+      </w:r>
+      <w:r>
+        <w:t xml:space="preserve"> </w:t>
+      </w:r>
+      <w:r>
+        <w:rPr>
+          <w:b/>
+          <w:bCs/>
+        </w:rPr>
+        <w:t xml:space="preserve">pediátricos</w:t>
+      </w:r>
+      <w:r>
+        <w:t xml:space="preserve"> </w:t>
+      </w:r>
+      <w:r>
+        <w:t xml:space="preserve">(de 1 a 5 años, según la documentación del conjunto original). No incluyen metadatos clínicos adicionales en las carpetas (edad, sexo, tipo de neumonía, etc.): el aprendizaje se limita a la</w:t>
+      </w:r>
+      <w:r>
+        <w:t xml:space="preserve"> </w:t>
+      </w:r>
+      <w:r>
+        <w:rPr>
+          <w:b/>
+          <w:bCs/>
+        </w:rPr>
+        <w:t xml:space="preserve">señal visual</w:t>
+      </w:r>
+      <w:r>
+        <w:t xml:space="preserve"> </w:t>
+      </w:r>
+      <w:r>
+        <w:t xml:space="preserve">de la radiografía y la etiqueta binaria.</w:t>
+      </w:r>
+    </w:p>
+    <w:bookmarkEnd w:id="12"/>
+    <w:bookmarkStart w:id="13" w:name="por-qué-se-eligió-este-dataset"/>
+    <w:p>
+      <w:pPr>
+        <w:pStyle w:val="Heading3"/>
+      </w:pPr>
+      <w:r>
+        <w:t xml:space="preserve">1.4 ¿Por qué se eligió este dataset?</w:t>
+      </w:r>
+    </w:p>
+    <w:p>
+      <w:pPr>
+        <w:pStyle w:val="FirstParagraph"/>
+      </w:pPr>
+      <w:r>
+        <w:t xml:space="preserve">Se seleccionó este conjunto de Kaggle por varias razones alineadas con los objetivos académicos del curso y con la viabilidad del proyecto:</w:t>
       </w:r>
     </w:p>
     <w:p>
@@ -405,66 +704,21 @@
         <w:pStyle w:val="Compact"/>
         <w:numPr>
           <w:ilvl w:val="0"/>
-          <w:numId w:val="1001"/>
+          <w:numId w:val="1002"/>
         </w:numPr>
       </w:pPr>
-      <w:r>
-        <w:t xml:space="preserve">Construir una CNN con capas</w:t>
-      </w:r>
-      <w:r>
-        <w:t xml:space="preserve"> </w:t>
-      </w:r>
       <w:r>
         <w:rPr>
           <w:b/>
           <w:bCs/>
         </w:rPr>
-        <w:t xml:space="preserve">convolucionales</w:t>
-      </w:r>
-      <w:r>
-        <w:t xml:space="preserve">,</w:t>
-      </w:r>
-      <w:r>
-        <w:t xml:space="preserve"> </w:t>
-      </w:r>
-      <w:r>
-        <w:rPr>
-          <w:b/>
-          <w:bCs/>
-        </w:rPr>
-        <w:t xml:space="preserve">pooling</w:t>
-      </w:r>
-      <w:r>
-        <w:t xml:space="preserve"> </w:t>
-      </w:r>
-      <w:r>
-        <w:t xml:space="preserve">y</w:t>
-      </w:r>
-      <w:r>
-        <w:t xml:space="preserve"> </w:t>
-      </w:r>
-      <w:r>
-        <w:rPr>
-          <w:b/>
-          <w:bCs/>
-        </w:rPr>
-        <w:t xml:space="preserve">densas</w:t>
-      </w:r>
-      <w:r>
-        <w:t xml:space="preserve">, incluyendo</w:t>
-      </w:r>
-      <w:r>
-        <w:t xml:space="preserve"> </w:t>
-      </w:r>
-      <w:r>
-        <w:rPr>
-          <w:b/>
-          <w:bCs/>
-        </w:rPr>
-        <w:t xml:space="preserve">dropout</w:t>
-      </w:r>
-      <w:r>
-        <w:t xml:space="preserve">.</w:t>
+        <w:t xml:space="preserve">Relevancia temática:</w:t>
+      </w:r>
+      <w:r>
+        <w:t xml:space="preserve"> </w:t>
+      </w:r>
+      <w:r>
+        <w:t xml:space="preserve">conecta visión por computador con un problema de salud concreto y fácil de comunicar (detección de neumonía vs. caso normal).</w:t>
       </w:r>
     </w:p>
     <w:p>
@@ -472,70 +726,21 @@
         <w:pStyle w:val="Compact"/>
         <w:numPr>
           <w:ilvl w:val="0"/>
-          <w:numId w:val="1001"/>
+          <w:numId w:val="1002"/>
         </w:numPr>
       </w:pPr>
-      <w:r>
-        <w:t xml:space="preserve">Dividir datos en</w:t>
-      </w:r>
-      <w:r>
-        <w:t xml:space="preserve"> </w:t>
-      </w:r>
       <w:r>
         <w:rPr>
           <w:b/>
           <w:bCs/>
         </w:rPr>
-        <w:t xml:space="preserve">entrenamiento</w:t>
-      </w:r>
-      <w:r>
-        <w:t xml:space="preserve"> </w:t>
-      </w:r>
-      <w:r>
-        <w:t xml:space="preserve">y</w:t>
-      </w:r>
-      <w:r>
-        <w:t xml:space="preserve"> </w:t>
-      </w:r>
-      <w:r>
-        <w:rPr>
-          <w:b/>
-          <w:bCs/>
-        </w:rPr>
-        <w:t xml:space="preserve">validación</w:t>
-      </w:r>
-      <w:r>
-        <w:t xml:space="preserve"> </w:t>
-      </w:r>
-      <w:r>
-        <w:t xml:space="preserve">(desde</w:t>
-      </w:r>
-      <w:r>
-        <w:t xml:space="preserve"> </w:t>
-      </w:r>
-      <w:r>
-        <w:rPr>
-          <w:rStyle w:val="VerbatimChar"/>
-        </w:rPr>
-        <w:t xml:space="preserve">train/</w:t>
-      </w:r>
-      <w:r>
-        <w:t xml:space="preserve">), reservando</w:t>
-      </w:r>
-      <w:r>
-        <w:t xml:space="preserve"> </w:t>
-      </w:r>
-      <w:r>
-        <w:rPr>
-          <w:rStyle w:val="VerbatimChar"/>
-        </w:rPr>
-        <w:t xml:space="preserve">test/</w:t>
-      </w:r>
-      <w:r>
-        <w:t xml:space="preserve"> </w:t>
-      </w:r>
-      <w:r>
-        <w:t xml:space="preserve">para evaluación final.</w:t>
+        <w:t xml:space="preserve">Formato adecuado para CNN:</w:t>
+      </w:r>
+      <w:r>
+        <w:t xml:space="preserve"> </w:t>
+      </w:r>
+      <w:r>
+        <w:t xml:space="preserve">imágenes 2D homogéneas (rayos X), ideal para practicar capas convolucionales, pooling y capas densas sin depender de transfer learning obligatorio.</w:t>
       </w:r>
     </w:p>
     <w:p>
@@ -543,56 +748,21 @@
         <w:pStyle w:val="Compact"/>
         <w:numPr>
           <w:ilvl w:val="0"/>
-          <w:numId w:val="1001"/>
+          <w:numId w:val="1002"/>
         </w:numPr>
       </w:pPr>
-      <w:r>
-        <w:t xml:space="preserve">Monitorear</w:t>
-      </w:r>
-      <w:r>
-        <w:t xml:space="preserve"> </w:t>
-      </w:r>
       <w:r>
         <w:rPr>
           <w:b/>
           <w:bCs/>
         </w:rPr>
-        <w:t xml:space="preserve">pérdida</w:t>
-      </w:r>
-      <w:r>
-        <w:t xml:space="preserve"> </w:t>
-      </w:r>
-      <w:r>
-        <w:t xml:space="preserve">y</w:t>
-      </w:r>
-      <w:r>
-        <w:t xml:space="preserve"> </w:t>
-      </w:r>
-      <w:r>
-        <w:rPr>
-          <w:b/>
-          <w:bCs/>
-        </w:rPr>
-        <w:t xml:space="preserve">métricas</w:t>
-      </w:r>
-      <w:r>
-        <w:t xml:space="preserve"> </w:t>
-      </w:r>
-      <w:r>
-        <w:t xml:space="preserve">durante el entrenamiento; aplicar</w:t>
-      </w:r>
-      <w:r>
-        <w:t xml:space="preserve"> </w:t>
-      </w:r>
-      <w:r>
-        <w:rPr>
-          <w:b/>
-          <w:bCs/>
-        </w:rPr>
-        <w:t xml:space="preserve">early stopping</w:t>
-      </w:r>
-      <w:r>
-        <w:t xml:space="preserve">.</w:t>
+        <w:t xml:space="preserve">Tamaño manejable:</w:t>
+      </w:r>
+      <w:r>
+        <w:t xml:space="preserve"> </w:t>
+      </w:r>
+      <w:r>
+        <w:t xml:space="preserve">miles de imágenes permiten entrenar en CPU (como en nuestra ejecución) manteniendo un pipeline completo: EDA, entrenamiento, validación y test.</w:t>
       </w:r>
     </w:p>
     <w:p>
@@ -600,27 +770,48 @@
         <w:pStyle w:val="Compact"/>
         <w:numPr>
           <w:ilvl w:val="0"/>
-          <w:numId w:val="1001"/>
+          <w:numId w:val="1002"/>
         </w:numPr>
       </w:pPr>
-      <w:r>
-        <w:t xml:space="preserve">Optimizar hiperparámetros mediante</w:t>
-      </w:r>
-      <w:r>
-        <w:t xml:space="preserve"> </w:t>
-      </w:r>
       <w:r>
         <w:rPr>
           <w:b/>
           <w:bCs/>
         </w:rPr>
-        <w:t xml:space="preserve">random search</w:t>
-      </w:r>
-      <w:r>
-        <w:t xml:space="preserve"> </w:t>
-      </w:r>
-      <w:r>
-        <w:t xml:space="preserve">y reflexionar sobre su impacto.</w:t>
+        <w:t xml:space="preserve">Estructura estándar:</w:t>
+      </w:r>
+      <w:r>
+        <w:t xml:space="preserve"> </w:t>
+      </w:r>
+      <w:r>
+        <w:t xml:space="preserve">la organización por carpetas (</w:t>
+      </w:r>
+      <w:r>
+        <w:rPr>
+          <w:rStyle w:val="VerbatimChar"/>
+        </w:rPr>
+        <w:t xml:space="preserve">train</w:t>
+      </w:r>
+      <w:r>
+        <w:t xml:space="preserve"> </w:t>
+      </w:r>
+      <w:r>
+        <w:t xml:space="preserve">/</w:t>
+      </w:r>
+      <w:r>
+        <w:t xml:space="preserve"> </w:t>
+      </w:r>
+      <w:r>
+        <w:rPr>
+          <w:rStyle w:val="VerbatimChar"/>
+        </w:rPr>
+        <w:t xml:space="preserve">test</w:t>
+      </w:r>
+      <w:r>
+        <w:t xml:space="preserve"> </w:t>
+      </w:r>
+      <w:r>
+        <w:t xml:space="preserve">y nombre de clase) encaja directamente con PyTorch y con las prácticas habituales en competiciones y tutoriales de Kaggle.</w:t>
       </w:r>
     </w:p>
     <w:p>
@@ -628,24 +819,21 @@
         <w:pStyle w:val="Compact"/>
         <w:numPr>
           <w:ilvl w:val="0"/>
-          <w:numId w:val="1001"/>
+          <w:numId w:val="1002"/>
         </w:numPr>
       </w:pPr>
-      <w:r>
-        <w:t xml:space="preserve">Reportar</w:t>
-      </w:r>
-      <w:r>
-        <w:t xml:space="preserve"> </w:t>
-      </w:r>
       <w:r>
         <w:rPr>
           <w:b/>
           <w:bCs/>
         </w:rPr>
-        <w:t xml:space="preserve">accuracy</w:t>
-      </w:r>
-      <w:r>
-        <w:t xml:space="preserve">,</w:t>
+        <w:t xml:space="preserve">Desafío realista:</w:t>
+      </w:r>
+      <w:r>
+        <w:t xml:space="preserve"> </w:t>
+      </w:r>
+      <w:r>
+        <w:t xml:space="preserve">el</w:t>
       </w:r>
       <w:r>
         <w:t xml:space="preserve"> </w:t>
@@ -655,55 +843,228 @@
           <w:b/>
           <w:bCs/>
         </w:rPr>
-        <w:t xml:space="preserve">precision</w:t>
-      </w:r>
-      <w:r>
-        <w:t xml:space="preserve">,</w:t>
-      </w:r>
-      <w:r>
-        <w:t xml:space="preserve"> </w:t>
-      </w:r>
+        <w:t xml:space="preserve">desbalance entre clases</w:t>
+      </w:r>
+      <w:r>
+        <w:t xml:space="preserve"> </w:t>
+      </w:r>
+      <w:r>
+        <w:t xml:space="preserve">(más casos de PNEUMONIA que de NORMAL en train) obliga a ir más allá de la accuracy y a usar pesos en la pérdida, F1, recall por clase y matriz de confusión — competencias explícitas de la práctica.</w:t>
+      </w:r>
+    </w:p>
+    <w:p>
+      <w:pPr>
+        <w:pStyle w:val="Compact"/>
+        <w:numPr>
+          <w:ilvl w:val="0"/>
+          <w:numId w:val="1002"/>
+        </w:numPr>
+      </w:pPr>
       <w:r>
         <w:rPr>
           <w:b/>
           <w:bCs/>
         </w:rPr>
-        <w:t xml:space="preserve">recall</w:t>
-      </w:r>
-      <w:r>
-        <w:t xml:space="preserve">,</w:t>
-      </w:r>
-      <w:r>
-        <w:t xml:space="preserve"> </w:t>
-      </w:r>
+        <w:t xml:space="preserve">Reproducibilidad:</w:t>
+      </w:r>
+      <w:r>
+        <w:t xml:space="preserve"> </w:t>
+      </w:r>
+      <w:r>
+        <w:t xml:space="preserve">al ser un benchmark muy citado en Kaggle y en bibliografía educativa, facilita comparar resultados y contrastar el propio informe con trabajos de referencia.</w:t>
+      </w:r>
+    </w:p>
+    <w:bookmarkEnd w:id="13"/>
+    <w:bookmarkStart w:id="14" w:name="objetivos-del-trabajo-visión-general"/>
+    <w:p>
+      <w:pPr>
+        <w:pStyle w:val="Heading3"/>
+      </w:pPr>
+      <w:r>
+        <w:t xml:space="preserve">1.5 Objetivos del trabajo (visión general)</w:t>
+      </w:r>
+    </w:p>
+    <w:p>
+      <w:pPr>
+        <w:pStyle w:val="FirstParagraph"/>
+      </w:pPr>
+      <w:r>
+        <w:t xml:space="preserve">Desde la introducción, el propósito del proyecto puede resumirse así:</w:t>
+      </w:r>
+    </w:p>
+    <w:p>
+      <w:pPr>
+        <w:pStyle w:val="Compact"/>
+        <w:numPr>
+          <w:ilvl w:val="0"/>
+          <w:numId w:val="1003"/>
+        </w:numPr>
+      </w:pPr>
       <w:r>
         <w:rPr>
           <w:b/>
           <w:bCs/>
         </w:rPr>
-        <w:t xml:space="preserve">F1-score</w:t>
-      </w:r>
-      <w:r>
-        <w:t xml:space="preserve"> </w:t>
-      </w:r>
-      <w:r>
-        <w:t xml:space="preserve">y</w:t>
-      </w:r>
-      <w:r>
-        <w:t xml:space="preserve"> </w:t>
-      </w:r>
+        <w:t xml:space="preserve">Aprender y demostrar</w:t>
+      </w:r>
+      <w:r>
+        <w:t xml:space="preserve"> </w:t>
+      </w:r>
+      <w:r>
+        <w:t xml:space="preserve">un flujo completo de clasificación de imágenes médicas con CNN en PyTorch.</w:t>
+      </w:r>
+      <w:r>
+        <w:br/>
+      </w:r>
+    </w:p>
+    <w:p>
+      <w:pPr>
+        <w:pStyle w:val="Compact"/>
+        <w:numPr>
+          <w:ilvl w:val="0"/>
+          <w:numId w:val="1003"/>
+        </w:numPr>
+      </w:pPr>
       <w:r>
         <w:rPr>
           <w:b/>
           <w:bCs/>
         </w:rPr>
-        <w:t xml:space="preserve">matriz de confusión</w:t>
-      </w:r>
-      <w:r>
-        <w:t xml:space="preserve"> </w:t>
-      </w:r>
-      <w:r>
-        <w:t xml:space="preserve">en test, con interpretación clínica básica.</w:t>
+        <w:t xml:space="preserve">Explorar y documentar</w:t>
+      </w:r>
+      <w:r>
+        <w:t xml:space="preserve"> </w:t>
+      </w:r>
+      <w:r>
+        <w:t xml:space="preserve">el dataset de Kaggle (distribución de clases, visualización, preprocesamiento).</w:t>
+      </w:r>
+      <w:r>
+        <w:br/>
+      </w:r>
+    </w:p>
+    <w:p>
+      <w:pPr>
+        <w:pStyle w:val="Compact"/>
+        <w:numPr>
+          <w:ilvl w:val="0"/>
+          <w:numId w:val="1003"/>
+        </w:numPr>
+      </w:pPr>
+      <w:r>
+        <w:rPr>
+          <w:b/>
+          <w:bCs/>
+        </w:rPr>
+        <w:t xml:space="preserve">Construir y entrenar</w:t>
+      </w:r>
+      <w:r>
+        <w:t xml:space="preserve"> </w:t>
+      </w:r>
+      <w:r>
+        <w:t xml:space="preserve">un modelo propio con regularización y búsqueda de hiperparámetros.</w:t>
+      </w:r>
+      <w:r>
+        <w:br/>
+      </w:r>
+    </w:p>
+    <w:p>
+      <w:pPr>
+        <w:pStyle w:val="Compact"/>
+        <w:numPr>
+          <w:ilvl w:val="0"/>
+          <w:numId w:val="1003"/>
+        </w:numPr>
+      </w:pPr>
+      <w:r>
+        <w:rPr>
+          <w:b/>
+          <w:bCs/>
+        </w:rPr>
+        <w:t xml:space="preserve">Evaluar con rigor</w:t>
+      </w:r>
+      <w:r>
+        <w:t xml:space="preserve"> </w:t>
+      </w:r>
+      <w:r>
+        <w:t xml:space="preserve">en un conjunto de test reservado, interpretando métricas y limitaciones (sin pretender un producto clínico).</w:t>
+      </w:r>
+    </w:p>
+    <w:p>
+      <w:pPr>
+        <w:pStyle w:val="FirstParagraph"/>
+      </w:pPr>
+      <w:r>
+        <w:t xml:space="preserve">El problema formal es de</w:t>
+      </w:r>
+      <w:r>
+        <w:t xml:space="preserve"> </w:t>
+      </w:r>
+      <w:r>
+        <w:rPr>
+          <w:b/>
+          <w:bCs/>
+        </w:rPr>
+        <w:t xml:space="preserve">clasificación supervisada binaria</w:t>
+      </w:r>
+      <w:r>
+        <w:t xml:space="preserve">: dada una radiografía, predecir</w:t>
+      </w:r>
+      <w:r>
+        <w:t xml:space="preserve"> </w:t>
+      </w:r>
+      <w:r>
+        <w:rPr>
+          <w:b/>
+          <w:bCs/>
+        </w:rPr>
+        <w:t xml:space="preserve">NORMAL</w:t>
+      </w:r>
+      <w:r>
+        <w:t xml:space="preserve"> </w:t>
+      </w:r>
+      <w:r>
+        <w:t xml:space="preserve">o</w:t>
+      </w:r>
+      <w:r>
+        <w:t xml:space="preserve"> </w:t>
+      </w:r>
+      <w:r>
+        <w:rPr>
+          <w:b/>
+          <w:bCs/>
+        </w:rPr>
+        <w:t xml:space="preserve">PNEUMONIA</w:t>
+      </w:r>
+      <w:r>
+        <w:t xml:space="preserve">. La implementación vive en</w:t>
+      </w:r>
+      <w:r>
+        <w:t xml:space="preserve"> </w:t>
+      </w:r>
+      <w:r>
+        <w:rPr>
+          <w:rStyle w:val="VerbatimChar"/>
+        </w:rPr>
+        <w:t xml:space="preserve">chest_xray_cnn.ipynb</w:t>
+      </w:r>
+      <w:r>
+        <w:t xml:space="preserve">; este informe describe las decisiones tomadas y</w:t>
+      </w:r>
+      <w:r>
+        <w:t xml:space="preserve"> </w:t>
+      </w:r>
+      <w:r>
+        <w:rPr>
+          <w:b/>
+          <w:bCs/>
+        </w:rPr>
+        <w:t xml:space="preserve">interpreta</w:t>
+      </w:r>
+      <w:r>
+        <w:t xml:space="preserve"> </w:t>
+      </w:r>
+      <w:r>
+        <w:t xml:space="preserve">los resultados obtenidos, incluida la diferencia entre el buen rendimiento en validación y el comportamiento más modesto en test.</w:t>
       </w:r>
     </w:p>
     <w:p>
@@ -713,147 +1074,67 @@
         </w:pict>
       </w:r>
     </w:p>
-    <w:bookmarkEnd w:id="11"/>
-    <w:bookmarkEnd w:id="12"/>
-    <w:bookmarkStart w:id="28" w:name="descripción-del-dataset"/>
+    <w:bookmarkEnd w:id="14"/>
+    <w:bookmarkEnd w:id="15"/>
+    <w:bookmarkStart w:id="18" w:name="objetivo-del-proyecto"/>
     <w:p>
       <w:pPr>
         <w:pStyle w:val="Heading2"/>
       </w:pPr>
       <w:r>
-        <w:t xml:space="preserve">3. Descripción del dataset</w:t>
-      </w:r>
-    </w:p>
-    <w:p>
-      <w:pPr>
-        <w:pStyle w:val="BlockText"/>
-      </w:pPr>
+        <w:t xml:space="preserve">2. Objetivo del proyecto</w:t>
+      </w:r>
+    </w:p>
+    <w:bookmarkStart w:id="16" w:name="objetivo-general"/>
+    <w:p>
+      <w:pPr>
+        <w:pStyle w:val="Heading3"/>
+      </w:pPr>
+      <w:r>
+        <w:t xml:space="preserve">2.1 Objetivo general</w:t>
+      </w:r>
+    </w:p>
+    <w:p>
+      <w:pPr>
+        <w:pStyle w:val="FirstParagraph"/>
+      </w:pPr>
+      <w:r>
+        <w:t xml:space="preserve">Diseñar, implementar, entrenar y evaluar un modelo CNN capaz de clasificar radiografías de tórax en las categorías NORMAL y PNEUMONIA, documentando el proceso completo y optimizando hiperparámetros mediante</w:t>
+      </w:r>
+      <w:r>
+        <w:t xml:space="preserve"> </w:t>
+      </w:r>
       <w:r>
         <w:rPr>
           <w:b/>
           <w:bCs/>
         </w:rPr>
-        <w:t xml:space="preserve">Referencia:</w:t>
-      </w:r>
-      <w:r>
-        <w:t xml:space="preserve"> </w:t>
-      </w:r>
-      <w:r>
-        <w:rPr>
-          <w:rStyle w:val="VerbatimChar"/>
-        </w:rPr>
-        <w:t xml:space="preserve">chest_xray_cnn.ipynb</w:t>
-      </w:r>
-      <w:r>
-        <w:t xml:space="preserve"> </w:t>
-      </w:r>
-      <w:r>
-        <w:t xml:space="preserve">— §2 Configuración y §3 Análisis exploratorio (EDA).</w:t>
-      </w:r>
-    </w:p>
-    <w:bookmarkStart w:id="13" w:name="origen-y-estructura"/>
+        <w:t xml:space="preserve">random search</w:t>
+      </w:r>
+      <w:r>
+        <w:t xml:space="preserve">.</w:t>
+      </w:r>
+    </w:p>
+    <w:bookmarkEnd w:id="16"/>
+    <w:bookmarkStart w:id="17" w:name="objetivos-específicos"/>
     <w:p>
       <w:pPr>
         <w:pStyle w:val="Heading3"/>
       </w:pPr>
       <w:r>
-        <w:t xml:space="preserve">3.1 Origen y estructura</w:t>
-      </w:r>
-    </w:p>
-    <w:p>
-      <w:pPr>
-        <w:pStyle w:val="FirstParagraph"/>
-      </w:pPr>
-      <w:r>
-        <w:t xml:space="preserve">El dataset está organizado en carpetas por clase (formato</w:t>
-      </w:r>
-      <w:r>
-        <w:t xml:space="preserve"> </w:t>
-      </w:r>
-      <w:r>
-        <w:rPr>
-          <w:rStyle w:val="VerbatimChar"/>
-        </w:rPr>
-        <w:t xml:space="preserve">ImageFolder</w:t>
-      </w:r>
-      <w:r>
-        <w:t xml:space="preserve"> </w:t>
-      </w:r>
-      <w:r>
-        <w:t xml:space="preserve">de torchvision):</w:t>
-      </w:r>
-    </w:p>
-    <w:p>
-      <w:pPr>
-        <w:pStyle w:val="SourceCode"/>
-      </w:pPr>
-      <w:r>
-        <w:rPr>
-          <w:rStyle w:val="VerbatimChar"/>
-        </w:rPr>
-        <w:t xml:space="preserve">chest_xray/</w:t>
-      </w:r>
-      <w:r>
-        <w:br/>
-      </w:r>
-      <w:r>
-        <w:rPr>
-          <w:rStyle w:val="VerbatimChar"/>
-        </w:rPr>
-        <w:t xml:space="preserve">├── train/</w:t>
-      </w:r>
-      <w:r>
-        <w:br/>
-      </w:r>
-      <w:r>
-        <w:rPr>
-          <w:rStyle w:val="VerbatimChar"/>
-        </w:rPr>
-        <w:t xml:space="preserve">│   ├── NORMAL/</w:t>
-      </w:r>
-      <w:r>
-        <w:br/>
-      </w:r>
-      <w:r>
-        <w:rPr>
-          <w:rStyle w:val="VerbatimChar"/>
-        </w:rPr>
-        <w:t xml:space="preserve">│   └── PNEUMONIA/</w:t>
-      </w:r>
-      <w:r>
-        <w:br/>
-      </w:r>
-      <w:r>
-        <w:rPr>
-          <w:rStyle w:val="VerbatimChar"/>
-        </w:rPr>
-        <w:t xml:space="preserve">└── test/</w:t>
-      </w:r>
-      <w:r>
-        <w:br/>
-      </w:r>
-      <w:r>
-        <w:rPr>
-          <w:rStyle w:val="VerbatimChar"/>
-        </w:rPr>
-        <w:t xml:space="preserve">    ├── NORMAL/</w:t>
-      </w:r>
-      <w:r>
-        <w:br/>
-      </w:r>
-      <w:r>
-        <w:rPr>
-          <w:rStyle w:val="VerbatimChar"/>
-        </w:rPr>
-        <w:t xml:space="preserve">    └── PNEUMONIA/</w:t>
-      </w:r>
-    </w:p>
-    <w:p>
-      <w:pPr>
-        <w:pStyle w:val="FirstParagraph"/>
-      </w:pPr>
-      <w:r>
-        <w:t xml:space="preserve">Cada imagen es un archivo</w:t>
+        <w:t xml:space="preserve">2.2 Objetivos específicos</w:t>
+      </w:r>
+    </w:p>
+    <w:p>
+      <w:pPr>
+        <w:pStyle w:val="Compact"/>
+        <w:numPr>
+          <w:ilvl w:val="0"/>
+          <w:numId w:val="1004"/>
+        </w:numPr>
+      </w:pPr>
+      <w:r>
+        <w:t xml:space="preserve">Realizar</w:t>
       </w:r>
       <w:r>
         <w:t xml:space="preserve"> </w:t>
@@ -863,85 +1144,13 @@
           <w:b/>
           <w:bCs/>
         </w:rPr>
-        <w:t xml:space="preserve">JPEG</w:t>
-      </w:r>
-      <w:r>
-        <w:t xml:space="preserve"> </w:t>
-      </w:r>
-      <w:r>
-        <w:t xml:space="preserve">en escala de grises (radiografía de tórax).</w:t>
-      </w:r>
-    </w:p>
-    <w:bookmarkEnd w:id="13"/>
-    <w:bookmarkStart w:id="14" w:name="configuración-y-conteo-por-clase"/>
-    <w:p>
-      <w:pPr>
-        <w:pStyle w:val="Heading3"/>
-      </w:pPr>
-      <w:r>
-        <w:t xml:space="preserve">3.2 Configuración y conteo por clase</w:t>
-      </w:r>
-    </w:p>
-    <w:p>
-      <w:pPr>
-        <w:pStyle w:val="FirstParagraph"/>
-      </w:pPr>
-      <w:r>
-        <w:t xml:space="preserve">En el notebook se definen las rutas,</w:t>
-      </w:r>
-      <w:r>
-        <w:t xml:space="preserve"> </w:t>
-      </w:r>
-      <w:r>
-        <w:rPr>
-          <w:rStyle w:val="VerbatimChar"/>
-        </w:rPr>
-        <w:t xml:space="preserve">IMG_SIZE = 128</w:t>
-      </w:r>
-      <w:r>
-        <w:t xml:space="preserve">,</w:t>
-      </w:r>
-      <w:r>
-        <w:t xml:space="preserve"> </w:t>
-      </w:r>
-      <w:r>
-        <w:rPr>
-          <w:rStyle w:val="VerbatimChar"/>
-        </w:rPr>
-        <w:t xml:space="preserve">BATCH_SIZE = 32</w:t>
-      </w:r>
-      <w:r>
-        <w:t xml:space="preserve">,</w:t>
-      </w:r>
-      <w:r>
-        <w:t xml:space="preserve"> </w:t>
-      </w:r>
-      <w:r>
-        <w:rPr>
-          <w:rStyle w:val="VerbatimChar"/>
-        </w:rPr>
-        <w:t xml:space="preserve">VAL_RATIO = 0.2</w:t>
-      </w:r>
-      <w:r>
-        <w:t xml:space="preserve"> </w:t>
-      </w:r>
-      <w:r>
-        <w:t xml:space="preserve">y una función</w:t>
-      </w:r>
-      <w:r>
-        <w:t xml:space="preserve"> </w:t>
-      </w:r>
-      <w:r>
-        <w:rPr>
-          <w:rStyle w:val="VerbatimChar"/>
-        </w:rPr>
-        <w:t xml:space="preserve">list_images()</w:t>
-      </w:r>
-      <w:r>
-        <w:t xml:space="preserve"> </w:t>
-      </w:r>
-      <w:r>
-        <w:t xml:space="preserve">que</w:t>
+        <w:t xml:space="preserve">análisis exploratorio (EDA)</w:t>
+      </w:r>
+      <w:r>
+        <w:t xml:space="preserve"> </w:t>
+      </w:r>
+      <w:r>
+        <w:t xml:space="preserve">y cuantificar el</w:t>
       </w:r>
       <w:r>
         <w:t xml:space="preserve"> </w:t>
@@ -951,36 +1160,765 @@
           <w:b/>
           <w:bCs/>
         </w:rPr>
-        <w:t xml:space="preserve">excluye archivos no imagen</w:t>
-      </w:r>
-      <w:r>
-        <w:t xml:space="preserve"> </w:t>
-      </w:r>
-      <w:r>
-        <w:t xml:space="preserve">(por ejemplo</w:t>
-      </w:r>
-      <w:r>
-        <w:t xml:space="preserve"> </w:t>
-      </w:r>
-      <w:r>
-        <w:rPr>
-          <w:rStyle w:val="VerbatimChar"/>
-        </w:rPr>
-        <w:t xml:space="preserve">.DS_Store</w:t>
-      </w:r>
-      <w:r>
-        <w:t xml:space="preserve">).</w:t>
-      </w:r>
-    </w:p>
-    <w:p>
-      <w:pPr>
-        <w:pStyle w:val="BodyText"/>
-      </w:pPr>
+        <w:t xml:space="preserve">desbalance de clases</w:t>
+      </w:r>
+      <w:r>
+        <w:t xml:space="preserve">.</w:t>
+      </w:r>
+    </w:p>
+    <w:p>
+      <w:pPr>
+        <w:pStyle w:val="Compact"/>
+        <w:numPr>
+          <w:ilvl w:val="0"/>
+          <w:numId w:val="1004"/>
+        </w:numPr>
+      </w:pPr>
+      <w:r>
+        <w:t xml:space="preserve">Aplicar</w:t>
+      </w:r>
+      <w:r>
+        <w:t xml:space="preserve"> </w:t>
+      </w:r>
       <w:r>
         <w:rPr>
           <w:b/>
           <w:bCs/>
         </w:rPr>
+        <w:t xml:space="preserve">preprocesamiento</w:t>
+      </w:r>
+      <w:r>
+        <w:t xml:space="preserve"> </w:t>
+      </w:r>
+      <w:r>
+        <w:t xml:space="preserve">(redimensionamiento a 128×128, escala de grises, normalización y aumentación controlada).</w:t>
+      </w:r>
+    </w:p>
+    <w:p>
+      <w:pPr>
+        <w:pStyle w:val="Compact"/>
+        <w:numPr>
+          <w:ilvl w:val="0"/>
+          <w:numId w:val="1004"/>
+        </w:numPr>
+      </w:pPr>
+      <w:r>
+        <w:t xml:space="preserve">Construir una CNN con capas</w:t>
+      </w:r>
+      <w:r>
+        <w:t xml:space="preserve"> </w:t>
+      </w:r>
+      <w:r>
+        <w:rPr>
+          <w:b/>
+          <w:bCs/>
+        </w:rPr>
+        <w:t xml:space="preserve">convolucionales</w:t>
+      </w:r>
+      <w:r>
+        <w:t xml:space="preserve">,</w:t>
+      </w:r>
+      <w:r>
+        <w:t xml:space="preserve"> </w:t>
+      </w:r>
+      <w:r>
+        <w:rPr>
+          <w:b/>
+          <w:bCs/>
+        </w:rPr>
+        <w:t xml:space="preserve">pooling</w:t>
+      </w:r>
+      <w:r>
+        <w:t xml:space="preserve"> </w:t>
+      </w:r>
+      <w:r>
+        <w:t xml:space="preserve">y</w:t>
+      </w:r>
+      <w:r>
+        <w:t xml:space="preserve"> </w:t>
+      </w:r>
+      <w:r>
+        <w:rPr>
+          <w:b/>
+          <w:bCs/>
+        </w:rPr>
+        <w:t xml:space="preserve">densas</w:t>
+      </w:r>
+      <w:r>
+        <w:t xml:space="preserve">, incluyendo</w:t>
+      </w:r>
+      <w:r>
+        <w:t xml:space="preserve"> </w:t>
+      </w:r>
+      <w:r>
+        <w:rPr>
+          <w:b/>
+          <w:bCs/>
+        </w:rPr>
+        <w:t xml:space="preserve">dropout</w:t>
+      </w:r>
+      <w:r>
+        <w:t xml:space="preserve">.</w:t>
+      </w:r>
+    </w:p>
+    <w:p>
+      <w:pPr>
+        <w:pStyle w:val="Compact"/>
+        <w:numPr>
+          <w:ilvl w:val="0"/>
+          <w:numId w:val="1004"/>
+        </w:numPr>
+      </w:pPr>
+      <w:r>
+        <w:t xml:space="preserve">Dividir datos en</w:t>
+      </w:r>
+      <w:r>
+        <w:t xml:space="preserve"> </w:t>
+      </w:r>
+      <w:r>
+        <w:rPr>
+          <w:b/>
+          <w:bCs/>
+        </w:rPr>
+        <w:t xml:space="preserve">entrenamiento</w:t>
+      </w:r>
+      <w:r>
+        <w:t xml:space="preserve"> </w:t>
+      </w:r>
+      <w:r>
+        <w:t xml:space="preserve">y</w:t>
+      </w:r>
+      <w:r>
+        <w:t xml:space="preserve"> </w:t>
+      </w:r>
+      <w:r>
+        <w:rPr>
+          <w:b/>
+          <w:bCs/>
+        </w:rPr>
+        <w:t xml:space="preserve">validación</w:t>
+      </w:r>
+      <w:r>
+        <w:t xml:space="preserve"> </w:t>
+      </w:r>
+      <w:r>
+        <w:t xml:space="preserve">(desde</w:t>
+      </w:r>
+      <w:r>
+        <w:t xml:space="preserve"> </w:t>
+      </w:r>
+      <w:r>
+        <w:rPr>
+          <w:rStyle w:val="VerbatimChar"/>
+        </w:rPr>
+        <w:t xml:space="preserve">train/</w:t>
+      </w:r>
+      <w:r>
+        <w:t xml:space="preserve">), reservando</w:t>
+      </w:r>
+      <w:r>
+        <w:t xml:space="preserve"> </w:t>
+      </w:r>
+      <w:r>
+        <w:rPr>
+          <w:rStyle w:val="VerbatimChar"/>
+        </w:rPr>
+        <w:t xml:space="preserve">test/</w:t>
+      </w:r>
+      <w:r>
+        <w:t xml:space="preserve"> </w:t>
+      </w:r>
+      <w:r>
+        <w:t xml:space="preserve">para evaluación final.</w:t>
+      </w:r>
+    </w:p>
+    <w:p>
+      <w:pPr>
+        <w:pStyle w:val="Compact"/>
+        <w:numPr>
+          <w:ilvl w:val="0"/>
+          <w:numId w:val="1004"/>
+        </w:numPr>
+      </w:pPr>
+      <w:r>
+        <w:t xml:space="preserve">Monitorear</w:t>
+      </w:r>
+      <w:r>
+        <w:t xml:space="preserve"> </w:t>
+      </w:r>
+      <w:r>
+        <w:rPr>
+          <w:b/>
+          <w:bCs/>
+        </w:rPr>
+        <w:t xml:space="preserve">pérdida</w:t>
+      </w:r>
+      <w:r>
+        <w:t xml:space="preserve"> </w:t>
+      </w:r>
+      <w:r>
+        <w:t xml:space="preserve">y</w:t>
+      </w:r>
+      <w:r>
+        <w:t xml:space="preserve"> </w:t>
+      </w:r>
+      <w:r>
+        <w:rPr>
+          <w:b/>
+          <w:bCs/>
+        </w:rPr>
+        <w:t xml:space="preserve">métricas</w:t>
+      </w:r>
+      <w:r>
+        <w:t xml:space="preserve"> </w:t>
+      </w:r>
+      <w:r>
+        <w:t xml:space="preserve">durante el entrenamiento; aplicar</w:t>
+      </w:r>
+      <w:r>
+        <w:t xml:space="preserve"> </w:t>
+      </w:r>
+      <w:r>
+        <w:rPr>
+          <w:b/>
+          <w:bCs/>
+        </w:rPr>
+        <w:t xml:space="preserve">early stopping</w:t>
+      </w:r>
+      <w:r>
+        <w:t xml:space="preserve">.</w:t>
+      </w:r>
+    </w:p>
+    <w:p>
+      <w:pPr>
+        <w:pStyle w:val="Compact"/>
+        <w:numPr>
+          <w:ilvl w:val="0"/>
+          <w:numId w:val="1004"/>
+        </w:numPr>
+      </w:pPr>
+      <w:r>
+        <w:t xml:space="preserve">Optimizar hiperparámetros mediante</w:t>
+      </w:r>
+      <w:r>
+        <w:t xml:space="preserve"> </w:t>
+      </w:r>
+      <w:r>
+        <w:rPr>
+          <w:b/>
+          <w:bCs/>
+        </w:rPr>
+        <w:t xml:space="preserve">random search</w:t>
+      </w:r>
+      <w:r>
+        <w:t xml:space="preserve"> </w:t>
+      </w:r>
+      <w:r>
+        <w:t xml:space="preserve">y reflexionar sobre su impacto.</w:t>
+      </w:r>
+    </w:p>
+    <w:p>
+      <w:pPr>
+        <w:pStyle w:val="Compact"/>
+        <w:numPr>
+          <w:ilvl w:val="0"/>
+          <w:numId w:val="1004"/>
+        </w:numPr>
+      </w:pPr>
+      <w:r>
+        <w:t xml:space="preserve">Reportar</w:t>
+      </w:r>
+      <w:r>
+        <w:t xml:space="preserve"> </w:t>
+      </w:r>
+      <w:r>
+        <w:rPr>
+          <w:b/>
+          <w:bCs/>
+        </w:rPr>
+        <w:t xml:space="preserve">accuracy</w:t>
+      </w:r>
+      <w:r>
+        <w:t xml:space="preserve">,</w:t>
+      </w:r>
+      <w:r>
+        <w:t xml:space="preserve"> </w:t>
+      </w:r>
+      <w:r>
+        <w:rPr>
+          <w:b/>
+          <w:bCs/>
+        </w:rPr>
+        <w:t xml:space="preserve">precision</w:t>
+      </w:r>
+      <w:r>
+        <w:t xml:space="preserve">,</w:t>
+      </w:r>
+      <w:r>
+        <w:t xml:space="preserve"> </w:t>
+      </w:r>
+      <w:r>
+        <w:rPr>
+          <w:b/>
+          <w:bCs/>
+        </w:rPr>
+        <w:t xml:space="preserve">recall</w:t>
+      </w:r>
+      <w:r>
+        <w:t xml:space="preserve">,</w:t>
+      </w:r>
+      <w:r>
+        <w:t xml:space="preserve"> </w:t>
+      </w:r>
+      <w:r>
+        <w:rPr>
+          <w:b/>
+          <w:bCs/>
+        </w:rPr>
+        <w:t xml:space="preserve">F1-score</w:t>
+      </w:r>
+      <w:r>
+        <w:t xml:space="preserve"> </w:t>
+      </w:r>
+      <w:r>
+        <w:t xml:space="preserve">y</w:t>
+      </w:r>
+      <w:r>
+        <w:t xml:space="preserve"> </w:t>
+      </w:r>
+      <w:r>
+        <w:rPr>
+          <w:b/>
+          <w:bCs/>
+        </w:rPr>
+        <w:t xml:space="preserve">matriz de confusión</w:t>
+      </w:r>
+      <w:r>
+        <w:t xml:space="preserve"> </w:t>
+      </w:r>
+      <w:r>
+        <w:t xml:space="preserve">en test, con interpretación clínica básica.</w:t>
+      </w:r>
+    </w:p>
+    <w:p>
+      <w:r>
+        <w:pict>
+          <v:rect style="width:0;height:1.5pt" o:hralign="center" o:hrstd="t" o:hr="t"/>
+        </w:pict>
+      </w:r>
+    </w:p>
+    <w:bookmarkEnd w:id="17"/>
+    <w:bookmarkEnd w:id="18"/>
+    <w:bookmarkStart w:id="34" w:name="descripción-del-dataset"/>
+    <w:p>
+      <w:pPr>
+        <w:pStyle w:val="Heading2"/>
+      </w:pPr>
+      <w:r>
+        <w:t xml:space="preserve">3. Descripción del dataset</w:t>
+      </w:r>
+    </w:p>
+    <w:p>
+      <w:pPr>
+        <w:pStyle w:val="BlockText"/>
+      </w:pPr>
+      <w:r>
+        <w:rPr>
+          <w:b/>
+          <w:bCs/>
+        </w:rPr>
+        <w:t xml:space="preserve">Referencia:</w:t>
+      </w:r>
+      <w:r>
+        <w:t xml:space="preserve"> </w:t>
+      </w:r>
+      <w:r>
+        <w:rPr>
+          <w:rStyle w:val="VerbatimChar"/>
+        </w:rPr>
+        <w:t xml:space="preserve">chest_xray_cnn.ipynb</w:t>
+      </w:r>
+      <w:r>
+        <w:t xml:space="preserve"> </w:t>
+      </w:r>
+      <w:r>
+        <w:t xml:space="preserve">— §2 Configuración y §3 Análisis exploratorio (EDA).</w:t>
+      </w:r>
+    </w:p>
+    <w:bookmarkStart w:id="19" w:name="origen-kaggle-y-estructura-local"/>
+    <w:p>
+      <w:pPr>
+        <w:pStyle w:val="Heading3"/>
+      </w:pPr>
+      <w:r>
+        <w:t xml:space="preserve">3.1 Origen (Kaggle) y estructura local</w:t>
+      </w:r>
+    </w:p>
+    <w:p>
+      <w:pPr>
+        <w:pStyle w:val="FirstParagraph"/>
+      </w:pPr>
+      <w:r>
+        <w:t xml:space="preserve">Tras la descarga desde Kaggle, el proyecto utiliza la carpeta</w:t>
+      </w:r>
+      <w:r>
+        <w:t xml:space="preserve"> </w:t>
+      </w:r>
+      <w:r>
+        <w:rPr>
+          <w:rStyle w:val="VerbatimChar"/>
+        </w:rPr>
+        <w:t xml:space="preserve">chest_xray/</w:t>
+      </w:r>
+      <w:r>
+        <w:t xml:space="preserve"> </w:t>
+      </w:r>
+      <w:r>
+        <w:t xml:space="preserve">en la raíz del repositorio (ver</w:t>
+      </w:r>
+      <w:r>
+        <w:t xml:space="preserve"> </w:t>
+      </w:r>
+      <w:r>
+        <w:rPr>
+          <w:rStyle w:val="VerbatimChar"/>
+        </w:rPr>
+        <w:t xml:space="preserve">.gitignore</w:t>
+      </w:r>
+      <w:r>
+        <w:t xml:space="preserve">: el dataset no se sube a Git por su tamaño, ~1,2 GB). La estructura coincide con la del competición/conjunto público:</w:t>
+      </w:r>
+    </w:p>
+    <w:p>
+      <w:pPr>
+        <w:pStyle w:val="BodyText"/>
+      </w:pPr>
+      <w:r>
+        <w:t xml:space="preserve">El dataset está organizado en carpetas por clase (formato</w:t>
+      </w:r>
+      <w:r>
+        <w:t xml:space="preserve"> </w:t>
+      </w:r>
+      <w:r>
+        <w:rPr>
+          <w:rStyle w:val="VerbatimChar"/>
+        </w:rPr>
+        <w:t xml:space="preserve">ImageFolder</w:t>
+      </w:r>
+      <w:r>
+        <w:t xml:space="preserve"> </w:t>
+      </w:r>
+      <w:r>
+        <w:t xml:space="preserve">de torchvision):</w:t>
+      </w:r>
+    </w:p>
+    <w:p>
+      <w:pPr>
+        <w:pStyle w:val="SourceCode"/>
+      </w:pPr>
+      <w:r>
+        <w:rPr>
+          <w:rStyle w:val="VerbatimChar"/>
+        </w:rPr>
+        <w:t xml:space="preserve">chest_xray/</w:t>
+      </w:r>
+      <w:r>
+        <w:br/>
+      </w:r>
+      <w:r>
+        <w:rPr>
+          <w:rStyle w:val="VerbatimChar"/>
+        </w:rPr>
+        <w:t xml:space="preserve">├── train/</w:t>
+      </w:r>
+      <w:r>
+        <w:br/>
+      </w:r>
+      <w:r>
+        <w:rPr>
+          <w:rStyle w:val="VerbatimChar"/>
+        </w:rPr>
+        <w:t xml:space="preserve">│   ├── NORMAL/</w:t>
+      </w:r>
+      <w:r>
+        <w:br/>
+      </w:r>
+      <w:r>
+        <w:rPr>
+          <w:rStyle w:val="VerbatimChar"/>
+        </w:rPr>
+        <w:t xml:space="preserve">│   └── PNEUMONIA/</w:t>
+      </w:r>
+      <w:r>
+        <w:br/>
+      </w:r>
+      <w:r>
+        <w:rPr>
+          <w:rStyle w:val="VerbatimChar"/>
+        </w:rPr>
+        <w:t xml:space="preserve">└── test/</w:t>
+      </w:r>
+      <w:r>
+        <w:br/>
+      </w:r>
+      <w:r>
+        <w:rPr>
+          <w:rStyle w:val="VerbatimChar"/>
+        </w:rPr>
+        <w:t xml:space="preserve">    ├── NORMAL/</w:t>
+      </w:r>
+      <w:r>
+        <w:br/>
+      </w:r>
+      <w:r>
+        <w:rPr>
+          <w:rStyle w:val="VerbatimChar"/>
+        </w:rPr>
+        <w:t xml:space="preserve">    └── PNEUMONIA/</w:t>
+      </w:r>
+    </w:p>
+    <w:p>
+      <w:pPr>
+        <w:pStyle w:val="FirstParagraph"/>
+      </w:pPr>
+      <w:r>
+        <w:t xml:space="preserve">Cada imagen es un archivo</w:t>
+      </w:r>
+      <w:r>
+        <w:t xml:space="preserve"> </w:t>
+      </w:r>
+      <w:r>
+        <w:rPr>
+          <w:b/>
+          <w:bCs/>
+        </w:rPr>
+        <w:t xml:space="preserve">JPEG</w:t>
+      </w:r>
+      <w:r>
+        <w:t xml:space="preserve"> </w:t>
+      </w:r>
+      <w:r>
+        <w:t xml:space="preserve">en escala de grises (radiografía de tórax pediátrica).</w:t>
+      </w:r>
+    </w:p>
+    <w:p>
+      <w:pPr>
+        <w:pStyle w:val="BodyText"/>
+      </w:pPr>
+      <w:r>
+        <w:rPr>
+          <w:b/>
+          <w:bCs/>
+        </w:rPr>
+        <w:t xml:space="preserve">Nota metodológica:</w:t>
+      </w:r>
+      <w:r>
+        <w:t xml:space="preserve"> </w:t>
+      </w:r>
+      <w:r>
+        <w:t xml:space="preserve">Kaggle entrega ya una partición</w:t>
+      </w:r>
+      <w:r>
+        <w:t xml:space="preserve"> </w:t>
+      </w:r>
+      <w:r>
+        <w:rPr>
+          <w:b/>
+          <w:bCs/>
+        </w:rPr>
+        <w:t xml:space="preserve">train</w:t>
+      </w:r>
+      <w:r>
+        <w:t xml:space="preserve"> </w:t>
+      </w:r>
+      <w:r>
+        <w:t xml:space="preserve">y</w:t>
+      </w:r>
+      <w:r>
+        <w:t xml:space="preserve"> </w:t>
+      </w:r>
+      <w:r>
+        <w:rPr>
+          <w:b/>
+          <w:bCs/>
+        </w:rPr>
+        <w:t xml:space="preserve">test</w:t>
+      </w:r>
+      <w:r>
+        <w:t xml:space="preserve">. En el notebook, la carpeta</w:t>
+      </w:r>
+      <w:r>
+        <w:t xml:space="preserve"> </w:t>
+      </w:r>
+      <w:r>
+        <w:rPr>
+          <w:rStyle w:val="VerbatimChar"/>
+        </w:rPr>
+        <w:t xml:space="preserve">train/</w:t>
+      </w:r>
+      <w:r>
+        <w:t xml:space="preserve"> </w:t>
+      </w:r>
+      <w:r>
+        <w:t xml:space="preserve">se subdivide además en entrenamiento interno y</w:t>
+      </w:r>
+      <w:r>
+        <w:t xml:space="preserve"> </w:t>
+      </w:r>
+      <w:r>
+        <w:rPr>
+          <w:b/>
+          <w:bCs/>
+        </w:rPr>
+        <w:t xml:space="preserve">validación</w:t>
+      </w:r>
+      <w:r>
+        <w:t xml:space="preserve"> </w:t>
+      </w:r>
+      <w:r>
+        <w:t xml:space="preserve">(20 % estratificado); la carpeta</w:t>
+      </w:r>
+      <w:r>
+        <w:t xml:space="preserve"> </w:t>
+      </w:r>
+      <w:r>
+        <w:rPr>
+          <w:rStyle w:val="VerbatimChar"/>
+        </w:rPr>
+        <w:t xml:space="preserve">test/</w:t>
+      </w:r>
+      <w:r>
+        <w:t xml:space="preserve"> </w:t>
+      </w:r>
+      <w:r>
+        <w:t xml:space="preserve">de Kaggle se usa</w:t>
+      </w:r>
+      <w:r>
+        <w:t xml:space="preserve"> </w:t>
+      </w:r>
+      <w:r>
+        <w:rPr>
+          <w:b/>
+          <w:bCs/>
+        </w:rPr>
+        <w:t xml:space="preserve">únicamente</w:t>
+      </w:r>
+      <w:r>
+        <w:t xml:space="preserve"> </w:t>
+      </w:r>
+      <w:r>
+        <w:t xml:space="preserve">para la evaluación final, sin mezclarla con el entrenamiento ni con la búsqueda de hiperparámetros.</w:t>
+      </w:r>
+    </w:p>
+    <w:bookmarkEnd w:id="19"/>
+    <w:bookmarkStart w:id="20" w:name="configuración-y-conteo-por-clase"/>
+    <w:p>
+      <w:pPr>
+        <w:pStyle w:val="Heading3"/>
+      </w:pPr>
+      <w:r>
+        <w:t xml:space="preserve">3.2 Configuración y conteo por clase</w:t>
+      </w:r>
+    </w:p>
+    <w:p>
+      <w:pPr>
+        <w:pStyle w:val="FirstParagraph"/>
+      </w:pPr>
+      <w:r>
+        <w:t xml:space="preserve">En el notebook se definen las rutas,</w:t>
+      </w:r>
+      <w:r>
+        <w:t xml:space="preserve"> </w:t>
+      </w:r>
+      <w:r>
+        <w:rPr>
+          <w:rStyle w:val="VerbatimChar"/>
+        </w:rPr>
+        <w:t xml:space="preserve">IMG_SIZE = 128</w:t>
+      </w:r>
+      <w:r>
+        <w:t xml:space="preserve">,</w:t>
+      </w:r>
+      <w:r>
+        <w:t xml:space="preserve"> </w:t>
+      </w:r>
+      <w:r>
+        <w:rPr>
+          <w:rStyle w:val="VerbatimChar"/>
+        </w:rPr>
+        <w:t xml:space="preserve">BATCH_SIZE = 32</w:t>
+      </w:r>
+      <w:r>
+        <w:t xml:space="preserve">,</w:t>
+      </w:r>
+      <w:r>
+        <w:t xml:space="preserve"> </w:t>
+      </w:r>
+      <w:r>
+        <w:rPr>
+          <w:rStyle w:val="VerbatimChar"/>
+        </w:rPr>
+        <w:t xml:space="preserve">VAL_RATIO = 0.2</w:t>
+      </w:r>
+      <w:r>
+        <w:t xml:space="preserve"> </w:t>
+      </w:r>
+      <w:r>
+        <w:t xml:space="preserve">y una función</w:t>
+      </w:r>
+      <w:r>
+        <w:t xml:space="preserve"> </w:t>
+      </w:r>
+      <w:r>
+        <w:rPr>
+          <w:rStyle w:val="VerbatimChar"/>
+        </w:rPr>
+        <w:t xml:space="preserve">list_images()</w:t>
+      </w:r>
+      <w:r>
+        <w:t xml:space="preserve"> </w:t>
+      </w:r>
+      <w:r>
+        <w:t xml:space="preserve">que</w:t>
+      </w:r>
+      <w:r>
+        <w:t xml:space="preserve"> </w:t>
+      </w:r>
+      <w:r>
+        <w:rPr>
+          <w:b/>
+          <w:bCs/>
+        </w:rPr>
+        <w:t xml:space="preserve">excluye archivos no imagen</w:t>
+      </w:r>
+      <w:r>
+        <w:t xml:space="preserve"> </w:t>
+      </w:r>
+      <w:r>
+        <w:t xml:space="preserve">(por ejemplo</w:t>
+      </w:r>
+      <w:r>
+        <w:t xml:space="preserve"> </w:t>
+      </w:r>
+      <w:r>
+        <w:rPr>
+          <w:rStyle w:val="VerbatimChar"/>
+        </w:rPr>
+        <w:t xml:space="preserve">.DS_Store</w:t>
+      </w:r>
+      <w:r>
+        <w:t xml:space="preserve">).</w:t>
+      </w:r>
+    </w:p>
+    <w:p>
+      <w:pPr>
+        <w:pStyle w:val="BodyText"/>
+      </w:pPr>
+      <w:r>
+        <w:rPr>
+          <w:b/>
+          <w:bCs/>
+        </w:rPr>
         <w:t xml:space="preserve">Salida de consola (celda EDA — conteo):</w:t>
       </w:r>
     </w:p>
@@ -1004,8 +1942,8 @@
         <w:t xml:space="preserve">TEST:  {'NORMAL': 234, 'PNEUMONIA': 390} | Total: 624</w:t>
       </w:r>
     </w:p>
-    <w:bookmarkEnd w:id="14"/>
-    <w:bookmarkStart w:id="15" w:name="resultados-volumen-y-distribución"/>
+    <w:bookmarkEnd w:id="20"/>
+    <w:bookmarkStart w:id="21" w:name="resultados-volumen-y-distribución"/>
     <w:p>
       <w:pPr>
         <w:pStyle w:val="Heading3"/>
@@ -1316,8 +2254,8 @@
         </w:tc>
       </w:tr>
     </w:tbl>
-    <w:bookmarkEnd w:id="15"/>
-    <w:bookmarkStart w:id="19" w:name="visualización-del-desbalance"/>
+    <w:bookmarkEnd w:id="21"/>
+    <w:bookmarkStart w:id="25" w:name="visualización-del-desbalance"/>
     <w:p>
       <w:pPr>
         <w:pStyle w:val="Heading3"/>
@@ -1394,18 +2332,18 @@
           <wp:inline>
             <wp:extent cx="5486400" cy="2194560"/>
             <wp:effectExtent b="0" l="0" r="0" t="0"/>
-            <wp:docPr descr="Distribución de clases" title="" id="17" name="Picture"/>
+            <wp:docPr descr="Distribución de clases" title="" id="23" name="Picture"/>
             <a:graphic>
               <a:graphicData uri="http://schemas.openxmlformats.org/drawingml/2006/picture">
                 <pic:pic>
                   <pic:nvPicPr>
-                    <pic:cNvPr descr="outputs/eda_class_distribution.png" id="18" name="Picture"/>
+                    <pic:cNvPr descr="outputs/eda_class_distribution.png" id="24" name="Picture"/>
                     <pic:cNvPicPr>
                       <a:picLocks noChangeArrowheads="1" noChangeAspect="1"/>
                     </pic:cNvPicPr>
                   </pic:nvPicPr>
                   <pic:blipFill>
-                    <a:blip r:embed="rId16"/>
+                    <a:blip r:embed="rId22"/>
                     <a:stretch>
                       <a:fillRect/>
                     </a:stretch>
@@ -1440,8 +2378,8 @@
         <w:t xml:space="preserve">Distribución de clases</w:t>
       </w:r>
     </w:p>
-    <w:bookmarkEnd w:id="19"/>
-    <w:bookmarkStart w:id="20" w:name="implicaciones-para-el-modelado"/>
+    <w:bookmarkEnd w:id="25"/>
+    <w:bookmarkStart w:id="26" w:name="implicaciones-para-el-modelado"/>
     <w:p>
       <w:pPr>
         <w:pStyle w:val="Heading3"/>
@@ -1455,7 +2393,7 @@
         <w:pStyle w:val="Compact"/>
         <w:numPr>
           <w:ilvl w:val="0"/>
-          <w:numId w:val="1002"/>
+          <w:numId w:val="1005"/>
         </w:numPr>
       </w:pPr>
       <w:r>
@@ -1483,7 +2421,7 @@
         <w:pStyle w:val="Compact"/>
         <w:numPr>
           <w:ilvl w:val="0"/>
-          <w:numId w:val="1002"/>
+          <w:numId w:val="1005"/>
         </w:numPr>
       </w:pPr>
       <w:r>
@@ -1527,7 +2465,7 @@
         <w:pStyle w:val="Compact"/>
         <w:numPr>
           <w:ilvl w:val="0"/>
-          <w:numId w:val="1002"/>
+          <w:numId w:val="1005"/>
         </w:numPr>
       </w:pPr>
       <w:r>
@@ -1550,8 +2488,8 @@
         <w:t xml:space="preserve">no interviene en entrenamiento ni en la búsqueda de hiperparámetros.</w:t>
       </w:r>
     </w:p>
-    <w:bookmarkEnd w:id="20"/>
-    <w:bookmarkStart w:id="27" w:name="exploración-visual"/>
+    <w:bookmarkEnd w:id="26"/>
+    <w:bookmarkStart w:id="33" w:name="exploración-visual"/>
     <w:p>
       <w:pPr>
         <w:pStyle w:val="Heading3"/>
@@ -1620,18 +2558,18 @@
           <wp:inline>
             <wp:extent cx="5486400" cy="2743200"/>
             <wp:effectExtent b="0" l="0" r="0" t="0"/>
-            <wp:docPr descr="Ejemplos por clase" title="" id="22" name="Picture"/>
+            <wp:docPr descr="Ejemplos por clase" title="" id="28" name="Picture"/>
             <a:graphic>
               <a:graphicData uri="http://schemas.openxmlformats.org/drawingml/2006/picture">
                 <pic:pic>
                   <pic:nvPicPr>
-                    <pic:cNvPr descr="outputs/eda_sample_images.png" id="23" name="Picture"/>
+                    <pic:cNvPr descr="outputs/eda_sample_images.png" id="29" name="Picture"/>
                     <pic:cNvPicPr>
                       <a:picLocks noChangeArrowheads="1" noChangeAspect="1"/>
                     </pic:cNvPicPr>
                   </pic:nvPicPr>
                   <pic:blipFill>
-                    <a:blip r:embed="rId21"/>
+                    <a:blip r:embed="rId27"/>
                     <a:stretch>
                       <a:fillRect/>
                     </a:stretch>
@@ -1702,18 +2640,18 @@
           <wp:inline>
             <wp:extent cx="5486400" cy="3657600"/>
             <wp:effectExtent b="0" l="0" r="0" t="0"/>
-            <wp:docPr descr="Tamaños de imagen" title="" id="25" name="Picture"/>
+            <wp:docPr descr="Tamaños de imagen" title="" id="31" name="Picture"/>
             <a:graphic>
               <a:graphicData uri="http://schemas.openxmlformats.org/drawingml/2006/picture">
                 <pic:pic>
                   <pic:nvPicPr>
-                    <pic:cNvPr descr="outputs/eda_image_sizes.png" id="26" name="Picture"/>
+                    <pic:cNvPr descr="outputs/eda_image_sizes.png" id="32" name="Picture"/>
                     <pic:cNvPicPr>
                       <a:picLocks noChangeArrowheads="1" noChangeAspect="1"/>
                     </pic:cNvPicPr>
                   </pic:nvPicPr>
                   <pic:blipFill>
-                    <a:blip r:embed="rId24"/>
+                    <a:blip r:embed="rId30"/>
                     <a:stretch>
                       <a:fillRect/>
                     </a:stretch>
@@ -1755,9 +2693,9 @@
         </w:pict>
       </w:r>
     </w:p>
-    <w:bookmarkEnd w:id="27"/>
-    <w:bookmarkEnd w:id="28"/>
-    <w:bookmarkStart w:id="33" w:name="preprocesamiento-de-datos"/>
+    <w:bookmarkEnd w:id="33"/>
+    <w:bookmarkEnd w:id="34"/>
+    <w:bookmarkStart w:id="39" w:name="preprocesamiento-de-datos"/>
     <w:p>
       <w:pPr>
         <w:pStyle w:val="Heading2"/>
@@ -1793,7 +2731,7 @@
         <w:t xml:space="preserve">— §4 Preprocesamiento.</w:t>
       </w:r>
     </w:p>
-    <w:bookmarkStart w:id="29" w:name="justificación-general"/>
+    <w:bookmarkStart w:id="35" w:name="justificación-general"/>
     <w:p>
       <w:pPr>
         <w:pStyle w:val="Heading3"/>
@@ -1810,8 +2748,8 @@
         <w:t xml:space="preserve">Las CNN requieren tensores de tamaño uniforme y escalas comparables. El preprocesamiento reduce variabilidad irrelevante y estabiliza el entrenamiento.</w:t>
       </w:r>
     </w:p>
-    <w:bookmarkEnd w:id="29"/>
-    <w:bookmarkStart w:id="30" w:name="pipeline-implementado"/>
+    <w:bookmarkEnd w:id="35"/>
+    <w:bookmarkStart w:id="36" w:name="pipeline-implementado"/>
     <w:p>
       <w:pPr>
         <w:pStyle w:val="Heading3"/>
@@ -2070,7 +3008,7 @@
         <w:pStyle w:val="Compact"/>
         <w:numPr>
           <w:ilvl w:val="0"/>
-          <w:numId w:val="1003"/>
+          <w:numId w:val="1006"/>
         </w:numPr>
       </w:pPr>
       <w:r>
@@ -2092,7 +3030,7 @@
         <w:pStyle w:val="Compact"/>
         <w:numPr>
           <w:ilvl w:val="0"/>
-          <w:numId w:val="1003"/>
+          <w:numId w:val="1006"/>
         </w:numPr>
       </w:pPr>
       <w:r>
@@ -2126,8 +3064,8 @@
         <w:t xml:space="preserve">Mean/Std: [0.4823513627052307] [0.23516277968883514]</w:t>
       </w:r>
     </w:p>
-    <w:bookmarkEnd w:id="30"/>
-    <w:bookmarkStart w:id="31" w:name="código-representativo"/>
+    <w:bookmarkEnd w:id="36"/>
+    <w:bookmarkStart w:id="37" w:name="código-representativo"/>
     <w:p>
       <w:pPr>
         <w:pStyle w:val="Heading3"/>
@@ -2461,8 +3399,8 @@
         <w:t xml:space="preserve">(sin aumentación).</w:t>
       </w:r>
     </w:p>
-    <w:bookmarkEnd w:id="31"/>
-    <w:bookmarkStart w:id="32" w:name="entorno-de-ejecución"/>
+    <w:bookmarkEnd w:id="37"/>
+    <w:bookmarkStart w:id="38" w:name="entorno-de-ejecución"/>
     <w:p>
       <w:pPr>
         <w:pStyle w:val="Heading3"/>
@@ -2564,9 +3502,9 @@
         </w:pict>
       </w:r>
     </w:p>
-    <w:bookmarkEnd w:id="32"/>
-    <w:bookmarkEnd w:id="33"/>
-    <w:bookmarkStart w:id="37" w:name="diseño-e-implementación-del-modelo-cnn"/>
+    <w:bookmarkEnd w:id="38"/>
+    <w:bookmarkEnd w:id="39"/>
+    <w:bookmarkStart w:id="43" w:name="diseño-e-implementación-del-modelo-cnn"/>
     <w:p>
       <w:pPr>
         <w:pStyle w:val="Heading2"/>
@@ -2602,7 +3540,7 @@
         <w:t xml:space="preserve">— §5 División train/val, §6 Arquitectura CNN.</w:t>
       </w:r>
     </w:p>
-    <w:bookmarkStart w:id="34" w:name="enfoque-de-diseño"/>
+    <w:bookmarkStart w:id="40" w:name="enfoque-de-diseño"/>
     <w:p>
       <w:pPr>
         <w:pStyle w:val="Heading3"/>
@@ -2644,8 +3582,8 @@
         <w:t xml:space="preserve">) con bloques convolucionales, batch normalization, ReLU, max pooling y cabeza densa con dropout, sin transfer learning.</w:t>
       </w:r>
     </w:p>
-    <w:bookmarkEnd w:id="34"/>
-    <w:bookmarkStart w:id="35" w:name="partición-train-validación-test"/>
+    <w:bookmarkEnd w:id="40"/>
+    <w:bookmarkStart w:id="41" w:name="partición-train-validación-test"/>
     <w:p>
       <w:pPr>
         <w:pStyle w:val="Heading3"/>
@@ -2858,8 +3796,8 @@
         <w:t xml:space="preserve">Train: 4187 | Val: 1045 | Test: 624</w:t>
       </w:r>
     </w:p>
-    <w:bookmarkEnd w:id="35"/>
-    <w:bookmarkStart w:id="36" w:name="esquema-de-la-arquitectura"/>
+    <w:bookmarkEnd w:id="41"/>
+    <w:bookmarkStart w:id="42" w:name="esquema-de-la-arquitectura"/>
     <w:p>
       <w:pPr>
         <w:pStyle w:val="Heading3"/>
@@ -2991,9 +3929,9 @@
         </w:pict>
       </w:r>
     </w:p>
-    <w:bookmarkEnd w:id="36"/>
-    <w:bookmarkEnd w:id="37"/>
-    <w:bookmarkStart w:id="44" w:name="X3b5267eb0ad9ee9162863c9da5633d1348b0a13"/>
+    <w:bookmarkEnd w:id="42"/>
+    <w:bookmarkEnd w:id="43"/>
+    <w:bookmarkStart w:id="50" w:name="X3b5267eb0ad9ee9162863c9da5633d1348b0a13"/>
     <w:p>
       <w:pPr>
         <w:pStyle w:val="Heading2"/>
@@ -3002,7 +3940,7 @@
         <w:t xml:space="preserve">6. Explicación detallada de cada capa del modelo</w:t>
       </w:r>
     </w:p>
-    <w:bookmarkStart w:id="38" w:name="capa-convolucional-conv2d"/>
+    <w:bookmarkStart w:id="44" w:name="capa-convolucional-conv2d"/>
     <w:p>
       <w:pPr>
         <w:pStyle w:val="Heading3"/>
@@ -3058,8 +3996,8 @@
         <w:t xml:space="preserve">preserva dimensiones antes del pooling.</w:t>
       </w:r>
     </w:p>
-    <w:bookmarkEnd w:id="38"/>
-    <w:bookmarkStart w:id="39" w:name="batch-normalization-batchnorm2d"/>
+    <w:bookmarkEnd w:id="44"/>
+    <w:bookmarkStart w:id="45" w:name="batch-normalization-batchnorm2d"/>
     <w:p>
       <w:pPr>
         <w:pStyle w:val="Heading3"/>
@@ -3085,8 +4023,8 @@
         <w:t xml:space="preserve">Normaliza activaciones por canal y mini-batch; acelera convergencia y actúa como regularizador leve.</w:t>
       </w:r>
     </w:p>
-    <w:bookmarkEnd w:id="39"/>
-    <w:bookmarkStart w:id="40" w:name="relu"/>
+    <w:bookmarkEnd w:id="45"/>
+    <w:bookmarkStart w:id="46" w:name="relu"/>
     <w:p>
       <w:pPr>
         <w:pStyle w:val="Heading3"/>
@@ -3103,8 +4041,8 @@
         <w:t xml:space="preserve">Introduce no linealidad sin saturación en la región positiva.</w:t>
       </w:r>
     </w:p>
-    <w:bookmarkEnd w:id="40"/>
-    <w:bookmarkStart w:id="41" w:name="max-pooling-maxpool2d2"/>
+    <w:bookmarkEnd w:id="46"/>
+    <w:bookmarkStart w:id="47" w:name="max-pooling-maxpool2d2"/>
     <w:p>
       <w:pPr>
         <w:pStyle w:val="Heading3"/>
@@ -3143,8 +4081,8 @@
         <w:t xml:space="preserve">), aporta invariancia local y amplía el campo receptivo.</w:t>
       </w:r>
     </w:p>
-    <w:bookmarkEnd w:id="41"/>
-    <w:bookmarkStart w:id="42" w:name="capas-densas-y-dropout"/>
+    <w:bookmarkEnd w:id="47"/>
+    <w:bookmarkStart w:id="48" w:name="capas-densas-y-dropout"/>
     <w:p>
       <w:pPr>
         <w:pStyle w:val="Heading3"/>
@@ -3189,8 +4127,8 @@
         <w:t xml:space="preserve">(0,3–0,5) mitiga sobreajuste en la parte totalmente conectada.</w:t>
       </w:r>
     </w:p>
-    <w:bookmarkEnd w:id="42"/>
-    <w:bookmarkStart w:id="43" w:name="función-de-pérdida"/>
+    <w:bookmarkEnd w:id="48"/>
+    <w:bookmarkStart w:id="49" w:name="función-de-pérdida"/>
     <w:p>
       <w:pPr>
         <w:pStyle w:val="Heading3"/>
@@ -3334,9 +4272,9 @@
         </w:pict>
       </w:r>
     </w:p>
-    <w:bookmarkEnd w:id="43"/>
-    <w:bookmarkEnd w:id="44"/>
-    <w:bookmarkStart w:id="48" w:name="entrenamiento-del-modelo"/>
+    <w:bookmarkEnd w:id="49"/>
+    <w:bookmarkEnd w:id="50"/>
+    <w:bookmarkStart w:id="54" w:name="entrenamiento-del-modelo"/>
     <w:p>
       <w:pPr>
         <w:pStyle w:val="Heading2"/>
@@ -3372,7 +4310,7 @@
         <w:t xml:space="preserve">— §7 Entrenamiento, §8 Baseline.</w:t>
       </w:r>
     </w:p>
-    <w:bookmarkStart w:id="45" w:name="optimizador-y-procedimiento"/>
+    <w:bookmarkStart w:id="51" w:name="optimizador-y-procedimiento"/>
     <w:p>
       <w:pPr>
         <w:pStyle w:val="Heading3"/>
@@ -3386,7 +4324,7 @@
         <w:pStyle w:val="Compact"/>
         <w:numPr>
           <w:ilvl w:val="0"/>
-          <w:numId w:val="1004"/>
+          <w:numId w:val="1007"/>
         </w:numPr>
       </w:pPr>
       <w:r>
@@ -3420,7 +4358,7 @@
         <w:pStyle w:val="Compact"/>
         <w:numPr>
           <w:ilvl w:val="0"/>
-          <w:numId w:val="1004"/>
+          <w:numId w:val="1007"/>
         </w:numPr>
       </w:pPr>
       <w:r>
@@ -3439,7 +4377,7 @@
         <w:pStyle w:val="Compact"/>
         <w:numPr>
           <w:ilvl w:val="0"/>
-          <w:numId w:val="1004"/>
+          <w:numId w:val="1007"/>
         </w:numPr>
       </w:pPr>
       <w:r>
@@ -3451,7 +4389,7 @@
         <w:pStyle w:val="Compact"/>
         <w:numPr>
           <w:ilvl w:val="0"/>
-          <w:numId w:val="1004"/>
+          <w:numId w:val="1007"/>
         </w:numPr>
       </w:pPr>
       <w:r>
@@ -3483,8 +4421,8 @@
         <w:t xml:space="preserve">épocas, se restauran los pesos del mejor epoch.</w:t>
       </w:r>
     </w:p>
-    <w:bookmarkEnd w:id="45"/>
-    <w:bookmarkStart w:id="46" w:name="entrenamiento-baseline"/>
+    <w:bookmarkEnd w:id="51"/>
+    <w:bookmarkStart w:id="52" w:name="entrenamiento-baseline"/>
     <w:p>
       <w:pPr>
         <w:pStyle w:val="Heading3"/>
@@ -3730,8 +4668,8 @@
         <w:t xml:space="preserve">outputs/baseline_curves.png</w:t>
       </w:r>
     </w:p>
-    <w:bookmarkEnd w:id="46"/>
-    <w:bookmarkStart w:id="47" w:name="lectura-preliminar-del-baseline"/>
+    <w:bookmarkEnd w:id="52"/>
+    <w:bookmarkStart w:id="53" w:name="lectura-preliminar-del-baseline"/>
     <w:p>
       <w:pPr>
         <w:pStyle w:val="Heading3"/>
@@ -3755,9 +4693,9 @@
         </w:pict>
       </w:r>
     </w:p>
-    <w:bookmarkEnd w:id="47"/>
-    <w:bookmarkEnd w:id="48"/>
-    <w:bookmarkStart w:id="53" w:name="optimización-de-hiperparámetros"/>
+    <w:bookmarkEnd w:id="53"/>
+    <w:bookmarkEnd w:id="54"/>
+    <w:bookmarkStart w:id="59" w:name="optimización-de-hiperparámetros"/>
     <w:p>
       <w:pPr>
         <w:pStyle w:val="Heading2"/>
@@ -3793,7 +4731,7 @@
         <w:t xml:space="preserve">— §9 Random search.</w:t>
       </w:r>
     </w:p>
-    <w:bookmarkStart w:id="49" w:name="espacio-de-búsqueda"/>
+    <w:bookmarkStart w:id="55" w:name="espacio-de-búsqueda"/>
     <w:p>
       <w:pPr>
         <w:pStyle w:val="Heading3"/>
@@ -4058,8 +4996,8 @@
         <w:t xml:space="preserve">Grid total: 32 | Trials: 3 | épocas por trial: [1, 2]</w:t>
       </w:r>
     </w:p>
-    <w:bookmarkEnd w:id="49"/>
-    <w:bookmarkStart w:id="50" w:name="resultados-de-los-trials"/>
+    <w:bookmarkEnd w:id="55"/>
+    <w:bookmarkStart w:id="56" w:name="resultados-de-los-trials"/>
     <w:p>
       <w:pPr>
         <w:pStyle w:val="Heading3"/>
@@ -4470,7 +5408,7 @@
         <w:pStyle w:val="Compact"/>
         <w:numPr>
           <w:ilvl w:val="0"/>
-          <w:numId w:val="1005"/>
+          <w:numId w:val="1008"/>
         </w:numPr>
       </w:pPr>
       <w:r>
@@ -4485,7 +5423,7 @@
         <w:pStyle w:val="Compact"/>
         <w:numPr>
           <w:ilvl w:val="0"/>
-          <w:numId w:val="1005"/>
+          <w:numId w:val="1008"/>
         </w:numPr>
       </w:pPr>
       <w:r>
@@ -4500,7 +5438,7 @@
         <w:pStyle w:val="Compact"/>
         <w:numPr>
           <w:ilvl w:val="0"/>
-          <w:numId w:val="1005"/>
+          <w:numId w:val="1008"/>
         </w:numPr>
       </w:pPr>
       <w:r>
@@ -4515,7 +5453,7 @@
         <w:pStyle w:val="Compact"/>
         <w:numPr>
           <w:ilvl w:val="0"/>
-          <w:numId w:val="1005"/>
+          <w:numId w:val="1008"/>
         </w:numPr>
       </w:pPr>
       <w:r>
@@ -4530,15 +5468,15 @@
         <w:pStyle w:val="Compact"/>
         <w:numPr>
           <w:ilvl w:val="0"/>
-          <w:numId w:val="1005"/>
+          <w:numId w:val="1008"/>
         </w:numPr>
       </w:pPr>
       <w:r>
         <w:t xml:space="preserve">epochs = 1 (en el trial ganador)</w:t>
       </w:r>
     </w:p>
-    <w:bookmarkEnd w:id="50"/>
-    <w:bookmarkStart w:id="51" w:name="reflexión-sobre-hiperparámetros"/>
+    <w:bookmarkEnd w:id="56"/>
+    <w:bookmarkStart w:id="57" w:name="reflexión-sobre-hiperparámetros"/>
     <w:p>
       <w:pPr>
         <w:pStyle w:val="Heading3"/>
@@ -4693,8 +5631,8 @@
         <w:t xml:space="preserve">outputs/hyperparameter_search.png</w:t>
       </w:r>
     </w:p>
-    <w:bookmarkEnd w:id="51"/>
-    <w:bookmarkStart w:id="52" w:name="entrenamiento-del-modelo-final"/>
+    <w:bookmarkEnd w:id="57"/>
+    <w:bookmarkStart w:id="58" w:name="entrenamiento-del-modelo-final"/>
     <w:p>
       <w:pPr>
         <w:pStyle w:val="Heading3"/>
@@ -4836,9 +5774,9 @@
         </w:pict>
       </w:r>
     </w:p>
-    <w:bookmarkEnd w:id="52"/>
-    <w:bookmarkEnd w:id="53"/>
-    <w:bookmarkStart w:id="61" w:name="evaluación-del-modelo"/>
+    <w:bookmarkEnd w:id="58"/>
+    <w:bookmarkEnd w:id="59"/>
+    <w:bookmarkStart w:id="67" w:name="evaluación-del-modelo"/>
     <w:p>
       <w:pPr>
         <w:pStyle w:val="Heading2"/>
@@ -4874,7 +5812,7 @@
         <w:t xml:space="preserve">— §11 Evaluación en test.</w:t>
       </w:r>
     </w:p>
-    <w:bookmarkStart w:id="54" w:name="protocolo"/>
+    <w:bookmarkStart w:id="60" w:name="protocolo"/>
     <w:p>
       <w:pPr>
         <w:pStyle w:val="Heading3"/>
@@ -5043,8 +5981,8 @@
         </w:tc>
       </w:tr>
     </w:tbl>
-    <w:bookmarkEnd w:id="54"/>
-    <w:bookmarkStart w:id="55" w:name="métricas-globales-en-test"/>
+    <w:bookmarkEnd w:id="60"/>
+    <w:bookmarkStart w:id="61" w:name="métricas-globales-en-test"/>
     <w:p>
       <w:pPr>
         <w:pStyle w:val="Heading3"/>
@@ -5287,8 +6225,8 @@
         </w:tc>
       </w:tr>
     </w:tbl>
-    <w:bookmarkEnd w:id="55"/>
-    <w:bookmarkStart w:id="56" w:name="métricas-por-clase-test"/>
+    <w:bookmarkEnd w:id="61"/>
+    <w:bookmarkStart w:id="62" w:name="métricas-por-clase-test"/>
     <w:p>
       <w:pPr>
         <w:pStyle w:val="Heading3"/>
@@ -5511,8 +6449,8 @@
         <w:t xml:space="preserve">macro avg F1 ≈ 0,54; weighted avg F1 ≈ 0,61; accuracy reportada 0,69.</w:t>
       </w:r>
     </w:p>
-    <w:bookmarkEnd w:id="56"/>
-    <w:bookmarkStart w:id="60" w:name="interpretación-clínica-y-técnica"/>
+    <w:bookmarkEnd w:id="62"/>
+    <w:bookmarkStart w:id="66" w:name="interpretación-clínica-y-técnica"/>
     <w:p>
       <w:pPr>
         <w:pStyle w:val="Heading3"/>
@@ -5534,7 +6472,7 @@
         <w:pStyle w:val="Compact"/>
         <w:numPr>
           <w:ilvl w:val="0"/>
-          <w:numId w:val="1006"/>
+          <w:numId w:val="1009"/>
         </w:numPr>
       </w:pPr>
       <w:r>
@@ -5556,7 +6494,7 @@
         <w:pStyle w:val="Compact"/>
         <w:numPr>
           <w:ilvl w:val="0"/>
-          <w:numId w:val="1006"/>
+          <w:numId w:val="1009"/>
         </w:numPr>
       </w:pPr>
       <w:r>
@@ -5717,18 +6655,18 @@
           <wp:inline>
             <wp:extent cx="5486400" cy="4572000"/>
             <wp:effectExtent b="0" l="0" r="0" t="0"/>
-            <wp:docPr descr="Matriz de confusión test" title="" id="58" name="Picture"/>
+            <wp:docPr descr="Matriz de confusión test" title="" id="64" name="Picture"/>
             <a:graphic>
               <a:graphicData uri="http://schemas.openxmlformats.org/drawingml/2006/picture">
                 <pic:pic>
                   <pic:nvPicPr>
-                    <pic:cNvPr descr="outputs/confusion_matrix_test.png" id="59" name="Picture"/>
+                    <pic:cNvPr descr="outputs/confusion_matrix_test.png" id="65" name="Picture"/>
                     <pic:cNvPicPr>
                       <a:picLocks noChangeArrowheads="1" noChangeAspect="1"/>
                     </pic:cNvPicPr>
                   </pic:nvPicPr>
                   <pic:blipFill>
-                    <a:blip r:embed="rId57"/>
+                    <a:blip r:embed="rId63"/>
                     <a:stretch>
                       <a:fillRect/>
                     </a:stretch>
@@ -5778,9 +6716,9 @@
         </w:pict>
       </w:r>
     </w:p>
-    <w:bookmarkEnd w:id="60"/>
-    <w:bookmarkEnd w:id="61"/>
-    <w:bookmarkStart w:id="62" w:name="métricas-resumen"/>
+    <w:bookmarkEnd w:id="66"/>
+    <w:bookmarkEnd w:id="67"/>
+    <w:bookmarkStart w:id="68" w:name="métricas-resumen"/>
     <w:p>
       <w:pPr>
         <w:pStyle w:val="Heading2"/>
@@ -6012,8 +6950,8 @@
         </w:pict>
       </w:r>
     </w:p>
-    <w:bookmarkEnd w:id="62"/>
-    <w:bookmarkStart w:id="63" w:name="matriz-de-confusión-e-interpretación"/>
+    <w:bookmarkEnd w:id="68"/>
+    <w:bookmarkStart w:id="69" w:name="matriz-de-confusión-e-interpretación"/>
     <w:p>
       <w:pPr>
         <w:pStyle w:val="Heading2"/>
@@ -6209,8 +7147,8 @@
         </w:pict>
       </w:r>
     </w:p>
-    <w:bookmarkEnd w:id="63"/>
-    <w:bookmarkStart w:id="67" w:name="resultados-obtenidos"/>
+    <w:bookmarkEnd w:id="69"/>
+    <w:bookmarkStart w:id="73" w:name="resultados-obtenidos"/>
     <w:p>
       <w:pPr>
         <w:pStyle w:val="Heading2"/>
@@ -6219,7 +7157,7 @@
         <w:t xml:space="preserve">12. Resultados obtenidos</w:t>
       </w:r>
     </w:p>
-    <w:bookmarkStart w:id="64" w:name="resumen-del-pipeline"/>
+    <w:bookmarkStart w:id="70" w:name="resumen-del-pipeline"/>
     <w:p>
       <w:pPr>
         <w:pStyle w:val="Heading3"/>
@@ -6442,309 +7380,14 @@
         </w:tc>
       </w:tr>
     </w:tbl>
-    <w:bookmarkEnd w:id="64"/>
-    <w:bookmarkStart w:id="65" w:name="logros-respecto-a-la-consigna"/>
+    <w:bookmarkEnd w:id="70"/>
+    <w:bookmarkStart w:id="71" w:name="logros-respecto-a-la-consigna"/>
     <w:p>
       <w:pPr>
         <w:pStyle w:val="Heading3"/>
       </w:pPr>
       <w:r>
         <w:t xml:space="preserve">12.2 Logros respecto a la consigna</w:t>
-      </w:r>
-    </w:p>
-    <w:p>
-      <w:pPr>
-        <w:pStyle w:val="Compact"/>
-        <w:numPr>
-          <w:ilvl w:val="0"/>
-          <w:numId w:val="1007"/>
-        </w:numPr>
-      </w:pPr>
-      <w:r>
-        <w:t xml:space="preserve">CNN con convolución, pooling, capas densas y dropout implementada en PyTorch.</w:t>
-      </w:r>
-    </w:p>
-    <w:p>
-      <w:pPr>
-        <w:pStyle w:val="Compact"/>
-        <w:numPr>
-          <w:ilvl w:val="0"/>
-          <w:numId w:val="1007"/>
-        </w:numPr>
-      </w:pPr>
-      <w:r>
-        <w:t xml:space="preserve">División train/val/test metodológicamente correcta.</w:t>
-      </w:r>
-    </w:p>
-    <w:p>
-      <w:pPr>
-        <w:pStyle w:val="Compact"/>
-        <w:numPr>
-          <w:ilvl w:val="0"/>
-          <w:numId w:val="1007"/>
-        </w:numPr>
-      </w:pPr>
-      <w:r>
-        <w:t xml:space="preserve">Regularización: dropout, weight decay, early stopping, pesos de clase.</w:t>
-      </w:r>
-    </w:p>
-    <w:p>
-      <w:pPr>
-        <w:pStyle w:val="Compact"/>
-        <w:numPr>
-          <w:ilvl w:val="0"/>
-          <w:numId w:val="1007"/>
-        </w:numPr>
-      </w:pPr>
-      <w:r>
-        <w:t xml:space="preserve">Random search documentado con tabla de trials.</w:t>
-      </w:r>
-    </w:p>
-    <w:p>
-      <w:pPr>
-        <w:pStyle w:val="Compact"/>
-        <w:numPr>
-          <w:ilvl w:val="0"/>
-          <w:numId w:val="1007"/>
-        </w:numPr>
-      </w:pPr>
-      <w:r>
-        <w:t xml:space="preserve">Evaluación completa en test con métricas y matriz de confusión.</w:t>
-      </w:r>
-    </w:p>
-    <w:bookmarkEnd w:id="65"/>
-    <w:bookmarkStart w:id="66" w:name="limitaciones-de-esta-ejecución"/>
-    <w:p>
-      <w:pPr>
-        <w:pStyle w:val="Heading3"/>
-      </w:pPr>
-      <w:r>
-        <w:t xml:space="preserve">12.3 Limitaciones de esta ejecución</w:t>
-      </w:r>
-    </w:p>
-    <w:p>
-      <w:pPr>
-        <w:pStyle w:val="Compact"/>
-        <w:numPr>
-          <w:ilvl w:val="0"/>
-          <w:numId w:val="1008"/>
-        </w:numPr>
-      </w:pPr>
-      <w:r>
-        <w:t xml:space="preserve">Entrenamiento muy corto (1–2 épocas) por restricción de tiempo en CPU.</w:t>
-      </w:r>
-    </w:p>
-    <w:p>
-      <w:pPr>
-        <w:pStyle w:val="Compact"/>
-        <w:numPr>
-          <w:ilvl w:val="0"/>
-          <w:numId w:val="1008"/>
-        </w:numPr>
-      </w:pPr>
-      <w:r>
-        <w:t xml:space="preserve">Fuerte</w:t>
-      </w:r>
-      <w:r>
-        <w:t xml:space="preserve"> </w:t>
-      </w:r>
-      <w:r>
-        <w:rPr>
-          <w:b/>
-          <w:bCs/>
-        </w:rPr>
-        <w:t xml:space="preserve">desajuste validación–test</w:t>
-      </w:r>
-      <w:r>
-        <w:t xml:space="preserve">; el modelo no equilibra bien la clase NORMAL en test.</w:t>
-      </w:r>
-    </w:p>
-    <w:p>
-      <w:pPr>
-        <w:pStyle w:val="Compact"/>
-        <w:numPr>
-          <w:ilvl w:val="0"/>
-          <w:numId w:val="1008"/>
-        </w:numPr>
-      </w:pPr>
-      <w:r>
-        <w:t xml:space="preserve">Sin validación cruzada k-fold ni transfer learning.</w:t>
-      </w:r>
-    </w:p>
-    <w:p>
-      <w:pPr>
-        <w:pStyle w:val="Compact"/>
-        <w:numPr>
-          <w:ilvl w:val="0"/>
-          <w:numId w:val="1008"/>
-        </w:numPr>
-      </w:pPr>
-      <w:r>
-        <w:t xml:space="preserve">El dataset es académico; no es válido para despliegue clínico sin validación adicional.</w:t>
-      </w:r>
-    </w:p>
-    <w:p>
-      <w:r>
-        <w:pict>
-          <v:rect style="width:0;height:1.5pt" o:hralign="center" o:hrstd="t" o:hr="t"/>
-        </w:pict>
-      </w:r>
-    </w:p>
-    <w:bookmarkEnd w:id="66"/>
-    <w:bookmarkEnd w:id="67"/>
-    <w:bookmarkStart w:id="71" w:name="análisis-crítico-y-reflexión"/>
-    <w:p>
-      <w:pPr>
-        <w:pStyle w:val="Heading2"/>
-      </w:pPr>
-      <w:r>
-        <w:t xml:space="preserve">13. Análisis crítico y reflexión</w:t>
-      </w:r>
-    </w:p>
-    <w:bookmarkStart w:id="68" w:name="validación-vs-test"/>
-    <w:p>
-      <w:pPr>
-        <w:pStyle w:val="Heading3"/>
-      </w:pPr>
-      <w:r>
-        <w:t xml:space="preserve">13.1 Validación vs test</w:t>
-      </w:r>
-    </w:p>
-    <w:p>
-      <w:pPr>
-        <w:pStyle w:val="FirstParagraph"/>
-      </w:pPr>
-      <w:r>
-        <w:t xml:space="preserve">El F1 en validación (~0,97) sugiere un modelo aparentemente excelente, pero en test cae a</w:t>
-      </w:r>
-      <w:r>
-        <w:t xml:space="preserve"> </w:t>
-      </w:r>
-      <w:r>
-        <w:rPr>
-          <w:b/>
-          <w:bCs/>
-        </w:rPr>
-        <w:t xml:space="preserve">0,61</w:t>
-      </w:r>
-      <w:r>
-        <w:t xml:space="preserve">. Esta discrepancia obliga a:</w:t>
-      </w:r>
-    </w:p>
-    <w:p>
-      <w:pPr>
-        <w:pStyle w:val="Compact"/>
-        <w:numPr>
-          <w:ilvl w:val="0"/>
-          <w:numId w:val="1009"/>
-        </w:numPr>
-      </w:pPr>
-      <w:r>
-        <w:t xml:space="preserve">No confiar solo en validación con entrenamientos muy breves.</w:t>
-      </w:r>
-    </w:p>
-    <w:p>
-      <w:pPr>
-        <w:pStyle w:val="Compact"/>
-        <w:numPr>
-          <w:ilvl w:val="0"/>
-          <w:numId w:val="1009"/>
-        </w:numPr>
-      </w:pPr>
-      <w:r>
-        <w:t xml:space="preserve">Analizar siempre</w:t>
-      </w:r>
-      <w:r>
-        <w:t xml:space="preserve"> </w:t>
-      </w:r>
-      <w:r>
-        <w:rPr>
-          <w:b/>
-          <w:bCs/>
-        </w:rPr>
-        <w:t xml:space="preserve">recall por clase</w:t>
-      </w:r>
-      <w:r>
-        <w:t xml:space="preserve">, especialmente de NORMAL.</w:t>
-      </w:r>
-    </w:p>
-    <w:p>
-      <w:pPr>
-        <w:pStyle w:val="Compact"/>
-        <w:numPr>
-          <w:ilvl w:val="0"/>
-          <w:numId w:val="1009"/>
-        </w:numPr>
-      </w:pPr>
-      <w:r>
-        <w:t xml:space="preserve">Considerar más épocas, mejor balanceo o umbrales de decisión distintos de 0,5.</w:t>
-      </w:r>
-    </w:p>
-    <w:bookmarkEnd w:id="68"/>
-    <w:bookmarkStart w:id="69" w:name="overfitting-y-sesgo-de-clase"/>
-    <w:p>
-      <w:pPr>
-        <w:pStyle w:val="Heading3"/>
-      </w:pPr>
-      <w:r>
-        <w:t xml:space="preserve">13.2 Overfitting y sesgo de clase</w:t>
-      </w:r>
-    </w:p>
-    <w:p>
-      <w:pPr>
-        <w:pStyle w:val="FirstParagraph"/>
-      </w:pPr>
-      <w:r>
-        <w:t xml:space="preserve">El trial 1 empeoró en la segunda época (F1 val 0,9642 → 0,9387), señal de posible sobreajuste al continuar entrenando. En test, el recall perfecto de PNEUMONIA junto al recall bajo de NORMAL indica</w:t>
-      </w:r>
-      <w:r>
-        <w:t xml:space="preserve"> </w:t>
-      </w:r>
-      <w:r>
-        <w:rPr>
-          <w:b/>
-          <w:bCs/>
-        </w:rPr>
-        <w:t xml:space="preserve">sesgo hacia la clase mayoritaria</w:t>
-      </w:r>
-      <w:r>
-        <w:t xml:space="preserve">, pese a los pesos en la loss.</w:t>
-      </w:r>
-    </w:p>
-    <w:bookmarkEnd w:id="69"/>
-    <w:bookmarkStart w:id="70" w:name="validez-externa"/>
-    <w:p>
-      <w:pPr>
-        <w:pStyle w:val="Heading3"/>
-      </w:pPr>
-      <w:r>
-        <w:t xml:space="preserve">13.3 Validez externa</w:t>
-      </w:r>
-    </w:p>
-    <w:p>
-      <w:pPr>
-        <w:pStyle w:val="FirstParagraph"/>
-      </w:pPr>
-      <w:r>
-        <w:t xml:space="preserve">El conjunto Chest X-Ray es un benchmark educativo. Cualquier uso clínico requeriría validación prospectiva, revisión ética y cumplimiento normativo.</w:t>
-      </w:r>
-    </w:p>
-    <w:p>
-      <w:r>
-        <w:pict>
-          <v:rect style="width:0;height:1.5pt" o:hralign="center" o:hrstd="t" o:hr="t"/>
-        </w:pict>
-      </w:r>
-    </w:p>
-    <w:bookmarkEnd w:id="70"/>
-    <w:bookmarkEnd w:id="71"/>
-    <w:bookmarkStart w:id="72" w:name="conclusiones"/>
-    <w:p>
-      <w:pPr>
-        <w:pStyle w:val="Heading2"/>
-      </w:pPr>
-      <w:r>
-        <w:t xml:space="preserve">14. Conclusiones</w:t>
       </w:r>
     </w:p>
     <w:p>
@@ -6756,22 +7399,7 @@
         </w:numPr>
       </w:pPr>
       <w:r>
-        <w:t xml:space="preserve">Se implementó un pipeline completo en</w:t>
-      </w:r>
-      <w:r>
-        <w:t xml:space="preserve"> </w:t>
-      </w:r>
-      <w:r>
-        <w:rPr>
-          <w:rStyle w:val="VerbatimChar"/>
-        </w:rPr>
-        <w:t xml:space="preserve">chest_xray_cnn.ipynb</w:t>
-      </w:r>
-      <w:r>
-        <w:t xml:space="preserve"> </w:t>
-      </w:r>
-      <w:r>
-        <w:t xml:space="preserve">para clasificar radiografías NORMAL vs PNEUMONIA con una CNN personalizada en PyTorch.</w:t>
+        <w:t xml:space="preserve">CNN con convolución, pooling, capas densas y dropout implementada en PyTorch.</w:t>
       </w:r>
     </w:p>
     <w:p>
@@ -6783,23 +7411,7 @@
         </w:numPr>
       </w:pPr>
       <w:r>
-        <w:t xml:space="preserve">El EDA confirmó</w:t>
-      </w:r>
-      <w:r>
-        <w:t xml:space="preserve"> </w:t>
-      </w:r>
-      <w:r>
-        <w:rPr>
-          <w:b/>
-          <w:bCs/>
-        </w:rPr>
-        <w:t xml:space="preserve">desbalance marcado</w:t>
-      </w:r>
-      <w:r>
-        <w:t xml:space="preserve"> </w:t>
-      </w:r>
-      <w:r>
-        <w:t xml:space="preserve">(74 % PNEUMONIA en train), justificando pesos en la pérdida y métricas por clase.</w:t>
+        <w:t xml:space="preserve">División train/val/test metodológicamente correcta.</w:t>
       </w:r>
     </w:p>
     <w:p>
@@ -6811,23 +7423,7 @@
         </w:numPr>
       </w:pPr>
       <w:r>
-        <w:t xml:space="preserve">El preprocesamiento estandarizó entradas a</w:t>
-      </w:r>
-      <w:r>
-        <w:t xml:space="preserve"> </w:t>
-      </w:r>
-      <w:r>
-        <w:rPr>
-          <w:b/>
-          <w:bCs/>
-        </w:rPr>
-        <w:t xml:space="preserve">128×128</w:t>
-      </w:r>
-      <w:r>
-        <w:t xml:space="preserve"> </w:t>
-      </w:r>
-      <w:r>
-        <w:t xml:space="preserve">con normalización basada solo en train.</w:t>
+        <w:t xml:space="preserve">Regularización: dropout, weight decay, early stopping, pesos de clase.</w:t>
       </w:r>
     </w:p>
     <w:p>
@@ -6839,52 +7435,7 @@
         </w:numPr>
       </w:pPr>
       <w:r>
-        <w:t xml:space="preserve">El baseline (1 época) alcanzó F1 val =</w:t>
-      </w:r>
-      <w:r>
-        <w:t xml:space="preserve"> </w:t>
-      </w:r>
-      <w:r>
-        <w:rPr>
-          <w:b/>
-          <w:bCs/>
-        </w:rPr>
-        <w:t xml:space="preserve">0,9261</w:t>
-      </w:r>
-      <w:r>
-        <w:t xml:space="preserve">; el</w:t>
-      </w:r>
-      <w:r>
-        <w:t xml:space="preserve"> </w:t>
-      </w:r>
-      <w:r>
-        <w:rPr>
-          <w:b/>
-          <w:bCs/>
-        </w:rPr>
-        <w:t xml:space="preserve">random search</w:t>
-      </w:r>
-      <w:r>
-        <w:t xml:space="preserve"> </w:t>
-      </w:r>
-      <w:r>
-        <w:t xml:space="preserve">(3 trials) mejoró a F1 val =</w:t>
-      </w:r>
-      <w:r>
-        <w:t xml:space="preserve"> </w:t>
-      </w:r>
-      <w:r>
-        <w:rPr>
-          <w:b/>
-          <w:bCs/>
-        </w:rPr>
-        <w:t xml:space="preserve">0,9675</w:t>
-      </w:r>
-      <w:r>
-        <w:t xml:space="preserve"> </w:t>
-      </w:r>
-      <w:r>
-        <w:t xml:space="preserve">con 32 filtros, kernel 3, lr = 5×10⁻⁴ y dropout 0,5.</w:t>
+        <w:t xml:space="preserve">Random search documentado con tabla de trials.</w:t>
       </w:r>
     </w:p>
     <w:p>
@@ -6896,91 +7447,17 @@
         </w:numPr>
       </w:pPr>
       <w:r>
-        <w:t xml:space="preserve">En</w:t>
-      </w:r>
-      <w:r>
-        <w:t xml:space="preserve"> </w:t>
-      </w:r>
-      <w:r>
-        <w:rPr>
-          <w:b/>
-          <w:bCs/>
-        </w:rPr>
-        <w:t xml:space="preserve">test independiente</w:t>
-      </w:r>
-      <w:r>
-        <w:t xml:space="preserve">, el rendimiento fue moderado (F1 ponderado</w:t>
-      </w:r>
-      <w:r>
-        <w:t xml:space="preserve"> </w:t>
-      </w:r>
-      <w:r>
-        <w:rPr>
-          <w:b/>
-          <w:bCs/>
-        </w:rPr>
-        <w:t xml:space="preserve">0,61</w:t>
-      </w:r>
-      <w:r>
-        <w:t xml:space="preserve">, accuracy</w:t>
-      </w:r>
-      <w:r>
-        <w:t xml:space="preserve"> </w:t>
-      </w:r>
-      <w:r>
-        <w:rPr>
-          <w:b/>
-          <w:bCs/>
-        </w:rPr>
-        <w:t xml:space="preserve">69 %</w:t>
-      </w:r>
-      <w:r>
-        <w:t xml:space="preserve">), con</w:t>
-      </w:r>
-      <w:r>
-        <w:t xml:space="preserve"> </w:t>
-      </w:r>
-      <w:r>
-        <w:rPr>
-          <w:b/>
-          <w:bCs/>
-        </w:rPr>
-        <w:t xml:space="preserve">recall de NORMAL muy bajo (17 %)</w:t>
-      </w:r>
-      <w:r>
-        <w:t xml:space="preserve"> </w:t>
-      </w:r>
-      <w:r>
-        <w:t xml:space="preserve">y recall de PNEUMONIA del 100 %.</w:t>
-      </w:r>
-    </w:p>
-    <w:p>
-      <w:pPr>
-        <w:pStyle w:val="Compact"/>
-        <w:numPr>
-          <w:ilvl w:val="0"/>
-          <w:numId w:val="1010"/>
-        </w:numPr>
-      </w:pPr>
-      <w:r>
-        <w:t xml:space="preserve">El trabajo demuestra que métricas altas en validación no garantizan buen desempeño en test cuando el entrenamiento es limitado y las clases están desbalanceadas.</w:t>
-      </w:r>
-    </w:p>
-    <w:p>
-      <w:r>
-        <w:pict>
-          <v:rect style="width:0;height:1.5pt" o:hralign="center" o:hrstd="t" o:hr="t"/>
-        </w:pict>
-      </w:r>
-    </w:p>
-    <w:bookmarkEnd w:id="72"/>
-    <w:bookmarkStart w:id="73" w:name="recomendaciones-futuras"/>
-    <w:p>
-      <w:pPr>
-        <w:pStyle w:val="Heading2"/>
-      </w:pPr>
-      <w:r>
-        <w:t xml:space="preserve">15. Recomendaciones futuras</w:t>
+        <w:t xml:space="preserve">Evaluación completa en test con métricas y matriz de confusión.</w:t>
+      </w:r>
+    </w:p>
+    <w:bookmarkEnd w:id="71"/>
+    <w:bookmarkStart w:id="72" w:name="limitaciones-de-esta-ejecución"/>
+    <w:p>
+      <w:pPr>
+        <w:pStyle w:val="Heading3"/>
+      </w:pPr>
+      <w:r>
+        <w:t xml:space="preserve">12.3 Limitaciones de esta ejecución</w:t>
       </w:r>
     </w:p>
     <w:p>
@@ -6992,23 +7469,7 @@
         </w:numPr>
       </w:pPr>
       <w:r>
-        <w:t xml:space="preserve">Aumentar</w:t>
-      </w:r>
-      <w:r>
-        <w:t xml:space="preserve"> </w:t>
-      </w:r>
-      <w:r>
-        <w:rPr>
-          <w:b/>
-          <w:bCs/>
-        </w:rPr>
-        <w:t xml:space="preserve">épocas de entrenamiento</w:t>
-      </w:r>
-      <w:r>
-        <w:t xml:space="preserve"> </w:t>
-      </w:r>
-      <w:r>
-        <w:t xml:space="preserve">(con GPU si es posible) y monitorizar curvas train/val.</w:t>
+        <w:t xml:space="preserve">Entrenamiento muy corto (1–2 épocas) por restricción de tiempo en CPU.</w:t>
       </w:r>
     </w:p>
     <w:p>
@@ -7020,7 +7481,7 @@
         </w:numPr>
       </w:pPr>
       <w:r>
-        <w:t xml:space="preserve">Probar</w:t>
+        <w:t xml:space="preserve">Fuerte</w:t>
       </w:r>
       <w:r>
         <w:t xml:space="preserve"> </w:t>
@@ -7030,13 +7491,10 @@
           <w:b/>
           <w:bCs/>
         </w:rPr>
-        <w:t xml:space="preserve">umbrales de decisión</w:t>
-      </w:r>
-      <w:r>
-        <w:t xml:space="preserve"> </w:t>
-      </w:r>
-      <w:r>
-        <w:t xml:space="preserve">distintos para priorizar recall de NORMAL o de PNEUMONIA según coste clínico.</w:t>
+        <w:t xml:space="preserve">desajuste validación–test</w:t>
+      </w:r>
+      <w:r>
+        <w:t xml:space="preserve">; el modelo no equilibra bien la clase NORMAL en test.</w:t>
       </w:r>
     </w:p>
     <w:p>
@@ -7048,17 +7506,7 @@
         </w:numPr>
       </w:pPr>
       <w:r>
-        <w:rPr>
-          <w:b/>
-          <w:bCs/>
-        </w:rPr>
-        <w:t xml:space="preserve">Transfer learning</w:t>
-      </w:r>
-      <w:r>
-        <w:t xml:space="preserve"> </w:t>
-      </w:r>
-      <w:r>
-        <w:t xml:space="preserve">(ResNet, EfficientNet) con fine-tuning.</w:t>
+        <w:t xml:space="preserve">Sin validación cruzada k-fold ni transfer learning.</w:t>
       </w:r>
     </w:p>
     <w:p>
@@ -7070,17 +7518,55 @@
         </w:numPr>
       </w:pPr>
       <w:r>
+        <w:t xml:space="preserve">El dataset es académico; no es válido para despliegue clínico sin validación adicional.</w:t>
+      </w:r>
+    </w:p>
+    <w:p>
+      <w:r>
+        <w:pict>
+          <v:rect style="width:0;height:1.5pt" o:hralign="center" o:hrstd="t" o:hr="t"/>
+        </w:pict>
+      </w:r>
+    </w:p>
+    <w:bookmarkEnd w:id="72"/>
+    <w:bookmarkEnd w:id="73"/>
+    <w:bookmarkStart w:id="77" w:name="análisis-crítico-y-reflexión"/>
+    <w:p>
+      <w:pPr>
+        <w:pStyle w:val="Heading2"/>
+      </w:pPr>
+      <w:r>
+        <w:t xml:space="preserve">13. Análisis crítico y reflexión</w:t>
+      </w:r>
+    </w:p>
+    <w:bookmarkStart w:id="74" w:name="validación-vs-test"/>
+    <w:p>
+      <w:pPr>
+        <w:pStyle w:val="Heading3"/>
+      </w:pPr>
+      <w:r>
+        <w:t xml:space="preserve">13.1 Validación vs test</w:t>
+      </w:r>
+    </w:p>
+    <w:p>
+      <w:pPr>
+        <w:pStyle w:val="FirstParagraph"/>
+      </w:pPr>
+      <w:r>
+        <w:t xml:space="preserve">El F1 en validación (~0,97) sugiere un modelo aparentemente excelente, pero en test cae a</w:t>
+      </w:r>
+      <w:r>
+        <w:t xml:space="preserve"> </w:t>
+      </w:r>
+      <w:r>
         <w:rPr>
           <w:b/>
           <w:bCs/>
         </w:rPr>
-        <w:t xml:space="preserve">Oversampling</w:t>
-      </w:r>
-      <w:r>
-        <w:t xml:space="preserve"> </w:t>
-      </w:r>
-      <w:r>
-        <w:t xml:space="preserve">de NORMAL, focal loss o muestreo balanceado por batch.</w:t>
+        <w:t xml:space="preserve">0,61</w:t>
+      </w:r>
+      <w:r>
+        <w:t xml:space="preserve">. Esta discrepancia obliga a:</w:t>
       </w:r>
     </w:p>
     <w:p>
@@ -7088,21 +7574,11 @@
         <w:pStyle w:val="Compact"/>
         <w:numPr>
           <w:ilvl w:val="0"/>
-          <w:numId w:val="1011"/>
+          <w:numId w:val="1012"/>
         </w:numPr>
       </w:pPr>
       <w:r>
-        <w:rPr>
-          <w:b/>
-          <w:bCs/>
-        </w:rPr>
-        <w:t xml:space="preserve">Validación cruzada estratificada</w:t>
-      </w:r>
-      <w:r>
-        <w:t xml:space="preserve"> </w:t>
-      </w:r>
-      <w:r>
-        <w:t xml:space="preserve">para estimaciones más robustas.</w:t>
+        <w:t xml:space="preserve">No confiar solo en validación con entrenamientos muy breves.</w:t>
       </w:r>
     </w:p>
     <w:p>
@@ -7110,21 +7586,24 @@
         <w:pStyle w:val="Compact"/>
         <w:numPr>
           <w:ilvl w:val="0"/>
-          <w:numId w:val="1011"/>
+          <w:numId w:val="1012"/>
         </w:numPr>
       </w:pPr>
+      <w:r>
+        <w:t xml:space="preserve">Analizar siempre</w:t>
+      </w:r>
+      <w:r>
+        <w:t xml:space="preserve"> </w:t>
+      </w:r>
       <w:r>
         <w:rPr>
           <w:b/>
           <w:bCs/>
         </w:rPr>
-        <w:t xml:space="preserve">Grad-CAM</w:t>
-      </w:r>
-      <w:r>
-        <w:t xml:space="preserve"> </w:t>
-      </w:r>
-      <w:r>
-        <w:t xml:space="preserve">para interpretabilidad visual.</w:t>
+        <w:t xml:space="preserve">recall por clase</w:t>
+      </w:r>
+      <w:r>
+        <w:t xml:space="preserve">, especialmente de NORMAL.</w:t>
       </w:r>
     </w:p>
     <w:p>
@@ -7132,11 +7611,29 @@
         <w:pStyle w:val="Compact"/>
         <w:numPr>
           <w:ilvl w:val="0"/>
-          <w:numId w:val="1011"/>
+          <w:numId w:val="1012"/>
         </w:numPr>
       </w:pPr>
       <w:r>
-        <w:t xml:space="preserve">Curvas</w:t>
+        <w:t xml:space="preserve">Considerar más épocas, mejor balanceo o umbrales de decisión distintos de 0,5.</w:t>
+      </w:r>
+    </w:p>
+    <w:bookmarkEnd w:id="74"/>
+    <w:bookmarkStart w:id="75" w:name="overfitting-y-sesgo-de-clase"/>
+    <w:p>
+      <w:pPr>
+        <w:pStyle w:val="Heading3"/>
+      </w:pPr>
+      <w:r>
+        <w:t xml:space="preserve">13.2 Overfitting y sesgo de clase</w:t>
+      </w:r>
+    </w:p>
+    <w:p>
+      <w:pPr>
+        <w:pStyle w:val="FirstParagraph"/>
+      </w:pPr>
+      <w:r>
+        <w:t xml:space="preserve">El trial 1 empeoró en la segunda época (F1 val 0,9642 → 0,9387), señal de posible sobreajuste al continuar entrenando. En test, el recall perfecto de PNEUMONIA junto al recall bajo de NORMAL indica</w:t>
       </w:r>
       <w:r>
         <w:t xml:space="preserve"> </w:t>
@@ -7146,13 +7643,28 @@
           <w:b/>
           <w:bCs/>
         </w:rPr>
-        <w:t xml:space="preserve">ROC/AUC</w:t>
-      </w:r>
-      <w:r>
-        <w:t xml:space="preserve"> </w:t>
-      </w:r>
-      <w:r>
-        <w:t xml:space="preserve">y análisis de generalización en datos de otro origen.</w:t>
+        <w:t xml:space="preserve">sesgo hacia la clase mayoritaria</w:t>
+      </w:r>
+      <w:r>
+        <w:t xml:space="preserve">, pese a los pesos en la loss.</w:t>
+      </w:r>
+    </w:p>
+    <w:bookmarkEnd w:id="75"/>
+    <w:bookmarkStart w:id="76" w:name="validez-externa"/>
+    <w:p>
+      <w:pPr>
+        <w:pStyle w:val="Heading3"/>
+      </w:pPr>
+      <w:r>
+        <w:t xml:space="preserve">13.3 Validez externa</w:t>
+      </w:r>
+    </w:p>
+    <w:p>
+      <w:pPr>
+        <w:pStyle w:val="FirstParagraph"/>
+      </w:pPr>
+      <w:r>
+        <w:t xml:space="preserve">El conjunto Chest X-Ray es un benchmark educativo. Cualquier uso clínico requeriría validación prospectiva, revisión ética y cumplimiento normativo.</w:t>
       </w:r>
     </w:p>
     <w:p>
@@ -7162,17 +7674,443 @@
         </w:pict>
       </w:r>
     </w:p>
-    <w:bookmarkEnd w:id="73"/>
-    <w:bookmarkStart w:id="77" w:name="referencias-y-anexos"/>
+    <w:bookmarkEnd w:id="76"/>
+    <w:bookmarkEnd w:id="77"/>
+    <w:bookmarkStart w:id="78" w:name="conclusiones"/>
     <w:p>
       <w:pPr>
         <w:pStyle w:val="Heading2"/>
       </w:pPr>
       <w:r>
+        <w:t xml:space="preserve">14. Conclusiones</w:t>
+      </w:r>
+    </w:p>
+    <w:p>
+      <w:pPr>
+        <w:pStyle w:val="Compact"/>
+        <w:numPr>
+          <w:ilvl w:val="0"/>
+          <w:numId w:val="1013"/>
+        </w:numPr>
+      </w:pPr>
+      <w:r>
+        <w:t xml:space="preserve">Se implementó un pipeline completo en</w:t>
+      </w:r>
+      <w:r>
+        <w:t xml:space="preserve"> </w:t>
+      </w:r>
+      <w:r>
+        <w:rPr>
+          <w:rStyle w:val="VerbatimChar"/>
+        </w:rPr>
+        <w:t xml:space="preserve">chest_xray_cnn.ipynb</w:t>
+      </w:r>
+      <w:r>
+        <w:t xml:space="preserve"> </w:t>
+      </w:r>
+      <w:r>
+        <w:t xml:space="preserve">para clasificar radiografías NORMAL vs PNEUMONIA con una CNN personalizada en PyTorch.</w:t>
+      </w:r>
+    </w:p>
+    <w:p>
+      <w:pPr>
+        <w:pStyle w:val="Compact"/>
+        <w:numPr>
+          <w:ilvl w:val="0"/>
+          <w:numId w:val="1013"/>
+        </w:numPr>
+      </w:pPr>
+      <w:r>
+        <w:t xml:space="preserve">El EDA confirmó</w:t>
+      </w:r>
+      <w:r>
+        <w:t xml:space="preserve"> </w:t>
+      </w:r>
+      <w:r>
+        <w:rPr>
+          <w:b/>
+          <w:bCs/>
+        </w:rPr>
+        <w:t xml:space="preserve">desbalance marcado</w:t>
+      </w:r>
+      <w:r>
+        <w:t xml:space="preserve"> </w:t>
+      </w:r>
+      <w:r>
+        <w:t xml:space="preserve">(74 % PNEUMONIA en train), justificando pesos en la pérdida y métricas por clase.</w:t>
+      </w:r>
+    </w:p>
+    <w:p>
+      <w:pPr>
+        <w:pStyle w:val="Compact"/>
+        <w:numPr>
+          <w:ilvl w:val="0"/>
+          <w:numId w:val="1013"/>
+        </w:numPr>
+      </w:pPr>
+      <w:r>
+        <w:t xml:space="preserve">El preprocesamiento estandarizó entradas a</w:t>
+      </w:r>
+      <w:r>
+        <w:t xml:space="preserve"> </w:t>
+      </w:r>
+      <w:r>
+        <w:rPr>
+          <w:b/>
+          <w:bCs/>
+        </w:rPr>
+        <w:t xml:space="preserve">128×128</w:t>
+      </w:r>
+      <w:r>
+        <w:t xml:space="preserve"> </w:t>
+      </w:r>
+      <w:r>
+        <w:t xml:space="preserve">con normalización basada solo en train.</w:t>
+      </w:r>
+    </w:p>
+    <w:p>
+      <w:pPr>
+        <w:pStyle w:val="Compact"/>
+        <w:numPr>
+          <w:ilvl w:val="0"/>
+          <w:numId w:val="1013"/>
+        </w:numPr>
+      </w:pPr>
+      <w:r>
+        <w:t xml:space="preserve">El baseline (1 época) alcanzó F1 val =</w:t>
+      </w:r>
+      <w:r>
+        <w:t xml:space="preserve"> </w:t>
+      </w:r>
+      <w:r>
+        <w:rPr>
+          <w:b/>
+          <w:bCs/>
+        </w:rPr>
+        <w:t xml:space="preserve">0,9261</w:t>
+      </w:r>
+      <w:r>
+        <w:t xml:space="preserve">; el</w:t>
+      </w:r>
+      <w:r>
+        <w:t xml:space="preserve"> </w:t>
+      </w:r>
+      <w:r>
+        <w:rPr>
+          <w:b/>
+          <w:bCs/>
+        </w:rPr>
+        <w:t xml:space="preserve">random search</w:t>
+      </w:r>
+      <w:r>
+        <w:t xml:space="preserve"> </w:t>
+      </w:r>
+      <w:r>
+        <w:t xml:space="preserve">(3 trials) mejoró a F1 val =</w:t>
+      </w:r>
+      <w:r>
+        <w:t xml:space="preserve"> </w:t>
+      </w:r>
+      <w:r>
+        <w:rPr>
+          <w:b/>
+          <w:bCs/>
+        </w:rPr>
+        <w:t xml:space="preserve">0,9675</w:t>
+      </w:r>
+      <w:r>
+        <w:t xml:space="preserve"> </w:t>
+      </w:r>
+      <w:r>
+        <w:t xml:space="preserve">con 32 filtros, kernel 3, lr = 5×10⁻⁴ y dropout 0,5.</w:t>
+      </w:r>
+    </w:p>
+    <w:p>
+      <w:pPr>
+        <w:pStyle w:val="Compact"/>
+        <w:numPr>
+          <w:ilvl w:val="0"/>
+          <w:numId w:val="1013"/>
+        </w:numPr>
+      </w:pPr>
+      <w:r>
+        <w:t xml:space="preserve">En</w:t>
+      </w:r>
+      <w:r>
+        <w:t xml:space="preserve"> </w:t>
+      </w:r>
+      <w:r>
+        <w:rPr>
+          <w:b/>
+          <w:bCs/>
+        </w:rPr>
+        <w:t xml:space="preserve">test independiente</w:t>
+      </w:r>
+      <w:r>
+        <w:t xml:space="preserve">, el rendimiento fue moderado (F1 ponderado</w:t>
+      </w:r>
+      <w:r>
+        <w:t xml:space="preserve"> </w:t>
+      </w:r>
+      <w:r>
+        <w:rPr>
+          <w:b/>
+          <w:bCs/>
+        </w:rPr>
+        <w:t xml:space="preserve">0,61</w:t>
+      </w:r>
+      <w:r>
+        <w:t xml:space="preserve">, accuracy</w:t>
+      </w:r>
+      <w:r>
+        <w:t xml:space="preserve"> </w:t>
+      </w:r>
+      <w:r>
+        <w:rPr>
+          <w:b/>
+          <w:bCs/>
+        </w:rPr>
+        <w:t xml:space="preserve">69 %</w:t>
+      </w:r>
+      <w:r>
+        <w:t xml:space="preserve">), con</w:t>
+      </w:r>
+      <w:r>
+        <w:t xml:space="preserve"> </w:t>
+      </w:r>
+      <w:r>
+        <w:rPr>
+          <w:b/>
+          <w:bCs/>
+        </w:rPr>
+        <w:t xml:space="preserve">recall de NORMAL muy bajo (17 %)</w:t>
+      </w:r>
+      <w:r>
+        <w:t xml:space="preserve"> </w:t>
+      </w:r>
+      <w:r>
+        <w:t xml:space="preserve">y recall de PNEUMONIA del 100 %.</w:t>
+      </w:r>
+    </w:p>
+    <w:p>
+      <w:pPr>
+        <w:pStyle w:val="Compact"/>
+        <w:numPr>
+          <w:ilvl w:val="0"/>
+          <w:numId w:val="1013"/>
+        </w:numPr>
+      </w:pPr>
+      <w:r>
+        <w:t xml:space="preserve">El trabajo demuestra que métricas altas en validación no garantizan buen desempeño en test cuando el entrenamiento es limitado y las clases están desbalanceadas.</w:t>
+      </w:r>
+    </w:p>
+    <w:p>
+      <w:r>
+        <w:pict>
+          <v:rect style="width:0;height:1.5pt" o:hralign="center" o:hrstd="t" o:hr="t"/>
+        </w:pict>
+      </w:r>
+    </w:p>
+    <w:bookmarkEnd w:id="78"/>
+    <w:bookmarkStart w:id="79" w:name="recomendaciones-futuras"/>
+    <w:p>
+      <w:pPr>
+        <w:pStyle w:val="Heading2"/>
+      </w:pPr>
+      <w:r>
+        <w:t xml:space="preserve">15. Recomendaciones futuras</w:t>
+      </w:r>
+    </w:p>
+    <w:p>
+      <w:pPr>
+        <w:pStyle w:val="Compact"/>
+        <w:numPr>
+          <w:ilvl w:val="0"/>
+          <w:numId w:val="1014"/>
+        </w:numPr>
+      </w:pPr>
+      <w:r>
+        <w:t xml:space="preserve">Aumentar</w:t>
+      </w:r>
+      <w:r>
+        <w:t xml:space="preserve"> </w:t>
+      </w:r>
+      <w:r>
+        <w:rPr>
+          <w:b/>
+          <w:bCs/>
+        </w:rPr>
+        <w:t xml:space="preserve">épocas de entrenamiento</w:t>
+      </w:r>
+      <w:r>
+        <w:t xml:space="preserve"> </w:t>
+      </w:r>
+      <w:r>
+        <w:t xml:space="preserve">(con GPU si es posible) y monitorizar curvas train/val.</w:t>
+      </w:r>
+    </w:p>
+    <w:p>
+      <w:pPr>
+        <w:pStyle w:val="Compact"/>
+        <w:numPr>
+          <w:ilvl w:val="0"/>
+          <w:numId w:val="1014"/>
+        </w:numPr>
+      </w:pPr>
+      <w:r>
+        <w:t xml:space="preserve">Probar</w:t>
+      </w:r>
+      <w:r>
+        <w:t xml:space="preserve"> </w:t>
+      </w:r>
+      <w:r>
+        <w:rPr>
+          <w:b/>
+          <w:bCs/>
+        </w:rPr>
+        <w:t xml:space="preserve">umbrales de decisión</w:t>
+      </w:r>
+      <w:r>
+        <w:t xml:space="preserve"> </w:t>
+      </w:r>
+      <w:r>
+        <w:t xml:space="preserve">distintos para priorizar recall de NORMAL o de PNEUMONIA según coste clínico.</w:t>
+      </w:r>
+    </w:p>
+    <w:p>
+      <w:pPr>
+        <w:pStyle w:val="Compact"/>
+        <w:numPr>
+          <w:ilvl w:val="0"/>
+          <w:numId w:val="1014"/>
+        </w:numPr>
+      </w:pPr>
+      <w:r>
+        <w:rPr>
+          <w:b/>
+          <w:bCs/>
+        </w:rPr>
+        <w:t xml:space="preserve">Transfer learning</w:t>
+      </w:r>
+      <w:r>
+        <w:t xml:space="preserve"> </w:t>
+      </w:r>
+      <w:r>
+        <w:t xml:space="preserve">(ResNet, EfficientNet) con fine-tuning.</w:t>
+      </w:r>
+    </w:p>
+    <w:p>
+      <w:pPr>
+        <w:pStyle w:val="Compact"/>
+        <w:numPr>
+          <w:ilvl w:val="0"/>
+          <w:numId w:val="1014"/>
+        </w:numPr>
+      </w:pPr>
+      <w:r>
+        <w:rPr>
+          <w:b/>
+          <w:bCs/>
+        </w:rPr>
+        <w:t xml:space="preserve">Oversampling</w:t>
+      </w:r>
+      <w:r>
+        <w:t xml:space="preserve"> </w:t>
+      </w:r>
+      <w:r>
+        <w:t xml:space="preserve">de NORMAL, focal loss o muestreo balanceado por batch.</w:t>
+      </w:r>
+    </w:p>
+    <w:p>
+      <w:pPr>
+        <w:pStyle w:val="Compact"/>
+        <w:numPr>
+          <w:ilvl w:val="0"/>
+          <w:numId w:val="1014"/>
+        </w:numPr>
+      </w:pPr>
+      <w:r>
+        <w:rPr>
+          <w:b/>
+          <w:bCs/>
+        </w:rPr>
+        <w:t xml:space="preserve">Validación cruzada estratificada</w:t>
+      </w:r>
+      <w:r>
+        <w:t xml:space="preserve"> </w:t>
+      </w:r>
+      <w:r>
+        <w:t xml:space="preserve">para estimaciones más robustas.</w:t>
+      </w:r>
+    </w:p>
+    <w:p>
+      <w:pPr>
+        <w:pStyle w:val="Compact"/>
+        <w:numPr>
+          <w:ilvl w:val="0"/>
+          <w:numId w:val="1014"/>
+        </w:numPr>
+      </w:pPr>
+      <w:r>
+        <w:rPr>
+          <w:b/>
+          <w:bCs/>
+        </w:rPr>
+        <w:t xml:space="preserve">Grad-CAM</w:t>
+      </w:r>
+      <w:r>
+        <w:t xml:space="preserve"> </w:t>
+      </w:r>
+      <w:r>
+        <w:t xml:space="preserve">para interpretabilidad visual.</w:t>
+      </w:r>
+    </w:p>
+    <w:p>
+      <w:pPr>
+        <w:pStyle w:val="Compact"/>
+        <w:numPr>
+          <w:ilvl w:val="0"/>
+          <w:numId w:val="1014"/>
+        </w:numPr>
+      </w:pPr>
+      <w:r>
+        <w:t xml:space="preserve">Curvas</w:t>
+      </w:r>
+      <w:r>
+        <w:t xml:space="preserve"> </w:t>
+      </w:r>
+      <w:r>
+        <w:rPr>
+          <w:b/>
+          <w:bCs/>
+        </w:rPr>
+        <w:t xml:space="preserve">ROC/AUC</w:t>
+      </w:r>
+      <w:r>
+        <w:t xml:space="preserve"> </w:t>
+      </w:r>
+      <w:r>
+        <w:t xml:space="preserve">y análisis de generalización en datos de otro origen.</w:t>
+      </w:r>
+    </w:p>
+    <w:p>
+      <w:r>
+        <w:pict>
+          <v:rect style="width:0;height:1.5pt" o:hralign="center" o:hrstd="t" o:hr="t"/>
+        </w:pict>
+      </w:r>
+    </w:p>
+    <w:bookmarkEnd w:id="79"/>
+    <w:bookmarkStart w:id="83" w:name="referencias-y-anexos"/>
+    <w:p>
+      <w:pPr>
+        <w:pStyle w:val="Heading2"/>
+      </w:pPr>
+      <w:r>
         <w:t xml:space="preserve">Referencias y anexos</w:t>
       </w:r>
     </w:p>
-    <w:bookmarkStart w:id="74" w:name="anexo-a-exportación-a-word"/>
+    <w:bookmarkStart w:id="80" w:name="anexo-a-exportación-a-word"/>
     <w:p>
       <w:pPr>
         <w:pStyle w:val="Heading3"/>
@@ -7254,8 +8192,8 @@
         <w:t xml:space="preserve">en las secciones indicadas.</w:t>
       </w:r>
     </w:p>
-    <w:bookmarkEnd w:id="74"/>
-    <w:bookmarkStart w:id="75" w:name="anexo-b-archivos-del-proyecto"/>
+    <w:bookmarkEnd w:id="80"/>
+    <w:bookmarkStart w:id="81" w:name="anexo-b-archivos-del-proyecto"/>
     <w:p>
       <w:pPr>
         <w:pStyle w:val="Heading3"/>
@@ -7458,8 +8396,8 @@
         </w:tc>
       </w:tr>
     </w:tbl>
-    <w:bookmarkEnd w:id="75"/>
-    <w:bookmarkStart w:id="76" w:name="anexo-c-estructura-del-notebook"/>
+    <w:bookmarkEnd w:id="81"/>
+    <w:bookmarkStart w:id="82" w:name="anexo-c-estructura-del-notebook"/>
     <w:p>
       <w:pPr>
         <w:pStyle w:val="Heading3"/>
@@ -7772,9 +8710,9 @@
         <w:t xml:space="preserve">(PyTorch 2.12.0+cpu). Figuras generadas al ejecutar todas las celdas del notebook.</w:t>
       </w:r>
     </w:p>
-    <w:bookmarkEnd w:id="76"/>
-    <w:bookmarkEnd w:id="77"/>
-    <w:bookmarkEnd w:id="78"/>
+    <w:bookmarkEnd w:id="82"/>
+    <w:bookmarkEnd w:id="83"/>
+    <w:bookmarkEnd w:id="84"/>
     <w:sectPr>
       <w:pgSz w:h="15840" w:w="12240"/>
       <w:pgMar w:bottom="1440" w:footer="720" w:gutter="0" w:header="720" w:left="1800" w:right="1800" w:top="1440"/>
@@ -8057,6 +8995,109 @@
       </w:pPr>
     </w:lvl>
   </w:abstractNum>
+  <w:abstractNum w:abstractNumId="991">
+    <w:nsid w:val="0000A991"/>
+    <w:multiLevelType w:val="multilevel"/>
+    <w:lvl w:ilvl="0">
+      <w:numFmt w:val="bullet"/>
+      <w:lvlText w:val=""/>
+      <w:lvlJc w:val="left"/>
+      <w:pPr>
+        <w:ind w:left="720" w:hanging="360"/>
+      </w:pPr>
+      <w:rPr>
+        <w:rFonts w:ascii="Symbol" w:hAnsi="Symbol" w:cs="Symbol" w:hint="default"/>
+      </w:rPr>
+    </w:lvl>
+    <w:lvl w:ilvl="1">
+      <w:numFmt w:val="bullet"/>
+      <w:lvlText w:val="o"/>
+      <w:lvlJc w:val="left"/>
+      <w:pPr>
+        <w:ind w:left="1440" w:hanging="360"/>
+      </w:pPr>
+      <w:rPr>
+        <w:rFonts w:ascii="Courier New" w:hAnsi="Courier New" w:cs="Courier New" w:hint="default"/>
+      </w:rPr>
+    </w:lvl>
+    <w:lvl w:ilvl="2">
+      <w:numFmt w:val="bullet"/>
+      <w:lvlText w:val=""/>
+      <w:lvlJc w:val="left"/>
+      <w:pPr>
+        <w:ind w:left="2160" w:hanging="360"/>
+      </w:pPr>
+      <w:rPr>
+        <w:rFonts w:ascii="Wingdings" w:hAnsi="Wingdings" w:cs="Wingdings" w:hint="default"/>
+      </w:rPr>
+    </w:lvl>
+    <w:lvl w:ilvl="3">
+      <w:numFmt w:val="bullet"/>
+      <w:lvlText w:val=""/>
+      <w:lvlJc w:val="left"/>
+      <w:pPr>
+        <w:ind w:left="2880" w:hanging="360"/>
+      </w:pPr>
+      <w:rPr>
+        <w:rFonts w:ascii="Symbol" w:hAnsi="Symbol" w:cs="Symbol" w:hint="default"/>
+      </w:rPr>
+    </w:lvl>
+    <w:lvl w:ilvl="4">
+      <w:numFmt w:val="bullet"/>
+      <w:lvlText w:val="o"/>
+      <w:lvlJc w:val="left"/>
+      <w:pPr>
+        <w:ind w:left="3600" w:hanging="360"/>
+      </w:pPr>
+      <w:rPr>
+        <w:rFonts w:ascii="Courier New" w:hAnsi="Courier New" w:cs="Courier New" w:hint="default"/>
+      </w:rPr>
+    </w:lvl>
+    <w:lvl w:ilvl="5">
+      <w:numFmt w:val="bullet"/>
+      <w:lvlText w:val=""/>
+      <w:lvlJc w:val="left"/>
+      <w:pPr>
+        <w:ind w:left="4320" w:hanging="360"/>
+      </w:pPr>
+      <w:rPr>
+        <w:rFonts w:ascii="Wingdings" w:hAnsi="Wingdings" w:cs="Wingdings" w:hint="default"/>
+      </w:rPr>
+    </w:lvl>
+    <w:lvl w:ilvl="6">
+      <w:numFmt w:val="bullet"/>
+      <w:lvlText w:val=""/>
+      <w:lvlJc w:val="left"/>
+      <w:pPr>
+        <w:ind w:left="5040" w:hanging="360"/>
+      </w:pPr>
+      <w:rPr>
+        <w:rFonts w:ascii="Symbol" w:hAnsi="Symbol" w:cs="Symbol" w:hint="default"/>
+      </w:rPr>
+    </w:lvl>
+    <w:lvl w:ilvl="7">
+      <w:numFmt w:val="bullet"/>
+      <w:lvlText w:val="o"/>
+      <w:lvlJc w:val="left"/>
+      <w:pPr>
+        <w:ind w:left="5760" w:hanging="360"/>
+      </w:pPr>
+      <w:rPr>
+        <w:rFonts w:ascii="Courier New" w:hAnsi="Courier New" w:cs="Courier New" w:hint="default"/>
+      </w:rPr>
+    </w:lvl>
+    <w:lvl w:ilvl="8">
+      <w:numFmt w:val="bullet"/>
+      <w:lvlText w:val=""/>
+      <w:lvlJc w:val="left"/>
+      <w:pPr>
+        <w:ind w:left="6480" w:hanging="360"/>
+      </w:pPr>
+      <w:rPr>
+        <w:rFonts w:ascii="Wingdings" w:hAnsi="Wingdings" w:cs="Wingdings" w:hint="default"/>
+      </w:rPr>
+    </w:lvl>
+  </w:abstractNum>
   <w:abstractNum w:abstractNumId="99411">
     <w:nsid w:val="00A99411"/>
     <w:multiLevelType w:val="multilevel"/>
@@ -8140,109 +9181,6 @@
       <w:pPr>
         <w:ind w:left="6480" w:hanging="360"/>
       </w:pPr>
-    </w:lvl>
-  </w:abstractNum>
-  <w:abstractNum w:abstractNumId="991">
-    <w:nsid w:val="0000A991"/>
-    <w:multiLevelType w:val="multilevel"/>
-    <w:lvl w:ilvl="0">
-      <w:numFmt w:val="bullet"/>
-      <w:lvlText w:val=""/>
-      <w:lvlJc w:val="left"/>
-      <w:pPr>
-        <w:ind w:left="720" w:hanging="360"/>
-      </w:pPr>
-      <w:rPr>
-        <w:rFonts w:ascii="Symbol" w:hAnsi="Symbol" w:cs="Symbol" w:hint="default"/>
-      </w:rPr>
-    </w:lvl>
-    <w:lvl w:ilvl="1">
-      <w:numFmt w:val="bullet"/>
-      <w:lvlText w:val="o"/>
-      <w:lvlJc w:val="left"/>
-      <w:pPr>
-        <w:ind w:left="1440" w:hanging="360"/>
-      </w:pPr>
-      <w:rPr>
-        <w:rFonts w:ascii="Courier New" w:hAnsi="Courier New" w:cs="Courier New" w:hint="default"/>
-      </w:rPr>
-    </w:lvl>
-    <w:lvl w:ilvl="2">
-      <w:numFmt w:val="bullet"/>
-      <w:lvlText w:val=""/>
-      <w:lvlJc w:val="left"/>
-      <w:pPr>
-        <w:ind w:left="2160" w:hanging="360"/>
-      </w:pPr>
-      <w:rPr>
-        <w:rFonts w:ascii="Wingdings" w:hAnsi="Wingdings" w:cs="Wingdings" w:hint="default"/>
-      </w:rPr>
-    </w:lvl>
-    <w:lvl w:ilvl="3">
-      <w:numFmt w:val="bullet"/>
-      <w:lvlText w:val=""/>
-      <w:lvlJc w:val="left"/>
-      <w:pPr>
-        <w:ind w:left="2880" w:hanging="360"/>
-      </w:pPr>
-      <w:rPr>
-        <w:rFonts w:ascii="Symbol" w:hAnsi="Symbol" w:cs="Symbol" w:hint="default"/>
-      </w:rPr>
-    </w:lvl>
-    <w:lvl w:ilvl="4">
-      <w:numFmt w:val="bullet"/>
-      <w:lvlText w:val="o"/>
-      <w:lvlJc w:val="left"/>
-      <w:pPr>
-        <w:ind w:left="3600" w:hanging="360"/>
-      </w:pPr>
-      <w:rPr>
-        <w:rFonts w:ascii="Courier New" w:hAnsi="Courier New" w:cs="Courier New" w:hint="default"/>
-      </w:rPr>
-    </w:lvl>
-    <w:lvl w:ilvl="5">
-      <w:numFmt w:val="bullet"/>
-      <w:lvlText w:val=""/>
-      <w:lvlJc w:val="left"/>
-      <w:pPr>
-        <w:ind w:left="4320" w:hanging="360"/>
-      </w:pPr>
-      <w:rPr>
-        <w:rFonts w:ascii="Wingdings" w:hAnsi="Wingdings" w:cs="Wingdings" w:hint="default"/>
-      </w:rPr>
-    </w:lvl>
-    <w:lvl w:ilvl="6">
-      <w:numFmt w:val="bullet"/>
-      <w:lvlText w:val=""/>
-      <w:lvlJc w:val="left"/>
-      <w:pPr>
-        <w:ind w:left="5040" w:hanging="360"/>
-      </w:pPr>
-      <w:rPr>
-        <w:rFonts w:ascii="Symbol" w:hAnsi="Symbol" w:cs="Symbol" w:hint="default"/>
-      </w:rPr>
-    </w:lvl>
-    <w:lvl w:ilvl="7">
-      <w:numFmt w:val="bullet"/>
-      <w:lvlText w:val="o"/>
-      <w:lvlJc w:val="left"/>
-      <w:pPr>
-        <w:ind w:left="5760" w:hanging="360"/>
-      </w:pPr>
-      <w:rPr>
-        <w:rFonts w:ascii="Courier New" w:hAnsi="Courier New" w:cs="Courier New" w:hint="default"/>
-      </w:rPr>
-    </w:lvl>
-    <w:lvl w:ilvl="8">
-      <w:numFmt w:val="bullet"/>
-      <w:lvlText w:val=""/>
-      <w:lvlJc w:val="left"/>
-      <w:pPr>
-        <w:ind w:left="6480" w:hanging="360"/>
-      </w:pPr>
-      <w:rPr>
-        <w:rFonts w:ascii="Wingdings" w:hAnsi="Wingdings" w:cs="Wingdings" w:hint="default"/>
-      </w:rPr>
     </w:lvl>
   </w:abstractNum>
   <w:num w:numId="1">
@@ -8276,6 +9214,9 @@
     <w:abstractNumId w:val="990"/>
   </w:num>
   <w:num w:numId="1001">
+    <w:abstractNumId w:val="991"/>
+  </w:num>
+  <w:num w:numId="1002">
     <w:abstractNumId w:val="99411"/>
     <w:lvlOverride w:ilvl="0">
       <w:startOverride w:val="1"/>
@@ -8305,28 +9246,10 @@
       <w:startOverride w:val="1"/>
     </w:lvlOverride>
   </w:num>
-  <w:num w:numId="1002">
-    <w:abstractNumId w:val="991"/>
-  </w:num>
   <w:num w:numId="1003">
     <w:abstractNumId w:val="991"/>
   </w:num>
   <w:num w:numId="1004">
-    <w:abstractNumId w:val="991"/>
-  </w:num>
-  <w:num w:numId="1005">
-    <w:abstractNumId w:val="991"/>
-  </w:num>
-  <w:num w:numId="1006">
-    <w:abstractNumId w:val="991"/>
-  </w:num>
-  <w:num w:numId="1007">
-    <w:abstractNumId w:val="991"/>
-  </w:num>
-  <w:num w:numId="1008">
-    <w:abstractNumId w:val="991"/>
-  </w:num>
-  <w:num w:numId="1009">
     <w:abstractNumId w:val="99411"/>
     <w:lvlOverride w:ilvl="0">
       <w:startOverride w:val="1"/>
@@ -8356,7 +9279,28 @@
       <w:startOverride w:val="1"/>
     </w:lvlOverride>
   </w:num>
+  <w:num w:numId="1005">
+    <w:abstractNumId w:val="991"/>
+  </w:num>
+  <w:num w:numId="1006">
+    <w:abstractNumId w:val="991"/>
+  </w:num>
+  <w:num w:numId="1007">
+    <w:abstractNumId w:val="991"/>
+  </w:num>
+  <w:num w:numId="1008">
+    <w:abstractNumId w:val="991"/>
+  </w:num>
+  <w:num w:numId="1009">
+    <w:abstractNumId w:val="991"/>
+  </w:num>
   <w:num w:numId="1010">
+    <w:abstractNumId w:val="991"/>
+  </w:num>
+  <w:num w:numId="1011">
+    <w:abstractNumId w:val="991"/>
+  </w:num>
+  <w:num w:numId="1012">
     <w:abstractNumId w:val="99411"/>
     <w:lvlOverride w:ilvl="0">
       <w:startOverride w:val="1"/>
@@ -8386,7 +9330,37 @@
       <w:startOverride w:val="1"/>
     </w:lvlOverride>
   </w:num>
-  <w:num w:numId="1011">
+  <w:num w:numId="1013">
+    <w:abstractNumId w:val="99411"/>
+    <w:lvlOverride w:ilvl="0">
+      <w:startOverride w:val="1"/>
+    </w:lvlOverride>
+    <w:lvlOverride w:ilvl="1">
+      <w:startOverride w:val="1"/>
+    </w:lvlOverride>
+    <w:lvlOverride w:ilvl="2">
+      <w:startOverride w:val="1"/>
+    </w:lvlOverride>
+    <w:lvlOverride w:ilvl="3">
+      <w:startOverride w:val="1"/>
+    </w:lvlOverride>
+    <w:lvlOverride w:ilvl="4">
+      <w:startOverride w:val="1"/>
+    </w:lvlOverride>
+    <w:lvlOverride w:ilvl="5">
+      <w:startOverride w:val="1"/>
+    </w:lvlOverride>
+    <w:lvlOverride w:ilvl="6">
+      <w:startOverride w:val="1"/>
+    </w:lvlOverride>
+    <w:lvlOverride w:ilvl="7">
+      <w:startOverride w:val="1"/>
+    </w:lvlOverride>
+    <w:lvlOverride w:ilvl="8">
+      <w:startOverride w:val="1"/>
+    </w:lvlOverride>
+  </w:num>
+  <w:num w:numId="1014">
     <w:abstractNumId w:val="99411"/>
     <w:lvlOverride w:ilvl="0">
       <w:startOverride w:val="1"/>

--- a/INFORME_ACADEMICO_CNN.docx
+++ b/INFORME_ACADEMICO_CNN.docx
@@ -2,7 +2,7 @@
 <file path=word/document.xml><?xml version="1.0" encoding="utf-8"?>
 <w:document xmlns:w="http://schemas.openxmlformats.org/wordprocessingml/2006/main" xmlns:m="http://schemas.openxmlformats.org/officeDocument/2006/math" xmlns:r="http://schemas.openxmlformats.org/officeDocument/2006/relationships" xmlns:o="urn:schemas-microsoft-com:office:office" xmlns:v="urn:schemas-microsoft-com:vml" xmlns:w10="urn:schemas-microsoft-com:office:word" xmlns:a="http://schemas.openxmlformats.org/drawingml/2006/main" xmlns:pic="http://schemas.openxmlformats.org/drawingml/2006/picture" xmlns:wp="http://schemas.openxmlformats.org/drawingml/2006/wordprocessingDrawing">
   <w:body>
-    <w:bookmarkStart w:id="84" w:name="Xf28b6c685bb20630eb29d188305d852875c700e"/>
+    <w:bookmarkStart w:id="53" w:name="Xf28b6c685bb20630eb29d188305d852875c700e"/>
     <w:p>
       <w:pPr>
         <w:pStyle w:val="Heading1"/>
@@ -57,35 +57,19 @@
       <w:r>
         <w:t xml:space="preserve"> </w:t>
       </w:r>
-      <w:r>
-        <w:t xml:space="preserve">Chest X-Ray Images (Pneumonia) —</w:t>
-      </w:r>
-      <w:r>
-        <w:t xml:space="preserve"> </w:t>
-      </w:r>
       <w:hyperlink r:id="rId9">
         <w:r>
           <w:rPr>
             <w:rStyle w:val="Hyperlink"/>
           </w:rPr>
-          <w:t xml:space="preserve">Kaggle</w:t>
+          <w:t xml:space="preserve">Chest X-Ray Images (Pneumonia)</w:t>
         </w:r>
       </w:hyperlink>
       <w:r>
-        <w:br/>
-      </w:r>
-      <w:r>
-        <w:rPr>
-          <w:b/>
-          <w:bCs/>
-        </w:rPr>
-        <w:t xml:space="preserve">Clases:</w:t>
-      </w:r>
-      <w:r>
         <w:t xml:space="preserve"> </w:t>
       </w:r>
       <w:r>
-        <w:t xml:space="preserve">NORMAL y PNEUMONIA</w:t>
+        <w:t xml:space="preserve">(Kaggle)</w:t>
       </w:r>
       <w:r>
         <w:br/>
@@ -104,7 +88,7 @@
         <w:rPr>
           <w:rStyle w:val="VerbatimChar"/>
         </w:rPr>
-        <w:t xml:space="preserve">chest_xray_cnn.ipynb</w:t>
+        <w:t xml:space="preserve">MACHINE_LEARNING_II_IDL02.ipynb</w:t>
       </w:r>
       <w:r>
         <w:t xml:space="preserve"> </w:t>
@@ -194,7 +178,7 @@
         <w:t xml:space="preserve"> </w:t>
       </w:r>
       <w:r>
-        <w:t xml:space="preserve">es una de las pruebas de imagen más utilizadas para orientar el diagnóstico. Interpretar estas imágenes requiere experiencia y tiempo; por ello, en los últimos años se ha investigado el uso de</w:t>
+        <w:t xml:space="preserve">es una de las pruebas de imagen más utilizadas. El</w:t>
       </w:r>
       <w:r>
         <w:t xml:space="preserve"> </w:t>
@@ -210,7 +194,7 @@
         <w:t xml:space="preserve"> </w:t>
       </w:r>
       <w:r>
-        <w:t xml:space="preserve">como apoyo al especialista, no como sustituto del criterio médico.</w:t>
+        <w:t xml:space="preserve">se ha explorado como apoyo al especialista, no como sustituto del criterio médico.</w:t>
       </w:r>
     </w:p>
     <w:p>
@@ -218,7 +202,7 @@
         <w:pStyle w:val="BodyText"/>
       </w:pPr>
       <w:r>
-        <w:t xml:space="preserve">Este trabajo forma parte de la asignatura</w:t>
+        <w:t xml:space="preserve">Este trabajo corresponde a</w:t>
       </w:r>
       <w:r>
         <w:t xml:space="preserve"> </w:t>
@@ -231,7 +215,10 @@
         <w:t xml:space="preserve">Machine Learning II</w:t>
       </w:r>
       <w:r>
-        <w:t xml:space="preserve">, cuyo enfoque incluye el diseño de modelos para</w:t>
+        <w:t xml:space="preserve"> </w:t>
+      </w:r>
+      <w:r>
+        <w:t xml:space="preserve">y aborda</w:t>
       </w:r>
       <w:r>
         <w:t xml:space="preserve"> </w:t>
@@ -247,7 +234,20 @@
         <w:t xml:space="preserve"> </w:t>
       </w:r>
       <w:r>
-        <w:t xml:space="preserve">con redes neuronales convolucionales (CNN), el análisis riguroso de los datos y la evaluación con métricas adecuadas cuando las clases no están balanceadas.</w:t>
+        <w:t xml:space="preserve">con CNN en PyTorch, análisis de datos y evaluación con métricas adecuadas ante</w:t>
+      </w:r>
+      <w:r>
+        <w:t xml:space="preserve"> </w:t>
+      </w:r>
+      <w:r>
+        <w:rPr>
+          <w:b/>
+          <w:bCs/>
+        </w:rPr>
+        <w:t xml:space="preserve">desbalance de clases</w:t>
+      </w:r>
+      <w:r>
+        <w:t xml:space="preserve">.</w:t>
       </w:r>
     </w:p>
     <w:bookmarkEnd w:id="10"/>
@@ -265,20 +265,7 @@
         <w:pStyle w:val="FirstParagraph"/>
       </w:pPr>
       <w:r>
-        <w:t xml:space="preserve">Las imágenes utilizadas en el proyecto proceden de la plataforma</w:t>
-      </w:r>
-      <w:r>
-        <w:t xml:space="preserve"> </w:t>
-      </w:r>
-      <w:r>
-        <w:rPr>
-          <w:b/>
-          <w:bCs/>
-        </w:rPr>
-        <w:t xml:space="preserve">Kaggle</w:t>
-      </w:r>
-      <w:r>
-        <w:t xml:space="preserve">, concretamente del conjunto público</w:t>
+        <w:t xml:space="preserve">Las imágenes provienen del conjunto</w:t>
       </w:r>
       <w:r>
         <w:t xml:space="preserve"> </w:t>
@@ -294,44 +281,7 @@
         </w:r>
       </w:hyperlink>
       <w:r>
-        <w:t xml:space="preserve"> </w:t>
-      </w:r>
-      <w:r>
-        <w:t xml:space="preserve">(autor del repositorio en Kaggle: Paul Mooney). Este dataset difunde radiografías pediátricas de tórax organizadas en dos carpetas por etiqueta, en línea con el trabajo de Kermany</w:t>
-      </w:r>
-      <w:r>
-        <w:t xml:space="preserve"> </w:t>
-      </w:r>
-      <w:r>
-        <w:rPr>
-          <w:i/>
-          <w:iCs/>
-        </w:rPr>
-        <w:t xml:space="preserve">et al.</w:t>
-      </w:r>
-      <w:r>
-        <w:t xml:space="preserve"> </w:t>
-      </w:r>
-      <w:r>
-        <w:t xml:space="preserve">(</w:t>
-      </w:r>
-      <w:r>
-        <w:rPr>
-          <w:i/>
-          <w:iCs/>
-        </w:rPr>
-        <w:t xml:space="preserve">Cell</w:t>
-      </w:r>
-      <w:r>
-        <w:t xml:space="preserve">, 2018) sobre diagnóstico asistido por deep learning en oftalmología y su extensión a rayos X torácicos.</w:t>
-      </w:r>
-    </w:p>
-    <w:p>
-      <w:pPr>
-        <w:pStyle w:val="BodyText"/>
-      </w:pPr>
-      <w:r>
-        <w:t xml:space="preserve">En Kaggle el material se distribuye comprimido; tras descargarlo, se obtiene la carpeta local</w:t>
+        <w:t xml:space="preserve">. Tras descargarlo, se obtiene la carpeta</w:t>
       </w:r>
       <w:r>
         <w:t xml:space="preserve"> </w:t>
@@ -373,7 +323,10 @@
         <w:t xml:space="preserve">test/</w:t>
       </w:r>
       <w:r>
-        <w:t xml:space="preserve">, cada uno con las clases</w:t>
+        <w:t xml:space="preserve"> </w:t>
+      </w:r>
+      <w:r>
+        <w:t xml:space="preserve">y clases</w:t>
       </w:r>
       <w:r>
         <w:t xml:space="preserve"> </w:t>
@@ -400,7 +353,7 @@
         <w:t xml:space="preserve">PNEUMONIA</w:t>
       </w:r>
       <w:r>
-        <w:t xml:space="preserve">. Esa estructura es la que consume el notebook mediante</w:t>
+        <w:t xml:space="preserve">, cargados con</w:t>
       </w:r>
       <w:r>
         <w:t xml:space="preserve"> </w:t>
@@ -420,17 +373,35 @@
         <w:pStyle w:val="BodyText"/>
       </w:pPr>
       <w:r>
+        <w:t xml:space="preserve">En</w:t>
+      </w:r>
+      <w:r>
+        <w:t xml:space="preserve"> </w:t>
+      </w:r>
+      <w:r>
         <w:rPr>
           <w:b/>
           <w:bCs/>
         </w:rPr>
-        <w:t xml:space="preserve">Referencia del dataset en Kaggle:</w:t>
-      </w:r>
-      <w:r>
-        <w:br/>
-      </w:r>
-      <w:r>
-        <w:t xml:space="preserve">https://www.kaggle.com/datasets/paultimothymooney/chest-xray-pneumonia</w:t>
+        <w:t xml:space="preserve">Google Colab</w:t>
+      </w:r>
+      <w:r>
+        <w:t xml:space="preserve">, la descarga se automatiza con el token privado</w:t>
+      </w:r>
+      <w:r>
+        <w:t xml:space="preserve"> </w:t>
+      </w:r>
+      <w:r>
+        <w:rPr>
+          <w:rStyle w:val="VerbatimChar"/>
+        </w:rPr>
+        <w:t xml:space="preserve">MI_TOKEN</w:t>
+      </w:r>
+      <w:r>
+        <w:t xml:space="preserve"> </w:t>
+      </w:r>
+      <w:r>
+        <w:t xml:space="preserve">(Colab Secrets → API Tokens de Kaggle), sin exponer credenciales en el código del notebook.</w:t>
       </w:r>
     </w:p>
     <w:bookmarkEnd w:id="11"/>
@@ -443,35 +414,10 @@
         <w:t xml:space="preserve">1.3 ¿De qué trata el dataset?</w:t>
       </w:r>
     </w:p>
-    <w:p>
-      <w:pPr>
-        <w:pStyle w:val="FirstParagraph"/>
-      </w:pPr>
-      <w:r>
-        <w:t xml:space="preserve">Se trata de un corpus de</w:t>
-      </w:r>
-      <w:r>
-        <w:t xml:space="preserve"> </w:t>
-      </w:r>
-      <w:r>
-        <w:rPr>
-          <w:b/>
-          <w:bCs/>
-        </w:rPr>
-        <w:t xml:space="preserve">radiografías de tórax en escala de grises</w:t>
-      </w:r>
-      <w:r>
-        <w:t xml:space="preserve"> </w:t>
-      </w:r>
-      <w:r>
-        <w:t xml:space="preserve">(archivos JPEG), etiquetadas de forma supervisada en dos categorías:</w:t>
-      </w:r>
-    </w:p>
     <w:tbl>
       <w:tblPr>
         <w:tblStyle w:val="TableGrid"/>
-        <w:tblW w:type="pct" w:w="5000"/>
-        <w:tblLayout w:type="fixed"/>
+        <w:tblW w:type="auto" w:w="0"/>
         <w:tblLook w:firstRow="1" w:lastRow="0" w:firstColumn="0" w:lastColumn="0" w:noHBand="0" w:noVBand="0" w:val="0020"/>
         <w:tblBorders>
           <w:top w:val="single" w:sz="4" w:space="0" w:color="000000"/>
@@ -483,8 +429,8 @@
         </w:tblBorders>
       </w:tblPr>
       <w:tblGrid>
-        <w:gridCol w:w="2772"/>
-        <w:gridCol w:w="5148"/>
+        <w:gridCol w:w="3960"/>
+        <w:gridCol w:w="3960"/>
       </w:tblGrid>
       <w:tr>
         <w:trPr>
@@ -536,7 +482,7 @@
               <w:pStyle w:val="Compact"/>
             </w:pPr>
             <w:r>
-              <w:t xml:space="preserve">Radiografía sin hallazgos compatibles con neumonía según la etiqueta del conjunto</w:t>
+              <w:t xml:space="preserve">Radiografía sin hallazgos compatibles con neumonía</w:t>
             </w:r>
           </w:p>
         </w:tc>
@@ -564,7 +510,7 @@
               <w:pStyle w:val="Compact"/>
             </w:pPr>
             <w:r>
-              <w:t xml:space="preserve">Radiografía con signos asociados a neumonía según la etiqueta del conjunto</w:t>
+              <w:t xml:space="preserve">Radiografía con signos asociados a neumonía</w:t>
             </w:r>
           </w:p>
         </w:tc>
@@ -575,1381 +521,11 @@
         <w:pStyle w:val="BodyText"/>
       </w:pPr>
       <w:r>
-        <w:t xml:space="preserve">En total, el material descargado de Kaggle comprende</w:t>
-      </w:r>
-      <w:r>
-        <w:t xml:space="preserve"> </w:t>
-      </w:r>
-      <w:r>
         <w:rPr>
           <w:b/>
           <w:bCs/>
         </w:rPr>
-        <w:t xml:space="preserve">5 856 imágenes</w:t>
-      </w:r>
-      <w:r>
-        <w:t xml:space="preserve"> </w:t>
-      </w:r>
-      <w:r>
-        <w:t xml:space="preserve">repartidas así:</w:t>
-      </w:r>
-    </w:p>
-    <w:p>
-      <w:pPr>
-        <w:pStyle w:val="Compact"/>
-        <w:numPr>
-          <w:ilvl w:val="0"/>
-          <w:numId w:val="1001"/>
-        </w:numPr>
-      </w:pPr>
-      <w:r>
-        <w:rPr>
-          <w:b/>
-          <w:bCs/>
-        </w:rPr>
-        <w:t xml:space="preserve">Train:</w:t>
-      </w:r>
-      <w:r>
-        <w:t xml:space="preserve"> </w:t>
-      </w:r>
-      <w:r>
-        <w:t xml:space="preserve">5 232 imágenes (1 349 NORMAL + 3 883 PNEUMONIA)</w:t>
-      </w:r>
-      <w:r>
-        <w:br/>
-      </w:r>
-    </w:p>
-    <w:p>
-      <w:pPr>
-        <w:pStyle w:val="Compact"/>
-        <w:numPr>
-          <w:ilvl w:val="0"/>
-          <w:numId w:val="1001"/>
-        </w:numPr>
-      </w:pPr>
-      <w:r>
-        <w:rPr>
-          <w:b/>
-          <w:bCs/>
-        </w:rPr>
-        <w:t xml:space="preserve">Test:</w:t>
-      </w:r>
-      <w:r>
-        <w:t xml:space="preserve"> </w:t>
-      </w:r>
-      <w:r>
-        <w:t xml:space="preserve">624 imágenes (234 NORMAL + 390 PNEUMONIA)</w:t>
-      </w:r>
-    </w:p>
-    <w:p>
-      <w:pPr>
-        <w:pStyle w:val="FirstParagraph"/>
-      </w:pPr>
-      <w:r>
-        <w:t xml:space="preserve">Las imágenes provienen de pacientes</w:t>
-      </w:r>
-      <w:r>
-        <w:t xml:space="preserve"> </w:t>
-      </w:r>
-      <w:r>
-        <w:rPr>
-          <w:b/>
-          <w:bCs/>
-        </w:rPr>
-        <w:t xml:space="preserve">pediátricos</w:t>
-      </w:r>
-      <w:r>
-        <w:t xml:space="preserve"> </w:t>
-      </w:r>
-      <w:r>
-        <w:t xml:space="preserve">(de 1 a 5 años, según la documentación del conjunto original). No incluyen metadatos clínicos adicionales en las carpetas (edad, sexo, tipo de neumonía, etc.): el aprendizaje se limita a la</w:t>
-      </w:r>
-      <w:r>
-        <w:t xml:space="preserve"> </w:t>
-      </w:r>
-      <w:r>
-        <w:rPr>
-          <w:b/>
-          <w:bCs/>
-        </w:rPr>
-        <w:t xml:space="preserve">señal visual</w:t>
-      </w:r>
-      <w:r>
-        <w:t xml:space="preserve"> </w:t>
-      </w:r>
-      <w:r>
-        <w:t xml:space="preserve">de la radiografía y la etiqueta binaria.</w:t>
-      </w:r>
-    </w:p>
-    <w:bookmarkEnd w:id="12"/>
-    <w:bookmarkStart w:id="13" w:name="por-qué-se-eligió-este-dataset"/>
-    <w:p>
-      <w:pPr>
-        <w:pStyle w:val="Heading3"/>
-      </w:pPr>
-      <w:r>
-        <w:t xml:space="preserve">1.4 ¿Por qué se eligió este dataset?</w:t>
-      </w:r>
-    </w:p>
-    <w:p>
-      <w:pPr>
-        <w:pStyle w:val="FirstParagraph"/>
-      </w:pPr>
-      <w:r>
-        <w:t xml:space="preserve">Se seleccionó este conjunto de Kaggle por varias razones alineadas con los objetivos académicos del curso y con la viabilidad del proyecto:</w:t>
-      </w:r>
-    </w:p>
-    <w:p>
-      <w:pPr>
-        <w:pStyle w:val="Compact"/>
-        <w:numPr>
-          <w:ilvl w:val="0"/>
-          <w:numId w:val="1002"/>
-        </w:numPr>
-      </w:pPr>
-      <w:r>
-        <w:rPr>
-          <w:b/>
-          <w:bCs/>
-        </w:rPr>
-        <w:t xml:space="preserve">Relevancia temática:</w:t>
-      </w:r>
-      <w:r>
-        <w:t xml:space="preserve"> </w:t>
-      </w:r>
-      <w:r>
-        <w:t xml:space="preserve">conecta visión por computador con un problema de salud concreto y fácil de comunicar (detección de neumonía vs. caso normal).</w:t>
-      </w:r>
-    </w:p>
-    <w:p>
-      <w:pPr>
-        <w:pStyle w:val="Compact"/>
-        <w:numPr>
-          <w:ilvl w:val="0"/>
-          <w:numId w:val="1002"/>
-        </w:numPr>
-      </w:pPr>
-      <w:r>
-        <w:rPr>
-          <w:b/>
-          <w:bCs/>
-        </w:rPr>
-        <w:t xml:space="preserve">Formato adecuado para CNN:</w:t>
-      </w:r>
-      <w:r>
-        <w:t xml:space="preserve"> </w:t>
-      </w:r>
-      <w:r>
-        <w:t xml:space="preserve">imágenes 2D homogéneas (rayos X), ideal para practicar capas convolucionales, pooling y capas densas sin depender de transfer learning obligatorio.</w:t>
-      </w:r>
-    </w:p>
-    <w:p>
-      <w:pPr>
-        <w:pStyle w:val="Compact"/>
-        <w:numPr>
-          <w:ilvl w:val="0"/>
-          <w:numId w:val="1002"/>
-        </w:numPr>
-      </w:pPr>
-      <w:r>
-        <w:rPr>
-          <w:b/>
-          <w:bCs/>
-        </w:rPr>
-        <w:t xml:space="preserve">Tamaño manejable:</w:t>
-      </w:r>
-      <w:r>
-        <w:t xml:space="preserve"> </w:t>
-      </w:r>
-      <w:r>
-        <w:t xml:space="preserve">miles de imágenes permiten entrenar en CPU (como en nuestra ejecución) manteniendo un pipeline completo: EDA, entrenamiento, validación y test.</w:t>
-      </w:r>
-    </w:p>
-    <w:p>
-      <w:pPr>
-        <w:pStyle w:val="Compact"/>
-        <w:numPr>
-          <w:ilvl w:val="0"/>
-          <w:numId w:val="1002"/>
-        </w:numPr>
-      </w:pPr>
-      <w:r>
-        <w:rPr>
-          <w:b/>
-          <w:bCs/>
-        </w:rPr>
-        <w:t xml:space="preserve">Estructura estándar:</w:t>
-      </w:r>
-      <w:r>
-        <w:t xml:space="preserve"> </w:t>
-      </w:r>
-      <w:r>
-        <w:t xml:space="preserve">la organización por carpetas (</w:t>
-      </w:r>
-      <w:r>
-        <w:rPr>
-          <w:rStyle w:val="VerbatimChar"/>
-        </w:rPr>
-        <w:t xml:space="preserve">train</w:t>
-      </w:r>
-      <w:r>
-        <w:t xml:space="preserve"> </w:t>
-      </w:r>
-      <w:r>
-        <w:t xml:space="preserve">/</w:t>
-      </w:r>
-      <w:r>
-        <w:t xml:space="preserve"> </w:t>
-      </w:r>
-      <w:r>
-        <w:rPr>
-          <w:rStyle w:val="VerbatimChar"/>
-        </w:rPr>
-        <w:t xml:space="preserve">test</w:t>
-      </w:r>
-      <w:r>
-        <w:t xml:space="preserve"> </w:t>
-      </w:r>
-      <w:r>
-        <w:t xml:space="preserve">y nombre de clase) encaja directamente con PyTorch y con las prácticas habituales en competiciones y tutoriales de Kaggle.</w:t>
-      </w:r>
-    </w:p>
-    <w:p>
-      <w:pPr>
-        <w:pStyle w:val="Compact"/>
-        <w:numPr>
-          <w:ilvl w:val="0"/>
-          <w:numId w:val="1002"/>
-        </w:numPr>
-      </w:pPr>
-      <w:r>
-        <w:rPr>
-          <w:b/>
-          <w:bCs/>
-        </w:rPr>
-        <w:t xml:space="preserve">Desafío realista:</w:t>
-      </w:r>
-      <w:r>
-        <w:t xml:space="preserve"> </w:t>
-      </w:r>
-      <w:r>
-        <w:t xml:space="preserve">el</w:t>
-      </w:r>
-      <w:r>
-        <w:t xml:space="preserve"> </w:t>
-      </w:r>
-      <w:r>
-        <w:rPr>
-          <w:b/>
-          <w:bCs/>
-        </w:rPr>
-        <w:t xml:space="preserve">desbalance entre clases</w:t>
-      </w:r>
-      <w:r>
-        <w:t xml:space="preserve"> </w:t>
-      </w:r>
-      <w:r>
-        <w:t xml:space="preserve">(más casos de PNEUMONIA que de NORMAL en train) obliga a ir más allá de la accuracy y a usar pesos en la pérdida, F1, recall por clase y matriz de confusión — competencias explícitas de la práctica.</w:t>
-      </w:r>
-    </w:p>
-    <w:p>
-      <w:pPr>
-        <w:pStyle w:val="Compact"/>
-        <w:numPr>
-          <w:ilvl w:val="0"/>
-          <w:numId w:val="1002"/>
-        </w:numPr>
-      </w:pPr>
-      <w:r>
-        <w:rPr>
-          <w:b/>
-          <w:bCs/>
-        </w:rPr>
-        <w:t xml:space="preserve">Reproducibilidad:</w:t>
-      </w:r>
-      <w:r>
-        <w:t xml:space="preserve"> </w:t>
-      </w:r>
-      <w:r>
-        <w:t xml:space="preserve">al ser un benchmark muy citado en Kaggle y en bibliografía educativa, facilita comparar resultados y contrastar el propio informe con trabajos de referencia.</w:t>
-      </w:r>
-    </w:p>
-    <w:bookmarkEnd w:id="13"/>
-    <w:bookmarkStart w:id="14" w:name="objetivos-del-trabajo-visión-general"/>
-    <w:p>
-      <w:pPr>
-        <w:pStyle w:val="Heading3"/>
-      </w:pPr>
-      <w:r>
-        <w:t xml:space="preserve">1.5 Objetivos del trabajo (visión general)</w:t>
-      </w:r>
-    </w:p>
-    <w:p>
-      <w:pPr>
-        <w:pStyle w:val="FirstParagraph"/>
-      </w:pPr>
-      <w:r>
-        <w:t xml:space="preserve">Desde la introducción, el propósito del proyecto puede resumirse así:</w:t>
-      </w:r>
-    </w:p>
-    <w:p>
-      <w:pPr>
-        <w:pStyle w:val="Compact"/>
-        <w:numPr>
-          <w:ilvl w:val="0"/>
-          <w:numId w:val="1003"/>
-        </w:numPr>
-      </w:pPr>
-      <w:r>
-        <w:rPr>
-          <w:b/>
-          <w:bCs/>
-        </w:rPr>
-        <w:t xml:space="preserve">Aprender y demostrar</w:t>
-      </w:r>
-      <w:r>
-        <w:t xml:space="preserve"> </w:t>
-      </w:r>
-      <w:r>
-        <w:t xml:space="preserve">un flujo completo de clasificación de imágenes médicas con CNN en PyTorch.</w:t>
-      </w:r>
-      <w:r>
-        <w:br/>
-      </w:r>
-    </w:p>
-    <w:p>
-      <w:pPr>
-        <w:pStyle w:val="Compact"/>
-        <w:numPr>
-          <w:ilvl w:val="0"/>
-          <w:numId w:val="1003"/>
-        </w:numPr>
-      </w:pPr>
-      <w:r>
-        <w:rPr>
-          <w:b/>
-          <w:bCs/>
-        </w:rPr>
-        <w:t xml:space="preserve">Explorar y documentar</w:t>
-      </w:r>
-      <w:r>
-        <w:t xml:space="preserve"> </w:t>
-      </w:r>
-      <w:r>
-        <w:t xml:space="preserve">el dataset de Kaggle (distribución de clases, visualización, preprocesamiento).</w:t>
-      </w:r>
-      <w:r>
-        <w:br/>
-      </w:r>
-    </w:p>
-    <w:p>
-      <w:pPr>
-        <w:pStyle w:val="Compact"/>
-        <w:numPr>
-          <w:ilvl w:val="0"/>
-          <w:numId w:val="1003"/>
-        </w:numPr>
-      </w:pPr>
-      <w:r>
-        <w:rPr>
-          <w:b/>
-          <w:bCs/>
-        </w:rPr>
-        <w:t xml:space="preserve">Construir y entrenar</w:t>
-      </w:r>
-      <w:r>
-        <w:t xml:space="preserve"> </w:t>
-      </w:r>
-      <w:r>
-        <w:t xml:space="preserve">un modelo propio con regularización y búsqueda de hiperparámetros.</w:t>
-      </w:r>
-      <w:r>
-        <w:br/>
-      </w:r>
-    </w:p>
-    <w:p>
-      <w:pPr>
-        <w:pStyle w:val="Compact"/>
-        <w:numPr>
-          <w:ilvl w:val="0"/>
-          <w:numId w:val="1003"/>
-        </w:numPr>
-      </w:pPr>
-      <w:r>
-        <w:rPr>
-          <w:b/>
-          <w:bCs/>
-        </w:rPr>
-        <w:t xml:space="preserve">Evaluar con rigor</w:t>
-      </w:r>
-      <w:r>
-        <w:t xml:space="preserve"> </w:t>
-      </w:r>
-      <w:r>
-        <w:t xml:space="preserve">en un conjunto de test reservado, interpretando métricas y limitaciones (sin pretender un producto clínico).</w:t>
-      </w:r>
-    </w:p>
-    <w:p>
-      <w:pPr>
-        <w:pStyle w:val="FirstParagraph"/>
-      </w:pPr>
-      <w:r>
-        <w:t xml:space="preserve">El problema formal es de</w:t>
-      </w:r>
-      <w:r>
-        <w:t xml:space="preserve"> </w:t>
-      </w:r>
-      <w:r>
-        <w:rPr>
-          <w:b/>
-          <w:bCs/>
-        </w:rPr>
-        <w:t xml:space="preserve">clasificación supervisada binaria</w:t>
-      </w:r>
-      <w:r>
-        <w:t xml:space="preserve">: dada una radiografía, predecir</w:t>
-      </w:r>
-      <w:r>
-        <w:t xml:space="preserve"> </w:t>
-      </w:r>
-      <w:r>
-        <w:rPr>
-          <w:b/>
-          <w:bCs/>
-        </w:rPr>
-        <w:t xml:space="preserve">NORMAL</w:t>
-      </w:r>
-      <w:r>
-        <w:t xml:space="preserve"> </w:t>
-      </w:r>
-      <w:r>
-        <w:t xml:space="preserve">o</w:t>
-      </w:r>
-      <w:r>
-        <w:t xml:space="preserve"> </w:t>
-      </w:r>
-      <w:r>
-        <w:rPr>
-          <w:b/>
-          <w:bCs/>
-        </w:rPr>
-        <w:t xml:space="preserve">PNEUMONIA</w:t>
-      </w:r>
-      <w:r>
-        <w:t xml:space="preserve">. La implementación vive en</w:t>
-      </w:r>
-      <w:r>
-        <w:t xml:space="preserve"> </w:t>
-      </w:r>
-      <w:r>
-        <w:rPr>
-          <w:rStyle w:val="VerbatimChar"/>
-        </w:rPr>
-        <w:t xml:space="preserve">chest_xray_cnn.ipynb</w:t>
-      </w:r>
-      <w:r>
-        <w:t xml:space="preserve">; este informe describe las decisiones tomadas y</w:t>
-      </w:r>
-      <w:r>
-        <w:t xml:space="preserve"> </w:t>
-      </w:r>
-      <w:r>
-        <w:rPr>
-          <w:b/>
-          <w:bCs/>
-        </w:rPr>
-        <w:t xml:space="preserve">interpreta</w:t>
-      </w:r>
-      <w:r>
-        <w:t xml:space="preserve"> </w:t>
-      </w:r>
-      <w:r>
-        <w:t xml:space="preserve">los resultados obtenidos, incluida la diferencia entre el buen rendimiento en validación y el comportamiento más modesto en test.</w:t>
-      </w:r>
-    </w:p>
-    <w:p>
-      <w:r>
-        <w:pict>
-          <v:rect style="width:0;height:1.5pt" o:hralign="center" o:hrstd="t" o:hr="t"/>
-        </w:pict>
-      </w:r>
-    </w:p>
-    <w:bookmarkEnd w:id="14"/>
-    <w:bookmarkEnd w:id="15"/>
-    <w:bookmarkStart w:id="18" w:name="objetivo-del-proyecto"/>
-    <w:p>
-      <w:pPr>
-        <w:pStyle w:val="Heading2"/>
-      </w:pPr>
-      <w:r>
-        <w:t xml:space="preserve">2. Objetivo del proyecto</w:t>
-      </w:r>
-    </w:p>
-    <w:bookmarkStart w:id="16" w:name="objetivo-general"/>
-    <w:p>
-      <w:pPr>
-        <w:pStyle w:val="Heading3"/>
-      </w:pPr>
-      <w:r>
-        <w:t xml:space="preserve">2.1 Objetivo general</w:t>
-      </w:r>
-    </w:p>
-    <w:p>
-      <w:pPr>
-        <w:pStyle w:val="FirstParagraph"/>
-      </w:pPr>
-      <w:r>
-        <w:t xml:space="preserve">Diseñar, implementar, entrenar y evaluar un modelo CNN capaz de clasificar radiografías de tórax en las categorías NORMAL y PNEUMONIA, documentando el proceso completo y optimizando hiperparámetros mediante</w:t>
-      </w:r>
-      <w:r>
-        <w:t xml:space="preserve"> </w:t>
-      </w:r>
-      <w:r>
-        <w:rPr>
-          <w:b/>
-          <w:bCs/>
-        </w:rPr>
-        <w:t xml:space="preserve">random search</w:t>
-      </w:r>
-      <w:r>
-        <w:t xml:space="preserve">.</w:t>
-      </w:r>
-    </w:p>
-    <w:bookmarkEnd w:id="16"/>
-    <w:bookmarkStart w:id="17" w:name="objetivos-específicos"/>
-    <w:p>
-      <w:pPr>
-        <w:pStyle w:val="Heading3"/>
-      </w:pPr>
-      <w:r>
-        <w:t xml:space="preserve">2.2 Objetivos específicos</w:t>
-      </w:r>
-    </w:p>
-    <w:p>
-      <w:pPr>
-        <w:pStyle w:val="Compact"/>
-        <w:numPr>
-          <w:ilvl w:val="0"/>
-          <w:numId w:val="1004"/>
-        </w:numPr>
-      </w:pPr>
-      <w:r>
-        <w:t xml:space="preserve">Realizar</w:t>
-      </w:r>
-      <w:r>
-        <w:t xml:space="preserve"> </w:t>
-      </w:r>
-      <w:r>
-        <w:rPr>
-          <w:b/>
-          <w:bCs/>
-        </w:rPr>
-        <w:t xml:space="preserve">análisis exploratorio (EDA)</w:t>
-      </w:r>
-      <w:r>
-        <w:t xml:space="preserve"> </w:t>
-      </w:r>
-      <w:r>
-        <w:t xml:space="preserve">y cuantificar el</w:t>
-      </w:r>
-      <w:r>
-        <w:t xml:space="preserve"> </w:t>
-      </w:r>
-      <w:r>
-        <w:rPr>
-          <w:b/>
-          <w:bCs/>
-        </w:rPr>
-        <w:t xml:space="preserve">desbalance de clases</w:t>
-      </w:r>
-      <w:r>
-        <w:t xml:space="preserve">.</w:t>
-      </w:r>
-    </w:p>
-    <w:p>
-      <w:pPr>
-        <w:pStyle w:val="Compact"/>
-        <w:numPr>
-          <w:ilvl w:val="0"/>
-          <w:numId w:val="1004"/>
-        </w:numPr>
-      </w:pPr>
-      <w:r>
-        <w:t xml:space="preserve">Aplicar</w:t>
-      </w:r>
-      <w:r>
-        <w:t xml:space="preserve"> </w:t>
-      </w:r>
-      <w:r>
-        <w:rPr>
-          <w:b/>
-          <w:bCs/>
-        </w:rPr>
-        <w:t xml:space="preserve">preprocesamiento</w:t>
-      </w:r>
-      <w:r>
-        <w:t xml:space="preserve"> </w:t>
-      </w:r>
-      <w:r>
-        <w:t xml:space="preserve">(redimensionamiento a 128×128, escala de grises, normalización y aumentación controlada).</w:t>
-      </w:r>
-    </w:p>
-    <w:p>
-      <w:pPr>
-        <w:pStyle w:val="Compact"/>
-        <w:numPr>
-          <w:ilvl w:val="0"/>
-          <w:numId w:val="1004"/>
-        </w:numPr>
-      </w:pPr>
-      <w:r>
-        <w:t xml:space="preserve">Construir una CNN con capas</w:t>
-      </w:r>
-      <w:r>
-        <w:t xml:space="preserve"> </w:t>
-      </w:r>
-      <w:r>
-        <w:rPr>
-          <w:b/>
-          <w:bCs/>
-        </w:rPr>
-        <w:t xml:space="preserve">convolucionales</w:t>
-      </w:r>
-      <w:r>
-        <w:t xml:space="preserve">,</w:t>
-      </w:r>
-      <w:r>
-        <w:t xml:space="preserve"> </w:t>
-      </w:r>
-      <w:r>
-        <w:rPr>
-          <w:b/>
-          <w:bCs/>
-        </w:rPr>
-        <w:t xml:space="preserve">pooling</w:t>
-      </w:r>
-      <w:r>
-        <w:t xml:space="preserve"> </w:t>
-      </w:r>
-      <w:r>
-        <w:t xml:space="preserve">y</w:t>
-      </w:r>
-      <w:r>
-        <w:t xml:space="preserve"> </w:t>
-      </w:r>
-      <w:r>
-        <w:rPr>
-          <w:b/>
-          <w:bCs/>
-        </w:rPr>
-        <w:t xml:space="preserve">densas</w:t>
-      </w:r>
-      <w:r>
-        <w:t xml:space="preserve">, incluyendo</w:t>
-      </w:r>
-      <w:r>
-        <w:t xml:space="preserve"> </w:t>
-      </w:r>
-      <w:r>
-        <w:rPr>
-          <w:b/>
-          <w:bCs/>
-        </w:rPr>
-        <w:t xml:space="preserve">dropout</w:t>
-      </w:r>
-      <w:r>
-        <w:t xml:space="preserve">.</w:t>
-      </w:r>
-    </w:p>
-    <w:p>
-      <w:pPr>
-        <w:pStyle w:val="Compact"/>
-        <w:numPr>
-          <w:ilvl w:val="0"/>
-          <w:numId w:val="1004"/>
-        </w:numPr>
-      </w:pPr>
-      <w:r>
-        <w:t xml:space="preserve">Dividir datos en</w:t>
-      </w:r>
-      <w:r>
-        <w:t xml:space="preserve"> </w:t>
-      </w:r>
-      <w:r>
-        <w:rPr>
-          <w:b/>
-          <w:bCs/>
-        </w:rPr>
-        <w:t xml:space="preserve">entrenamiento</w:t>
-      </w:r>
-      <w:r>
-        <w:t xml:space="preserve"> </w:t>
-      </w:r>
-      <w:r>
-        <w:t xml:space="preserve">y</w:t>
-      </w:r>
-      <w:r>
-        <w:t xml:space="preserve"> </w:t>
-      </w:r>
-      <w:r>
-        <w:rPr>
-          <w:b/>
-          <w:bCs/>
-        </w:rPr>
-        <w:t xml:space="preserve">validación</w:t>
-      </w:r>
-      <w:r>
-        <w:t xml:space="preserve"> </w:t>
-      </w:r>
-      <w:r>
-        <w:t xml:space="preserve">(desde</w:t>
-      </w:r>
-      <w:r>
-        <w:t xml:space="preserve"> </w:t>
-      </w:r>
-      <w:r>
-        <w:rPr>
-          <w:rStyle w:val="VerbatimChar"/>
-        </w:rPr>
-        <w:t xml:space="preserve">train/</w:t>
-      </w:r>
-      <w:r>
-        <w:t xml:space="preserve">), reservando</w:t>
-      </w:r>
-      <w:r>
-        <w:t xml:space="preserve"> </w:t>
-      </w:r>
-      <w:r>
-        <w:rPr>
-          <w:rStyle w:val="VerbatimChar"/>
-        </w:rPr>
-        <w:t xml:space="preserve">test/</w:t>
-      </w:r>
-      <w:r>
-        <w:t xml:space="preserve"> </w:t>
-      </w:r>
-      <w:r>
-        <w:t xml:space="preserve">para evaluación final.</w:t>
-      </w:r>
-    </w:p>
-    <w:p>
-      <w:pPr>
-        <w:pStyle w:val="Compact"/>
-        <w:numPr>
-          <w:ilvl w:val="0"/>
-          <w:numId w:val="1004"/>
-        </w:numPr>
-      </w:pPr>
-      <w:r>
-        <w:t xml:space="preserve">Monitorear</w:t>
-      </w:r>
-      <w:r>
-        <w:t xml:space="preserve"> </w:t>
-      </w:r>
-      <w:r>
-        <w:rPr>
-          <w:b/>
-          <w:bCs/>
-        </w:rPr>
-        <w:t xml:space="preserve">pérdida</w:t>
-      </w:r>
-      <w:r>
-        <w:t xml:space="preserve"> </w:t>
-      </w:r>
-      <w:r>
-        <w:t xml:space="preserve">y</w:t>
-      </w:r>
-      <w:r>
-        <w:t xml:space="preserve"> </w:t>
-      </w:r>
-      <w:r>
-        <w:rPr>
-          <w:b/>
-          <w:bCs/>
-        </w:rPr>
-        <w:t xml:space="preserve">métricas</w:t>
-      </w:r>
-      <w:r>
-        <w:t xml:space="preserve"> </w:t>
-      </w:r>
-      <w:r>
-        <w:t xml:space="preserve">durante el entrenamiento; aplicar</w:t>
-      </w:r>
-      <w:r>
-        <w:t xml:space="preserve"> </w:t>
-      </w:r>
-      <w:r>
-        <w:rPr>
-          <w:b/>
-          <w:bCs/>
-        </w:rPr>
-        <w:t xml:space="preserve">early stopping</w:t>
-      </w:r>
-      <w:r>
-        <w:t xml:space="preserve">.</w:t>
-      </w:r>
-    </w:p>
-    <w:p>
-      <w:pPr>
-        <w:pStyle w:val="Compact"/>
-        <w:numPr>
-          <w:ilvl w:val="0"/>
-          <w:numId w:val="1004"/>
-        </w:numPr>
-      </w:pPr>
-      <w:r>
-        <w:t xml:space="preserve">Optimizar hiperparámetros mediante</w:t>
-      </w:r>
-      <w:r>
-        <w:t xml:space="preserve"> </w:t>
-      </w:r>
-      <w:r>
-        <w:rPr>
-          <w:b/>
-          <w:bCs/>
-        </w:rPr>
-        <w:t xml:space="preserve">random search</w:t>
-      </w:r>
-      <w:r>
-        <w:t xml:space="preserve"> </w:t>
-      </w:r>
-      <w:r>
-        <w:t xml:space="preserve">y reflexionar sobre su impacto.</w:t>
-      </w:r>
-    </w:p>
-    <w:p>
-      <w:pPr>
-        <w:pStyle w:val="Compact"/>
-        <w:numPr>
-          <w:ilvl w:val="0"/>
-          <w:numId w:val="1004"/>
-        </w:numPr>
-      </w:pPr>
-      <w:r>
-        <w:t xml:space="preserve">Reportar</w:t>
-      </w:r>
-      <w:r>
-        <w:t xml:space="preserve"> </w:t>
-      </w:r>
-      <w:r>
-        <w:rPr>
-          <w:b/>
-          <w:bCs/>
-        </w:rPr>
-        <w:t xml:space="preserve">accuracy</w:t>
-      </w:r>
-      <w:r>
-        <w:t xml:space="preserve">,</w:t>
-      </w:r>
-      <w:r>
-        <w:t xml:space="preserve"> </w:t>
-      </w:r>
-      <w:r>
-        <w:rPr>
-          <w:b/>
-          <w:bCs/>
-        </w:rPr>
-        <w:t xml:space="preserve">precision</w:t>
-      </w:r>
-      <w:r>
-        <w:t xml:space="preserve">,</w:t>
-      </w:r>
-      <w:r>
-        <w:t xml:space="preserve"> </w:t>
-      </w:r>
-      <w:r>
-        <w:rPr>
-          <w:b/>
-          <w:bCs/>
-        </w:rPr>
-        <w:t xml:space="preserve">recall</w:t>
-      </w:r>
-      <w:r>
-        <w:t xml:space="preserve">,</w:t>
-      </w:r>
-      <w:r>
-        <w:t xml:space="preserve"> </w:t>
-      </w:r>
-      <w:r>
-        <w:rPr>
-          <w:b/>
-          <w:bCs/>
-        </w:rPr>
-        <w:t xml:space="preserve">F1-score</w:t>
-      </w:r>
-      <w:r>
-        <w:t xml:space="preserve"> </w:t>
-      </w:r>
-      <w:r>
-        <w:t xml:space="preserve">y</w:t>
-      </w:r>
-      <w:r>
-        <w:t xml:space="preserve"> </w:t>
-      </w:r>
-      <w:r>
-        <w:rPr>
-          <w:b/>
-          <w:bCs/>
-        </w:rPr>
-        <w:t xml:space="preserve">matriz de confusión</w:t>
-      </w:r>
-      <w:r>
-        <w:t xml:space="preserve"> </w:t>
-      </w:r>
-      <w:r>
-        <w:t xml:space="preserve">en test, con interpretación clínica básica.</w:t>
-      </w:r>
-    </w:p>
-    <w:p>
-      <w:r>
-        <w:pict>
-          <v:rect style="width:0;height:1.5pt" o:hralign="center" o:hrstd="t" o:hr="t"/>
-        </w:pict>
-      </w:r>
-    </w:p>
-    <w:bookmarkEnd w:id="17"/>
-    <w:bookmarkEnd w:id="18"/>
-    <w:bookmarkStart w:id="34" w:name="descripción-del-dataset"/>
-    <w:p>
-      <w:pPr>
-        <w:pStyle w:val="Heading2"/>
-      </w:pPr>
-      <w:r>
-        <w:t xml:space="preserve">3. Descripción del dataset</w:t>
-      </w:r>
-    </w:p>
-    <w:p>
-      <w:pPr>
-        <w:pStyle w:val="BlockText"/>
-      </w:pPr>
-      <w:r>
-        <w:rPr>
-          <w:b/>
-          <w:bCs/>
-        </w:rPr>
-        <w:t xml:space="preserve">Referencia:</w:t>
-      </w:r>
-      <w:r>
-        <w:t xml:space="preserve"> </w:t>
-      </w:r>
-      <w:r>
-        <w:rPr>
-          <w:rStyle w:val="VerbatimChar"/>
-        </w:rPr>
-        <w:t xml:space="preserve">chest_xray_cnn.ipynb</w:t>
-      </w:r>
-      <w:r>
-        <w:t xml:space="preserve"> </w:t>
-      </w:r>
-      <w:r>
-        <w:t xml:space="preserve">— §2 Configuración y §3 Análisis exploratorio (EDA).</w:t>
-      </w:r>
-    </w:p>
-    <w:bookmarkStart w:id="19" w:name="origen-kaggle-y-estructura-local"/>
-    <w:p>
-      <w:pPr>
-        <w:pStyle w:val="Heading3"/>
-      </w:pPr>
-      <w:r>
-        <w:t xml:space="preserve">3.1 Origen (Kaggle) y estructura local</w:t>
-      </w:r>
-    </w:p>
-    <w:p>
-      <w:pPr>
-        <w:pStyle w:val="FirstParagraph"/>
-      </w:pPr>
-      <w:r>
-        <w:t xml:space="preserve">Tras la descarga desde Kaggle, el proyecto utiliza la carpeta</w:t>
-      </w:r>
-      <w:r>
-        <w:t xml:space="preserve"> </w:t>
-      </w:r>
-      <w:r>
-        <w:rPr>
-          <w:rStyle w:val="VerbatimChar"/>
-        </w:rPr>
-        <w:t xml:space="preserve">chest_xray/</w:t>
-      </w:r>
-      <w:r>
-        <w:t xml:space="preserve"> </w:t>
-      </w:r>
-      <w:r>
-        <w:t xml:space="preserve">en la raíz del repositorio (ver</w:t>
-      </w:r>
-      <w:r>
-        <w:t xml:space="preserve"> </w:t>
-      </w:r>
-      <w:r>
-        <w:rPr>
-          <w:rStyle w:val="VerbatimChar"/>
-        </w:rPr>
-        <w:t xml:space="preserve">.gitignore</w:t>
-      </w:r>
-      <w:r>
-        <w:t xml:space="preserve">: el dataset no se sube a Git por su tamaño, ~1,2 GB). La estructura coincide con la del competición/conjunto público:</w:t>
-      </w:r>
-    </w:p>
-    <w:p>
-      <w:pPr>
-        <w:pStyle w:val="BodyText"/>
-      </w:pPr>
-      <w:r>
-        <w:t xml:space="preserve">El dataset está organizado en carpetas por clase (formato</w:t>
-      </w:r>
-      <w:r>
-        <w:t xml:space="preserve"> </w:t>
-      </w:r>
-      <w:r>
-        <w:rPr>
-          <w:rStyle w:val="VerbatimChar"/>
-        </w:rPr>
-        <w:t xml:space="preserve">ImageFolder</w:t>
-      </w:r>
-      <w:r>
-        <w:t xml:space="preserve"> </w:t>
-      </w:r>
-      <w:r>
-        <w:t xml:space="preserve">de torchvision):</w:t>
-      </w:r>
-    </w:p>
-    <w:p>
-      <w:pPr>
-        <w:pStyle w:val="SourceCode"/>
-      </w:pPr>
-      <w:r>
-        <w:rPr>
-          <w:rStyle w:val="VerbatimChar"/>
-        </w:rPr>
-        <w:t xml:space="preserve">chest_xray/</w:t>
-      </w:r>
-      <w:r>
-        <w:br/>
-      </w:r>
-      <w:r>
-        <w:rPr>
-          <w:rStyle w:val="VerbatimChar"/>
-        </w:rPr>
-        <w:t xml:space="preserve">├── train/</w:t>
-      </w:r>
-      <w:r>
-        <w:br/>
-      </w:r>
-      <w:r>
-        <w:rPr>
-          <w:rStyle w:val="VerbatimChar"/>
-        </w:rPr>
-        <w:t xml:space="preserve">│   ├── NORMAL/</w:t>
-      </w:r>
-      <w:r>
-        <w:br/>
-      </w:r>
-      <w:r>
-        <w:rPr>
-          <w:rStyle w:val="VerbatimChar"/>
-        </w:rPr>
-        <w:t xml:space="preserve">│   └── PNEUMONIA/</w:t>
-      </w:r>
-      <w:r>
-        <w:br/>
-      </w:r>
-      <w:r>
-        <w:rPr>
-          <w:rStyle w:val="VerbatimChar"/>
-        </w:rPr>
-        <w:t xml:space="preserve">└── test/</w:t>
-      </w:r>
-      <w:r>
-        <w:br/>
-      </w:r>
-      <w:r>
-        <w:rPr>
-          <w:rStyle w:val="VerbatimChar"/>
-        </w:rPr>
-        <w:t xml:space="preserve">    ├── NORMAL/</w:t>
-      </w:r>
-      <w:r>
-        <w:br/>
-      </w:r>
-      <w:r>
-        <w:rPr>
-          <w:rStyle w:val="VerbatimChar"/>
-        </w:rPr>
-        <w:t xml:space="preserve">    └── PNEUMONIA/</w:t>
-      </w:r>
-    </w:p>
-    <w:p>
-      <w:pPr>
-        <w:pStyle w:val="FirstParagraph"/>
-      </w:pPr>
-      <w:r>
-        <w:t xml:space="preserve">Cada imagen es un archivo</w:t>
-      </w:r>
-      <w:r>
-        <w:t xml:space="preserve"> </w:t>
-      </w:r>
-      <w:r>
-        <w:rPr>
-          <w:b/>
-          <w:bCs/>
-        </w:rPr>
-        <w:t xml:space="preserve">JPEG</w:t>
-      </w:r>
-      <w:r>
-        <w:t xml:space="preserve"> </w:t>
-      </w:r>
-      <w:r>
-        <w:t xml:space="preserve">en escala de grises (radiografía de tórax pediátrica).</w:t>
-      </w:r>
-    </w:p>
-    <w:p>
-      <w:pPr>
-        <w:pStyle w:val="BodyText"/>
-      </w:pPr>
-      <w:r>
-        <w:rPr>
-          <w:b/>
-          <w:bCs/>
-        </w:rPr>
-        <w:t xml:space="preserve">Nota metodológica:</w:t>
-      </w:r>
-      <w:r>
-        <w:t xml:space="preserve"> </w:t>
-      </w:r>
-      <w:r>
-        <w:t xml:space="preserve">Kaggle entrega ya una partición</w:t>
-      </w:r>
-      <w:r>
-        <w:t xml:space="preserve"> </w:t>
-      </w:r>
-      <w:r>
-        <w:rPr>
-          <w:b/>
-          <w:bCs/>
-        </w:rPr>
-        <w:t xml:space="preserve">train</w:t>
-      </w:r>
-      <w:r>
-        <w:t xml:space="preserve"> </w:t>
-      </w:r>
-      <w:r>
-        <w:t xml:space="preserve">y</w:t>
-      </w:r>
-      <w:r>
-        <w:t xml:space="preserve"> </w:t>
-      </w:r>
-      <w:r>
-        <w:rPr>
-          <w:b/>
-          <w:bCs/>
-        </w:rPr>
-        <w:t xml:space="preserve">test</w:t>
-      </w:r>
-      <w:r>
-        <w:t xml:space="preserve">. En el notebook, la carpeta</w:t>
-      </w:r>
-      <w:r>
-        <w:t xml:space="preserve"> </w:t>
-      </w:r>
-      <w:r>
-        <w:rPr>
-          <w:rStyle w:val="VerbatimChar"/>
-        </w:rPr>
-        <w:t xml:space="preserve">train/</w:t>
-      </w:r>
-      <w:r>
-        <w:t xml:space="preserve"> </w:t>
-      </w:r>
-      <w:r>
-        <w:t xml:space="preserve">se subdivide además en entrenamiento interno y</w:t>
-      </w:r>
-      <w:r>
-        <w:t xml:space="preserve"> </w:t>
-      </w:r>
-      <w:r>
-        <w:rPr>
-          <w:b/>
-          <w:bCs/>
-        </w:rPr>
-        <w:t xml:space="preserve">validación</w:t>
-      </w:r>
-      <w:r>
-        <w:t xml:space="preserve"> </w:t>
-      </w:r>
-      <w:r>
-        <w:t xml:space="preserve">(20 % estratificado); la carpeta</w:t>
-      </w:r>
-      <w:r>
-        <w:t xml:space="preserve"> </w:t>
-      </w:r>
-      <w:r>
-        <w:rPr>
-          <w:rStyle w:val="VerbatimChar"/>
-        </w:rPr>
-        <w:t xml:space="preserve">test/</w:t>
-      </w:r>
-      <w:r>
-        <w:t xml:space="preserve"> </w:t>
-      </w:r>
-      <w:r>
-        <w:t xml:space="preserve">de Kaggle se usa</w:t>
-      </w:r>
-      <w:r>
-        <w:t xml:space="preserve"> </w:t>
-      </w:r>
-      <w:r>
-        <w:rPr>
-          <w:b/>
-          <w:bCs/>
-        </w:rPr>
-        <w:t xml:space="preserve">únicamente</w:t>
-      </w:r>
-      <w:r>
-        <w:t xml:space="preserve"> </w:t>
-      </w:r>
-      <w:r>
-        <w:t xml:space="preserve">para la evaluación final, sin mezclarla con el entrenamiento ni con la búsqueda de hiperparámetros.</w:t>
-      </w:r>
-    </w:p>
-    <w:bookmarkEnd w:id="19"/>
-    <w:bookmarkStart w:id="20" w:name="configuración-y-conteo-por-clase"/>
-    <w:p>
-      <w:pPr>
-        <w:pStyle w:val="Heading3"/>
-      </w:pPr>
-      <w:r>
-        <w:t xml:space="preserve">3.2 Configuración y conteo por clase</w:t>
-      </w:r>
-    </w:p>
-    <w:p>
-      <w:pPr>
-        <w:pStyle w:val="FirstParagraph"/>
-      </w:pPr>
-      <w:r>
-        <w:t xml:space="preserve">En el notebook se definen las rutas,</w:t>
-      </w:r>
-      <w:r>
-        <w:t xml:space="preserve"> </w:t>
-      </w:r>
-      <w:r>
-        <w:rPr>
-          <w:rStyle w:val="VerbatimChar"/>
-        </w:rPr>
-        <w:t xml:space="preserve">IMG_SIZE = 128</w:t>
-      </w:r>
-      <w:r>
-        <w:t xml:space="preserve">,</w:t>
-      </w:r>
-      <w:r>
-        <w:t xml:space="preserve"> </w:t>
-      </w:r>
-      <w:r>
-        <w:rPr>
-          <w:rStyle w:val="VerbatimChar"/>
-        </w:rPr>
-        <w:t xml:space="preserve">BATCH_SIZE = 32</w:t>
-      </w:r>
-      <w:r>
-        <w:t xml:space="preserve">,</w:t>
-      </w:r>
-      <w:r>
-        <w:t xml:space="preserve"> </w:t>
-      </w:r>
-      <w:r>
-        <w:rPr>
-          <w:rStyle w:val="VerbatimChar"/>
-        </w:rPr>
-        <w:t xml:space="preserve">VAL_RATIO = 0.2</w:t>
-      </w:r>
-      <w:r>
-        <w:t xml:space="preserve"> </w:t>
-      </w:r>
-      <w:r>
-        <w:t xml:space="preserve">y una función</w:t>
-      </w:r>
-      <w:r>
-        <w:t xml:space="preserve"> </w:t>
-      </w:r>
-      <w:r>
-        <w:rPr>
-          <w:rStyle w:val="VerbatimChar"/>
-        </w:rPr>
-        <w:t xml:space="preserve">list_images()</w:t>
-      </w:r>
-      <w:r>
-        <w:t xml:space="preserve"> </w:t>
-      </w:r>
-      <w:r>
-        <w:t xml:space="preserve">que</w:t>
-      </w:r>
-      <w:r>
-        <w:t xml:space="preserve"> </w:t>
-      </w:r>
-      <w:r>
-        <w:rPr>
-          <w:b/>
-          <w:bCs/>
-        </w:rPr>
-        <w:t xml:space="preserve">excluye archivos no imagen</w:t>
-      </w:r>
-      <w:r>
-        <w:t xml:space="preserve"> </w:t>
-      </w:r>
-      <w:r>
-        <w:t xml:space="preserve">(por ejemplo</w:t>
-      </w:r>
-      <w:r>
-        <w:t xml:space="preserve"> </w:t>
-      </w:r>
-      <w:r>
-        <w:rPr>
-          <w:rStyle w:val="VerbatimChar"/>
-        </w:rPr>
-        <w:t xml:space="preserve">.DS_Store</w:t>
-      </w:r>
-      <w:r>
-        <w:t xml:space="preserve">).</w:t>
-      </w:r>
-    </w:p>
-    <w:p>
-      <w:pPr>
-        <w:pStyle w:val="BodyText"/>
-      </w:pPr>
-      <w:r>
-        <w:rPr>
-          <w:b/>
-          <w:bCs/>
-        </w:rPr>
-        <w:t xml:space="preserve">Salida de consola (celda EDA — conteo):</w:t>
-      </w:r>
-    </w:p>
-    <w:p>
-      <w:pPr>
-        <w:pStyle w:val="SourceCode"/>
-      </w:pPr>
-      <w:r>
-        <w:rPr>
-          <w:rStyle w:val="VerbatimChar"/>
-        </w:rPr>
-        <w:t xml:space="preserve">TRAIN: {'NORMAL': 1349, 'PNEUMONIA': 3883} | Total: 5232</w:t>
-      </w:r>
-      <w:r>
-        <w:br/>
-      </w:r>
-      <w:r>
-        <w:rPr>
-          <w:rStyle w:val="VerbatimChar"/>
-        </w:rPr>
-        <w:t xml:space="preserve">TEST:  {'NORMAL': 234, 'PNEUMONIA': 390} | Total: 624</w:t>
-      </w:r>
-    </w:p>
-    <w:bookmarkEnd w:id="20"/>
-    <w:bookmarkStart w:id="21" w:name="resultados-volumen-y-distribución"/>
-    <w:p>
-      <w:pPr>
-        <w:pStyle w:val="Heading3"/>
-      </w:pPr>
-      <w:r>
-        <w:t xml:space="preserve">3.3 Resultados: volumen y distribución</w:t>
+        <w:t xml:space="preserve">Volúmenes (ejecución del notebook):</w:t>
       </w:r>
     </w:p>
     <w:tbl>
@@ -2040,7 +616,7 @@
               <w:pStyle w:val="Compact"/>
             </w:pPr>
             <w:r>
-              <w:t xml:space="preserve">1 349</w:t>
+              <w:t xml:space="preserve">1 341</w:t>
             </w:r>
           </w:p>
         </w:tc>
@@ -2051,7 +627,7 @@
               <w:pStyle w:val="Compact"/>
             </w:pPr>
             <w:r>
-              <w:t xml:space="preserve">3 883</w:t>
+              <w:t xml:space="preserve">3 875</w:t>
             </w:r>
           </w:p>
         </w:tc>
@@ -2062,7 +638,7 @@
               <w:pStyle w:val="Compact"/>
             </w:pPr>
             <w:r>
-              <w:t xml:space="preserve">5 232</w:t>
+              <w:t xml:space="preserve">5 216</w:t>
             </w:r>
           </w:p>
         </w:tc>
@@ -2119,11 +695,624 @@
         <w:pStyle w:val="BodyText"/>
       </w:pPr>
       <w:r>
+        <w:t xml:space="preserve">Las imágenes son radiografías</w:t>
+      </w:r>
+      <w:r>
+        <w:t xml:space="preserve"> </w:t>
+      </w:r>
+      <w:r>
         <w:rPr>
           <w:b/>
           <w:bCs/>
         </w:rPr>
-        <w:t xml:space="preserve">Proporción de PNEUMONIA:</w:t>
+        <w:t xml:space="preserve">pediátricas</w:t>
+      </w:r>
+      <w:r>
+        <w:t xml:space="preserve"> </w:t>
+      </w:r>
+      <w:r>
+        <w:t xml:space="preserve">en escala de grises (JPEG). El aprendizaje usa solo la imagen y la etiqueta binaria.</w:t>
+      </w:r>
+    </w:p>
+    <w:bookmarkEnd w:id="12"/>
+    <w:bookmarkStart w:id="13" w:name="por-qué-se-eligió-este-dataset"/>
+    <w:p>
+      <w:pPr>
+        <w:pStyle w:val="Heading3"/>
+      </w:pPr>
+      <w:r>
+        <w:t xml:space="preserve">1.4 ¿Por qué se eligió este dataset?</w:t>
+      </w:r>
+    </w:p>
+    <w:p>
+      <w:pPr>
+        <w:pStyle w:val="Compact"/>
+        <w:numPr>
+          <w:ilvl w:val="0"/>
+          <w:numId w:val="1001"/>
+        </w:numPr>
+      </w:pPr>
+      <w:r>
+        <w:t xml:space="preserve">Relevancia clínica y didáctica.</w:t>
+      </w:r>
+      <w:r>
+        <w:br/>
+      </w:r>
+    </w:p>
+    <w:p>
+      <w:pPr>
+        <w:pStyle w:val="Compact"/>
+        <w:numPr>
+          <w:ilvl w:val="0"/>
+          <w:numId w:val="1001"/>
+        </w:numPr>
+      </w:pPr>
+      <w:r>
+        <w:t xml:space="preserve">Formato ideal para CNN (imágenes 2D).</w:t>
+      </w:r>
+      <w:r>
+        <w:br/>
+      </w:r>
+    </w:p>
+    <w:p>
+      <w:pPr>
+        <w:pStyle w:val="Compact"/>
+        <w:numPr>
+          <w:ilvl w:val="0"/>
+          <w:numId w:val="1001"/>
+        </w:numPr>
+      </w:pPr>
+      <w:r>
+        <w:t xml:space="preserve">Tamaño adecuado para entrenar en Colab con GPU.</w:t>
+      </w:r>
+      <w:r>
+        <w:br/>
+      </w:r>
+    </w:p>
+    <w:p>
+      <w:pPr>
+        <w:pStyle w:val="Compact"/>
+        <w:numPr>
+          <w:ilvl w:val="0"/>
+          <w:numId w:val="1001"/>
+        </w:numPr>
+      </w:pPr>
+      <w:r>
+        <w:t xml:space="preserve">Estructura estándar (</w:t>
+      </w:r>
+      <w:r>
+        <w:rPr>
+          <w:rStyle w:val="VerbatimChar"/>
+        </w:rPr>
+        <w:t xml:space="preserve">train</w:t>
+      </w:r>
+      <w:r>
+        <w:t xml:space="preserve"> </w:t>
+      </w:r>
+      <w:r>
+        <w:t xml:space="preserve">/</w:t>
+      </w:r>
+      <w:r>
+        <w:t xml:space="preserve"> </w:t>
+      </w:r>
+      <w:r>
+        <w:rPr>
+          <w:rStyle w:val="VerbatimChar"/>
+        </w:rPr>
+        <w:t xml:space="preserve">test</w:t>
+      </w:r>
+      <w:r>
+        <w:t xml:space="preserve"> </w:t>
+      </w:r>
+      <w:r>
+        <w:t xml:space="preserve">por carpetas).</w:t>
+      </w:r>
+      <w:r>
+        <w:br/>
+      </w:r>
+    </w:p>
+    <w:p>
+      <w:pPr>
+        <w:pStyle w:val="Compact"/>
+        <w:numPr>
+          <w:ilvl w:val="0"/>
+          <w:numId w:val="1001"/>
+        </w:numPr>
+      </w:pPr>
+      <w:r>
+        <w:rPr>
+          <w:b/>
+          <w:bCs/>
+        </w:rPr>
+        <w:t xml:space="preserve">Desbalance</w:t>
+      </w:r>
+      <w:r>
+        <w:t xml:space="preserve"> </w:t>
+      </w:r>
+      <w:r>
+        <w:t xml:space="preserve">de clases, útil para practicar F1, recall por clase y pesos en la pérdida.</w:t>
+      </w:r>
+      <w:r>
+        <w:br/>
+      </w:r>
+    </w:p>
+    <w:p>
+      <w:pPr>
+        <w:pStyle w:val="Compact"/>
+        <w:numPr>
+          <w:ilvl w:val="0"/>
+          <w:numId w:val="1001"/>
+        </w:numPr>
+      </w:pPr>
+      <w:r>
+        <w:t xml:space="preserve">Benchmark público y reproducible en Kaggle.</w:t>
+      </w:r>
+    </w:p>
+    <w:bookmarkEnd w:id="13"/>
+    <w:bookmarkStart w:id="14" w:name="objetivos-del-trabajo"/>
+    <w:p>
+      <w:pPr>
+        <w:pStyle w:val="Heading3"/>
+      </w:pPr>
+      <w:r>
+        <w:t xml:space="preserve">1.5 Objetivos del trabajo</w:t>
+      </w:r>
+    </w:p>
+    <w:p>
+      <w:pPr>
+        <w:pStyle w:val="Compact"/>
+        <w:numPr>
+          <w:ilvl w:val="0"/>
+          <w:numId w:val="1002"/>
+        </w:numPr>
+      </w:pPr>
+      <w:r>
+        <w:t xml:space="preserve">Pipeline completo: EDA → preprocesamiento → CNN → validación → búsqueda de hiperparámetros → test.</w:t>
+      </w:r>
+      <w:r>
+        <w:br/>
+      </w:r>
+    </w:p>
+    <w:p>
+      <w:pPr>
+        <w:pStyle w:val="Compact"/>
+        <w:numPr>
+          <w:ilvl w:val="0"/>
+          <w:numId w:val="1002"/>
+        </w:numPr>
+      </w:pPr>
+      <w:r>
+        <w:t xml:space="preserve">Documentar decisiones y</w:t>
+      </w:r>
+      <w:r>
+        <w:t xml:space="preserve"> </w:t>
+      </w:r>
+      <w:r>
+        <w:rPr>
+          <w:b/>
+          <w:bCs/>
+        </w:rPr>
+        <w:t xml:space="preserve">interpretar</w:t>
+      </w:r>
+      <w:r>
+        <w:t xml:space="preserve"> </w:t>
+      </w:r>
+      <w:r>
+        <w:t xml:space="preserve">resultados en validación y test.</w:t>
+      </w:r>
+      <w:r>
+        <w:br/>
+      </w:r>
+    </w:p>
+    <w:p>
+      <w:pPr>
+        <w:pStyle w:val="Compact"/>
+        <w:numPr>
+          <w:ilvl w:val="0"/>
+          <w:numId w:val="1002"/>
+        </w:numPr>
+      </w:pPr>
+      <w:r>
+        <w:t xml:space="preserve">Implementación en</w:t>
+      </w:r>
+      <w:r>
+        <w:t xml:space="preserve"> </w:t>
+      </w:r>
+      <w:r>
+        <w:rPr>
+          <w:rStyle w:val="VerbatimChar"/>
+        </w:rPr>
+        <w:t xml:space="preserve">MACHINE_LEARNING_II_IDL02.ipynb</w:t>
+      </w:r>
+      <w:r>
+        <w:t xml:space="preserve">.</w:t>
+      </w:r>
+    </w:p>
+    <w:p>
+      <w:r>
+        <w:pict>
+          <v:rect style="width:0;height:1.5pt" o:hralign="center" o:hrstd="t" o:hr="t"/>
+        </w:pict>
+      </w:r>
+    </w:p>
+    <w:bookmarkEnd w:id="14"/>
+    <w:bookmarkEnd w:id="15"/>
+    <w:bookmarkStart w:id="18" w:name="objetivo-del-proyecto"/>
+    <w:p>
+      <w:pPr>
+        <w:pStyle w:val="Heading2"/>
+      </w:pPr>
+      <w:r>
+        <w:t xml:space="preserve">2. Objetivo del proyecto</w:t>
+      </w:r>
+    </w:p>
+    <w:bookmarkStart w:id="16" w:name="objetivo-general"/>
+    <w:p>
+      <w:pPr>
+        <w:pStyle w:val="Heading3"/>
+      </w:pPr>
+      <w:r>
+        <w:t xml:space="preserve">2.1 Objetivo general</w:t>
+      </w:r>
+    </w:p>
+    <w:p>
+      <w:pPr>
+        <w:pStyle w:val="FirstParagraph"/>
+      </w:pPr>
+      <w:r>
+        <w:t xml:space="preserve">Diseñar, implementar, entrenar y evaluar una CNN para clasificar radiografías NORMAL / PNEUMONIA, con</w:t>
+      </w:r>
+      <w:r>
+        <w:t xml:space="preserve"> </w:t>
+      </w:r>
+      <w:r>
+        <w:rPr>
+          <w:b/>
+          <w:bCs/>
+        </w:rPr>
+        <w:t xml:space="preserve">random search</w:t>
+      </w:r>
+      <w:r>
+        <w:t xml:space="preserve"> </w:t>
+      </w:r>
+      <w:r>
+        <w:t xml:space="preserve">de hiperparámetros (un trial en esta ejecución).</w:t>
+      </w:r>
+    </w:p>
+    <w:bookmarkEnd w:id="16"/>
+    <w:bookmarkStart w:id="17" w:name="objetivos-específicos"/>
+    <w:p>
+      <w:pPr>
+        <w:pStyle w:val="Heading3"/>
+      </w:pPr>
+      <w:r>
+        <w:t xml:space="preserve">2.2 Objetivos específicos</w:t>
+      </w:r>
+    </w:p>
+    <w:p>
+      <w:pPr>
+        <w:pStyle w:val="Compact"/>
+        <w:numPr>
+          <w:ilvl w:val="0"/>
+          <w:numId w:val="1003"/>
+        </w:numPr>
+      </w:pPr>
+      <w:r>
+        <w:t xml:space="preserve">EDA y cuantificación del desbalance.</w:t>
+      </w:r>
+      <w:r>
+        <w:br/>
+      </w:r>
+    </w:p>
+    <w:p>
+      <w:pPr>
+        <w:pStyle w:val="Compact"/>
+        <w:numPr>
+          <w:ilvl w:val="0"/>
+          <w:numId w:val="1003"/>
+        </w:numPr>
+      </w:pPr>
+      <w:r>
+        <w:t xml:space="preserve">Preprocesamiento (128×128, normalización, aumentación).</w:t>
+      </w:r>
+      <w:r>
+        <w:br/>
+      </w:r>
+    </w:p>
+    <w:p>
+      <w:pPr>
+        <w:pStyle w:val="Compact"/>
+        <w:numPr>
+          <w:ilvl w:val="0"/>
+          <w:numId w:val="1003"/>
+        </w:numPr>
+      </w:pPr>
+      <w:r>
+        <w:t xml:space="preserve">CNN con convolución, pooling, capas densas y dropout.</w:t>
+      </w:r>
+      <w:r>
+        <w:br/>
+      </w:r>
+    </w:p>
+    <w:p>
+      <w:pPr>
+        <w:pStyle w:val="Compact"/>
+        <w:numPr>
+          <w:ilvl w:val="0"/>
+          <w:numId w:val="1003"/>
+        </w:numPr>
+      </w:pPr>
+      <w:r>
+        <w:t xml:space="preserve">División train/val estratificada;</w:t>
+      </w:r>
+      <w:r>
+        <w:t xml:space="preserve"> </w:t>
+      </w:r>
+      <w:r>
+        <w:rPr>
+          <w:rStyle w:val="VerbatimChar"/>
+        </w:rPr>
+        <w:t xml:space="preserve">test/</w:t>
+      </w:r>
+      <w:r>
+        <w:t xml:space="preserve"> </w:t>
+      </w:r>
+      <w:r>
+        <w:t xml:space="preserve">solo para evaluación final.</w:t>
+      </w:r>
+      <w:r>
+        <w:br/>
+      </w:r>
+    </w:p>
+    <w:p>
+      <w:pPr>
+        <w:pStyle w:val="Compact"/>
+        <w:numPr>
+          <w:ilvl w:val="0"/>
+          <w:numId w:val="1003"/>
+        </w:numPr>
+      </w:pPr>
+      <w:r>
+        <w:t xml:space="preserve">Early stopping y métricas (loss, F1).</w:t>
+      </w:r>
+      <w:r>
+        <w:br/>
+      </w:r>
+    </w:p>
+    <w:p>
+      <w:pPr>
+        <w:pStyle w:val="Compact"/>
+        <w:numPr>
+          <w:ilvl w:val="0"/>
+          <w:numId w:val="1003"/>
+        </w:numPr>
+      </w:pPr>
+      <w:r>
+        <w:t xml:space="preserve">Random search documentado.</w:t>
+      </w:r>
+      <w:r>
+        <w:br/>
+      </w:r>
+    </w:p>
+    <w:p>
+      <w:pPr>
+        <w:pStyle w:val="Compact"/>
+        <w:numPr>
+          <w:ilvl w:val="0"/>
+          <w:numId w:val="1003"/>
+        </w:numPr>
+      </w:pPr>
+      <w:r>
+        <w:t xml:space="preserve">Accuracy, precision, recall, F1 y matriz de confusión en test.</w:t>
+      </w:r>
+    </w:p>
+    <w:p>
+      <w:r>
+        <w:pict>
+          <v:rect style="width:0;height:1.5pt" o:hralign="center" o:hrstd="t" o:hr="t"/>
+        </w:pict>
+      </w:r>
+    </w:p>
+    <w:bookmarkEnd w:id="17"/>
+    <w:bookmarkEnd w:id="18"/>
+    <w:bookmarkStart w:id="25" w:name="descripción-del-dataset"/>
+    <w:p>
+      <w:pPr>
+        <w:pStyle w:val="Heading2"/>
+      </w:pPr>
+      <w:r>
+        <w:t xml:space="preserve">3. Descripción del dataset</w:t>
+      </w:r>
+    </w:p>
+    <w:p>
+      <w:pPr>
+        <w:pStyle w:val="BlockText"/>
+      </w:pPr>
+      <w:r>
+        <w:rPr>
+          <w:b/>
+          <w:bCs/>
+        </w:rPr>
+        <w:t xml:space="preserve">Referencia:</w:t>
+      </w:r>
+      <w:r>
+        <w:t xml:space="preserve"> </w:t>
+      </w:r>
+      <w:r>
+        <w:rPr>
+          <w:rStyle w:val="VerbatimChar"/>
+        </w:rPr>
+        <w:t xml:space="preserve">MACHINE_LEARNING_II_IDL02.ipynb</w:t>
+      </w:r>
+      <w:r>
+        <w:t xml:space="preserve"> </w:t>
+      </w:r>
+      <w:r>
+        <w:t xml:space="preserve">— celdas de descarga Kaggle, §3 EDA.</w:t>
+      </w:r>
+    </w:p>
+    <w:bookmarkStart w:id="19" w:name="estructura"/>
+    <w:p>
+      <w:pPr>
+        <w:pStyle w:val="Heading3"/>
+      </w:pPr>
+      <w:r>
+        <w:t xml:space="preserve">3.1 Estructura</w:t>
+      </w:r>
+    </w:p>
+    <w:p>
+      <w:pPr>
+        <w:pStyle w:val="SourceCode"/>
+      </w:pPr>
+      <w:r>
+        <w:rPr>
+          <w:rStyle w:val="VerbatimChar"/>
+        </w:rPr>
+        <w:t xml:space="preserve">chest_xray/</w:t>
+      </w:r>
+      <w:r>
+        <w:br/>
+      </w:r>
+      <w:r>
+        <w:rPr>
+          <w:rStyle w:val="VerbatimChar"/>
+        </w:rPr>
+        <w:t xml:space="preserve">├── train/</w:t>
+      </w:r>
+      <w:r>
+        <w:br/>
+      </w:r>
+      <w:r>
+        <w:rPr>
+          <w:rStyle w:val="VerbatimChar"/>
+        </w:rPr>
+        <w:t xml:space="preserve">│   ├── NORMAL/</w:t>
+      </w:r>
+      <w:r>
+        <w:br/>
+      </w:r>
+      <w:r>
+        <w:rPr>
+          <w:rStyle w:val="VerbatimChar"/>
+        </w:rPr>
+        <w:t xml:space="preserve">│   └── PNEUMONIA/</w:t>
+      </w:r>
+      <w:r>
+        <w:br/>
+      </w:r>
+      <w:r>
+        <w:rPr>
+          <w:rStyle w:val="VerbatimChar"/>
+        </w:rPr>
+        <w:t xml:space="preserve">└── test/</w:t>
+      </w:r>
+      <w:r>
+        <w:br/>
+      </w:r>
+      <w:r>
+        <w:rPr>
+          <w:rStyle w:val="VerbatimChar"/>
+        </w:rPr>
+        <w:t xml:space="preserve">    ├── NORMAL/</w:t>
+      </w:r>
+      <w:r>
+        <w:br/>
+      </w:r>
+      <w:r>
+        <w:rPr>
+          <w:rStyle w:val="VerbatimChar"/>
+        </w:rPr>
+        <w:t xml:space="preserve">    └── PNEUMONIA/</w:t>
+      </w:r>
+    </w:p>
+    <w:p>
+      <w:pPr>
+        <w:pStyle w:val="FirstParagraph"/>
+      </w:pPr>
+      <w:r>
+        <w:t xml:space="preserve">Kaggle entrega</w:t>
+      </w:r>
+      <w:r>
+        <w:t xml:space="preserve"> </w:t>
+      </w:r>
+      <w:r>
+        <w:rPr>
+          <w:b/>
+          <w:bCs/>
+        </w:rPr>
+        <w:t xml:space="preserve">train</w:t>
+      </w:r>
+      <w:r>
+        <w:t xml:space="preserve"> </w:t>
+      </w:r>
+      <w:r>
+        <w:t xml:space="preserve">y</w:t>
+      </w:r>
+      <w:r>
+        <w:t xml:space="preserve"> </w:t>
+      </w:r>
+      <w:r>
+        <w:rPr>
+          <w:b/>
+          <w:bCs/>
+        </w:rPr>
+        <w:t xml:space="preserve">test</w:t>
+      </w:r>
+      <w:r>
+        <w:t xml:space="preserve">. El notebook subdivide</w:t>
+      </w:r>
+      <w:r>
+        <w:t xml:space="preserve"> </w:t>
+      </w:r>
+      <w:r>
+        <w:rPr>
+          <w:rStyle w:val="VerbatimChar"/>
+        </w:rPr>
+        <w:t xml:space="preserve">train/</w:t>
+      </w:r>
+      <w:r>
+        <w:t xml:space="preserve"> </w:t>
+      </w:r>
+      <w:r>
+        <w:t xml:space="preserve">en entrenamiento interno y</w:t>
+      </w:r>
+      <w:r>
+        <w:t xml:space="preserve"> </w:t>
+      </w:r>
+      <w:r>
+        <w:rPr>
+          <w:b/>
+          <w:bCs/>
+        </w:rPr>
+        <w:t xml:space="preserve">validación (20 % estratificado)</w:t>
+      </w:r>
+      <w:r>
+        <w:t xml:space="preserve">. La carpeta</w:t>
+      </w:r>
+      <w:r>
+        <w:t xml:space="preserve"> </w:t>
+      </w:r>
+      <w:r>
+        <w:rPr>
+          <w:rStyle w:val="VerbatimChar"/>
+        </w:rPr>
+        <w:t xml:space="preserve">test/</w:t>
+      </w:r>
+      <w:r>
+        <w:t xml:space="preserve"> </w:t>
+      </w:r>
+      <w:r>
+        <w:t xml:space="preserve">no se usa en entrenamiento ni en la búsqueda de hiperparámetros.</w:t>
+      </w:r>
+    </w:p>
+    <w:bookmarkEnd w:id="19"/>
+    <w:bookmarkStart w:id="23" w:name="distribución-de-clases"/>
+    <w:p>
+      <w:pPr>
+        <w:pStyle w:val="Heading3"/>
+      </w:pPr>
+      <w:r>
+        <w:t xml:space="preserve">3.2 Distribución de clases</w:t>
       </w:r>
     </w:p>
     <w:tbl>
@@ -2202,7 +1391,7 @@
               <w:pStyle w:val="Compact"/>
             </w:pPr>
             <w:r>
-              <w:t xml:space="preserve">74,2 %</w:t>
+              <w:t xml:space="preserve">74,3 %</w:t>
             </w:r>
           </w:p>
         </w:tc>
@@ -2213,7 +1402,7 @@
               <w:pStyle w:val="Compact"/>
             </w:pPr>
             <w:r>
-              <w:t xml:space="preserve">2,88 : 1</w:t>
+              <w:t xml:space="preserve">2,89 : 1</w:t>
             </w:r>
           </w:p>
         </w:tc>
@@ -2254,51 +1443,9 @@
         </w:tc>
       </w:tr>
     </w:tbl>
-    <w:bookmarkEnd w:id="21"/>
-    <w:bookmarkStart w:id="25" w:name="visualización-del-desbalance"/>
     <w:p>
       <w:pPr>
-        <w:pStyle w:val="Heading3"/>
-      </w:pPr>
-      <w:r>
-        <w:t xml:space="preserve">3.4 Visualización del desbalance</w:t>
-      </w:r>
-    </w:p>
-    <w:p>
-      <w:pPr>
-        <w:pStyle w:val="FirstParagraph"/>
-      </w:pPr>
-      <w:r>
-        <w:rPr>
-          <w:b/>
-          <w:bCs/>
-        </w:rPr>
-        <w:t xml:space="preserve">Salida de consola (gráfico de barras):</w:t>
-      </w:r>
-    </w:p>
-    <w:p>
-      <w:pPr>
-        <w:pStyle w:val="SourceCode"/>
-      </w:pPr>
-      <w:r>
-        <w:rPr>
-          <w:rStyle w:val="VerbatimChar"/>
-        </w:rPr>
-        <w:t xml:space="preserve">Train: PNEUMONIA=74.2% | Ratio PNEUMONIA/NORMAL=2.88x</w:t>
-      </w:r>
-      <w:r>
-        <w:br/>
-      </w:r>
-      <w:r>
-        <w:rPr>
-          <w:rStyle w:val="VerbatimChar"/>
-        </w:rPr>
-        <w:t xml:space="preserve">Test: PNEUMONIA=62.5% | Ratio PNEUMONIA/NORMAL=1.67x</w:t>
-      </w:r>
-    </w:p>
-    <w:p>
-      <w:pPr>
-        <w:pStyle w:val="FirstParagraph"/>
+        <w:pStyle w:val="BodyText"/>
       </w:pPr>
       <w:r>
         <w:rPr>
@@ -2311,7 +1458,7 @@
         <w:t xml:space="preserve"> </w:t>
       </w:r>
       <w:r>
-        <w:t xml:space="preserve">Distribución de clases (train y test) —</w:t>
+        <w:t xml:space="preserve">Distribución de clases —</w:t>
       </w:r>
       <w:r>
         <w:t xml:space="preserve"> </w:t>
@@ -2332,18 +1479,18 @@
           <wp:inline>
             <wp:extent cx="5486400" cy="2194560"/>
             <wp:effectExtent b="0" l="0" r="0" t="0"/>
-            <wp:docPr descr="Distribución de clases" title="" id="23" name="Picture"/>
+            <wp:docPr descr="Distribución de clases" title="" id="21" name="Picture"/>
             <a:graphic>
               <a:graphicData uri="http://schemas.openxmlformats.org/drawingml/2006/picture">
                 <pic:pic>
                   <pic:nvPicPr>
-                    <pic:cNvPr descr="outputs/eda_class_distribution.png" id="24" name="Picture"/>
+                    <pic:cNvPr descr="outputs/eda_class_distribution.png" id="22" name="Picture"/>
                     <pic:cNvPicPr>
                       <a:picLocks noChangeArrowheads="1" noChangeAspect="1"/>
                     </pic:cNvPicPr>
                   </pic:nvPicPr>
                   <pic:blipFill>
-                    <a:blip r:embed="rId22"/>
+                    <a:blip r:embed="rId20"/>
                     <a:stretch>
                       <a:fillRect/>
                     </a:stretch>
@@ -2378,148 +1525,22 @@
         <w:t xml:space="preserve">Distribución de clases</w:t>
       </w:r>
     </w:p>
-    <w:bookmarkEnd w:id="25"/>
-    <w:bookmarkStart w:id="26" w:name="implicaciones-para-el-modelado"/>
+    <w:bookmarkEnd w:id="23"/>
+    <w:bookmarkStart w:id="24" w:name="exploración-visual"/>
     <w:p>
       <w:pPr>
         <w:pStyle w:val="Heading3"/>
       </w:pPr>
       <w:r>
-        <w:t xml:space="preserve">3.5 Implicaciones para el modelado</w:t>
+        <w:t xml:space="preserve">3.3 Exploración visual</w:t>
       </w:r>
     </w:p>
     <w:p>
       <w:pPr>
-        <w:pStyle w:val="Compact"/>
-        <w:numPr>
-          <w:ilvl w:val="0"/>
-          <w:numId w:val="1005"/>
-        </w:numPr>
-      </w:pPr>
-      <w:r>
-        <w:t xml:space="preserve">El desbalance explica por qué la</w:t>
-      </w:r>
-      <w:r>
-        <w:t xml:space="preserve"> </w:t>
-      </w:r>
-      <w:r>
-        <w:rPr>
-          <w:b/>
-          <w:bCs/>
-        </w:rPr>
-        <w:t xml:space="preserve">accuracy</w:t>
-      </w:r>
-      <w:r>
-        <w:t xml:space="preserve"> </w:t>
-      </w:r>
-      <w:r>
-        <w:t xml:space="preserve">sola puede ser engañosa: un clasificador que prediga siempre PNEUMONIA alcanzaría ~62,5 % de aciertos en test sin ser clínicamente útil.</w:t>
-      </w:r>
-    </w:p>
-    <w:p>
-      <w:pPr>
-        <w:pStyle w:val="Compact"/>
-        <w:numPr>
-          <w:ilvl w:val="0"/>
-          <w:numId w:val="1005"/>
-        </w:numPr>
-      </w:pPr>
-      <w:r>
-        <w:t xml:space="preserve">Se emplean</w:t>
-      </w:r>
-      <w:r>
-        <w:t xml:space="preserve"> </w:t>
-      </w:r>
-      <w:r>
-        <w:rPr>
-          <w:b/>
-          <w:bCs/>
-        </w:rPr>
-        <w:t xml:space="preserve">pesos de clase</w:t>
-      </w:r>
-      <w:r>
-        <w:t xml:space="preserve"> </w:t>
-      </w:r>
-      <w:r>
-        <w:t xml:space="preserve">en la pérdida y métricas</w:t>
-      </w:r>
-      <w:r>
-        <w:t xml:space="preserve"> </w:t>
-      </w:r>
-      <w:r>
-        <w:rPr>
-          <w:b/>
-          <w:bCs/>
-        </w:rPr>
-        <w:t xml:space="preserve">por clase</w:t>
-      </w:r>
-      <w:r>
-        <w:t xml:space="preserve"> </w:t>
-      </w:r>
-      <w:r>
-        <w:t xml:space="preserve">además de las ponderadas.</w:t>
-      </w:r>
-    </w:p>
-    <w:p>
-      <w:pPr>
-        <w:pStyle w:val="Compact"/>
-        <w:numPr>
-          <w:ilvl w:val="0"/>
-          <w:numId w:val="1005"/>
-        </w:numPr>
-      </w:pPr>
-      <w:r>
-        <w:t xml:space="preserve">La carpeta</w:t>
-      </w:r>
-      <w:r>
-        <w:t xml:space="preserve"> </w:t>
-      </w:r>
-      <w:r>
-        <w:rPr>
-          <w:b/>
-          <w:bCs/>
-        </w:rPr>
-        <w:t xml:space="preserve">test/</w:t>
-      </w:r>
-      <w:r>
-        <w:t xml:space="preserve"> </w:t>
-      </w:r>
-      <w:r>
-        <w:t xml:space="preserve">no interviene en entrenamiento ni en la búsqueda de hiperparámetros.</w:t>
-      </w:r>
-    </w:p>
-    <w:bookmarkEnd w:id="26"/>
-    <w:bookmarkStart w:id="33" w:name="exploración-visual"/>
-    <w:p>
-      <w:pPr>
-        <w:pStyle w:val="Heading3"/>
-      </w:pPr>
-      <w:r>
-        <w:t xml:space="preserve">3.6 Exploración visual</w:t>
-      </w:r>
-    </w:p>
-    <w:p>
-      <w:pPr>
         <w:pStyle w:val="FirstParagraph"/>
       </w:pPr>
       <w:r>
-        <w:t xml:space="preserve">El notebook muestra ejemplos por clase y un scatter de tamaños originales (submuestra), confirmando</w:t>
-      </w:r>
-      <w:r>
-        <w:t xml:space="preserve"> </w:t>
-      </w:r>
-      <w:r>
-        <w:rPr>
-          <w:b/>
-          <w:bCs/>
-        </w:rPr>
-        <w:t xml:space="preserve">variabilidad espacial</w:t>
-      </w:r>
-      <w:r>
-        <w:t xml:space="preserve"> </w:t>
-      </w:r>
-      <w:r>
-        <w:t xml:space="preserve">entre radiografías antes del resize a 128×128.</w:t>
+        <w:t xml:space="preserve">La primera celda del notebook muestra ejemplos aleatorios NORMAL vs PNEUMONIA tras la descarga desde Kaggle.</w:t>
       </w:r>
     </w:p>
     <w:p>
@@ -2537,153 +1558,7 @@
         <w:t xml:space="preserve"> </w:t>
       </w:r>
       <w:r>
-        <w:t xml:space="preserve">Ejemplos por clase —</w:t>
-      </w:r>
-      <w:r>
-        <w:t xml:space="preserve"> </w:t>
-      </w:r>
-      <w:r>
-        <w:rPr>
-          <w:rStyle w:val="VerbatimChar"/>
-        </w:rPr>
-        <w:t xml:space="preserve">outputs/eda_sample_images.png</w:t>
-      </w:r>
-    </w:p>
-    <w:p>
-      <w:pPr>
-        <w:pStyle w:val="CaptionedFigure"/>
-      </w:pPr>
-      <w:r>
-        <w:drawing>
-          <wp:inline>
-            <wp:extent cx="5486400" cy="2743200"/>
-            <wp:effectExtent b="0" l="0" r="0" t="0"/>
-            <wp:docPr descr="Ejemplos por clase" title="" id="28" name="Picture"/>
-            <a:graphic>
-              <a:graphicData uri="http://schemas.openxmlformats.org/drawingml/2006/picture">
-                <pic:pic>
-                  <pic:nvPicPr>
-                    <pic:cNvPr descr="outputs/eda_sample_images.png" id="29" name="Picture"/>
-                    <pic:cNvPicPr>
-                      <a:picLocks noChangeArrowheads="1" noChangeAspect="1"/>
-                    </pic:cNvPicPr>
-                  </pic:nvPicPr>
-                  <pic:blipFill>
-                    <a:blip r:embed="rId27"/>
-                    <a:stretch>
-                      <a:fillRect/>
-                    </a:stretch>
-                  </pic:blipFill>
-                  <pic:spPr bwMode="auto">
-                    <a:xfrm>
-                      <a:off x="0" y="0"/>
-                      <a:ext cx="5486400" cy="2743200"/>
-                    </a:xfrm>
-                    <a:prstGeom prst="rect">
-                      <a:avLst/>
-                    </a:prstGeom>
-                    <a:noFill/>
-                    <a:ln w="9525">
-                      <a:noFill/>
-                      <a:headEnd/>
-                      <a:tailEnd/>
-                    </a:ln>
-                  </pic:spPr>
-                </pic:pic>
-              </a:graphicData>
-            </a:graphic>
-          </wp:inline>
-        </w:drawing>
-      </w:r>
-    </w:p>
-    <w:p>
-      <w:pPr>
-        <w:pStyle w:val="ImageCaption"/>
-      </w:pPr>
-      <w:r>
-        <w:t xml:space="preserve">Ejemplos por clase</w:t>
-      </w:r>
-    </w:p>
-    <w:p>
-      <w:pPr>
-        <w:pStyle w:val="BodyText"/>
-      </w:pPr>
-      <w:r>
-        <w:rPr>
-          <w:b/>
-          <w:bCs/>
-        </w:rPr>
-        <w:t xml:space="preserve">Figura 3.</w:t>
-      </w:r>
-      <w:r>
-        <w:t xml:space="preserve"> </w:t>
-      </w:r>
-      <w:r>
-        <w:t xml:space="preserve">Tamaños originales —</w:t>
-      </w:r>
-      <w:r>
-        <w:t xml:space="preserve"> </w:t>
-      </w:r>
-      <w:r>
-        <w:rPr>
-          <w:rStyle w:val="VerbatimChar"/>
-        </w:rPr>
-        <w:t xml:space="preserve">outputs/eda_image_sizes.png</w:t>
-      </w:r>
-    </w:p>
-    <w:p>
-      <w:pPr>
-        <w:pStyle w:val="CaptionedFigure"/>
-      </w:pPr>
-      <w:r>
-        <w:drawing>
-          <wp:inline>
-            <wp:extent cx="5486400" cy="3657600"/>
-            <wp:effectExtent b="0" l="0" r="0" t="0"/>
-            <wp:docPr descr="Tamaños de imagen" title="" id="31" name="Picture"/>
-            <a:graphic>
-              <a:graphicData uri="http://schemas.openxmlformats.org/drawingml/2006/picture">
-                <pic:pic>
-                  <pic:nvPicPr>
-                    <pic:cNvPr descr="outputs/eda_image_sizes.png" id="32" name="Picture"/>
-                    <pic:cNvPicPr>
-                      <a:picLocks noChangeArrowheads="1" noChangeAspect="1"/>
-                    </pic:cNvPicPr>
-                  </pic:nvPicPr>
-                  <pic:blipFill>
-                    <a:blip r:embed="rId30"/>
-                    <a:stretch>
-                      <a:fillRect/>
-                    </a:stretch>
-                  </pic:blipFill>
-                  <pic:spPr bwMode="auto">
-                    <a:xfrm>
-                      <a:off x="0" y="0"/>
-                      <a:ext cx="5486400" cy="3657600"/>
-                    </a:xfrm>
-                    <a:prstGeom prst="rect">
-                      <a:avLst/>
-                    </a:prstGeom>
-                    <a:noFill/>
-                    <a:ln w="9525">
-                      <a:noFill/>
-                      <a:headEnd/>
-                      <a:tailEnd/>
-                    </a:ln>
-                  </pic:spPr>
-                </pic:pic>
-              </a:graphicData>
-            </a:graphic>
-          </wp:inline>
-        </w:drawing>
-      </w:r>
-    </w:p>
-    <w:p>
-      <w:pPr>
-        <w:pStyle w:val="ImageCaption"/>
-      </w:pPr>
-      <w:r>
-        <w:t xml:space="preserve">Tamaños de imagen</w:t>
+        <w:t xml:space="preserve">Ejemplos por clase — generados en la celda inicial del notebook.</w:t>
       </w:r>
     </w:p>
     <w:p>
@@ -2693,9 +1568,9 @@
         </w:pict>
       </w:r>
     </w:p>
-    <w:bookmarkEnd w:id="33"/>
-    <w:bookmarkEnd w:id="34"/>
-    <w:bookmarkStart w:id="39" w:name="preprocesamiento-de-datos"/>
+    <w:bookmarkEnd w:id="24"/>
+    <w:bookmarkEnd w:id="25"/>
+    <w:bookmarkStart w:id="27" w:name="preprocesamiento-de-datos"/>
     <w:p>
       <w:pPr>
         <w:pStyle w:val="Heading2"/>
@@ -2719,50 +1594,13 @@
         <w:t xml:space="preserve"> </w:t>
       </w:r>
       <w:r>
-        <w:rPr>
-          <w:rStyle w:val="VerbatimChar"/>
-        </w:rPr>
-        <w:t xml:space="preserve">chest_xray_cnn.ipynb</w:t>
-      </w:r>
-      <w:r>
-        <w:t xml:space="preserve"> </w:t>
-      </w:r>
-      <w:r>
-        <w:t xml:space="preserve">— §4 Preprocesamiento.</w:t>
-      </w:r>
-    </w:p>
-    <w:bookmarkStart w:id="35" w:name="justificación-general"/>
-    <w:p>
-      <w:pPr>
-        <w:pStyle w:val="Heading3"/>
-      </w:pPr>
-      <w:r>
-        <w:t xml:space="preserve">4.1 Justificación general</w:t>
-      </w:r>
-    </w:p>
-    <w:p>
-      <w:pPr>
-        <w:pStyle w:val="FirstParagraph"/>
-      </w:pPr>
-      <w:r>
-        <w:t xml:space="preserve">Las CNN requieren tensores de tamaño uniforme y escalas comparables. El preprocesamiento reduce variabilidad irrelevante y estabiliza el entrenamiento.</w:t>
-      </w:r>
-    </w:p>
-    <w:bookmarkEnd w:id="35"/>
-    <w:bookmarkStart w:id="36" w:name="pipeline-implementado"/>
-    <w:p>
-      <w:pPr>
-        <w:pStyle w:val="Heading3"/>
-      </w:pPr>
-      <w:r>
-        <w:t xml:space="preserve">4.2 Pipeline implementado</w:t>
+        <w:t xml:space="preserve">§4 Preprocesamiento.</w:t>
       </w:r>
     </w:p>
     <w:tbl>
       <w:tblPr>
         <w:tblStyle w:val="TableGrid"/>
-        <w:tblW w:type="pct" w:w="5000"/>
-        <w:tblLayout w:type="fixed"/>
+        <w:tblW w:type="auto" w:w="0"/>
         <w:tblLook w:firstRow="1" w:lastRow="0" w:firstColumn="0" w:lastColumn="0" w:noHBand="0" w:noVBand="0" w:val="0020"/>
         <w:tblBorders>
           <w:top w:val="single" w:sz="4" w:space="0" w:color="000000"/>
@@ -2774,9 +1612,8 @@
         </w:tblBorders>
       </w:tblPr>
       <w:tblGrid>
-        <w:gridCol w:w="1584"/>
-        <w:gridCol w:w="2941"/>
-        <w:gridCol w:w="3394"/>
+        <w:gridCol w:w="3960"/>
+        <w:gridCol w:w="3960"/>
       </w:tblGrid>
       <w:tr>
         <w:trPr>
@@ -2804,6 +1641,8 @@
             </w:r>
           </w:p>
         </w:tc>
+      </w:tr>
+      <w:tr>
         <w:tc>
           <w:tcPr/>
           <w:p>
@@ -2811,7 +1650,18 @@
               <w:pStyle w:val="Compact"/>
             </w:pPr>
             <w:r>
-              <w:t xml:space="preserve">Justificación</w:t>
+              <w:t xml:space="preserve">Escala de grises</w:t>
+            </w:r>
+          </w:p>
+        </w:tc>
+        <w:tc>
+          <w:tcPr/>
+          <w:p>
+            <w:pPr>
+              <w:pStyle w:val="Compact"/>
+            </w:pPr>
+            <w:r>
+              <w:t xml:space="preserve">1 canal</w:t>
             </w:r>
           </w:p>
         </w:tc>
@@ -2824,7 +1674,7 @@
               <w:pStyle w:val="Compact"/>
             </w:pPr>
             <w:r>
-              <w:t xml:space="preserve">Escala de grises (1 canal)</w:t>
+              <w:t xml:space="preserve">Resize</w:t>
             </w:r>
           </w:p>
         </w:tc>
@@ -2835,59 +1685,7 @@
               <w:pStyle w:val="Compact"/>
             </w:pPr>
             <w:r>
-              <w:rPr>
-                <w:rStyle w:val="VerbatimChar"/>
-              </w:rPr>
-              <w:t xml:space="preserve">Grayscale(num_output_channels=1)</w:t>
-            </w:r>
-          </w:p>
-        </w:tc>
-        <w:tc>
-          <w:tcPr/>
-          <w:p>
-            <w:pPr>
-              <w:pStyle w:val="Compact"/>
-            </w:pPr>
-            <w:r>
-              <w:t xml:space="preserve">Las radiografías son inherentemente grises</w:t>
-            </w:r>
-          </w:p>
-        </w:tc>
-      </w:tr>
-      <w:tr>
-        <w:tc>
-          <w:tcPr/>
-          <w:p>
-            <w:pPr>
-              <w:pStyle w:val="Compact"/>
-            </w:pPr>
-            <w:r>
-              <w:t xml:space="preserve">Resize 128×128</w:t>
-            </w:r>
-          </w:p>
-        </w:tc>
-        <w:tc>
-          <w:tcPr/>
-          <w:p>
-            <w:pPr>
-              <w:pStyle w:val="Compact"/>
-            </w:pPr>
-            <w:r>
-              <w:rPr>
-                <w:rStyle w:val="VerbatimChar"/>
-              </w:rPr>
-              <w:t xml:space="preserve">Resize((IMG_SIZE, IMG_SIZE))</w:t>
-            </w:r>
-          </w:p>
-        </w:tc>
-        <w:tc>
-          <w:tcPr/>
-          <w:p>
-            <w:pPr>
-              <w:pStyle w:val="Compact"/>
-            </w:pPr>
-            <w:r>
-              <w:t xml:space="preserve">Tamaño fijo definido en configuración (</w:t>
+              <w:t xml:space="preserve">128×128 (</w:t>
             </w:r>
             <w:r>
               <w:rPr>
@@ -2920,21 +1718,7 @@
               <w:pStyle w:val="Compact"/>
             </w:pPr>
             <w:r>
-              <w:rPr>
-                <w:rStyle w:val="VerbatimChar"/>
-              </w:rPr>
-              <w:t xml:space="preserve">(x - mean) / std</w:t>
-            </w:r>
-          </w:p>
-        </w:tc>
-        <w:tc>
-          <w:tcPr/>
-          <w:p>
-            <w:pPr>
-              <w:pStyle w:val="Compact"/>
-            </w:pPr>
-            <w:r>
-              <w:t xml:space="preserve">Estabiliza activaciones; estadísticas calculadas</w:t>
+              <w:t xml:space="preserve">μ y σ calculados</w:t>
             </w:r>
             <w:r>
               <w:t xml:space="preserve"> </w:t>
@@ -2957,7 +1741,7 @@
               <w:pStyle w:val="Compact"/>
             </w:pPr>
             <w:r>
-              <w:t xml:space="preserve">RandomHorizontalFlip (train)</w:t>
+              <w:t xml:space="preserve">Aumentación (train)</w:t>
             </w:r>
           </w:p>
         </w:tc>
@@ -2968,7 +1752,121 @@
               <w:pStyle w:val="Compact"/>
             </w:pPr>
             <w:r>
-              <w:t xml:space="preserve">Volteo horizontal con p = 0,5</w:t>
+              <w:rPr>
+                <w:rStyle w:val="VerbatimChar"/>
+              </w:rPr>
+              <w:t xml:space="preserve">RandomHorizontalFlip(p=0.5)</w:t>
+            </w:r>
+          </w:p>
+        </w:tc>
+      </w:tr>
+    </w:tbl>
+    <w:p>
+      <w:pPr>
+        <w:pStyle w:val="BodyText"/>
+      </w:pPr>
+      <w:r>
+        <w:rPr>
+          <w:b/>
+          <w:bCs/>
+        </w:rPr>
+        <w:t xml:space="preserve">Estadísticas de normalización (salida del notebook):</w:t>
+      </w:r>
+    </w:p>
+    <w:p>
+      <w:pPr>
+        <w:pStyle w:val="Compact"/>
+        <w:numPr>
+          <w:ilvl w:val="0"/>
+          <w:numId w:val="1004"/>
+        </w:numPr>
+      </w:pPr>
+      <w:r>
+        <w:t xml:space="preserve">μ ≈</w:t>
+      </w:r>
+      <w:r>
+        <w:t xml:space="preserve"> </w:t>
+      </w:r>
+      <w:r>
+        <w:rPr>
+          <w:b/>
+          <w:bCs/>
+        </w:rPr>
+        <w:t xml:space="preserve">0,482</w:t>
+      </w:r>
+    </w:p>
+    <w:p>
+      <w:pPr>
+        <w:pStyle w:val="Compact"/>
+        <w:numPr>
+          <w:ilvl w:val="0"/>
+          <w:numId w:val="1004"/>
+        </w:numPr>
+      </w:pPr>
+      <w:r>
+        <w:t xml:space="preserve">σ ≈</w:t>
+      </w:r>
+      <w:r>
+        <w:t xml:space="preserve"> </w:t>
+      </w:r>
+      <w:r>
+        <w:rPr>
+          <w:b/>
+          <w:bCs/>
+        </w:rPr>
+        <w:t xml:space="preserve">0,235</w:t>
+      </w:r>
+    </w:p>
+    <w:p>
+      <w:pPr>
+        <w:pStyle w:val="FirstParagraph"/>
+      </w:pPr>
+      <w:r>
+        <w:rPr>
+          <w:rStyle w:val="VerbatimChar"/>
+        </w:rPr>
+        <w:t xml:space="preserve">Mean/Std: [0.4823058545589447] [0.2350914180278778]</w:t>
+      </w:r>
+    </w:p>
+    <w:bookmarkStart w:id="26" w:name="entorno-de-ejecución"/>
+    <w:p>
+      <w:pPr>
+        <w:pStyle w:val="Heading3"/>
+      </w:pPr>
+      <w:r>
+        <w:t xml:space="preserve">4.1 Entorno de ejecución</w:t>
+      </w:r>
+    </w:p>
+    <w:tbl>
+      <w:tblPr>
+        <w:tblStyle w:val="TableGrid"/>
+        <w:tblW w:type="auto" w:w="0"/>
+        <w:tblLook w:firstRow="1" w:lastRow="0" w:firstColumn="0" w:lastColumn="0" w:noHBand="0" w:noVBand="0" w:val="0020"/>
+        <w:tblBorders>
+          <w:top w:val="single" w:sz="4" w:space="0" w:color="000000"/>
+          <w:left w:val="single" w:sz="4" w:space="0" w:color="000000"/>
+          <w:bottom w:val="single" w:sz="4" w:space="0" w:color="000000"/>
+          <w:right w:val="single" w:sz="4" w:space="0" w:color="000000"/>
+          <w:insideH w:val="single" w:sz="4" w:space="0" w:color="000000"/>
+          <w:insideV w:val="single" w:sz="4" w:space="0" w:color="000000"/>
+        </w:tblBorders>
+      </w:tblPr>
+      <w:tblGrid>
+        <w:gridCol w:w="3960"/>
+        <w:gridCol w:w="3960"/>
+      </w:tblGrid>
+      <w:tr>
+        <w:trPr>
+          <w:tblHeader w:val="on"/>
+        </w:trPr>
+        <w:tc>
+          <w:tcPr/>
+          <w:p>
+            <w:pPr>
+              <w:pStyle w:val="Compact"/>
+            </w:pPr>
+            <w:r>
+              <w:t xml:space="preserve">Parámetro</w:t>
             </w:r>
           </w:p>
         </w:tc>
@@ -2979,532 +1877,192 @@
               <w:pStyle w:val="Compact"/>
             </w:pPr>
             <w:r>
-              <w:t xml:space="preserve">Aumentación ligera; simetría aproximada del tórax</w:t>
+              <w:t xml:space="preserve">Valor (perfil GPU / Colab)</w:t>
+            </w:r>
+          </w:p>
+        </w:tc>
+      </w:tr>
+      <w:tr>
+        <w:tc>
+          <w:tcPr/>
+          <w:p>
+            <w:pPr>
+              <w:pStyle w:val="Compact"/>
+            </w:pPr>
+            <w:r>
+              <w:t xml:space="preserve">Dispositivo</w:t>
+            </w:r>
+          </w:p>
+        </w:tc>
+        <w:tc>
+          <w:tcPr/>
+          <w:p>
+            <w:pPr>
+              <w:pStyle w:val="Compact"/>
+            </w:pPr>
+            <w:r>
+              <w:rPr>
+                <w:b/>
+                <w:bCs/>
+              </w:rPr>
+              <w:t xml:space="preserve">GPU</w:t>
+            </w:r>
+            <w:r>
+              <w:t xml:space="preserve"> </w:t>
+            </w:r>
+            <w:r>
+              <w:t xml:space="preserve">(</w:t>
+            </w:r>
+            <w:r>
+              <w:rPr>
+                <w:rStyle w:val="VerbatimChar"/>
+              </w:rPr>
+              <w:t xml:space="preserve">Perfil: GPU \| batch=64 \| AMP=True</w:t>
+            </w:r>
+            <w:r>
+              <w:t xml:space="preserve">)</w:t>
+            </w:r>
+          </w:p>
+        </w:tc>
+      </w:tr>
+      <w:tr>
+        <w:tc>
+          <w:tcPr/>
+          <w:p>
+            <w:pPr>
+              <w:pStyle w:val="Compact"/>
+            </w:pPr>
+            <w:r>
+              <w:t xml:space="preserve">Batch size</w:t>
+            </w:r>
+          </w:p>
+        </w:tc>
+        <w:tc>
+          <w:tcPr/>
+          <w:p>
+            <w:pPr>
+              <w:pStyle w:val="Compact"/>
+            </w:pPr>
+            <w:r>
+              <w:t xml:space="preserve">64</w:t>
+            </w:r>
+          </w:p>
+        </w:tc>
+      </w:tr>
+      <w:tr>
+        <w:tc>
+          <w:tcPr/>
+          <w:p>
+            <w:pPr>
+              <w:pStyle w:val="Compact"/>
+            </w:pPr>
+            <w:r>
+              <w:t xml:space="preserve">Mixed precision (AMP)</w:t>
+            </w:r>
+          </w:p>
+        </w:tc>
+        <w:tc>
+          <w:tcPr/>
+          <w:p>
+            <w:pPr>
+              <w:pStyle w:val="Compact"/>
+            </w:pPr>
+            <w:r>
+              <w:t xml:space="preserve">Sí</w:t>
+            </w:r>
+          </w:p>
+        </w:tc>
+      </w:tr>
+      <w:tr>
+        <w:tc>
+          <w:tcPr/>
+          <w:p>
+            <w:pPr>
+              <w:pStyle w:val="Compact"/>
+            </w:pPr>
+            <w:r>
+              <w:t xml:space="preserve">Épocas baseline</w:t>
+            </w:r>
+          </w:p>
+        </w:tc>
+        <w:tc>
+          <w:tcPr/>
+          <w:p>
+            <w:pPr>
+              <w:pStyle w:val="Compact"/>
+            </w:pPr>
+            <w:r>
+              <w:t xml:space="preserve">10</w:t>
+            </w:r>
+          </w:p>
+        </w:tc>
+      </w:tr>
+      <w:tr>
+        <w:tc>
+          <w:tcPr/>
+          <w:p>
+            <w:pPr>
+              <w:pStyle w:val="Compact"/>
+            </w:pPr>
+            <w:r>
+              <w:t xml:space="preserve">Random search</w:t>
+            </w:r>
+          </w:p>
+        </w:tc>
+        <w:tc>
+          <w:tcPr/>
+          <w:p>
+            <w:pPr>
+              <w:pStyle w:val="Compact"/>
+            </w:pPr>
+            <w:r>
+              <w:rPr>
+                <w:b/>
+                <w:bCs/>
+              </w:rPr>
+              <w:t xml:space="preserve">1 trial</w:t>
+            </w:r>
+            <w:r>
+              <w:t xml:space="preserve">, 10 épocas</w:t>
+            </w:r>
+          </w:p>
+        </w:tc>
+      </w:tr>
+      <w:tr>
+        <w:tc>
+          <w:tcPr/>
+          <w:p>
+            <w:pPr>
+              <w:pStyle w:val="Compact"/>
+            </w:pPr>
+            <w:r>
+              <w:t xml:space="preserve">Workers</w:t>
+            </w:r>
+          </w:p>
+        </w:tc>
+        <w:tc>
+          <w:tcPr/>
+          <w:p>
+            <w:pPr>
+              <w:pStyle w:val="Compact"/>
+            </w:pPr>
+            <w:r>
+              <w:t xml:space="preserve">2</w:t>
             </w:r>
           </w:p>
         </w:tc>
       </w:tr>
     </w:tbl>
     <w:p>
-      <w:pPr>
-        <w:pStyle w:val="BodyText"/>
-      </w:pPr>
-      <w:r>
-        <w:rPr>
-          <w:b/>
-          <w:bCs/>
-        </w:rPr>
-        <w:t xml:space="preserve">Estadísticas de normalización</w:t>
-      </w:r>
-      <w:r>
-        <w:t xml:space="preserve"> </w:t>
-      </w:r>
-      <w:r>
-        <w:t xml:space="preserve">(conjunto train completo, celda §4):</w:t>
-      </w:r>
-    </w:p>
-    <w:p>
-      <w:pPr>
-        <w:pStyle w:val="Compact"/>
-        <w:numPr>
-          <w:ilvl w:val="0"/>
-          <w:numId w:val="1006"/>
-        </w:numPr>
-      </w:pPr>
-      <w:r>
-        <w:t xml:space="preserve">Media μ ≈</w:t>
-      </w:r>
-      <w:r>
-        <w:t xml:space="preserve"> </w:t>
-      </w:r>
-      <w:r>
-        <w:rPr>
-          <w:b/>
-          <w:bCs/>
-        </w:rPr>
-        <w:t xml:space="preserve">0,482</w:t>
-      </w:r>
-    </w:p>
-    <w:p>
-      <w:pPr>
-        <w:pStyle w:val="Compact"/>
-        <w:numPr>
-          <w:ilvl w:val="0"/>
-          <w:numId w:val="1006"/>
-        </w:numPr>
-      </w:pPr>
-      <w:r>
-        <w:t xml:space="preserve">Desviación estándar σ ≈</w:t>
-      </w:r>
-      <w:r>
-        <w:t xml:space="preserve"> </w:t>
-      </w:r>
-      <w:r>
-        <w:rPr>
-          <w:b/>
-          <w:bCs/>
-        </w:rPr>
-        <w:t xml:space="preserve">0,235</w:t>
-      </w:r>
-    </w:p>
-    <w:p>
-      <w:pPr>
-        <w:pStyle w:val="FirstParagraph"/>
-      </w:pPr>
-      <w:r>
-        <w:t xml:space="preserve">Salida del notebook:</w:t>
-      </w:r>
-      <w:r>
-        <w:t xml:space="preserve"> </w:t>
-      </w:r>
-      <w:r>
-        <w:rPr>
-          <w:rStyle w:val="VerbatimChar"/>
-        </w:rPr>
-        <w:t xml:space="preserve">Mean/Std: [0.4823513627052307] [0.23516277968883514]</w:t>
-      </w:r>
-    </w:p>
-    <w:bookmarkEnd w:id="36"/>
-    <w:bookmarkStart w:id="37" w:name="código-representativo"/>
-    <w:p>
-      <w:pPr>
-        <w:pStyle w:val="Heading3"/>
-      </w:pPr>
-      <w:r>
-        <w:t xml:space="preserve">4.3 Código representativo</w:t>
-      </w:r>
-    </w:p>
-    <w:p>
-      <w:pPr>
-        <w:pStyle w:val="SourceCode"/>
-      </w:pPr>
-      <w:r>
-        <w:rPr>
-          <w:rStyle w:val="NormalTok"/>
-        </w:rPr>
-        <w:t xml:space="preserve">base_transform </w:t>
-      </w:r>
-      <w:r>
-        <w:rPr>
-          <w:rStyle w:val="OperatorTok"/>
-        </w:rPr>
-        <w:t xml:space="preserve">=</w:t>
-      </w:r>
-      <w:r>
-        <w:rPr>
-          <w:rStyle w:val="NormalTok"/>
-        </w:rPr>
-        <w:t xml:space="preserve"> transforms.Compose([</w:t>
-      </w:r>
-      <w:r>
-        <w:br/>
-      </w:r>
-      <w:r>
-        <w:rPr>
-          <w:rStyle w:val="NormalTok"/>
-        </w:rPr>
-        <w:t xml:space="preserve">    transforms.Grayscale(num_output_channels</w:t>
-      </w:r>
-      <w:r>
-        <w:rPr>
-          <w:rStyle w:val="OperatorTok"/>
-        </w:rPr>
-        <w:t xml:space="preserve">=</w:t>
-      </w:r>
-      <w:r>
-        <w:rPr>
-          <w:rStyle w:val="DecValTok"/>
-        </w:rPr>
-        <w:t xml:space="preserve">1</w:t>
-      </w:r>
-      <w:r>
-        <w:rPr>
-          <w:rStyle w:val="NormalTok"/>
-        </w:rPr>
-        <w:t xml:space="preserve">),</w:t>
-      </w:r>
-      <w:r>
-        <w:br/>
-      </w:r>
-      <w:r>
-        <w:rPr>
-          <w:rStyle w:val="NormalTok"/>
-        </w:rPr>
-        <w:t xml:space="preserve">    transforms.Resize((IMG_SIZE, IMG_SIZE)),</w:t>
-      </w:r>
-      <w:r>
-        <w:br/>
-      </w:r>
-      <w:r>
-        <w:rPr>
-          <w:rStyle w:val="NormalTok"/>
-        </w:rPr>
-        <w:t xml:space="preserve">    transforms.ToTensor(),</w:t>
-      </w:r>
-      <w:r>
-        <w:br/>
-      </w:r>
-      <w:r>
-        <w:rPr>
-          <w:rStyle w:val="NormalTok"/>
-        </w:rPr>
-        <w:t xml:space="preserve">])</w:t>
-      </w:r>
-      <w:r>
-        <w:br/>
-      </w:r>
-      <w:r>
-        <w:rPr>
-          <w:rStyle w:val="NormalTok"/>
-        </w:rPr>
-        <w:t xml:space="preserve">MEAN, STD </w:t>
-      </w:r>
-      <w:r>
-        <w:rPr>
-          <w:rStyle w:val="OperatorTok"/>
-        </w:rPr>
-        <w:t xml:space="preserve">=</w:t>
-      </w:r>
-      <w:r>
-        <w:rPr>
-          <w:rStyle w:val="NormalTok"/>
-        </w:rPr>
-        <w:t xml:space="preserve"> compute_mean_std(DataLoader(tmp_ds, ...))</w:t>
-      </w:r>
-      <w:r>
-        <w:br/>
-      </w:r>
-      <w:r>
-        <w:br/>
-      </w:r>
-      <w:r>
-        <w:rPr>
-          <w:rStyle w:val="KeywordTok"/>
-        </w:rPr>
-        <w:t xml:space="preserve">def</w:t>
-      </w:r>
-      <w:r>
-        <w:rPr>
-          <w:rStyle w:val="NormalTok"/>
-        </w:rPr>
-        <w:t xml:space="preserve"> get_transforms(mean, std, augment</w:t>
-      </w:r>
-      <w:r>
-        <w:rPr>
-          <w:rStyle w:val="OperatorTok"/>
-        </w:rPr>
-        <w:t xml:space="preserve">=</w:t>
-      </w:r>
-      <w:r>
-        <w:rPr>
-          <w:rStyle w:val="VariableTok"/>
-        </w:rPr>
-        <w:t xml:space="preserve">False</w:t>
-      </w:r>
-      <w:r>
-        <w:rPr>
-          <w:rStyle w:val="NormalTok"/>
-        </w:rPr>
-        <w:t xml:space="preserve">):</w:t>
-      </w:r>
-      <w:r>
-        <w:br/>
-      </w:r>
-      <w:r>
-        <w:rPr>
-          <w:rStyle w:val="NormalTok"/>
-        </w:rPr>
-        <w:t xml:space="preserve">    ops </w:t>
-      </w:r>
-      <w:r>
-        <w:rPr>
-          <w:rStyle w:val="OperatorTok"/>
-        </w:rPr>
-        <w:t xml:space="preserve">=</w:t>
-      </w:r>
-      <w:r>
-        <w:rPr>
-          <w:rStyle w:val="NormalTok"/>
-        </w:rPr>
-        <w:t xml:space="preserve"> [</w:t>
-      </w:r>
-      <w:r>
-        <w:br/>
-      </w:r>
-      <w:r>
-        <w:rPr>
-          <w:rStyle w:val="NormalTok"/>
-        </w:rPr>
-        <w:t xml:space="preserve">        transforms.Grayscale(num_output_channels</w:t>
-      </w:r>
-      <w:r>
-        <w:rPr>
-          <w:rStyle w:val="OperatorTok"/>
-        </w:rPr>
-        <w:t xml:space="preserve">=</w:t>
-      </w:r>
-      <w:r>
-        <w:rPr>
-          <w:rStyle w:val="DecValTok"/>
-        </w:rPr>
-        <w:t xml:space="preserve">1</w:t>
-      </w:r>
-      <w:r>
-        <w:rPr>
-          <w:rStyle w:val="NormalTok"/>
-        </w:rPr>
-        <w:t xml:space="preserve">),</w:t>
-      </w:r>
-      <w:r>
-        <w:br/>
-      </w:r>
-      <w:r>
-        <w:rPr>
-          <w:rStyle w:val="NormalTok"/>
-        </w:rPr>
-        <w:t xml:space="preserve">        transforms.Resize((IMG_SIZE, IMG_SIZE)),</w:t>
-      </w:r>
-      <w:r>
-        <w:br/>
-      </w:r>
-      <w:r>
-        <w:rPr>
-          <w:rStyle w:val="NormalTok"/>
-        </w:rPr>
-        <w:t xml:space="preserve">    ]</w:t>
-      </w:r>
-      <w:r>
-        <w:br/>
-      </w:r>
-      <w:r>
-        <w:rPr>
-          <w:rStyle w:val="NormalTok"/>
-        </w:rPr>
-        <w:t xml:space="preserve">    </w:t>
-      </w:r>
-      <w:r>
-        <w:rPr>
-          <w:rStyle w:val="ControlFlowTok"/>
-        </w:rPr>
-        <w:t xml:space="preserve">if</w:t>
-      </w:r>
-      <w:r>
-        <w:rPr>
-          <w:rStyle w:val="NormalTok"/>
-        </w:rPr>
-        <w:t xml:space="preserve"> augment:</w:t>
-      </w:r>
-      <w:r>
-        <w:br/>
-      </w:r>
-      <w:r>
-        <w:rPr>
-          <w:rStyle w:val="NormalTok"/>
-        </w:rPr>
-        <w:t xml:space="preserve">        ops.append(transforms.RandomHorizontalFlip(p</w:t>
-      </w:r>
-      <w:r>
-        <w:rPr>
-          <w:rStyle w:val="OperatorTok"/>
-        </w:rPr>
-        <w:t xml:space="preserve">=</w:t>
-      </w:r>
-      <w:r>
-        <w:rPr>
-          <w:rStyle w:val="FloatTok"/>
-        </w:rPr>
-        <w:t xml:space="preserve">0.5</w:t>
-      </w:r>
-      <w:r>
-        <w:rPr>
-          <w:rStyle w:val="NormalTok"/>
-        </w:rPr>
-        <w:t xml:space="preserve">))</w:t>
-      </w:r>
-      <w:r>
-        <w:br/>
-      </w:r>
-      <w:r>
-        <w:rPr>
-          <w:rStyle w:val="NormalTok"/>
-        </w:rPr>
-        <w:t xml:space="preserve">    ops.extend([transforms.ToTensor(), transforms.Normalize(mean</w:t>
-      </w:r>
-      <w:r>
-        <w:rPr>
-          <w:rStyle w:val="OperatorTok"/>
-        </w:rPr>
-        <w:t xml:space="preserve">=</w:t>
-      </w:r>
-      <w:r>
-        <w:rPr>
-          <w:rStyle w:val="NormalTok"/>
-        </w:rPr>
-        <w:t xml:space="preserve">mean, std</w:t>
-      </w:r>
-      <w:r>
-        <w:rPr>
-          <w:rStyle w:val="OperatorTok"/>
-        </w:rPr>
-        <w:t xml:space="preserve">=</w:t>
-      </w:r>
-      <w:r>
-        <w:rPr>
-          <w:rStyle w:val="NormalTok"/>
-        </w:rPr>
-        <w:t xml:space="preserve">std)])</w:t>
-      </w:r>
-      <w:r>
-        <w:br/>
-      </w:r>
-      <w:r>
-        <w:rPr>
-          <w:rStyle w:val="NormalTok"/>
-        </w:rPr>
-        <w:t xml:space="preserve">    </w:t>
-      </w:r>
-      <w:r>
-        <w:rPr>
-          <w:rStyle w:val="ControlFlowTok"/>
-        </w:rPr>
-        <w:t xml:space="preserve">return</w:t>
-      </w:r>
-      <w:r>
-        <w:rPr>
-          <w:rStyle w:val="NormalTok"/>
-        </w:rPr>
-        <w:t xml:space="preserve"> transforms.Compose(ops)</w:t>
-      </w:r>
-    </w:p>
-    <w:p>
-      <w:pPr>
-        <w:pStyle w:val="FirstParagraph"/>
-      </w:pPr>
-      <w:r>
-        <w:t xml:space="preserve">Validación y test usan</w:t>
-      </w:r>
-      <w:r>
-        <w:t xml:space="preserve"> </w:t>
-      </w:r>
-      <w:r>
-        <w:rPr>
-          <w:rStyle w:val="VerbatimChar"/>
-        </w:rPr>
-        <w:t xml:space="preserve">eval_transform</w:t>
-      </w:r>
-      <w:r>
-        <w:t xml:space="preserve"> </w:t>
-      </w:r>
-      <w:r>
-        <w:t xml:space="preserve">(sin aumentación).</w:t>
-      </w:r>
-    </w:p>
-    <w:bookmarkEnd w:id="37"/>
-    <w:bookmarkStart w:id="38" w:name="entorno-de-ejecución"/>
-    <w:p>
-      <w:pPr>
-        <w:pStyle w:val="Heading3"/>
-      </w:pPr>
-      <w:r>
-        <w:t xml:space="preserve">4.4 Entorno de ejecución</w:t>
-      </w:r>
-    </w:p>
-    <w:p>
-      <w:pPr>
-        <w:pStyle w:val="FirstParagraph"/>
-      </w:pPr>
-      <w:r>
-        <w:t xml:space="preserve">El notebook se ejecutó en</w:t>
-      </w:r>
-      <w:r>
-        <w:t xml:space="preserve"> </w:t>
-      </w:r>
-      <w:r>
-        <w:rPr>
-          <w:b/>
-          <w:bCs/>
-        </w:rPr>
-        <w:t xml:space="preserve">CPU</w:t>
-      </w:r>
-      <w:r>
-        <w:t xml:space="preserve"> </w:t>
-      </w:r>
-      <w:r>
-        <w:t xml:space="preserve">con</w:t>
-      </w:r>
-      <w:r>
-        <w:t xml:space="preserve"> </w:t>
-      </w:r>
-      <w:r>
-        <w:rPr>
-          <w:b/>
-          <w:bCs/>
-        </w:rPr>
-        <w:t xml:space="preserve">PyTorch 2.12.0+cpu</w:t>
-      </w:r>
-      <w:r>
-        <w:t xml:space="preserve"> </w:t>
-      </w:r>
-      <w:r>
-        <w:t xml:space="preserve">(</w:t>
-      </w:r>
-      <w:r>
-        <w:rPr>
-          <w:rStyle w:val="VerbatimChar"/>
-        </w:rPr>
-        <w:t xml:space="preserve">device = cpu</w:t>
-      </w:r>
-      <w:r>
-        <w:t xml:space="preserve">). Por ello el entrenamiento baseline, los trials de random search y el modelo final usan</w:t>
-      </w:r>
-      <w:r>
-        <w:t xml:space="preserve"> </w:t>
-      </w:r>
-      <w:r>
-        <w:rPr>
-          <w:b/>
-          <w:bCs/>
-        </w:rPr>
-        <w:t xml:space="preserve">pocas épocas</w:t>
-      </w:r>
-      <w:r>
-        <w:t xml:space="preserve"> </w:t>
-      </w:r>
-      <w:r>
-        <w:t xml:space="preserve">(1–2 por experimento), tal como indica el propio notebook en la configuración de §2 (</w:t>
-      </w:r>
-      <w:r>
-        <w:rPr>
-          <w:rStyle w:val="VerbatimChar"/>
-        </w:rPr>
-        <w:t xml:space="preserve">N_RANDOM_TRIALS = 3</w:t>
-      </w:r>
-      <w:r>
-        <w:t xml:space="preserve">,</w:t>
-      </w:r>
-      <w:r>
-        <w:t xml:space="preserve"> </w:t>
-      </w:r>
-      <w:r>
-        <w:rPr>
-          <w:rStyle w:val="VerbatimChar"/>
-        </w:rPr>
-        <w:t xml:space="preserve">HP_TRIAL_EPOCHS = [1, 2]</w:t>
-      </w:r>
-      <w:r>
-        <w:t xml:space="preserve">).</w:t>
-      </w:r>
-    </w:p>
-    <w:p>
       <w:r>
         <w:pict>
           <v:rect style="width:0;height:1.5pt" o:hralign="center" o:hrstd="t" o:hr="t"/>
         </w:pict>
       </w:r>
     </w:p>
-    <w:bookmarkEnd w:id="38"/>
-    <w:bookmarkEnd w:id="39"/>
-    <w:bookmarkStart w:id="43" w:name="diseño-e-implementación-del-modelo-cnn"/>
+    <w:bookmarkEnd w:id="26"/>
+    <w:bookmarkEnd w:id="27"/>
+    <w:bookmarkStart w:id="31" w:name="diseño-e-implementación-del-modelo-cnn"/>
     <w:p>
       <w:pPr>
         <w:pStyle w:val="Heading2"/>
@@ -3528,25 +2086,25 @@
         <w:t xml:space="preserve"> </w:t>
       </w:r>
       <w:r>
+        <w:t xml:space="preserve">§5–§6.</w:t>
+      </w:r>
+    </w:p>
+    <w:bookmarkStart w:id="28" w:name="arquitectura-chestxraycnn"/>
+    <w:p>
+      <w:pPr>
+        <w:pStyle w:val="Heading3"/>
+      </w:pPr>
+      <w:r>
+        <w:t xml:space="preserve">5.1 Arquitectura</w:t>
+      </w:r>
+      <w:r>
+        <w:t xml:space="preserve"> </w:t>
+      </w:r>
+      <w:r>
         <w:rPr>
           <w:rStyle w:val="VerbatimChar"/>
         </w:rPr>
-        <w:t xml:space="preserve">chest_xray_cnn.ipynb</w:t>
-      </w:r>
-      <w:r>
-        <w:t xml:space="preserve"> </w:t>
-      </w:r>
-      <w:r>
-        <w:t xml:space="preserve">— §5 División train/val, §6 Arquitectura CNN.</w:t>
-      </w:r>
-    </w:p>
-    <w:bookmarkStart w:id="40" w:name="enfoque-de-diseño"/>
-    <w:p>
-      <w:pPr>
-        <w:pStyle w:val="Heading3"/>
-      </w:pPr>
-      <w:r>
-        <w:t xml:space="preserve">5.1 Enfoque de diseño</w:t>
+        <w:t xml:space="preserve">ChestXRayCNN</w:t>
       </w:r>
     </w:p>
     <w:p>
@@ -3554,7 +2112,30 @@
         <w:pStyle w:val="FirstParagraph"/>
       </w:pPr>
       <w:r>
-        <w:t xml:space="preserve">Se implementa una</w:t>
+        <w:t xml:space="preserve">Tres bloques Conv → BatchNorm → ReLU → MaxPool; cabeza densa 256 unidades + dropout + 2 salidas.</w:t>
+      </w:r>
+    </w:p>
+    <w:p>
+      <w:pPr>
+        <w:pStyle w:val="BodyText"/>
+      </w:pPr>
+      <w:r>
+        <w:t xml:space="preserve">Con</w:t>
+      </w:r>
+      <w:r>
+        <w:t xml:space="preserve"> </w:t>
+      </w:r>
+      <w:r>
+        <w:rPr>
+          <w:rStyle w:val="VerbatimChar"/>
+        </w:rPr>
+        <w:t xml:space="preserve">base_filters = 32</w:t>
+      </w:r>
+      <w:r>
+        <w:t xml:space="preserve"> </w:t>
+      </w:r>
+      <w:r>
+        <w:t xml:space="preserve">(baseline): filtros</w:t>
       </w:r>
       <w:r>
         <w:t xml:space="preserve"> </w:t>
@@ -3564,32 +2145,33 @@
           <w:b/>
           <w:bCs/>
         </w:rPr>
-        <w:t xml:space="preserve">CNN personalizada</w:t>
+        <w:t xml:space="preserve">32, 64, 128</w:t>
+      </w:r>
+      <w:r>
+        <w:t xml:space="preserve">; mapa final</w:t>
       </w:r>
       <w:r>
         <w:t xml:space="preserve"> </w:t>
       </w:r>
       <w:r>
-        <w:t xml:space="preserve">(</w:t>
-      </w:r>
-      <w:r>
         <w:rPr>
-          <w:rStyle w:val="VerbatimChar"/>
+          <w:b/>
+          <w:bCs/>
         </w:rPr>
-        <w:t xml:space="preserve">ChestXRayCNN</w:t>
-      </w:r>
-      <w:r>
-        <w:t xml:space="preserve">) con bloques convolucionales, batch normalization, ReLU, max pooling y cabeza densa con dropout, sin transfer learning.</w:t>
+        <w:t xml:space="preserve">16×16</w:t>
+      </w:r>
+      <w:r>
+        <w:t xml:space="preserve">.</w:t>
       </w:r>
     </w:p>
-    <w:bookmarkEnd w:id="40"/>
-    <w:bookmarkStart w:id="41" w:name="partición-train-validación-test"/>
+    <w:bookmarkEnd w:id="28"/>
+    <w:bookmarkStart w:id="29" w:name="partición-de-datos"/>
     <w:p>
       <w:pPr>
         <w:pStyle w:val="Heading3"/>
       </w:pPr>
       <w:r>
-        <w:t xml:space="preserve">5.2 Partición train / validación / test</w:t>
+        <w:t xml:space="preserve">5.2 Partición de datos</w:t>
       </w:r>
     </w:p>
     <w:p>
@@ -3612,44 +2194,7 @@
         <w:t xml:space="preserve"> </w:t>
       </w:r>
       <w:r>
-        <w:t xml:space="preserve">(5 232 imágenes) se extrae un</w:t>
-      </w:r>
-      <w:r>
-        <w:t xml:space="preserve"> </w:t>
-      </w:r>
-      <w:r>
-        <w:rPr>
-          <w:b/>
-          <w:bCs/>
-        </w:rPr>
-        <w:t xml:space="preserve">20 % estratificado</w:t>
-      </w:r>
-      <w:r>
-        <w:t xml:space="preserve"> </w:t>
-      </w:r>
-      <w:r>
-        <w:t xml:space="preserve">(</w:t>
-      </w:r>
-      <w:r>
-        <w:rPr>
-          <w:rStyle w:val="VerbatimChar"/>
-        </w:rPr>
-        <w:t xml:space="preserve">VAL_RATIO = 0.2</w:t>
-      </w:r>
-      <w:r>
-        <w:t xml:space="preserve">,</w:t>
-      </w:r>
-      <w:r>
-        <w:t xml:space="preserve"> </w:t>
-      </w:r>
-      <w:r>
-        <w:rPr>
-          <w:rStyle w:val="VerbatimChar"/>
-        </w:rPr>
-        <w:t xml:space="preserve">SEED = 42</w:t>
-      </w:r>
-      <w:r>
-        <w:t xml:space="preserve">):</w:t>
+        <w:t xml:space="preserve">(5 216 imágenes), validación estratificada 20 %:</w:t>
       </w:r>
     </w:p>
     <w:tbl>
@@ -3716,7 +2261,7 @@
               <w:pStyle w:val="Compact"/>
             </w:pPr>
             <w:r>
-              <w:t xml:space="preserve">4 187</w:t>
+              <w:t xml:space="preserve">4 173</w:t>
             </w:r>
           </w:p>
         </w:tc>
@@ -3740,7 +2285,7 @@
               <w:pStyle w:val="Compact"/>
             </w:pPr>
             <w:r>
-              <w:t xml:space="preserve">1 045</w:t>
+              <w:t xml:space="preserve">1 043</w:t>
             </w:r>
           </w:p>
         </w:tc>
@@ -3753,16 +2298,7 @@
               <w:pStyle w:val="Compact"/>
             </w:pPr>
             <w:r>
-              <w:t xml:space="preserve">Test (</w:t>
-            </w:r>
-            <w:r>
-              <w:rPr>
-                <w:rStyle w:val="VerbatimChar"/>
-              </w:rPr>
-              <w:t xml:space="preserve">test/</w:t>
-            </w:r>
-            <w:r>
-              <w:t xml:space="preserve">)</w:t>
+              <w:t xml:space="preserve">Test</w:t>
             </w:r>
           </w:p>
         </w:tc>
@@ -3793,348 +2329,17 @@
         <w:rPr>
           <w:rStyle w:val="VerbatimChar"/>
         </w:rPr>
-        <w:t xml:space="preserve">Train: 4187 | Val: 1045 | Test: 624</w:t>
+        <w:t xml:space="preserve">Train: 4173 | Val: 1043 | Test: 624</w:t>
       </w:r>
     </w:p>
-    <w:bookmarkEnd w:id="41"/>
-    <w:bookmarkStart w:id="42" w:name="esquema-de-la-arquitectura"/>
+    <w:bookmarkEnd w:id="29"/>
+    <w:bookmarkStart w:id="30" w:name="pesos-de-clase"/>
     <w:p>
       <w:pPr>
         <w:pStyle w:val="Heading3"/>
       </w:pPr>
       <w:r>
-        <w:t xml:space="preserve">5.3 Esquema de la arquitectura</w:t>
-      </w:r>
-    </w:p>
-    <w:p>
-      <w:pPr>
-        <w:pStyle w:val="FirstParagraph"/>
-      </w:pPr>
-      <w:r>
-        <w:t xml:space="preserve">Con</w:t>
-      </w:r>
-      <w:r>
-        <w:t xml:space="preserve"> </w:t>
-      </w:r>
-      <w:r>
-        <w:rPr>
-          <w:rStyle w:val="VerbatimChar"/>
-        </w:rPr>
-        <w:t xml:space="preserve">base_filters = f</w:t>
-      </w:r>
-      <w:r>
-        <w:t xml:space="preserve"> </w:t>
-      </w:r>
-      <w:r>
-        <w:t xml:space="preserve">(por defecto 32) y</w:t>
-      </w:r>
-      <w:r>
-        <w:t xml:space="preserve"> </w:t>
-      </w:r>
-      <w:r>
-        <w:rPr>
-          <w:rStyle w:val="VerbatimChar"/>
-        </w:rPr>
-        <w:t xml:space="preserve">IMG_SIZE = 128</w:t>
-      </w:r>
-      <w:r>
-        <w:t xml:space="preserve">:</w:t>
-      </w:r>
-    </w:p>
-    <w:p>
-      <w:pPr>
-        <w:pStyle w:val="SourceCode"/>
-      </w:pPr>
-      <w:r>
-        <w:rPr>
-          <w:rStyle w:val="VerbatimChar"/>
-        </w:rPr>
-        <w:t xml:space="preserve">Entrada [1 × 128 × 128]</w:t>
-      </w:r>
-      <w:r>
-        <w:br/>
-      </w:r>
-      <w:r>
-        <w:rPr>
-          <w:rStyle w:val="VerbatimChar"/>
-        </w:rPr>
-        <w:t xml:space="preserve">    → Bloque 1: Conv(f) → BN → ReLU → MaxPool(2)  → [f × 64 × 64]</w:t>
-      </w:r>
-      <w:r>
-        <w:br/>
-      </w:r>
-      <w:r>
-        <w:rPr>
-          <w:rStyle w:val="VerbatimChar"/>
-        </w:rPr>
-        <w:t xml:space="preserve">    → Bloque 2: Conv(2f) → BN → ReLU → MaxPool(2) → [2f × 32 × 32]</w:t>
-      </w:r>
-      <w:r>
-        <w:br/>
-      </w:r>
-      <w:r>
-        <w:rPr>
-          <w:rStyle w:val="VerbatimChar"/>
-        </w:rPr>
-        <w:t xml:space="preserve">    → Bloque 3: Conv(4f) → BN → ReLU → MaxPool(2) → [4f × 16 × 16]</w:t>
-      </w:r>
-      <w:r>
-        <w:br/>
-      </w:r>
-      <w:r>
-        <w:rPr>
-          <w:rStyle w:val="VerbatimChar"/>
-        </w:rPr>
-        <w:t xml:space="preserve">    → Flatten → Linear(4f·16·16, 256) → ReLU → Dropout → Linear(256, 2)</w:t>
-      </w:r>
-    </w:p>
-    <w:p>
-      <w:pPr>
-        <w:pStyle w:val="FirstParagraph"/>
-      </w:pPr>
-      <w:r>
-        <w:t xml:space="preserve">Con f = 32: filtros</w:t>
-      </w:r>
-      <w:r>
-        <w:t xml:space="preserve"> </w:t>
-      </w:r>
-      <w:r>
-        <w:rPr>
-          <w:b/>
-          <w:bCs/>
-        </w:rPr>
-        <w:t xml:space="preserve">32, 64, 128</w:t>
-      </w:r>
-      <w:r>
-        <w:t xml:space="preserve">; vector aplanado de dimensión</w:t>
-      </w:r>
-      <w:r>
-        <w:t xml:space="preserve"> </w:t>
-      </w:r>
-      <w:r>
-        <w:rPr>
-          <w:b/>
-          <w:bCs/>
-        </w:rPr>
-        <w:t xml:space="preserve">128 × 16 × 16 = 32 768</w:t>
-      </w:r>
-      <w:r>
-        <w:t xml:space="preserve">.</w:t>
-      </w:r>
-    </w:p>
-    <w:p>
-      <w:r>
-        <w:pict>
-          <v:rect style="width:0;height:1.5pt" o:hralign="center" o:hrstd="t" o:hr="t"/>
-        </w:pict>
-      </w:r>
-    </w:p>
-    <w:bookmarkEnd w:id="42"/>
-    <w:bookmarkEnd w:id="43"/>
-    <w:bookmarkStart w:id="50" w:name="X3b5267eb0ad9ee9162863c9da5633d1348b0a13"/>
-    <w:p>
-      <w:pPr>
-        <w:pStyle w:val="Heading2"/>
-      </w:pPr>
-      <w:r>
-        <w:t xml:space="preserve">6. Explicación detallada de cada capa del modelo</w:t>
-      </w:r>
-    </w:p>
-    <w:bookmarkStart w:id="44" w:name="capa-convolucional-conv2d"/>
-    <w:p>
-      <w:pPr>
-        <w:pStyle w:val="Heading3"/>
-      </w:pPr>
-      <w:r>
-        <w:t xml:space="preserve">6.1 Capa convolucional (</w:t>
-      </w:r>
-      <w:r>
-        <w:rPr>
-          <w:rStyle w:val="VerbatimChar"/>
-        </w:rPr>
-        <w:t xml:space="preserve">Conv2d</w:t>
-      </w:r>
-      <w:r>
-        <w:t xml:space="preserve">)</w:t>
-      </w:r>
-    </w:p>
-    <w:p>
-      <w:pPr>
-        <w:pStyle w:val="FirstParagraph"/>
-      </w:pPr>
-      <w:r>
-        <w:t xml:space="preserve">Detecta patrones locales (bordes, texturas, opacidades).</w:t>
-      </w:r>
-      <w:r>
-        <w:t xml:space="preserve"> </w:t>
-      </w:r>
-      <w:r>
-        <w:rPr>
-          <w:rStyle w:val="VerbatimChar"/>
-        </w:rPr>
-        <w:t xml:space="preserve">kernel_size</w:t>
-      </w:r>
-      <w:r>
-        <w:t xml:space="preserve"> </w:t>
-      </w:r>
-      <w:r>
-        <w:t xml:space="preserve">3 o 5 en los experimentos;</w:t>
-      </w:r>
-      <w:r>
-        <w:t xml:space="preserve"> </w:t>
-      </w:r>
-      <w:r>
-        <w:rPr>
-          <w:rStyle w:val="VerbatimChar"/>
-        </w:rPr>
-        <w:t xml:space="preserve">padding = kernel_size // 2</w:t>
-      </w:r>
-      <w:r>
-        <w:t xml:space="preserve"> </w:t>
-      </w:r>
-      <w:r>
-        <w:t xml:space="preserve">preserva dimensiones antes del pooling.</w:t>
-      </w:r>
-    </w:p>
-    <w:bookmarkEnd w:id="44"/>
-    <w:bookmarkStart w:id="45" w:name="batch-normalization-batchnorm2d"/>
-    <w:p>
-      <w:pPr>
-        <w:pStyle w:val="Heading3"/>
-      </w:pPr>
-      <w:r>
-        <w:t xml:space="preserve">6.2 Batch Normalization (</w:t>
-      </w:r>
-      <w:r>
-        <w:rPr>
-          <w:rStyle w:val="VerbatimChar"/>
-        </w:rPr>
-        <w:t xml:space="preserve">BatchNorm2d</w:t>
-      </w:r>
-      <w:r>
-        <w:t xml:space="preserve">)</w:t>
-      </w:r>
-    </w:p>
-    <w:p>
-      <w:pPr>
-        <w:pStyle w:val="FirstParagraph"/>
-      </w:pPr>
-      <w:r>
-        <w:t xml:space="preserve">Normaliza activaciones por canal y mini-batch; acelera convergencia y actúa como regularizador leve.</w:t>
-      </w:r>
-    </w:p>
-    <w:bookmarkEnd w:id="45"/>
-    <w:bookmarkStart w:id="46" w:name="relu"/>
-    <w:p>
-      <w:pPr>
-        <w:pStyle w:val="Heading3"/>
-      </w:pPr>
-      <w:r>
-        <w:t xml:space="preserve">6.3 ReLU</w:t>
-      </w:r>
-    </w:p>
-    <w:p>
-      <w:pPr>
-        <w:pStyle w:val="FirstParagraph"/>
-      </w:pPr>
-      <w:r>
-        <w:t xml:space="preserve">Introduce no linealidad sin saturación en la región positiva.</w:t>
-      </w:r>
-    </w:p>
-    <w:bookmarkEnd w:id="46"/>
-    <w:bookmarkStart w:id="47" w:name="max-pooling-maxpool2d2"/>
-    <w:p>
-      <w:pPr>
-        <w:pStyle w:val="Heading3"/>
-      </w:pPr>
-      <w:r>
-        <w:t xml:space="preserve">6.4 Max Pooling (</w:t>
-      </w:r>
-      <w:r>
-        <w:rPr>
-          <w:rStyle w:val="VerbatimChar"/>
-        </w:rPr>
-        <w:t xml:space="preserve">MaxPool2d(2)</w:t>
-      </w:r>
-      <w:r>
-        <w:t xml:space="preserve">)</w:t>
-      </w:r>
-    </w:p>
-    <w:p>
-      <w:pPr>
-        <w:pStyle w:val="FirstParagraph"/>
-      </w:pPr>
-      <w:r>
-        <w:t xml:space="preserve">Reduce resolución espacial (128 → 64 → 32 →</w:t>
-      </w:r>
-      <w:r>
-        <w:t xml:space="preserve"> </w:t>
-      </w:r>
-      <w:r>
-        <w:rPr>
-          <w:b/>
-          <w:bCs/>
-        </w:rPr>
-        <w:t xml:space="preserve">16</w:t>
-      </w:r>
-      <w:r>
-        <w:t xml:space="preserve">), aporta invariancia local y amplía el campo receptivo.</w:t>
-      </w:r>
-    </w:p>
-    <w:bookmarkEnd w:id="47"/>
-    <w:bookmarkStart w:id="48" w:name="capas-densas-y-dropout"/>
-    <w:p>
-      <w:pPr>
-        <w:pStyle w:val="Heading3"/>
-      </w:pPr>
-      <w:r>
-        <w:t xml:space="preserve">6.5 Capas densas y dropout</w:t>
-      </w:r>
-    </w:p>
-    <w:p>
-      <w:pPr>
-        <w:pStyle w:val="FirstParagraph"/>
-      </w:pPr>
-      <w:r>
-        <w:t xml:space="preserve">La cabeza combina características globales (256 unidades) y produce</w:t>
-      </w:r>
-      <w:r>
-        <w:t xml:space="preserve"> </w:t>
-      </w:r>
-      <w:r>
-        <w:rPr>
-          <w:b/>
-          <w:bCs/>
-        </w:rPr>
-        <w:t xml:space="preserve">2 logits</w:t>
-      </w:r>
-      <w:r>
-        <w:t xml:space="preserve">.</w:t>
-      </w:r>
-      <w:r>
-        <w:t xml:space="preserve"> </w:t>
-      </w:r>
-      <w:r>
-        <w:rPr>
-          <w:rStyle w:val="VerbatimChar"/>
-        </w:rPr>
-        <w:t xml:space="preserve">Dropout</w:t>
-      </w:r>
-      <w:r>
-        <w:t xml:space="preserve"> </w:t>
-      </w:r>
-      <w:r>
-        <w:t xml:space="preserve">(0,3–0,5) mitiga sobreajuste en la parte totalmente conectada.</w:t>
-      </w:r>
-    </w:p>
-    <w:bookmarkEnd w:id="48"/>
-    <w:bookmarkStart w:id="49" w:name="función-de-pérdida"/>
-    <w:p>
-      <w:pPr>
-        <w:pStyle w:val="Heading3"/>
-      </w:pPr>
-      <w:r>
-        <w:t xml:space="preserve">6.6 Función de pérdida</w:t>
+        <w:t xml:space="preserve">5.3 Pesos de clase</w:t>
       </w:r>
     </w:p>
     <w:p>
@@ -4151,7 +2356,7 @@
         <w:t xml:space="preserve"> </w:t>
       </w:r>
       <w:r>
-        <w:t xml:space="preserve">con pesos de clase calculados sobre train:</w:t>
+        <w:t xml:space="preserve">con pesos inversos a la frecuencia:</w:t>
       </w:r>
     </w:p>
     <w:tbl>
@@ -4253,16 +2458,10 @@
         <w:pStyle w:val="BodyText"/>
       </w:pPr>
       <w:r>
-        <w:t xml:space="preserve">Salida del notebook:</w:t>
-      </w:r>
-      <w:r>
-        <w:t xml:space="preserve"> </w:t>
-      </w:r>
-      <w:r>
         <w:rPr>
           <w:rStyle w:val="VerbatimChar"/>
         </w:rPr>
-        <w:t xml:space="preserve">Pesos de clase: tensor([1.9392, 0.6737])</w:t>
+        <w:t xml:space="preserve">Pesos: tensor([1.9448, 0.6730])</w:t>
       </w:r>
     </w:p>
     <w:p>
@@ -4272,15 +2471,15 @@
         </w:pict>
       </w:r>
     </w:p>
-    <w:bookmarkEnd w:id="49"/>
-    <w:bookmarkEnd w:id="50"/>
-    <w:bookmarkStart w:id="54" w:name="entrenamiento-del-modelo"/>
+    <w:bookmarkEnd w:id="30"/>
+    <w:bookmarkEnd w:id="31"/>
+    <w:bookmarkStart w:id="33" w:name="entrenamiento-del-modelo"/>
     <w:p>
       <w:pPr>
         <w:pStyle w:val="Heading2"/>
       </w:pPr>
       <w:r>
-        <w:t xml:space="preserve">7. Entrenamiento del modelo</w:t>
+        <w:t xml:space="preserve">6. Entrenamiento del modelo</w:t>
       </w:r>
     </w:p>
     <w:p>
@@ -4298,25 +2497,7 @@
         <w:t xml:space="preserve"> </w:t>
       </w:r>
       <w:r>
-        <w:rPr>
-          <w:rStyle w:val="VerbatimChar"/>
-        </w:rPr>
-        <w:t xml:space="preserve">chest_xray_cnn.ipynb</w:t>
-      </w:r>
-      <w:r>
-        <w:t xml:space="preserve"> </w:t>
-      </w:r>
-      <w:r>
-        <w:t xml:space="preserve">— §7 Entrenamiento, §8 Baseline.</w:t>
-      </w:r>
-    </w:p>
-    <w:bookmarkStart w:id="51" w:name="optimizador-y-procedimiento"/>
-    <w:p>
-      <w:pPr>
-        <w:pStyle w:val="Heading3"/>
-      </w:pPr>
-      <w:r>
-        <w:t xml:space="preserve">7.1 Optimizador y procedimiento</w:t>
+        <w:t xml:space="preserve">§7–§8.</w:t>
       </w:r>
     </w:p>
     <w:p>
@@ -4324,7 +2505,7 @@
         <w:pStyle w:val="Compact"/>
         <w:numPr>
           <w:ilvl w:val="0"/>
-          <w:numId w:val="1007"/>
+          <w:numId w:val="1005"/>
         </w:numPr>
       </w:pPr>
       <w:r>
@@ -4332,25 +2513,40 @@
           <w:b/>
           <w:bCs/>
         </w:rPr>
-        <w:t xml:space="preserve">Adam</w:t>
+        <w:t xml:space="preserve">Optimizador:</w:t>
       </w:r>
       <w:r>
         <w:t xml:space="preserve"> </w:t>
       </w:r>
       <w:r>
-        <w:t xml:space="preserve">con</w:t>
-      </w:r>
-      <w:r>
-        <w:t xml:space="preserve"> </w:t>
+        <w:t xml:space="preserve">Adam (</w:t>
       </w:r>
       <w:r>
         <w:rPr>
           <w:rStyle w:val="VerbatimChar"/>
         </w:rPr>
-        <w:t xml:space="preserve">weight_decay = 1e-4</w:t>
+        <w:t xml:space="preserve">lr=1e-3</w:t>
+      </w:r>
+      <w:r>
+        <w:t xml:space="preserve"> </w:t>
+      </w:r>
+      <w:r>
+        <w:t xml:space="preserve">en baseline),</w:t>
+      </w:r>
+      <w:r>
+        <w:t xml:space="preserve"> </w:t>
+      </w:r>
+      <w:r>
+        <w:rPr>
+          <w:rStyle w:val="VerbatimChar"/>
+        </w:rPr>
+        <w:t xml:space="preserve">weight_decay=1e-4</w:t>
       </w:r>
       <w:r>
         <w:t xml:space="preserve">.</w:t>
+      </w:r>
+      <w:r>
+        <w:br/>
       </w:r>
     </w:p>
     <w:p>
@@ -4358,7 +2554,7 @@
         <w:pStyle w:val="Compact"/>
         <w:numPr>
           <w:ilvl w:val="0"/>
-          <w:numId w:val="1007"/>
+          <w:numId w:val="1005"/>
         </w:numPr>
       </w:pPr>
       <w:r>
@@ -4366,10 +2562,28 @@
           <w:b/>
           <w:bCs/>
         </w:rPr>
-        <w:t xml:space="preserve">Batch size = 32</w:t>
-      </w:r>
-      <w:r>
-        <w:t xml:space="preserve">.</w:t>
+        <w:t xml:space="preserve">Early stopping</w:t>
+      </w:r>
+      <w:r>
+        <w:t xml:space="preserve"> </w:t>
+      </w:r>
+      <w:r>
+        <w:t xml:space="preserve">según F1 de validación (</w:t>
+      </w:r>
+      <w:r>
+        <w:rPr>
+          <w:rStyle w:val="VerbatimChar"/>
+        </w:rPr>
+        <w:t xml:space="preserve">patience</w:t>
+      </w:r>
+      <w:r>
+        <w:t xml:space="preserve"> </w:t>
+      </w:r>
+      <w:r>
+        <w:t xml:space="preserve">configurable).</w:t>
+      </w:r>
+      <w:r>
+        <w:br/>
       </w:r>
     </w:p>
     <w:p>
@@ -4377,33 +2591,43 @@
         <w:pStyle w:val="Compact"/>
         <w:numPr>
           <w:ilvl w:val="0"/>
-          <w:numId w:val="1007"/>
+          <w:numId w:val="1005"/>
         </w:numPr>
       </w:pPr>
       <w:r>
-        <w:t xml:space="preserve">Por época: entrenamiento con gradiente; validación sin gradiente; registro de loss y F1 ponderado.</w:t>
-      </w:r>
-    </w:p>
-    <w:p>
-      <w:pPr>
-        <w:pStyle w:val="Compact"/>
-        <w:numPr>
-          <w:ilvl w:val="0"/>
-          <w:numId w:val="1007"/>
-        </w:numPr>
-      </w:pPr>
+        <w:t xml:space="preserve">Registro de</w:t>
+      </w:r>
+      <w:r>
+        <w:t xml:space="preserve"> </w:t>
+      </w:r>
       <w:r>
         <w:rPr>
           <w:b/>
           <w:bCs/>
         </w:rPr>
-        <w:t xml:space="preserve">Early stopping:</w:t>
+        <w:t xml:space="preserve">loss</w:t>
       </w:r>
       <w:r>
         <w:t xml:space="preserve"> </w:t>
       </w:r>
       <w:r>
-        <w:t xml:space="preserve">si el F1 de validación no mejora durante</w:t>
+        <w:t xml:space="preserve">y</w:t>
+      </w:r>
+      <w:r>
+        <w:t xml:space="preserve"> </w:t>
+      </w:r>
+      <w:r>
+        <w:rPr>
+          <w:b/>
+          <w:bCs/>
+        </w:rPr>
+        <w:t xml:space="preserve">F1</w:t>
+      </w:r>
+      <w:r>
+        <w:t xml:space="preserve"> </w:t>
+      </w:r>
+      <w:r>
+        <w:t xml:space="preserve">train/val por época; gráficas en</w:t>
       </w:r>
       <w:r>
         <w:t xml:space="preserve"> </w:t>
@@ -4412,23 +2636,19 @@
         <w:rPr>
           <w:rStyle w:val="VerbatimChar"/>
         </w:rPr>
-        <w:t xml:space="preserve">patience</w:t>
-      </w:r>
-      <w:r>
-        <w:t xml:space="preserve"> </w:t>
-      </w:r>
-      <w:r>
-        <w:t xml:space="preserve">épocas, se restauran los pesos del mejor epoch.</w:t>
+        <w:t xml:space="preserve">outputs/</w:t>
+      </w:r>
+      <w:r>
+        <w:t xml:space="preserve">.</w:t>
       </w:r>
     </w:p>
-    <w:bookmarkEnd w:id="51"/>
-    <w:bookmarkStart w:id="52" w:name="entrenamiento-baseline"/>
+    <w:bookmarkStart w:id="32" w:name="baseline-10-épocas"/>
     <w:p>
       <w:pPr>
         <w:pStyle w:val="Heading3"/>
       </w:pPr>
       <w:r>
-        <w:t xml:space="preserve">7.2 Entrenamiento baseline</w:t>
+        <w:t xml:space="preserve">6.1 Baseline (10 épocas)</w:t>
       </w:r>
     </w:p>
     <w:p>
@@ -4436,7 +2656,22 @@
         <w:pStyle w:val="FirstParagraph"/>
       </w:pPr>
       <w:r>
-        <w:t xml:space="preserve">Configuración (§8 del notebook):</w:t>
+        <w:t xml:space="preserve">Modelo por defecto:</w:t>
+      </w:r>
+      <w:r>
+        <w:t xml:space="preserve"> </w:t>
+      </w:r>
+      <w:r>
+        <w:rPr>
+          <w:rStyle w:val="VerbatimChar"/>
+        </w:rPr>
+        <w:t xml:space="preserve">ChestXRayCNN()</w:t>
+      </w:r>
+      <w:r>
+        <w:t xml:space="preserve"> </w:t>
+      </w:r>
+      <w:r>
+        <w:t xml:space="preserve">— 32 filtros, kernel 3, dropout 0,5.</w:t>
       </w:r>
     </w:p>
     <w:tbl>
@@ -4468,7 +2703,7 @@
               <w:pStyle w:val="Compact"/>
             </w:pPr>
             <w:r>
-              <w:t xml:space="preserve">Hiperparámetro</w:t>
+              <w:t xml:space="preserve">Época</w:t>
             </w:r>
           </w:p>
         </w:tc>
@@ -4479,7 +2714,7 @@
               <w:pStyle w:val="Compact"/>
             </w:pPr>
             <w:r>
-              <w:t xml:space="preserve">Valor</w:t>
+              <w:t xml:space="preserve">F1 val (referencia)</w:t>
             </w:r>
           </w:p>
         </w:tc>
@@ -4492,7 +2727,7 @@
               <w:pStyle w:val="Compact"/>
             </w:pPr>
             <w:r>
-              <w:t xml:space="preserve">base_filters</w:t>
+              <w:t xml:space="preserve">5</w:t>
             </w:r>
           </w:p>
         </w:tc>
@@ -4503,7 +2738,7 @@
               <w:pStyle w:val="Compact"/>
             </w:pPr>
             <w:r>
-              <w:t xml:space="preserve">32</w:t>
+              <w:t xml:space="preserve">0,9762</w:t>
             </w:r>
           </w:p>
         </w:tc>
@@ -4516,7 +2751,7 @@
               <w:pStyle w:val="Compact"/>
             </w:pPr>
             <w:r>
-              <w:t xml:space="preserve">kernel_size</w:t>
+              <w:t xml:space="preserve">10</w:t>
             </w:r>
           </w:p>
         </w:tc>
@@ -4527,83 +2762,7 @@
               <w:pStyle w:val="Compact"/>
             </w:pPr>
             <w:r>
-              <w:t xml:space="preserve">3</w:t>
-            </w:r>
-          </w:p>
-        </w:tc>
-      </w:tr>
-      <w:tr>
-        <w:tc>
-          <w:tcPr/>
-          <w:p>
-            <w:pPr>
-              <w:pStyle w:val="Compact"/>
-            </w:pPr>
-            <w:r>
-              <w:t xml:space="preserve">dropout</w:t>
-            </w:r>
-          </w:p>
-        </w:tc>
-        <w:tc>
-          <w:tcPr/>
-          <w:p>
-            <w:pPr>
-              <w:pStyle w:val="Compact"/>
-            </w:pPr>
-            <w:r>
-              <w:t xml:space="preserve">0,5</w:t>
-            </w:r>
-          </w:p>
-        </w:tc>
-      </w:tr>
-      <w:tr>
-        <w:tc>
-          <w:tcPr/>
-          <w:p>
-            <w:pPr>
-              <w:pStyle w:val="Compact"/>
-            </w:pPr>
-            <w:r>
-              <w:t xml:space="preserve">learning rate</w:t>
-            </w:r>
-          </w:p>
-        </w:tc>
-        <w:tc>
-          <w:tcPr/>
-          <w:p>
-            <w:pPr>
-              <w:pStyle w:val="Compact"/>
-            </w:pPr>
-            <w:r>
-              <w:t xml:space="preserve">0,001</w:t>
-            </w:r>
-          </w:p>
-        </w:tc>
-      </w:tr>
-      <w:tr>
-        <w:tc>
-          <w:tcPr/>
-          <w:p>
-            <w:pPr>
-              <w:pStyle w:val="Compact"/>
-            </w:pPr>
-            <w:r>
-              <w:t xml:space="preserve">épocas</w:t>
-            </w:r>
-          </w:p>
-        </w:tc>
-        <w:tc>
-          <w:tcPr/>
-          <w:p>
-            <w:pPr>
-              <w:pStyle w:val="Compact"/>
-            </w:pPr>
-            <w:r>
-              <w:rPr>
-                <w:b/>
-                <w:bCs/>
-              </w:rPr>
-              <w:t xml:space="preserve">1</w:t>
+              <w:t xml:space="preserve">0,9828</w:t>
             </w:r>
           </w:p>
         </w:tc>
@@ -4618,39 +2777,19 @@
           <w:b/>
           <w:bCs/>
         </w:rPr>
-        <w:t xml:space="preserve">Salida:</w:t>
+        <w:t xml:space="preserve">Mejor F1 validación (baseline): 0,9828</w:t>
       </w:r>
     </w:p>
     <w:p>
       <w:pPr>
-        <w:pStyle w:val="SourceCode"/>
-      </w:pPr>
-      <w:r>
-        <w:rPr>
-          <w:rStyle w:val="VerbatimChar"/>
-        </w:rPr>
-        <w:t xml:space="preserve">Época 1/1 | train loss=0.8486 f1=0.8970 | val loss=0.1767 f1=0.9261</w:t>
-      </w:r>
-      <w:r>
-        <w:br/>
-      </w:r>
-      <w:r>
-        <w:rPr>
-          <w:rStyle w:val="VerbatimChar"/>
-        </w:rPr>
-        <w:t xml:space="preserve">Mejor F1 validación (baseline): 0.9261</w:t>
-      </w:r>
-    </w:p>
-    <w:p>
-      <w:pPr>
-        <w:pStyle w:val="FirstParagraph"/>
+        <w:pStyle w:val="BodyText"/>
       </w:pPr>
       <w:r>
         <w:rPr>
           <w:b/>
           <w:bCs/>
         </w:rPr>
-        <w:t xml:space="preserve">Figura 4.</w:t>
+        <w:t xml:space="preserve">Figura 3.</w:t>
       </w:r>
       <w:r>
         <w:t xml:space="preserve"> </w:t>
@@ -4668,24 +2807,6 @@
         <w:t xml:space="preserve">outputs/baseline_curves.png</w:t>
       </w:r>
     </w:p>
-    <w:bookmarkEnd w:id="52"/>
-    <w:bookmarkStart w:id="53" w:name="lectura-preliminar-del-baseline"/>
-    <w:p>
-      <w:pPr>
-        <w:pStyle w:val="Heading3"/>
-      </w:pPr>
-      <w:r>
-        <w:t xml:space="preserve">7.3 Lectura preliminar del baseline</w:t>
-      </w:r>
-    </w:p>
-    <w:p>
-      <w:pPr>
-        <w:pStyle w:val="FirstParagraph"/>
-      </w:pPr>
-      <w:r>
-        <w:t xml:space="preserve">Con una sola época el modelo ya alcanza F1 val ≈ 0,93, pero el entrenamiento es breve; conviene contrastar con test para valorar generalización real.</w:t>
-      </w:r>
-    </w:p>
     <w:p>
       <w:r>
         <w:pict>
@@ -4693,15 +2814,15 @@
         </w:pict>
       </w:r>
     </w:p>
-    <w:bookmarkEnd w:id="53"/>
-    <w:bookmarkEnd w:id="54"/>
-    <w:bookmarkStart w:id="59" w:name="optimización-de-hiperparámetros"/>
+    <w:bookmarkEnd w:id="32"/>
+    <w:bookmarkEnd w:id="33"/>
+    <w:bookmarkStart w:id="37" w:name="optimización-de-hiperparámetros"/>
     <w:p>
       <w:pPr>
         <w:pStyle w:val="Heading2"/>
       </w:pPr>
       <w:r>
-        <w:t xml:space="preserve">8. Optimización de hiperparámetros</w:t>
+        <w:t xml:space="preserve">7. Optimización de hiperparámetros</w:t>
       </w:r>
     </w:p>
     <w:p>
@@ -4719,226 +2840,117 @@
         <w:t xml:space="preserve"> </w:t>
       </w:r>
       <w:r>
+        <w:t xml:space="preserve">§9 Random search.</w:t>
+      </w:r>
+    </w:p>
+    <w:bookmarkStart w:id="34" w:name="espacio-de-búsqueda-y-estrategia"/>
+    <w:p>
+      <w:pPr>
+        <w:pStyle w:val="Heading3"/>
+      </w:pPr>
+      <w:r>
+        <w:t xml:space="preserve">7.1 Espacio de búsqueda y estrategia</w:t>
+      </w:r>
+    </w:p>
+    <w:p>
+      <w:pPr>
+        <w:pStyle w:val="FirstParagraph"/>
+      </w:pPr>
+      <w:r>
+        <w:t xml:space="preserve">Grid teórico sobre</w:t>
+      </w:r>
+      <w:r>
+        <w:t xml:space="preserve"> </w:t>
+      </w:r>
+      <w:r>
         <w:rPr>
           <w:rStyle w:val="VerbatimChar"/>
         </w:rPr>
-        <w:t xml:space="preserve">chest_xray_cnn.ipynb</w:t>
+        <w:t xml:space="preserve">base_filters</w:t>
+      </w:r>
+      <w:r>
+        <w:t xml:space="preserve">,</w:t>
       </w:r>
       <w:r>
         <w:t xml:space="preserve"> </w:t>
-      </w:r>
-      <w:r>
-        <w:t xml:space="preserve">— §9 Random search.</w:t>
-      </w:r>
-    </w:p>
-    <w:bookmarkStart w:id="55" w:name="espacio-de-búsqueda"/>
-    <w:p>
-      <w:pPr>
-        <w:pStyle w:val="Heading3"/>
-      </w:pPr>
-      <w:r>
-        <w:t xml:space="preserve">8.1 Espacio de búsqueda</w:t>
-      </w:r>
-    </w:p>
-    <w:p>
-      <w:pPr>
-        <w:pStyle w:val="FirstParagraph"/>
-      </w:pPr>
-      <w:r>
-        <w:t xml:space="preserve">Definido en el notebook (</w:t>
       </w:r>
       <w:r>
         <w:rPr>
           <w:rStyle w:val="VerbatimChar"/>
         </w:rPr>
-        <w:t xml:space="preserve">HP_GRID</w:t>
-      </w:r>
-      <w:r>
-        <w:t xml:space="preserve">):</w:t>
-      </w:r>
-    </w:p>
-    <w:tbl>
-      <w:tblPr>
-        <w:tblStyle w:val="TableGrid"/>
-        <w:tblW w:type="auto" w:w="0"/>
-        <w:tblLook w:firstRow="1" w:lastRow="0" w:firstColumn="0" w:lastColumn="0" w:noHBand="0" w:noVBand="0" w:val="0020"/>
-        <w:tblBorders>
-          <w:top w:val="single" w:sz="4" w:space="0" w:color="000000"/>
-          <w:left w:val="single" w:sz="4" w:space="0" w:color="000000"/>
-          <w:bottom w:val="single" w:sz="4" w:space="0" w:color="000000"/>
-          <w:right w:val="single" w:sz="4" w:space="0" w:color="000000"/>
-          <w:insideH w:val="single" w:sz="4" w:space="0" w:color="000000"/>
-          <w:insideV w:val="single" w:sz="4" w:space="0" w:color="000000"/>
-        </w:tblBorders>
-      </w:tblPr>
-      <w:tblGrid>
-        <w:gridCol w:w="3960"/>
-        <w:gridCol w:w="3960"/>
-      </w:tblGrid>
-      <w:tr>
-        <w:trPr>
-          <w:tblHeader w:val="on"/>
-        </w:trPr>
-        <w:tc>
-          <w:tcPr/>
-          <w:p>
-            <w:pPr>
-              <w:pStyle w:val="Compact"/>
-            </w:pPr>
-            <w:r>
-              <w:t xml:space="preserve">Hiperparámetro</w:t>
-            </w:r>
-          </w:p>
-        </w:tc>
-        <w:tc>
-          <w:tcPr/>
-          <w:p>
-            <w:pPr>
-              <w:pStyle w:val="Compact"/>
-            </w:pPr>
-            <w:r>
-              <w:t xml:space="preserve">Valores</w:t>
-            </w:r>
-          </w:p>
-        </w:tc>
-      </w:tr>
-      <w:tr>
-        <w:tc>
-          <w:tcPr/>
-          <w:p>
-            <w:pPr>
-              <w:pStyle w:val="Compact"/>
-            </w:pPr>
-            <w:r>
-              <w:t xml:space="preserve">base_filters</w:t>
-            </w:r>
-          </w:p>
-        </w:tc>
-        <w:tc>
-          <w:tcPr/>
-          <w:p>
-            <w:pPr>
-              <w:pStyle w:val="Compact"/>
-            </w:pPr>
-            <w:r>
-              <w:t xml:space="preserve">16, 32</w:t>
-            </w:r>
-          </w:p>
-        </w:tc>
-      </w:tr>
-      <w:tr>
-        <w:tc>
-          <w:tcPr/>
-          <w:p>
-            <w:pPr>
-              <w:pStyle w:val="Compact"/>
-            </w:pPr>
-            <w:r>
-              <w:t xml:space="preserve">kernel_size</w:t>
-            </w:r>
-          </w:p>
-        </w:tc>
-        <w:tc>
-          <w:tcPr/>
-          <w:p>
-            <w:pPr>
-              <w:pStyle w:val="Compact"/>
-            </w:pPr>
-            <w:r>
-              <w:t xml:space="preserve">3, 5</w:t>
-            </w:r>
-          </w:p>
-        </w:tc>
-      </w:tr>
-      <w:tr>
-        <w:tc>
-          <w:tcPr/>
-          <w:p>
-            <w:pPr>
-              <w:pStyle w:val="Compact"/>
-            </w:pPr>
-            <w:r>
-              <w:t xml:space="preserve">learning rate</w:t>
-            </w:r>
-          </w:p>
-        </w:tc>
-        <w:tc>
-          <w:tcPr/>
-          <w:p>
-            <w:pPr>
-              <w:pStyle w:val="Compact"/>
-            </w:pPr>
-            <w:r>
-              <w:t xml:space="preserve">5×10⁻⁴, 1×10⁻³</w:t>
-            </w:r>
-          </w:p>
-        </w:tc>
-      </w:tr>
-      <w:tr>
-        <w:tc>
-          <w:tcPr/>
-          <w:p>
-            <w:pPr>
-              <w:pStyle w:val="Compact"/>
-            </w:pPr>
-            <w:r>
-              <w:t xml:space="preserve">epochs (por trial)</w:t>
-            </w:r>
-          </w:p>
-        </w:tc>
-        <w:tc>
-          <w:tcPr/>
-          <w:p>
-            <w:pPr>
-              <w:pStyle w:val="Compact"/>
-            </w:pPr>
-            <w:r>
-              <w:t xml:space="preserve">1, 2</w:t>
-            </w:r>
-          </w:p>
-        </w:tc>
-      </w:tr>
-      <w:tr>
-        <w:tc>
-          <w:tcPr/>
-          <w:p>
-            <w:pPr>
-              <w:pStyle w:val="Compact"/>
-            </w:pPr>
-            <w:r>
-              <w:t xml:space="preserve">dropout</w:t>
-            </w:r>
-          </w:p>
-        </w:tc>
-        <w:tc>
-          <w:tcPr/>
-          <w:p>
-            <w:pPr>
-              <w:pStyle w:val="Compact"/>
-            </w:pPr>
-            <w:r>
-              <w:t xml:space="preserve">0,3, 0,5</w:t>
-            </w:r>
-          </w:p>
-        </w:tc>
-      </w:tr>
-    </w:tbl>
-    <w:p>
-      <w:pPr>
-        <w:pStyle w:val="BodyText"/>
-      </w:pPr>
+        <w:t xml:space="preserve">kernel_size</w:t>
+      </w:r>
+      <w:r>
+        <w:t xml:space="preserve">,</w:t>
+      </w:r>
+      <w:r>
+        <w:t xml:space="preserve"> </w:t>
+      </w:r>
+      <w:r>
+        <w:rPr>
+          <w:rStyle w:val="VerbatimChar"/>
+        </w:rPr>
+        <w:t xml:space="preserve">lr</w:t>
+      </w:r>
+      <w:r>
+        <w:t xml:space="preserve">,</w:t>
+      </w:r>
+      <w:r>
+        <w:t xml:space="preserve"> </w:t>
+      </w:r>
+      <w:r>
+        <w:rPr>
+          <w:rStyle w:val="VerbatimChar"/>
+        </w:rPr>
+        <w:t xml:space="preserve">epochs</w:t>
+      </w:r>
+      <w:r>
+        <w:t xml:space="preserve">,</w:t>
+      </w:r>
+      <w:r>
+        <w:t xml:space="preserve"> </w:t>
+      </w:r>
+      <w:r>
+        <w:rPr>
+          <w:rStyle w:val="VerbatimChar"/>
+        </w:rPr>
+        <w:t xml:space="preserve">dropout</w:t>
+      </w:r>
+      <w:r>
+        <w:t xml:space="preserve"> </w:t>
+      </w:r>
+      <w:r>
+        <w:t xml:space="preserve">(32 combinaciones). En esta ejecución se configuró</w:t>
+      </w:r>
+      <w:r>
+        <w:t xml:space="preserve"> </w:t>
+      </w:r>
+      <w:r>
+        <w:rPr>
+          <w:rStyle w:val="VerbatimChar"/>
+          <w:b/>
+          <w:bCs/>
+        </w:rPr>
+        <w:t xml:space="preserve">N_RANDOM_TRIALS = 1</w:t>
+      </w:r>
+      <w:r>
+        <w:t xml:space="preserve">: se elige</w:t>
+      </w:r>
+      <w:r>
+        <w:t xml:space="preserve"> </w:t>
+      </w:r>
       <w:r>
         <w:rPr>
           <w:b/>
           <w:bCs/>
         </w:rPr>
-        <w:t xml:space="preserve">Combinaciones totales:</w:t>
+        <w:t xml:space="preserve">una</w:t>
       </w:r>
       <w:r>
         <w:t xml:space="preserve"> </w:t>
       </w:r>
       <w:r>
-        <w:t xml:space="preserve">32. Se muestrean</w:t>
+        <w:t xml:space="preserve">combinación aleatoria (semilla 42) y se entrena</w:t>
       </w:r>
       <w:r>
         <w:t xml:space="preserve"> </w:t>
@@ -4948,62 +2960,20 @@
           <w:b/>
           <w:bCs/>
         </w:rPr>
-        <w:t xml:space="preserve">3 trials</w:t>
-      </w:r>
-      <w:r>
-        <w:t xml:space="preserve"> </w:t>
-      </w:r>
-      <w:r>
-        <w:t xml:space="preserve">aleatorios (</w:t>
-      </w:r>
-      <w:r>
-        <w:rPr>
-          <w:rStyle w:val="VerbatimChar"/>
-        </w:rPr>
-        <w:t xml:space="preserve">N_RANDOM_TRIALS = 3</w:t>
-      </w:r>
-      <w:r>
-        <w:t xml:space="preserve">, semilla 42). Criterio:</w:t>
-      </w:r>
-      <w:r>
-        <w:t xml:space="preserve"> </w:t>
-      </w:r>
-      <w:r>
-        <w:rPr>
-          <w:b/>
-          <w:bCs/>
-        </w:rPr>
-        <w:t xml:space="preserve">máximo F1 en validación</w:t>
+        <w:t xml:space="preserve">10 épocas</w:t>
       </w:r>
       <w:r>
         <w:t xml:space="preserve">.</w:t>
       </w:r>
     </w:p>
+    <w:bookmarkEnd w:id="34"/>
+    <w:bookmarkStart w:id="35" w:name="resultado-del-único-trial"/>
     <w:p>
       <w:pPr>
-        <w:pStyle w:val="BodyText"/>
-      </w:pPr>
-      <w:r>
-        <w:t xml:space="preserve">Salida inicial:</w:t>
-      </w:r>
-      <w:r>
-        <w:t xml:space="preserve"> </w:t>
-      </w:r>
-      <w:r>
-        <w:rPr>
-          <w:rStyle w:val="VerbatimChar"/>
-        </w:rPr>
-        <w:t xml:space="preserve">Grid total: 32 | Trials: 3 | épocas por trial: [1, 2]</w:t>
-      </w:r>
-    </w:p>
-    <w:bookmarkEnd w:id="55"/>
-    <w:bookmarkStart w:id="56" w:name="resultados-de-los-trials"/>
-    <w:p>
-      <w:pPr>
         <w:pStyle w:val="Heading3"/>
       </w:pPr>
       <w:r>
-        <w:t xml:space="preserve">8.2 Resultados de los trials</w:t>
+        <w:t xml:space="preserve">7.2 Resultado del único trial</w:t>
       </w:r>
     </w:p>
     <w:tbl>
@@ -5123,89 +3093,6 @@
                 <w:b/>
                 <w:bCs/>
               </w:rPr>
-              <w:t xml:space="preserve">3</w:t>
-            </w:r>
-          </w:p>
-        </w:tc>
-        <w:tc>
-          <w:tcPr/>
-          <w:p>
-            <w:pPr>
-              <w:pStyle w:val="Compact"/>
-            </w:pPr>
-            <w:r>
-              <w:t xml:space="preserve">32</w:t>
-            </w:r>
-          </w:p>
-        </w:tc>
-        <w:tc>
-          <w:tcPr/>
-          <w:p>
-            <w:pPr>
-              <w:pStyle w:val="Compact"/>
-            </w:pPr>
-            <w:r>
-              <w:t xml:space="preserve">3</w:t>
-            </w:r>
-          </w:p>
-        </w:tc>
-        <w:tc>
-          <w:tcPr/>
-          <w:p>
-            <w:pPr>
-              <w:pStyle w:val="Compact"/>
-            </w:pPr>
-            <w:r>
-              <w:t xml:space="preserve">5×10⁻⁴</w:t>
-            </w:r>
-          </w:p>
-        </w:tc>
-        <w:tc>
-          <w:tcPr/>
-          <w:p>
-            <w:pPr>
-              <w:pStyle w:val="Compact"/>
-            </w:pPr>
-            <w:r>
-              <w:t xml:space="preserve">1</w:t>
-            </w:r>
-          </w:p>
-        </w:tc>
-        <w:tc>
-          <w:tcPr/>
-          <w:p>
-            <w:pPr>
-              <w:pStyle w:val="Compact"/>
-            </w:pPr>
-            <w:r>
-              <w:t xml:space="preserve">0,5</w:t>
-            </w:r>
-          </w:p>
-        </w:tc>
-        <w:tc>
-          <w:tcPr/>
-          <w:p>
-            <w:pPr>
-              <w:pStyle w:val="Compact"/>
-            </w:pPr>
-            <w:r>
-              <w:rPr>
-                <w:b/>
-                <w:bCs/>
-              </w:rPr>
-              <w:t xml:space="preserve">0,9675</w:t>
-            </w:r>
-          </w:p>
-        </w:tc>
-      </w:tr>
-      <w:tr>
-        <w:tc>
-          <w:tcPr/>
-          <w:p>
-            <w:pPr>
-              <w:pStyle w:val="Compact"/>
-            </w:pPr>
-            <w:r>
               <w:t xml:space="preserve">1</w:t>
             </w:r>
           </w:p>
@@ -5239,7 +3126,7 @@
               <w:pStyle w:val="Compact"/>
             </w:pPr>
             <w:r>
-              <w:t xml:space="preserve">1×10⁻³</w:t>
+              <w:t xml:space="preserve">0,001</w:t>
             </w:r>
           </w:p>
         </w:tc>
@@ -5250,7 +3137,7 @@
               <w:pStyle w:val="Compact"/>
             </w:pPr>
             <w:r>
-              <w:t xml:space="preserve">2</w:t>
+              <w:t xml:space="preserve">10</w:t>
             </w:r>
           </w:p>
         </w:tc>
@@ -5272,86 +3159,11 @@
               <w:pStyle w:val="Compact"/>
             </w:pPr>
             <w:r>
-              <w:t xml:space="preserve">0,9642</w:t>
-            </w:r>
-          </w:p>
-        </w:tc>
-      </w:tr>
-      <w:tr>
-        <w:tc>
-          <w:tcPr/>
-          <w:p>
-            <w:pPr>
-              <w:pStyle w:val="Compact"/>
-            </w:pPr>
-            <w:r>
-              <w:t xml:space="preserve">2</w:t>
-            </w:r>
-          </w:p>
-        </w:tc>
-        <w:tc>
-          <w:tcPr/>
-          <w:p>
-            <w:pPr>
-              <w:pStyle w:val="Compact"/>
-            </w:pPr>
-            <w:r>
-              <w:t xml:space="preserve">16</w:t>
-            </w:r>
-          </w:p>
-        </w:tc>
-        <w:tc>
-          <w:tcPr/>
-          <w:p>
-            <w:pPr>
-              <w:pStyle w:val="Compact"/>
-            </w:pPr>
-            <w:r>
-              <w:t xml:space="preserve">3</w:t>
-            </w:r>
-          </w:p>
-        </w:tc>
-        <w:tc>
-          <w:tcPr/>
-          <w:p>
-            <w:pPr>
-              <w:pStyle w:val="Compact"/>
-            </w:pPr>
-            <w:r>
-              <w:t xml:space="preserve">5×10⁻⁴</w:t>
-            </w:r>
-          </w:p>
-        </w:tc>
-        <w:tc>
-          <w:tcPr/>
-          <w:p>
-            <w:pPr>
-              <w:pStyle w:val="Compact"/>
-            </w:pPr>
-            <w:r>
-              <w:t xml:space="preserve">1</w:t>
-            </w:r>
-          </w:p>
-        </w:tc>
-        <w:tc>
-          <w:tcPr/>
-          <w:p>
-            <w:pPr>
-              <w:pStyle w:val="Compact"/>
-            </w:pPr>
-            <w:r>
-              <w:t xml:space="preserve">0,5</w:t>
-            </w:r>
-          </w:p>
-        </w:tc>
-        <w:tc>
-          <w:tcPr/>
-          <w:p>
-            <w:pPr>
-              <w:pStyle w:val="Compact"/>
-            </w:pPr>
-            <w:r>
-              <w:t xml:space="preserve">0,9352</w:t>
+              <w:rPr>
+                <w:b/>
+                <w:bCs/>
+              </w:rPr>
+              <w:t xml:space="preserve">0,9808</w:t>
             </w:r>
           </w:p>
         </w:tc>
@@ -5362,264 +3174,138 @@
         <w:pStyle w:val="BodyText"/>
       </w:pPr>
       <w:r>
+        <w:t xml:space="preserve">Configuración del trial:</w:t>
+      </w:r>
+      <w:r>
+        <w:t xml:space="preserve"> </w:t>
+      </w:r>
+      <w:r>
+        <w:rPr>
+          <w:rStyle w:val="VerbatimChar"/>
+        </w:rPr>
+        <w:t xml:space="preserve">{'base_filters': 16, 'kernel_size': 3, 'lr': 0.001, 'epochs': 10, 'dropout': 0.5}</w:t>
+      </w:r>
+    </w:p>
+    <w:p>
+      <w:pPr>
+        <w:pStyle w:val="BodyText"/>
+      </w:pPr>
+      <w:r>
+        <w:t xml:space="preserve">El F1 de validación del trial (0,9808) es muy similar al baseline (0,9828); con un solo trial no se explora el grid completo, pero se cumple el flujo de búsqueda documentado.</w:t>
+      </w:r>
+    </w:p>
+    <w:bookmarkEnd w:id="35"/>
+    <w:bookmarkStart w:id="36" w:name="modelo-final"/>
+    <w:p>
+      <w:pPr>
+        <w:pStyle w:val="Heading3"/>
+      </w:pPr>
+      <w:r>
+        <w:t xml:space="preserve">7.3 Modelo final</w:t>
+      </w:r>
+    </w:p>
+    <w:p>
+      <w:pPr>
+        <w:pStyle w:val="FirstParagraph"/>
+      </w:pPr>
+      <w:r>
+        <w:t xml:space="preserve">Se reentrena con los hiperparámetros del trial 1 (</w:t>
+      </w:r>
+      <w:r>
+        <w:rPr>
+          <w:rStyle w:val="VerbatimChar"/>
+        </w:rPr>
+        <w:t xml:space="preserve">base_filters=16</w:t>
+      </w:r>
+      <w:r>
+        <w:t xml:space="preserve">,</w:t>
+      </w:r>
+      <w:r>
+        <w:t xml:space="preserve"> </w:t>
+      </w:r>
+      <w:r>
+        <w:rPr>
+          <w:rStyle w:val="VerbatimChar"/>
+        </w:rPr>
+        <w:t xml:space="preserve">kernel_size=3</w:t>
+      </w:r>
+      <w:r>
+        <w:t xml:space="preserve">,</w:t>
+      </w:r>
+      <w:r>
+        <w:t xml:space="preserve"> </w:t>
+      </w:r>
+      <w:r>
+        <w:rPr>
+          <w:rStyle w:val="VerbatimChar"/>
+        </w:rPr>
+        <w:t xml:space="preserve">dropout=0.5</w:t>
+      </w:r>
+      <w:r>
+        <w:t xml:space="preserve">,</w:t>
+      </w:r>
+      <w:r>
+        <w:t xml:space="preserve"> </w:t>
+      </w:r>
+      <w:r>
+        <w:rPr>
+          <w:rStyle w:val="VerbatimChar"/>
+        </w:rPr>
+        <w:t xml:space="preserve">lr=0.001</w:t>
+      </w:r>
+      <w:r>
+        <w:t xml:space="preserve">, 10 épocas). Durante el entrenamiento final, el F1 de validación alcanzó valores cercanos a</w:t>
+      </w:r>
+      <w:r>
+        <w:t xml:space="preserve"> </w:t>
+      </w:r>
+      <w:r>
         <w:rPr>
           <w:b/>
           <w:bCs/>
         </w:rPr>
-        <w:t xml:space="preserve">Mejora respecto al baseline:</w:t>
+        <w:t xml:space="preserve">0,98</w:t>
       </w:r>
       <w:r>
         <w:t xml:space="preserve"> </w:t>
       </w:r>
       <w:r>
-        <w:t xml:space="preserve">0,9261 →</w:t>
+        <w:t xml:space="preserve">(mejor época registrada ≈ 0,9797 en época 5).</w:t>
+      </w:r>
+    </w:p>
+    <w:p>
+      <w:pPr>
+        <w:pStyle w:val="BodyText"/>
+      </w:pPr>
+      <w:r>
+        <w:t xml:space="preserve">Checkpoint:</w:t>
       </w:r>
       <w:r>
         <w:t xml:space="preserve"> </w:t>
       </w:r>
+      <w:r>
+        <w:rPr>
+          <w:rStyle w:val="VerbatimChar"/>
+        </w:rPr>
+        <w:t xml:space="preserve">outputs/best_cnn_model.pth</w:t>
+      </w:r>
+    </w:p>
+    <w:p>
+      <w:pPr>
+        <w:pStyle w:val="BodyText"/>
+      </w:pPr>
       <w:r>
         <w:rPr>
           <w:b/>
           <w:bCs/>
         </w:rPr>
-        <w:t xml:space="preserve">0,9675</w:t>
+        <w:t xml:space="preserve">Figura 4.</w:t>
       </w:r>
       <w:r>
         <w:t xml:space="preserve"> </w:t>
       </w:r>
       <w:r>
-        <w:t xml:space="preserve">(+4,1 puntos porcentuales en F1 val).</w:t>
-      </w:r>
-    </w:p>
-    <w:p>
-      <w:pPr>
-        <w:pStyle w:val="BodyText"/>
-      </w:pPr>
-      <w:r>
-        <w:rPr>
-          <w:b/>
-          <w:bCs/>
-        </w:rPr>
-        <w:t xml:space="preserve">Configuración óptima (Trial 3):</w:t>
-      </w:r>
-    </w:p>
-    <w:p>
-      <w:pPr>
-        <w:pStyle w:val="Compact"/>
-        <w:numPr>
-          <w:ilvl w:val="0"/>
-          <w:numId w:val="1008"/>
-        </w:numPr>
-      </w:pPr>
-      <w:r>
-        <w:t xml:space="preserve">base_filters = 32</w:t>
-      </w:r>
-      <w:r>
-        <w:br/>
-      </w:r>
-    </w:p>
-    <w:p>
-      <w:pPr>
-        <w:pStyle w:val="Compact"/>
-        <w:numPr>
-          <w:ilvl w:val="0"/>
-          <w:numId w:val="1008"/>
-        </w:numPr>
-      </w:pPr>
-      <w:r>
-        <w:t xml:space="preserve">kernel_size = 3</w:t>
-      </w:r>
-      <w:r>
-        <w:br/>
-      </w:r>
-    </w:p>
-    <w:p>
-      <w:pPr>
-        <w:pStyle w:val="Compact"/>
-        <w:numPr>
-          <w:ilvl w:val="0"/>
-          <w:numId w:val="1008"/>
-        </w:numPr>
-      </w:pPr>
-      <w:r>
-        <w:t xml:space="preserve">lr = 5×10⁻⁴</w:t>
-      </w:r>
-      <w:r>
-        <w:br/>
-      </w:r>
-    </w:p>
-    <w:p>
-      <w:pPr>
-        <w:pStyle w:val="Compact"/>
-        <w:numPr>
-          <w:ilvl w:val="0"/>
-          <w:numId w:val="1008"/>
-        </w:numPr>
-      </w:pPr>
-      <w:r>
-        <w:t xml:space="preserve">dropout = 0,5</w:t>
-      </w:r>
-      <w:r>
-        <w:br/>
-      </w:r>
-    </w:p>
-    <w:p>
-      <w:pPr>
-        <w:pStyle w:val="Compact"/>
-        <w:numPr>
-          <w:ilvl w:val="0"/>
-          <w:numId w:val="1008"/>
-        </w:numPr>
-      </w:pPr>
-      <w:r>
-        <w:t xml:space="preserve">epochs = 1 (en el trial ganador)</w:t>
-      </w:r>
-    </w:p>
-    <w:bookmarkEnd w:id="56"/>
-    <w:bookmarkStart w:id="57" w:name="reflexión-sobre-hiperparámetros"/>
-    <w:p>
-      <w:pPr>
-        <w:pStyle w:val="Heading3"/>
-      </w:pPr>
-      <w:r>
-        <w:t xml:space="preserve">8.3 Reflexión sobre hiperparámetros</w:t>
-      </w:r>
-    </w:p>
-    <w:tbl>
-      <w:tblPr>
-        <w:tblStyle w:val="TableGrid"/>
-        <w:tblW w:type="pct" w:w="5000"/>
-        <w:tblLayout w:type="fixed"/>
-        <w:tblLook w:firstRow="1" w:lastRow="0" w:firstColumn="0" w:lastColumn="0" w:noHBand="0" w:noVBand="0" w:val="0020"/>
-        <w:tblBorders>
-          <w:top w:val="single" w:sz="4" w:space="0" w:color="000000"/>
-          <w:left w:val="single" w:sz="4" w:space="0" w:color="000000"/>
-          <w:bottom w:val="single" w:sz="4" w:space="0" w:color="000000"/>
-          <w:right w:val="single" w:sz="4" w:space="0" w:color="000000"/>
-          <w:insideH w:val="single" w:sz="4" w:space="0" w:color="000000"/>
-          <w:insideV w:val="single" w:sz="4" w:space="0" w:color="000000"/>
-        </w:tblBorders>
-      </w:tblPr>
-      <w:tblGrid>
-        <w:gridCol w:w="3550"/>
-        <w:gridCol w:w="4369"/>
-      </w:tblGrid>
-      <w:tr>
-        <w:trPr>
-          <w:tblHeader w:val="on"/>
-        </w:trPr>
-        <w:tc>
-          <w:tcPr/>
-          <w:p>
-            <w:pPr>
-              <w:pStyle w:val="Compact"/>
-            </w:pPr>
-            <w:r>
-              <w:t xml:space="preserve">Observación</w:t>
-            </w:r>
-          </w:p>
-        </w:tc>
-        <w:tc>
-          <w:tcPr/>
-          <w:p>
-            <w:pPr>
-              <w:pStyle w:val="Compact"/>
-            </w:pPr>
-            <w:r>
-              <w:t xml:space="preserve">Interpretación</w:t>
-            </w:r>
-          </w:p>
-        </w:tc>
-      </w:tr>
-      <w:tr>
-        <w:tc>
-          <w:tcPr/>
-          <w:p>
-            <w:pPr>
-              <w:pStyle w:val="Compact"/>
-            </w:pPr>
-            <w:r>
-              <w:t xml:space="preserve">32 filtros supera a 16 en el mejor trial</w:t>
-            </w:r>
-          </w:p>
-        </w:tc>
-        <w:tc>
-          <w:tcPr/>
-          <w:p>
-            <w:pPr>
-              <w:pStyle w:val="Compact"/>
-            </w:pPr>
-            <w:r>
-              <w:t xml:space="preserve">Mayor capacidad ayuda con resolución 128×128</w:t>
-            </w:r>
-          </w:p>
-        </w:tc>
-      </w:tr>
-      <w:tr>
-        <w:tc>
-          <w:tcPr/>
-          <w:p>
-            <w:pPr>
-              <w:pStyle w:val="Compact"/>
-            </w:pPr>
-            <w:r>
-              <w:t xml:space="preserve">Trial 1 con 2 épocas bajó F1 en la 2.ª época (0,9642 → 0,9387)</w:t>
-            </w:r>
-          </w:p>
-        </w:tc>
-        <w:tc>
-          <w:tcPr/>
-          <w:p>
-            <w:pPr>
-              <w:pStyle w:val="Compact"/>
-            </w:pPr>
-            <w:r>
-              <w:t xml:space="preserve">Riesgo de sobreajuste o inestabilidad con pocas épocas extra</w:t>
-            </w:r>
-          </w:p>
-        </w:tc>
-      </w:tr>
-      <w:tr>
-        <w:tc>
-          <w:tcPr/>
-          <w:p>
-            <w:pPr>
-              <w:pStyle w:val="Compact"/>
-            </w:pPr>
-            <w:r>
-              <w:t xml:space="preserve">lr = 5×10⁻⁴ mejor que 1×10⁻³ en trials comparables</w:t>
-            </w:r>
-          </w:p>
-        </w:tc>
-        <w:tc>
-          <w:tcPr/>
-          <w:p>
-            <w:pPr>
-              <w:pStyle w:val="Compact"/>
-            </w:pPr>
-            <w:r>
-              <w:t xml:space="preserve">Tasa moderada más estable en CPU con pocos pasos</w:t>
-            </w:r>
-          </w:p>
-        </w:tc>
-      </w:tr>
-    </w:tbl>
-    <w:p>
-      <w:pPr>
-        <w:pStyle w:val="BodyText"/>
-      </w:pPr>
-      <w:r>
-        <w:rPr>
-          <w:b/>
-          <w:bCs/>
-        </w:rPr>
-        <w:t xml:space="preserve">Figura 5.</w:t>
-      </w:r>
-      <w:r>
-        <w:t xml:space="preserve"> </w:t>
-      </w:r>
-      <w:r>
-        <w:t xml:space="preserve">Random search —</w:t>
+        <w:t xml:space="preserve">Curvas modelo final —</w:t>
       </w:r>
       <w:r>
         <w:t xml:space="preserve"> </w:t>
@@ -5628,17 +3314,25 @@
         <w:rPr>
           <w:rStyle w:val="VerbatimChar"/>
         </w:rPr>
-        <w:t xml:space="preserve">outputs/hyperparameter_search.png</w:t>
+        <w:t xml:space="preserve">outputs/final_curves.png</w:t>
       </w:r>
     </w:p>
-    <w:bookmarkEnd w:id="57"/>
-    <w:bookmarkStart w:id="58" w:name="entrenamiento-del-modelo-final"/>
     <w:p>
-      <w:pPr>
-        <w:pStyle w:val="Heading3"/>
-      </w:pPr>
-      <w:r>
-        <w:t xml:space="preserve">8.4 Entrenamiento del modelo final</w:t>
+      <w:r>
+        <w:pict>
+          <v:rect style="width:0;height:1.5pt" o:hralign="center" o:hrstd="t" o:hr="t"/>
+        </w:pict>
+      </w:r>
+    </w:p>
+    <w:bookmarkEnd w:id="36"/>
+    <w:bookmarkEnd w:id="37"/>
+    <w:bookmarkStart w:id="44" w:name="evaluación-en-test"/>
+    <w:p>
+      <w:pPr>
+        <w:pStyle w:val="Heading2"/>
+      </w:pPr>
+      <w:r>
+        <w:t xml:space="preserve">8. Evaluación en test</w:t>
       </w:r>
     </w:p>
     <w:p>
@@ -5656,351 +3350,16 @@
         <w:t xml:space="preserve"> </w:t>
       </w:r>
       <w:r>
-        <w:rPr>
-          <w:rStyle w:val="VerbatimChar"/>
-        </w:rPr>
-        <w:t xml:space="preserve">chest_xray_cnn.ipynb</w:t>
-      </w:r>
-      <w:r>
-        <w:t xml:space="preserve"> </w:t>
-      </w:r>
-      <w:r>
-        <w:t xml:space="preserve">— §10 Entrenamiento final.</w:t>
+        <w:t xml:space="preserve">§10 Modelo final y test.</w:t>
       </w:r>
     </w:p>
+    <w:bookmarkStart w:id="38" w:name="métricas-globales"/>
     <w:p>
       <w:pPr>
-        <w:pStyle w:val="FirstParagraph"/>
-      </w:pPr>
-      <w:r>
-        <w:t xml:space="preserve">Se reentrena con los hiperparámetros del mejor trial (</w:t>
-      </w:r>
-      <w:r>
-        <w:rPr>
-          <w:rStyle w:val="VerbatimChar"/>
-        </w:rPr>
-        <w:t xml:space="preserve">BEST_HP</w:t>
-      </w:r>
-      <w:r>
-        <w:t xml:space="preserve"> </w:t>
-      </w:r>
-      <w:r>
-        <w:t xml:space="preserve">derivado de</w:t>
-      </w:r>
-      <w:r>
-        <w:t xml:space="preserve"> </w:t>
-      </w:r>
-      <w:r>
-        <w:rPr>
-          <w:rStyle w:val="VerbatimChar"/>
-        </w:rPr>
-        <w:t xml:space="preserve">best_row</w:t>
-      </w:r>
-      <w:r>
-        <w:t xml:space="preserve">). En la ejecución registrada:</w:t>
-      </w:r>
-    </w:p>
-    <w:p>
-      <w:pPr>
-        <w:pStyle w:val="SourceCode"/>
-      </w:pPr>
-      <w:r>
-        <w:rPr>
-          <w:rStyle w:val="VerbatimChar"/>
-        </w:rPr>
-        <w:t xml:space="preserve">Época 1/1 | train loss=0.4822 f1=0.9064 | val loss=0.1083 f1=0.9599</w:t>
-      </w:r>
-      <w:r>
-        <w:br/>
-      </w:r>
-      <w:r>
-        <w:rPr>
-          <w:rStyle w:val="VerbatimChar"/>
-        </w:rPr>
-        <w:t xml:space="preserve">F1 validación final: 0.9599</w:t>
-      </w:r>
-    </w:p>
-    <w:p>
-      <w:pPr>
-        <w:pStyle w:val="FirstParagraph"/>
-      </w:pPr>
-      <w:r>
-        <w:rPr>
-          <w:b/>
-          <w:bCs/>
-        </w:rPr>
-        <w:t xml:space="preserve">Figura 6.</w:t>
-      </w:r>
-      <w:r>
-        <w:t xml:space="preserve"> </w:t>
-      </w:r>
-      <w:r>
-        <w:t xml:space="preserve">Curvas modelo final —</w:t>
-      </w:r>
-      <w:r>
-        <w:t xml:space="preserve"> </w:t>
-      </w:r>
-      <w:r>
-        <w:rPr>
-          <w:rStyle w:val="VerbatimChar"/>
-        </w:rPr>
-        <w:t xml:space="preserve">outputs/final_curves.png</w:t>
-      </w:r>
-    </w:p>
-    <w:p>
-      <w:pPr>
-        <w:pStyle w:val="BodyText"/>
-      </w:pPr>
-      <w:r>
-        <w:t xml:space="preserve">El checkpoint se guarda en</w:t>
-      </w:r>
-      <w:r>
-        <w:t xml:space="preserve"> </w:t>
-      </w:r>
-      <w:r>
-        <w:rPr>
-          <w:rStyle w:val="VerbatimChar"/>
-        </w:rPr>
-        <w:t xml:space="preserve">outputs/best_cnn_model.pth</w:t>
-      </w:r>
-      <w:r>
-        <w:t xml:space="preserve">.</w:t>
-      </w:r>
-    </w:p>
-    <w:p>
-      <w:r>
-        <w:pict>
-          <v:rect style="width:0;height:1.5pt" o:hralign="center" o:hrstd="t" o:hr="t"/>
-        </w:pict>
-      </w:r>
-    </w:p>
-    <w:bookmarkEnd w:id="58"/>
-    <w:bookmarkEnd w:id="59"/>
-    <w:bookmarkStart w:id="67" w:name="evaluación-del-modelo"/>
-    <w:p>
-      <w:pPr>
-        <w:pStyle w:val="Heading2"/>
-      </w:pPr>
-      <w:r>
-        <w:t xml:space="preserve">9. Evaluación del modelo</w:t>
-      </w:r>
-    </w:p>
-    <w:p>
-      <w:pPr>
-        <w:pStyle w:val="BlockText"/>
-      </w:pPr>
-      <w:r>
-        <w:rPr>
-          <w:b/>
-          <w:bCs/>
-        </w:rPr>
-        <w:t xml:space="preserve">Referencia:</w:t>
-      </w:r>
-      <w:r>
-        <w:t xml:space="preserve"> </w:t>
-      </w:r>
-      <w:r>
-        <w:rPr>
-          <w:rStyle w:val="VerbatimChar"/>
-        </w:rPr>
-        <w:t xml:space="preserve">chest_xray_cnn.ipynb</w:t>
-      </w:r>
-      <w:r>
-        <w:t xml:space="preserve"> </w:t>
-      </w:r>
-      <w:r>
-        <w:t xml:space="preserve">— §11 Evaluación en test.</w:t>
-      </w:r>
-    </w:p>
-    <w:bookmarkStart w:id="60" w:name="protocolo"/>
-    <w:p>
-      <w:pPr>
         <w:pStyle w:val="Heading3"/>
       </w:pPr>
       <w:r>
-        <w:t xml:space="preserve">9.1 Protocolo</w:t>
-      </w:r>
-    </w:p>
-    <w:tbl>
-      <w:tblPr>
-        <w:tblStyle w:val="TableGrid"/>
-        <w:tblW w:type="auto" w:w="0"/>
-        <w:tblLook w:firstRow="1" w:lastRow="0" w:firstColumn="0" w:lastColumn="0" w:noHBand="0" w:noVBand="0" w:val="0020"/>
-        <w:tblBorders>
-          <w:top w:val="single" w:sz="4" w:space="0" w:color="000000"/>
-          <w:left w:val="single" w:sz="4" w:space="0" w:color="000000"/>
-          <w:bottom w:val="single" w:sz="4" w:space="0" w:color="000000"/>
-          <w:right w:val="single" w:sz="4" w:space="0" w:color="000000"/>
-          <w:insideH w:val="single" w:sz="4" w:space="0" w:color="000000"/>
-          <w:insideV w:val="single" w:sz="4" w:space="0" w:color="000000"/>
-        </w:tblBorders>
-      </w:tblPr>
-      <w:tblGrid>
-        <w:gridCol w:w="3960"/>
-        <w:gridCol w:w="3960"/>
-      </w:tblGrid>
-      <w:tr>
-        <w:trPr>
-          <w:tblHeader w:val="on"/>
-        </w:trPr>
-        <w:tc>
-          <w:tcPr/>
-          <w:p>
-            <w:pPr>
-              <w:pStyle w:val="Compact"/>
-            </w:pPr>
-            <w:r>
-              <w:t xml:space="preserve">Aspecto</w:t>
-            </w:r>
-          </w:p>
-        </w:tc>
-        <w:tc>
-          <w:tcPr/>
-          <w:p>
-            <w:pPr>
-              <w:pStyle w:val="Compact"/>
-            </w:pPr>
-            <w:r>
-              <w:t xml:space="preserve">Criterio</w:t>
-            </w:r>
-          </w:p>
-        </w:tc>
-      </w:tr>
-      <w:tr>
-        <w:tc>
-          <w:tcPr/>
-          <w:p>
-            <w:pPr>
-              <w:pStyle w:val="Compact"/>
-            </w:pPr>
-            <w:r>
-              <w:t xml:space="preserve">Conjunto</w:t>
-            </w:r>
-          </w:p>
-        </w:tc>
-        <w:tc>
-          <w:tcPr/>
-          <w:p>
-            <w:pPr>
-              <w:pStyle w:val="Compact"/>
-            </w:pPr>
-            <w:r>
-              <w:t xml:space="preserve">624 imágenes de</w:t>
-            </w:r>
-            <w:r>
-              <w:t xml:space="preserve"> </w:t>
-            </w:r>
-            <w:r>
-              <w:rPr>
-                <w:rStyle w:val="VerbatimChar"/>
-              </w:rPr>
-              <w:t xml:space="preserve">test/</w:t>
-            </w:r>
-          </w:p>
-        </w:tc>
-      </w:tr>
-      <w:tr>
-        <w:tc>
-          <w:tcPr/>
-          <w:p>
-            <w:pPr>
-              <w:pStyle w:val="Compact"/>
-            </w:pPr>
-            <w:r>
-              <w:t xml:space="preserve">Transformaciones</w:t>
-            </w:r>
-          </w:p>
-        </w:tc>
-        <w:tc>
-          <w:tcPr/>
-          <w:p>
-            <w:pPr>
-              <w:pStyle w:val="Compact"/>
-            </w:pPr>
-            <w:r>
-              <w:rPr>
-                <w:rStyle w:val="VerbatimChar"/>
-              </w:rPr>
-              <w:t xml:space="preserve">eval_transform</w:t>
-            </w:r>
-            <w:r>
-              <w:t xml:space="preserve"> </w:t>
-            </w:r>
-            <w:r>
-              <w:t xml:space="preserve">(sin augmentación)</w:t>
-            </w:r>
-          </w:p>
-        </w:tc>
-      </w:tr>
-      <w:tr>
-        <w:tc>
-          <w:tcPr/>
-          <w:p>
-            <w:pPr>
-              <w:pStyle w:val="Compact"/>
-            </w:pPr>
-            <w:r>
-              <w:t xml:space="preserve">Modelo</w:t>
-            </w:r>
-          </w:p>
-        </w:tc>
-        <w:tc>
-          <w:tcPr/>
-          <w:p>
-            <w:pPr>
-              <w:pStyle w:val="Compact"/>
-            </w:pPr>
-            <w:r>
-              <w:t xml:space="preserve">Pesos del mejor epoch en validación (entrenamiento final)</w:t>
-            </w:r>
-          </w:p>
-        </w:tc>
-      </w:tr>
-      <w:tr>
-        <w:tc>
-          <w:tcPr/>
-          <w:p>
-            <w:pPr>
-              <w:pStyle w:val="Compact"/>
-            </w:pPr>
-            <w:r>
-              <w:t xml:space="preserve">Decisión</w:t>
-            </w:r>
-          </w:p>
-        </w:tc>
-        <w:tc>
-          <w:tcPr/>
-          <w:p>
-            <w:pPr>
-              <w:pStyle w:val="Compact"/>
-            </w:pPr>
-            <w:r>
-              <w:t xml:space="preserve">Argmax sobre logits</w:t>
-            </w:r>
-          </w:p>
-        </w:tc>
-      </w:tr>
-    </w:tbl>
-    <w:bookmarkEnd w:id="60"/>
-    <w:bookmarkStart w:id="61" w:name="métricas-globales-en-test"/>
-    <w:p>
-      <w:pPr>
-        <w:pStyle w:val="Heading3"/>
-      </w:pPr>
-      <w:r>
-        <w:t xml:space="preserve">9.2 Métricas globales en test</w:t>
-      </w:r>
-    </w:p>
-    <w:p>
-      <w:pPr>
-        <w:pStyle w:val="FirstParagraph"/>
-      </w:pPr>
-      <w:r>
-        <w:rPr>
-          <w:b/>
-          <w:bCs/>
-        </w:rPr>
-        <w:t xml:space="preserve">Salida del notebook:</w:t>
+        <w:t xml:space="preserve">8.1 Métricas globales</w:t>
       </w:r>
     </w:p>
     <w:tbl>
@@ -6056,30 +3415,6 @@
               <w:pStyle w:val="Compact"/>
             </w:pPr>
             <w:r>
-              <w:t xml:space="preserve">Loss</w:t>
-            </w:r>
-          </w:p>
-        </w:tc>
-        <w:tc>
-          <w:tcPr/>
-          <w:p>
-            <w:pPr>
-              <w:pStyle w:val="Compact"/>
-            </w:pPr>
-            <w:r>
-              <w:t xml:space="preserve">1,1297</w:t>
-            </w:r>
-          </w:p>
-        </w:tc>
-      </w:tr>
-      <w:tr>
-        <w:tc>
-          <w:tcPr/>
-          <w:p>
-            <w:pPr>
-              <w:pStyle w:val="Compact"/>
-            </w:pPr>
-            <w:r>
               <w:rPr>
                 <w:b/>
                 <w:bCs/>
@@ -6099,89 +3434,13 @@
                 <w:b/>
                 <w:bCs/>
               </w:rPr>
-              <w:t xml:space="preserve">0,6875</w:t>
+              <w:t xml:space="preserve">74,84 %</w:t>
             </w:r>
             <w:r>
               <w:t xml:space="preserve"> </w:t>
             </w:r>
             <w:r>
-              <w:t xml:space="preserve">(68,75 %)</w:t>
-            </w:r>
-          </w:p>
-        </w:tc>
-      </w:tr>
-      <w:tr>
-        <w:tc>
-          <w:tcPr/>
-          <w:p>
-            <w:pPr>
-              <w:pStyle w:val="Compact"/>
-            </w:pPr>
-            <w:r>
-              <w:rPr>
-                <w:b/>
-                <w:bCs/>
-              </w:rPr>
-              <w:t xml:space="preserve">Precision</w:t>
-            </w:r>
-            <w:r>
-              <w:t xml:space="preserve"> </w:t>
-            </w:r>
-            <w:r>
-              <w:t xml:space="preserve">(ponderada)</w:t>
-            </w:r>
-          </w:p>
-        </w:tc>
-        <w:tc>
-          <w:tcPr/>
-          <w:p>
-            <w:pPr>
-              <w:pStyle w:val="Compact"/>
-            </w:pPr>
-            <w:r>
-              <w:rPr>
-                <w:b/>
-                <w:bCs/>
-              </w:rPr>
-              <w:t xml:space="preserve">0,7917</w:t>
-            </w:r>
-          </w:p>
-        </w:tc>
-      </w:tr>
-      <w:tr>
-        <w:tc>
-          <w:tcPr/>
-          <w:p>
-            <w:pPr>
-              <w:pStyle w:val="Compact"/>
-            </w:pPr>
-            <w:r>
-              <w:rPr>
-                <w:b/>
-                <w:bCs/>
-              </w:rPr>
-              <w:t xml:space="preserve">Recall</w:t>
-            </w:r>
-            <w:r>
-              <w:t xml:space="preserve"> </w:t>
-            </w:r>
-            <w:r>
-              <w:t xml:space="preserve">(ponderado)</w:t>
-            </w:r>
-          </w:p>
-        </w:tc>
-        <w:tc>
-          <w:tcPr/>
-          <w:p>
-            <w:pPr>
-              <w:pStyle w:val="Compact"/>
-            </w:pPr>
-            <w:r>
-              <w:rPr>
-                <w:b/>
-                <w:bCs/>
-              </w:rPr>
-              <w:t xml:space="preserve">0,6875</w:t>
+              <w:t xml:space="preserve">(0,7484)</w:t>
             </w:r>
           </w:p>
         </w:tc>
@@ -6219,20 +3478,43 @@
                 <w:b/>
                 <w:bCs/>
               </w:rPr>
-              <w:t xml:space="preserve">0,6071</w:t>
+              <w:t xml:space="preserve">70,89 %</w:t>
+            </w:r>
+            <w:r>
+              <w:t xml:space="preserve"> </w:t>
+            </w:r>
+            <w:r>
+              <w:t xml:space="preserve">(0,7089)</w:t>
             </w:r>
           </w:p>
         </w:tc>
       </w:tr>
     </w:tbl>
-    <w:bookmarkEnd w:id="61"/>
-    <w:bookmarkStart w:id="62" w:name="métricas-por-clase-test"/>
     <w:p>
       <w:pPr>
+        <w:pStyle w:val="BodyText"/>
+      </w:pPr>
+      <w:r>
+        <w:t xml:space="preserve">Salida del notebook:</w:t>
+      </w:r>
+      <w:r>
+        <w:t xml:space="preserve"> </w:t>
+      </w:r>
+      <w:r>
+        <w:rPr>
+          <w:rStyle w:val="VerbatimChar"/>
+        </w:rPr>
+        <w:t xml:space="preserve">Test — Acc: 0.7484 | F1: 0.7089</w:t>
+      </w:r>
+    </w:p>
+    <w:bookmarkEnd w:id="38"/>
+    <w:bookmarkStart w:id="39" w:name="métricas-por-clase"/>
+    <w:p>
+      <w:pPr>
         <w:pStyle w:val="Heading3"/>
       </w:pPr>
       <w:r>
-        <w:t xml:space="preserve">9.3 Métricas por clase (test)</w:t>
+        <w:t xml:space="preserve">8.2 Métricas por clase</w:t>
       </w:r>
     </w:p>
     <w:tbl>
@@ -6335,7 +3617,7 @@
               <w:pStyle w:val="Compact"/>
             </w:pPr>
             <w:r>
-              <w:t xml:space="preserve">1,00</w:t>
+              <w:t xml:space="preserve">0,96</w:t>
             </w:r>
           </w:p>
         </w:tc>
@@ -6346,7 +3628,7 @@
               <w:pStyle w:val="Compact"/>
             </w:pPr>
             <w:r>
-              <w:t xml:space="preserve">0,17</w:t>
+              <w:t xml:space="preserve">0,34</w:t>
             </w:r>
           </w:p>
         </w:tc>
@@ -6357,7 +3639,7 @@
               <w:pStyle w:val="Compact"/>
             </w:pPr>
             <w:r>
-              <w:t xml:space="preserve">0,29</w:t>
+              <w:t xml:space="preserve">0,50</w:t>
             </w:r>
           </w:p>
         </w:tc>
@@ -6392,7 +3674,7 @@
               <w:pStyle w:val="Compact"/>
             </w:pPr>
             <w:r>
-              <w:t xml:space="preserve">0,67</w:t>
+              <w:t xml:space="preserve">0,72</w:t>
             </w:r>
           </w:p>
         </w:tc>
@@ -6403,7 +3685,7 @@
               <w:pStyle w:val="Compact"/>
             </w:pPr>
             <w:r>
-              <w:t xml:space="preserve">1,00</w:t>
+              <w:t xml:space="preserve">0,99</w:t>
             </w:r>
           </w:p>
         </w:tc>
@@ -6414,7 +3696,7 @@
               <w:pStyle w:val="Compact"/>
             </w:pPr>
             <w:r>
-              <w:t xml:space="preserve">0,80</w:t>
+              <w:t xml:space="preserve">0,83</w:t>
             </w:r>
           </w:p>
         </w:tc>
@@ -6436,87 +3718,127 @@
         <w:pStyle w:val="BodyText"/>
       </w:pPr>
       <w:r>
+        <w:t xml:space="preserve">Promedios: macro F1 ≈ 0,67; weighted F1 ≈ 0,71.</w:t>
+      </w:r>
+    </w:p>
+    <w:bookmarkEnd w:id="39"/>
+    <w:bookmarkStart w:id="43" w:name="interpretación"/>
+    <w:p>
+      <w:pPr>
+        <w:pStyle w:val="Heading3"/>
+      </w:pPr>
+      <w:r>
+        <w:t xml:space="preserve">8.3 Interpretación</w:t>
+      </w:r>
+    </w:p>
+    <w:p>
+      <w:pPr>
+        <w:pStyle w:val="Compact"/>
+        <w:numPr>
+          <w:ilvl w:val="0"/>
+          <w:numId w:val="1006"/>
+        </w:numPr>
+      </w:pPr>
+      <w:r>
         <w:rPr>
           <w:b/>
           <w:bCs/>
         </w:rPr>
-        <w:t xml:space="preserve">Promedios (sklearn):</w:t>
+        <w:t xml:space="preserve">Alta validación (~0,98 F1)</w:t>
       </w:r>
       <w:r>
         <w:t xml:space="preserve"> </w:t>
       </w:r>
       <w:r>
-        <w:t xml:space="preserve">macro avg F1 ≈ 0,54; weighted avg F1 ≈ 0,61; accuracy reportada 0,69.</w:t>
-      </w:r>
-    </w:p>
-    <w:bookmarkEnd w:id="62"/>
-    <w:bookmarkStart w:id="66" w:name="interpretación-clínica-y-técnica"/>
-    <w:p>
-      <w:pPr>
-        <w:pStyle w:val="Heading3"/>
-      </w:pPr>
-      <w:r>
-        <w:t xml:space="preserve">9.4 Interpretación clínica y técnica</w:t>
-      </w:r>
-    </w:p>
-    <w:p>
-      <w:pPr>
-        <w:pStyle w:val="FirstParagraph"/>
-      </w:pPr>
-      <w:r>
-        <w:t xml:space="preserve">El modelo en test muestra un patrón claro:</w:t>
-      </w:r>
-    </w:p>
-    <w:p>
-      <w:pPr>
-        <w:pStyle w:val="Compact"/>
-        <w:numPr>
-          <w:ilvl w:val="0"/>
-          <w:numId w:val="1009"/>
-        </w:numPr>
-      </w:pPr>
+        <w:t xml:space="preserve">vs</w:t>
+      </w:r>
+      <w:r>
+        <w:t xml:space="preserve"> </w:t>
+      </w:r>
       <w:r>
         <w:rPr>
           <w:b/>
           <w:bCs/>
         </w:rPr>
-        <w:t xml:space="preserve">Recall de PNEUMONIA = 1,00:</w:t>
+        <w:t xml:space="preserve">test moderado (~0,71 F1 ponderado)</w:t>
       </w:r>
       <w:r>
         <w:t xml:space="preserve"> </w:t>
       </w:r>
       <w:r>
-        <w:t xml:space="preserve">clasifica casi todas las neumonías como positivas (pocos falsos negativos).</w:t>
-      </w:r>
-    </w:p>
-    <w:p>
-      <w:pPr>
-        <w:pStyle w:val="Compact"/>
-        <w:numPr>
-          <w:ilvl w:val="0"/>
-          <w:numId w:val="1009"/>
-        </w:numPr>
-      </w:pPr>
+        <w:t xml:space="preserve">indica que el modelo</w:t>
+      </w:r>
+      <w:r>
+        <w:t xml:space="preserve"> </w:t>
+      </w:r>
       <w:r>
         <w:rPr>
           <w:b/>
           <w:bCs/>
         </w:rPr>
-        <w:t xml:space="preserve">Recall de NORMAL = 0,17:</w:t>
+        <w:t xml:space="preserve">no generaliza igual</w:t>
       </w:r>
       <w:r>
         <w:t xml:space="preserve"> </w:t>
       </w:r>
       <w:r>
-        <w:t xml:space="preserve">la mayoría de casos normales se clasifican como neumonía (muchos falsos positivos respecto a NORMAL).</w:t>
+        <w:t xml:space="preserve">en la partición Kaggle de test.</w:t>
       </w:r>
     </w:p>
     <w:p>
       <w:pPr>
-        <w:pStyle w:val="FirstParagraph"/>
-      </w:pPr>
-      <w:r>
-        <w:t xml:space="preserve">Esto es coherente con el</w:t>
+        <w:pStyle w:val="Compact"/>
+        <w:numPr>
+          <w:ilvl w:val="0"/>
+          <w:numId w:val="1006"/>
+        </w:numPr>
+      </w:pPr>
+      <w:r>
+        <w:rPr>
+          <w:b/>
+          <w:bCs/>
+        </w:rPr>
+        <w:t xml:space="preserve">Recall PNEUMONIA = 0,99:</w:t>
+      </w:r>
+      <w:r>
+        <w:t xml:space="preserve"> </w:t>
+      </w:r>
+      <w:r>
+        <w:t xml:space="preserve">casi todas las neumonías se detectan; pocos falsos negativos.</w:t>
+      </w:r>
+    </w:p>
+    <w:p>
+      <w:pPr>
+        <w:pStyle w:val="Compact"/>
+        <w:numPr>
+          <w:ilvl w:val="0"/>
+          <w:numId w:val="1006"/>
+        </w:numPr>
+      </w:pPr>
+      <w:r>
+        <w:rPr>
+          <w:b/>
+          <w:bCs/>
+        </w:rPr>
+        <w:t xml:space="preserve">Recall NORMAL = 0,34:</w:t>
+      </w:r>
+      <w:r>
+        <w:t xml:space="preserve"> </w:t>
+      </w:r>
+      <w:r>
+        <w:t xml:space="preserve">muchos casos normales se clasifican como neumonía (falsas alarmas).</w:t>
+      </w:r>
+    </w:p>
+    <w:p>
+      <w:pPr>
+        <w:pStyle w:val="Compact"/>
+        <w:numPr>
+          <w:ilvl w:val="0"/>
+          <w:numId w:val="1006"/>
+        </w:numPr>
+      </w:pPr>
+      <w:r>
+        <w:t xml:space="preserve">Coherente con el</w:t>
       </w:r>
       <w:r>
         <w:t xml:space="preserve"> </w:t>
@@ -6532,103 +3854,19 @@
         <w:t xml:space="preserve"> </w:t>
       </w:r>
       <w:r>
-        <w:t xml:space="preserve">y con</w:t>
-      </w:r>
-      <w:r>
-        <w:t xml:space="preserve"> </w:t>
-      </w:r>
+        <w:t xml:space="preserve">y el sesgo hacia la clase mayoritaria en entrenamiento.</w:t>
+      </w:r>
+    </w:p>
+    <w:p>
+      <w:pPr>
+        <w:pStyle w:val="FirstParagraph"/>
+      </w:pPr>
       <w:r>
         <w:rPr>
           <w:b/>
           <w:bCs/>
         </w:rPr>
-        <w:t xml:space="preserve">pocas épocas de entrenamiento</w:t>
-      </w:r>
-      <w:r>
-        <w:t xml:space="preserve">: el clasificador aprende a favorecer la clase mayoritaria (PNEUMONIA), obteniendo buen F1 en validación (~0,96) pero</w:t>
-      </w:r>
-      <w:r>
-        <w:t xml:space="preserve"> </w:t>
-      </w:r>
-      <w:r>
-        <w:rPr>
-          <w:b/>
-          <w:bCs/>
-        </w:rPr>
-        <w:t xml:space="preserve">generalización limitada en test</w:t>
-      </w:r>
-      <w:r>
-        <w:t xml:space="preserve"> </w:t>
-      </w:r>
-      <w:r>
-        <w:t xml:space="preserve">(F1 ponderado ≈ 0,61).</w:t>
-      </w:r>
-    </w:p>
-    <w:p>
-      <w:pPr>
-        <w:pStyle w:val="BodyText"/>
-      </w:pPr>
-      <w:r>
-        <w:t xml:space="preserve">La brecha</w:t>
-      </w:r>
-      <w:r>
-        <w:t xml:space="preserve"> </w:t>
-      </w:r>
-      <w:r>
-        <w:rPr>
-          <w:b/>
-          <w:bCs/>
-        </w:rPr>
-        <w:t xml:space="preserve">validación (0,96) vs test (0,61)</w:t>
-      </w:r>
-      <w:r>
-        <w:t xml:space="preserve"> </w:t>
-      </w:r>
-      <w:r>
-        <w:t xml:space="preserve">indica que las métricas de validación, con tan poco entrenamiento, no reflejan el comportamiento en la partición</w:t>
-      </w:r>
-      <w:r>
-        <w:t xml:space="preserve"> </w:t>
-      </w:r>
-      <w:r>
-        <w:rPr>
-          <w:rStyle w:val="VerbatimChar"/>
-        </w:rPr>
-        <w:t xml:space="preserve">test/</w:t>
-      </w:r>
-      <w:r>
-        <w:t xml:space="preserve"> </w:t>
-      </w:r>
-      <w:r>
-        <w:t xml:space="preserve">(posible</w:t>
-      </w:r>
-      <w:r>
-        <w:t xml:space="preserve"> </w:t>
-      </w:r>
-      <w:r>
-        <w:rPr>
-          <w:b/>
-          <w:bCs/>
-        </w:rPr>
-        <w:t xml:space="preserve">shift</w:t>
-      </w:r>
-      <w:r>
-        <w:t xml:space="preserve"> </w:t>
-      </w:r>
-      <w:r>
-        <w:t xml:space="preserve">de distribución: 74 % vs 62,5 % de PNEUMONIA).</w:t>
-      </w:r>
-    </w:p>
-    <w:p>
-      <w:pPr>
-        <w:pStyle w:val="BodyText"/>
-      </w:pPr>
-      <w:r>
-        <w:rPr>
-          <w:b/>
-          <w:bCs/>
-        </w:rPr>
-        <w:t xml:space="preserve">Figura 7.</w:t>
+        <w:t xml:space="preserve">Figura 5.</w:t>
       </w:r>
       <w:r>
         <w:t xml:space="preserve"> </w:t>
@@ -6655,18 +3893,18 @@
           <wp:inline>
             <wp:extent cx="5486400" cy="4572000"/>
             <wp:effectExtent b="0" l="0" r="0" t="0"/>
-            <wp:docPr descr="Matriz de confusión test" title="" id="64" name="Picture"/>
+            <wp:docPr descr="Matriz de confusión test" title="" id="41" name="Picture"/>
             <a:graphic>
               <a:graphicData uri="http://schemas.openxmlformats.org/drawingml/2006/picture">
                 <pic:pic>
                   <pic:nvPicPr>
-                    <pic:cNvPr descr="outputs/confusion_matrix_test.png" id="65" name="Picture"/>
+                    <pic:cNvPr descr="outputs/confusion_matrix_test.png" id="42" name="Picture"/>
                     <pic:cNvPicPr>
                       <a:picLocks noChangeArrowheads="1" noChangeAspect="1"/>
                     </pic:cNvPicPr>
                   </pic:nvPicPr>
                   <pic:blipFill>
-                    <a:blip r:embed="rId63"/>
+                    <a:blip r:embed="rId40"/>
                     <a:stretch>
                       <a:fillRect/>
                     </a:stretch>
@@ -6706,7 +3944,7 @@
         <w:pStyle w:val="BodyText"/>
       </w:pPr>
       <w:r>
-        <w:t xml:space="preserve">Estimación a partir del reporte: ~40 verdaderos negativos (NORMAL bien clasificados), ~194 falsos positivos (NORMAL predichos como PNEUMONIA), ~390 verdaderos positivos de PNEUMONIA.</w:t>
+        <w:t xml:space="preserve">Estimación: ~80 verdaderos negativos (NORMAL correctos), ~154 falsos positivos, ~386 verdaderos positivos PNEUMONIA.</w:t>
       </w:r>
     </w:p>
     <w:p>
@@ -6716,21 +3954,22 @@
         </w:pict>
       </w:r>
     </w:p>
-    <w:bookmarkEnd w:id="66"/>
-    <w:bookmarkEnd w:id="67"/>
-    <w:bookmarkStart w:id="68" w:name="métricas-resumen"/>
+    <w:bookmarkEnd w:id="43"/>
+    <w:bookmarkEnd w:id="44"/>
+    <w:bookmarkStart w:id="45" w:name="resumen-de-métricas"/>
     <w:p>
       <w:pPr>
         <w:pStyle w:val="Heading2"/>
       </w:pPr>
       <w:r>
-        <w:t xml:space="preserve">10. Métricas (resumen)</w:t>
+        <w:t xml:space="preserve">9. Resumen de métricas</w:t>
       </w:r>
     </w:p>
     <w:tbl>
       <w:tblPr>
         <w:tblStyle w:val="TableGrid"/>
-        <w:tblW w:type="auto" w:w="0"/>
+        <w:tblW w:type="pct" w:w="5000"/>
+        <w:tblLayout w:type="fixed"/>
         <w:tblLook w:firstRow="1" w:lastRow="0" w:firstColumn="0" w:lastColumn="0" w:noHBand="0" w:noVBand="0" w:val="0020"/>
         <w:tblBorders>
           <w:top w:val="single" w:sz="4" w:space="0" w:color="000000"/>
@@ -6742,9 +3981,9 @@
         </w:tblBorders>
       </w:tblPr>
       <w:tblGrid>
-        <w:gridCol w:w="2640"/>
-        <w:gridCol w:w="2640"/>
-        <w:gridCol w:w="2640"/>
+        <w:gridCol w:w="2066"/>
+        <w:gridCol w:w="3443"/>
+        <w:gridCol w:w="2410"/>
       </w:tblGrid>
       <w:tr>
         <w:trPr>
@@ -6792,42 +4031,7 @@
               <w:pStyle w:val="Compact"/>
             </w:pPr>
             <w:r>
-              <w:t xml:space="preserve">Baseline (1 época)</w:t>
-            </w:r>
-          </w:p>
-        </w:tc>
-        <w:tc>
-          <w:tcPr/>
-          <w:p>
-            <w:pPr>
-              <w:pStyle w:val="Compact"/>
-            </w:pPr>
-            <w:r>
-              <w:t xml:space="preserve">0,9261</w:t>
-            </w:r>
-          </w:p>
-        </w:tc>
-        <w:tc>
-          <w:tcPr/>
-          <w:p>
-            <w:pPr>
-              <w:pStyle w:val="Compact"/>
-            </w:pPr>
-            <w:r>
-              <w:t xml:space="preserve">32 filtros, lr 1e-3</w:t>
-            </w:r>
-          </w:p>
-        </w:tc>
-      </w:tr>
-      <w:tr>
-        <w:tc>
-          <w:tcPr/>
-          <w:p>
-            <w:pPr>
-              <w:pStyle w:val="Compact"/>
-            </w:pPr>
-            <w:r>
-              <w:t xml:space="preserve">Mejor trial random search</w:t>
+              <w:t xml:space="preserve">Baseline (10 épocas, 32 filtros)</w:t>
             </w:r>
           </w:p>
         </w:tc>
@@ -6842,7 +4046,7 @@
                 <w:b/>
                 <w:bCs/>
               </w:rPr>
-              <w:t xml:space="preserve">0,9675</w:t>
+              <w:t xml:space="preserve">0,9828</w:t>
             </w:r>
           </w:p>
         </w:tc>
@@ -6853,7 +4057,7 @@
               <w:pStyle w:val="Compact"/>
             </w:pPr>
             <w:r>
-              <w:t xml:space="preserve">Trial 3</w:t>
+              <w:t xml:space="preserve">GPU, batch 64</w:t>
             </w:r>
           </w:p>
         </w:tc>
@@ -6866,7 +4070,7 @@
               <w:pStyle w:val="Compact"/>
             </w:pPr>
             <w:r>
-              <w:t xml:space="preserve">Modelo final (1 época)</w:t>
+              <w:t xml:space="preserve">Random search (1 trial, 16 filtros)</w:t>
             </w:r>
           </w:p>
         </w:tc>
@@ -6877,7 +4081,11 @@
               <w:pStyle w:val="Compact"/>
             </w:pPr>
             <w:r>
-              <w:t xml:space="preserve">0,9599</w:t>
+              <w:rPr>
+                <w:b/>
+                <w:bCs/>
+              </w:rPr>
+              <w:t xml:space="preserve">0,9808</w:t>
             </w:r>
           </w:p>
         </w:tc>
@@ -6888,7 +4096,42 @@
               <w:pStyle w:val="Compact"/>
             </w:pPr>
             <w:r>
-              <w:t xml:space="preserve">Hiperparámetros del trial 3</w:t>
+              <w:t xml:space="preserve">lr=0,001, dropout=0,5</w:t>
+            </w:r>
+          </w:p>
+        </w:tc>
+      </w:tr>
+      <w:tr>
+        <w:tc>
+          <w:tcPr/>
+          <w:p>
+            <w:pPr>
+              <w:pStyle w:val="Compact"/>
+            </w:pPr>
+            <w:r>
+              <w:t xml:space="preserve">Modelo final (reentrenamiento)</w:t>
+            </w:r>
+          </w:p>
+        </w:tc>
+        <w:tc>
+          <w:tcPr/>
+          <w:p>
+            <w:pPr>
+              <w:pStyle w:val="Compact"/>
+            </w:pPr>
+            <w:r>
+              <w:t xml:space="preserve">~0,97–0,98</w:t>
+            </w:r>
+          </w:p>
+        </w:tc>
+        <w:tc>
+          <w:tcPr/>
+          <w:p>
+            <w:pPr>
+              <w:pStyle w:val="Compact"/>
+            </w:pPr>
+            <w:r>
+              <w:t xml:space="preserve">Mejor época ≈ 0,9797</w:t>
             </w:r>
           </w:p>
         </w:tc>
@@ -6905,7 +4148,7 @@
                 <w:b/>
                 <w:bCs/>
               </w:rPr>
-              <w:t xml:space="preserve">Test (independiente)</w:t>
+              <w:t xml:space="preserve">Test</w:t>
             </w:r>
           </w:p>
         </w:tc>
@@ -6920,7 +4163,7 @@
                 <w:b/>
                 <w:bCs/>
               </w:rPr>
-              <w:t xml:space="preserve">0,6071</w:t>
+              <w:t xml:space="preserve">0,7089</w:t>
             </w:r>
             <w:r>
               <w:t xml:space="preserve"> </w:t>
@@ -6937,7 +4180,7 @@
               <w:pStyle w:val="Compact"/>
             </w:pPr>
             <w:r>
-              <w:t xml:space="preserve">Accuracy 68,75 %</w:t>
+              <w:t xml:space="preserve">Accuracy 74,84 %</w:t>
             </w:r>
           </w:p>
         </w:tc>
@@ -6950,444 +4193,104 @@
         </w:pict>
       </w:r>
     </w:p>
-    <w:bookmarkEnd w:id="68"/>
-    <w:bookmarkStart w:id="69" w:name="matriz-de-confusión-e-interpretación"/>
+    <w:bookmarkEnd w:id="45"/>
+    <w:bookmarkStart w:id="46" w:name="análisis-crítico"/>
     <w:p>
       <w:pPr>
         <w:pStyle w:val="Heading2"/>
       </w:pPr>
       <w:r>
-        <w:t xml:space="preserve">11. Matriz de confusión e interpretación</w:t>
+        <w:t xml:space="preserve">10. Análisis crítico</w:t>
       </w:r>
     </w:p>
-    <w:tbl>
-      <w:tblPr>
-        <w:tblStyle w:val="TableGrid"/>
-        <w:tblW w:type="auto" w:w="0"/>
-        <w:tblLook w:firstRow="1" w:lastRow="0" w:firstColumn="0" w:lastColumn="0" w:noHBand="0" w:noVBand="0" w:val="0020"/>
-        <w:tblBorders>
-          <w:top w:val="single" w:sz="4" w:space="0" w:color="000000"/>
-          <w:left w:val="single" w:sz="4" w:space="0" w:color="000000"/>
-          <w:bottom w:val="single" w:sz="4" w:space="0" w:color="000000"/>
-          <w:right w:val="single" w:sz="4" w:space="0" w:color="000000"/>
-          <w:insideH w:val="single" w:sz="4" w:space="0" w:color="000000"/>
-          <w:insideV w:val="single" w:sz="4" w:space="0" w:color="000000"/>
-        </w:tblBorders>
-      </w:tblPr>
-      <w:tblGrid>
-        <w:gridCol w:w="2640"/>
-        <w:gridCol w:w="2640"/>
-        <w:gridCol w:w="2640"/>
-      </w:tblGrid>
-      <w:tr>
-        <w:trPr>
-          <w:tblHeader w:val="on"/>
-        </w:trPr>
-        <w:tc>
-          <w:tcPr/>
-          <w:p>
-            <w:pPr>
-              <w:pStyle w:val="Compact"/>
-            </w:pPr>
-          </w:p>
-        </w:tc>
-        <w:tc>
-          <w:tcPr/>
-          <w:p>
-            <w:pPr>
-              <w:pStyle w:val="Compact"/>
-            </w:pPr>
-            <w:r>
-              <w:t xml:space="preserve">Pred NORMAL</w:t>
-            </w:r>
-          </w:p>
-        </w:tc>
-        <w:tc>
-          <w:tcPr/>
-          <w:p>
-            <w:pPr>
-              <w:pStyle w:val="Compact"/>
-            </w:pPr>
-            <w:r>
-              <w:t xml:space="preserve">Pred PNEUMONIA</w:t>
-            </w:r>
-          </w:p>
-        </w:tc>
-      </w:tr>
-      <w:tr>
-        <w:tc>
-          <w:tcPr/>
-          <w:p>
-            <w:pPr>
-              <w:pStyle w:val="Compact"/>
-            </w:pPr>
-            <w:r>
-              <w:rPr>
-                <w:b/>
-                <w:bCs/>
-              </w:rPr>
-              <w:t xml:space="preserve">Real NORMAL</w:t>
-            </w:r>
-          </w:p>
-        </w:tc>
-        <w:tc>
-          <w:tcPr/>
-          <w:p>
-            <w:pPr>
-              <w:pStyle w:val="Compact"/>
-            </w:pPr>
-            <w:r>
-              <w:t xml:space="preserve">VN (~40)</w:t>
-            </w:r>
-          </w:p>
-        </w:tc>
-        <w:tc>
-          <w:tcPr/>
-          <w:p>
-            <w:pPr>
-              <w:pStyle w:val="Compact"/>
-            </w:pPr>
-            <w:r>
-              <w:t xml:space="preserve">FP (~194)</w:t>
-            </w:r>
-          </w:p>
-        </w:tc>
-      </w:tr>
-      <w:tr>
-        <w:tc>
-          <w:tcPr/>
-          <w:p>
-            <w:pPr>
-              <w:pStyle w:val="Compact"/>
-            </w:pPr>
-            <w:r>
-              <w:rPr>
-                <w:b/>
-                <w:bCs/>
-              </w:rPr>
-              <w:t xml:space="preserve">Real PNEUMONIA</w:t>
-            </w:r>
-          </w:p>
-        </w:tc>
-        <w:tc>
-          <w:tcPr/>
-          <w:p>
-            <w:pPr>
-              <w:pStyle w:val="Compact"/>
-            </w:pPr>
-            <w:r>
-              <w:t xml:space="preserve">FN (~0)</w:t>
-            </w:r>
-          </w:p>
-        </w:tc>
-        <w:tc>
-          <w:tcPr/>
-          <w:p>
-            <w:pPr>
-              <w:pStyle w:val="Compact"/>
-            </w:pPr>
-            <w:r>
-              <w:t xml:space="preserve">VP (~390)</w:t>
-            </w:r>
-          </w:p>
-        </w:tc>
-      </w:tr>
-    </w:tbl>
     <w:p>
       <w:pPr>
-        <w:pStyle w:val="BodyText"/>
+        <w:pStyle w:val="Compact"/>
+        <w:numPr>
+          <w:ilvl w:val="0"/>
+          <w:numId w:val="1007"/>
+        </w:numPr>
       </w:pPr>
       <w:r>
         <w:rPr>
           <w:b/>
           <w:bCs/>
         </w:rPr>
-        <w:t xml:space="preserve">Lectura:</w:t>
+        <w:t xml:space="preserve">Validación muy optimista:</w:t>
       </w:r>
       <w:r>
         <w:t xml:space="preserve"> </w:t>
       </w:r>
       <w:r>
-        <w:t xml:space="preserve">el error más frecuente es clasificar radiografías</w:t>
-      </w:r>
-      <w:r>
-        <w:t xml:space="preserve"> </w:t>
-      </w:r>
+        <w:t xml:space="preserve">F1 val &gt; 0,98 con 10 épocas en GPU; test cae a ~0,71.</w:t>
+      </w:r>
+      <w:r>
+        <w:br/>
+      </w:r>
+    </w:p>
+    <w:p>
+      <w:pPr>
+        <w:pStyle w:val="Compact"/>
+        <w:numPr>
+          <w:ilvl w:val="0"/>
+          <w:numId w:val="1007"/>
+        </w:numPr>
+      </w:pPr>
       <w:r>
         <w:rPr>
           <w:b/>
           <w:bCs/>
         </w:rPr>
-        <w:t xml:space="preserve">NORMAL</w:t>
+        <w:t xml:space="preserve">Un solo trial:</w:t>
       </w:r>
       <w:r>
         <w:t xml:space="preserve"> </w:t>
       </w:r>
       <w:r>
-        <w:t xml:space="preserve">como</w:t>
+        <w:t xml:space="preserve">no permite comparar hiperparámetros; conviene aumentar</w:t>
       </w:r>
       <w:r>
         <w:t xml:space="preserve"> </w:t>
       </w:r>
+      <w:r>
+        <w:rPr>
+          <w:rStyle w:val="VerbatimChar"/>
+        </w:rPr>
+        <w:t xml:space="preserve">N_RANDOM_TRIALS</w:t>
+      </w:r>
+      <w:r>
+        <w:t xml:space="preserve"> </w:t>
+      </w:r>
+      <w:r>
+        <w:t xml:space="preserve">si hay tiempo.</w:t>
+      </w:r>
+      <w:r>
+        <w:br/>
+      </w:r>
+    </w:p>
+    <w:p>
+      <w:pPr>
+        <w:pStyle w:val="Compact"/>
+        <w:numPr>
+          <w:ilvl w:val="0"/>
+          <w:numId w:val="1007"/>
+        </w:numPr>
+      </w:pPr>
       <w:r>
         <w:rPr>
           <w:b/>
           <w:bCs/>
         </w:rPr>
-        <w:t xml:space="preserve">PNEUMONIA</w:t>
-      </w:r>
-      <w:r>
-        <w:t xml:space="preserve">. En un contexto clínico, eso implica muchas alarmas falsas; el bajo recall de NORMAL (17 %) es el principal problema del modelo en esta ejecución.</w:t>
-      </w:r>
-    </w:p>
-    <w:p>
-      <w:r>
-        <w:pict>
-          <v:rect style="width:0;height:1.5pt" o:hralign="center" o:hrstd="t" o:hr="t"/>
-        </w:pict>
-      </w:r>
-    </w:p>
-    <w:bookmarkEnd w:id="69"/>
-    <w:bookmarkStart w:id="73" w:name="resultados-obtenidos"/>
-    <w:p>
-      <w:pPr>
-        <w:pStyle w:val="Heading2"/>
-      </w:pPr>
-      <w:r>
-        <w:t xml:space="preserve">12. Resultados obtenidos</w:t>
-      </w:r>
-    </w:p>
-    <w:bookmarkStart w:id="70" w:name="resumen-del-pipeline"/>
-    <w:p>
-      <w:pPr>
-        <w:pStyle w:val="Heading3"/>
-      </w:pPr>
-      <w:r>
-        <w:t xml:space="preserve">12.1 Resumen del pipeline</w:t>
-      </w:r>
-    </w:p>
-    <w:tbl>
-      <w:tblPr>
-        <w:tblStyle w:val="TableGrid"/>
-        <w:tblW w:type="pct" w:w="5000"/>
-        <w:tblLayout w:type="fixed"/>
-        <w:tblLook w:firstRow="1" w:lastRow="0" w:firstColumn="0" w:lastColumn="0" w:noHBand="0" w:noVBand="0" w:val="0020"/>
-        <w:tblBorders>
-          <w:top w:val="single" w:sz="4" w:space="0" w:color="000000"/>
-          <w:left w:val="single" w:sz="4" w:space="0" w:color="000000"/>
-          <w:bottom w:val="single" w:sz="4" w:space="0" w:color="000000"/>
-          <w:right w:val="single" w:sz="4" w:space="0" w:color="000000"/>
-          <w:insideH w:val="single" w:sz="4" w:space="0" w:color="000000"/>
-          <w:insideV w:val="single" w:sz="4" w:space="0" w:color="000000"/>
-        </w:tblBorders>
-      </w:tblPr>
-      <w:tblGrid>
-        <w:gridCol w:w="1760"/>
-        <w:gridCol w:w="6160"/>
-      </w:tblGrid>
-      <w:tr>
-        <w:trPr>
-          <w:tblHeader w:val="on"/>
-        </w:trPr>
-        <w:tc>
-          <w:tcPr/>
-          <w:p>
-            <w:pPr>
-              <w:pStyle w:val="Compact"/>
-            </w:pPr>
-            <w:r>
-              <w:t xml:space="preserve">Fase</w:t>
-            </w:r>
-          </w:p>
-        </w:tc>
-        <w:tc>
-          <w:tcPr/>
-          <w:p>
-            <w:pPr>
-              <w:pStyle w:val="Compact"/>
-            </w:pPr>
-            <w:r>
-              <w:t xml:space="preserve">Resultado principal</w:t>
-            </w:r>
-          </w:p>
-        </w:tc>
-      </w:tr>
-      <w:tr>
-        <w:tc>
-          <w:tcPr/>
-          <w:p>
-            <w:pPr>
-              <w:pStyle w:val="Compact"/>
-            </w:pPr>
-            <w:r>
-              <w:t xml:space="preserve">EDA</w:t>
-            </w:r>
-          </w:p>
-        </w:tc>
-        <w:tc>
-          <w:tcPr/>
-          <w:p>
-            <w:pPr>
-              <w:pStyle w:val="Compact"/>
-            </w:pPr>
-            <w:r>
-              <w:t xml:space="preserve">Desbalance 2,88:1 en train; 2,88× más PNEUMONIA que NORMAL</w:t>
-            </w:r>
-          </w:p>
-        </w:tc>
-      </w:tr>
-      <w:tr>
-        <w:tc>
-          <w:tcPr/>
-          <w:p>
-            <w:pPr>
-              <w:pStyle w:val="Compact"/>
-            </w:pPr>
-            <w:r>
-              <w:t xml:space="preserve">Preprocesamiento</w:t>
-            </w:r>
-          </w:p>
-        </w:tc>
-        <w:tc>
-          <w:tcPr/>
-          <w:p>
-            <w:pPr>
-              <w:pStyle w:val="Compact"/>
-            </w:pPr>
-            <w:r>
-              <w:t xml:space="preserve">128×128, μ≈0,482, σ≈0,235, flip horizontal en train</w:t>
-            </w:r>
-          </w:p>
-        </w:tc>
-      </w:tr>
-      <w:tr>
-        <w:tc>
-          <w:tcPr/>
-          <w:p>
-            <w:pPr>
-              <w:pStyle w:val="Compact"/>
-            </w:pPr>
-            <w:r>
-              <w:t xml:space="preserve">Baseline</w:t>
-            </w:r>
-          </w:p>
-        </w:tc>
-        <w:tc>
-          <w:tcPr/>
-          <w:p>
-            <w:pPr>
-              <w:pStyle w:val="Compact"/>
-            </w:pPr>
-            <w:r>
-              <w:t xml:space="preserve">F1 val = 0,9261 (1 época)</w:t>
-            </w:r>
-          </w:p>
-        </w:tc>
-      </w:tr>
-      <w:tr>
-        <w:tc>
-          <w:tcPr/>
-          <w:p>
-            <w:pPr>
-              <w:pStyle w:val="Compact"/>
-            </w:pPr>
-            <w:r>
-              <w:t xml:space="preserve">Random search (3 trials)</w:t>
-            </w:r>
-          </w:p>
-        </w:tc>
-        <w:tc>
-          <w:tcPr/>
-          <w:p>
-            <w:pPr>
-              <w:pStyle w:val="Compact"/>
-            </w:pPr>
-            <w:r>
-              <w:t xml:space="preserve">Mejor F1 val =</w:t>
-            </w:r>
-            <w:r>
-              <w:t xml:space="preserve"> </w:t>
-            </w:r>
-            <w:r>
-              <w:rPr>
-                <w:b/>
-                <w:bCs/>
-              </w:rPr>
-              <w:t xml:space="preserve">0,9675</w:t>
-            </w:r>
-          </w:p>
-        </w:tc>
-      </w:tr>
-      <w:tr>
-        <w:tc>
-          <w:tcPr/>
-          <w:p>
-            <w:pPr>
-              <w:pStyle w:val="Compact"/>
-            </w:pPr>
-            <w:r>
-              <w:t xml:space="preserve">Modelo final</w:t>
-            </w:r>
-          </w:p>
-        </w:tc>
-        <w:tc>
-          <w:tcPr/>
-          <w:p>
-            <w:pPr>
-              <w:pStyle w:val="Compact"/>
-            </w:pPr>
-            <w:r>
-              <w:t xml:space="preserve">F1 val = 0,9599</w:t>
-            </w:r>
-          </w:p>
-        </w:tc>
-      </w:tr>
-      <w:tr>
-        <w:tc>
-          <w:tcPr/>
-          <w:p>
-            <w:pPr>
-              <w:pStyle w:val="Compact"/>
-            </w:pPr>
-            <w:r>
-              <w:t xml:space="preserve">Test</w:t>
-            </w:r>
-          </w:p>
-        </w:tc>
-        <w:tc>
-          <w:tcPr/>
-          <w:p>
-            <w:pPr>
-              <w:pStyle w:val="Compact"/>
-            </w:pPr>
-            <w:r>
-              <w:t xml:space="preserve">F1 ponderado =</w:t>
-            </w:r>
-            <w:r>
-              <w:t xml:space="preserve"> </w:t>
-            </w:r>
-            <w:r>
-              <w:rPr>
-                <w:b/>
-                <w:bCs/>
-              </w:rPr>
-              <w:t xml:space="preserve">0,6071</w:t>
-            </w:r>
-            <w:r>
-              <w:t xml:space="preserve">; fuerte sesgo hacia PNEUMONIA</w:t>
-            </w:r>
-          </w:p>
-        </w:tc>
-      </w:tr>
-    </w:tbl>
-    <w:bookmarkEnd w:id="70"/>
-    <w:bookmarkStart w:id="71" w:name="logros-respecto-a-la-consigna"/>
-    <w:p>
-      <w:pPr>
-        <w:pStyle w:val="Heading3"/>
-      </w:pPr>
-      <w:r>
-        <w:t xml:space="preserve">12.2 Logros respecto a la consigna</w:t>
+        <w:t xml:space="preserve">Clase NORMAL en test:</w:t>
+      </w:r>
+      <w:r>
+        <w:t xml:space="preserve"> </w:t>
+      </w:r>
+      <w:r>
+        <w:t xml:space="preserve">recall bajo (34 %) es el principal problema clínico-metodológico.</w:t>
+      </w:r>
+      <w:r>
+        <w:br/>
       </w:r>
     </w:p>
     <w:p>
@@ -7395,106 +4298,38 @@
         <w:pStyle w:val="Compact"/>
         <w:numPr>
           <w:ilvl w:val="0"/>
-          <w:numId w:val="1010"/>
+          <w:numId w:val="1007"/>
         </w:numPr>
       </w:pPr>
-      <w:r>
-        <w:t xml:space="preserve">CNN con convolución, pooling, capas densas y dropout implementada en PyTorch.</w:t>
-      </w:r>
-    </w:p>
-    <w:p>
-      <w:pPr>
-        <w:pStyle w:val="Compact"/>
-        <w:numPr>
-          <w:ilvl w:val="0"/>
-          <w:numId w:val="1010"/>
-        </w:numPr>
-      </w:pPr>
-      <w:r>
-        <w:t xml:space="preserve">División train/val/test metodológicamente correcta.</w:t>
-      </w:r>
-    </w:p>
-    <w:p>
-      <w:pPr>
-        <w:pStyle w:val="Compact"/>
-        <w:numPr>
-          <w:ilvl w:val="0"/>
-          <w:numId w:val="1010"/>
-        </w:numPr>
-      </w:pPr>
-      <w:r>
-        <w:t xml:space="preserve">Regularización: dropout, weight decay, early stopping, pesos de clase.</w:t>
-      </w:r>
-    </w:p>
-    <w:p>
-      <w:pPr>
-        <w:pStyle w:val="Compact"/>
-        <w:numPr>
-          <w:ilvl w:val="0"/>
-          <w:numId w:val="1010"/>
-        </w:numPr>
-      </w:pPr>
-      <w:r>
-        <w:t xml:space="preserve">Random search documentado con tabla de trials.</w:t>
-      </w:r>
-    </w:p>
-    <w:p>
-      <w:pPr>
-        <w:pStyle w:val="Compact"/>
-        <w:numPr>
-          <w:ilvl w:val="0"/>
-          <w:numId w:val="1010"/>
-        </w:numPr>
-      </w:pPr>
-      <w:r>
-        <w:t xml:space="preserve">Evaluación completa en test con métricas y matriz de confusión.</w:t>
-      </w:r>
-    </w:p>
-    <w:bookmarkEnd w:id="71"/>
-    <w:bookmarkStart w:id="72" w:name="limitaciones-de-esta-ejecución"/>
-    <w:p>
-      <w:pPr>
-        <w:pStyle w:val="Heading3"/>
-      </w:pPr>
-      <w:r>
-        <w:t xml:space="preserve">12.3 Limitaciones de esta ejecución</w:t>
-      </w:r>
-    </w:p>
-    <w:p>
-      <w:pPr>
-        <w:pStyle w:val="Compact"/>
-        <w:numPr>
-          <w:ilvl w:val="0"/>
-          <w:numId w:val="1011"/>
-        </w:numPr>
-      </w:pPr>
-      <w:r>
-        <w:t xml:space="preserve">Entrenamiento muy corto (1–2 épocas) por restricción de tiempo en CPU.</w:t>
-      </w:r>
-    </w:p>
-    <w:p>
-      <w:pPr>
-        <w:pStyle w:val="Compact"/>
-        <w:numPr>
-          <w:ilvl w:val="0"/>
-          <w:numId w:val="1011"/>
-        </w:numPr>
-      </w:pPr>
-      <w:r>
-        <w:t xml:space="preserve">Fuerte</w:t>
-      </w:r>
-      <w:r>
-        <w:t xml:space="preserve"> </w:t>
-      </w:r>
       <w:r>
         <w:rPr>
           <w:b/>
           <w:bCs/>
         </w:rPr>
-        <w:t xml:space="preserve">desajuste validación–test</w:t>
-      </w:r>
-      <w:r>
-        <w:t xml:space="preserve">; el modelo no equilibra bien la clase NORMAL en test.</w:t>
+        <w:t xml:space="preserve">Dataset académico:</w:t>
+      </w:r>
+      <w:r>
+        <w:t xml:space="preserve"> </w:t>
+      </w:r>
+      <w:r>
+        <w:t xml:space="preserve">no apto para uso clínico directo.</w:t>
+      </w:r>
+    </w:p>
+    <w:p>
+      <w:r>
+        <w:pict>
+          <v:rect style="width:0;height:1.5pt" o:hralign="center" o:hrstd="t" o:hr="t"/>
+        </w:pict>
+      </w:r>
+    </w:p>
+    <w:bookmarkEnd w:id="46"/>
+    <w:bookmarkStart w:id="47" w:name="conclusiones"/>
+    <w:p>
+      <w:pPr>
+        <w:pStyle w:val="Heading2"/>
+      </w:pPr>
+      <w:r>
+        <w:t xml:space="preserve">11. Conclusiones</w:t>
       </w:r>
     </w:p>
     <w:p>
@@ -7502,11 +4337,31 @@
         <w:pStyle w:val="Compact"/>
         <w:numPr>
           <w:ilvl w:val="0"/>
-          <w:numId w:val="1011"/>
+          <w:numId w:val="1008"/>
         </w:numPr>
       </w:pPr>
       <w:r>
-        <w:t xml:space="preserve">Sin validación cruzada k-fold ni transfer learning.</w:t>
+        <w:t xml:space="preserve">Se implementó el pipeline completo en</w:t>
+      </w:r>
+      <w:r>
+        <w:t xml:space="preserve"> </w:t>
+      </w:r>
+      <w:r>
+        <w:rPr>
+          <w:rStyle w:val="VerbatimChar"/>
+          <w:b/>
+          <w:bCs/>
+        </w:rPr>
+        <w:t xml:space="preserve">MACHINE_LEARNING_II_IDL02.ipynb</w:t>
+      </w:r>
+      <w:r>
+        <w:t xml:space="preserve"> </w:t>
+      </w:r>
+      <w:r>
+        <w:t xml:space="preserve">con descarga desde Kaggle (token privado en Colab).</w:t>
+      </w:r>
+      <w:r>
+        <w:br/>
       </w:r>
     </w:p>
     <w:p>
@@ -7514,46 +4369,41 @@
         <w:pStyle w:val="Compact"/>
         <w:numPr>
           <w:ilvl w:val="0"/>
-          <w:numId w:val="1011"/>
+          <w:numId w:val="1008"/>
         </w:numPr>
       </w:pPr>
       <w:r>
-        <w:t xml:space="preserve">El dataset es académico; no es válido para despliegue clínico sin validación adicional.</w:t>
+        <w:t xml:space="preserve">El EDA confirmó desbalance en train (~74 % PNEUMONIA).</w:t>
+      </w:r>
+      <w:r>
+        <w:br/>
       </w:r>
     </w:p>
     <w:p>
-      <w:r>
-        <w:pict>
-          <v:rect style="width:0;height:1.5pt" o:hralign="center" o:hrstd="t" o:hr="t"/>
-        </w:pict>
-      </w:r>
-    </w:p>
-    <w:bookmarkEnd w:id="72"/>
-    <w:bookmarkEnd w:id="73"/>
-    <w:bookmarkStart w:id="77" w:name="análisis-crítico-y-reflexión"/>
-    <w:p>
-      <w:pPr>
-        <w:pStyle w:val="Heading2"/>
-      </w:pPr>
-      <w:r>
-        <w:t xml:space="preserve">13. Análisis crítico y reflexión</w:t>
-      </w:r>
-    </w:p>
-    <w:bookmarkStart w:id="74" w:name="validación-vs-test"/>
-    <w:p>
-      <w:pPr>
-        <w:pStyle w:val="Heading3"/>
-      </w:pPr>
-      <w:r>
-        <w:t xml:space="preserve">13.1 Validación vs test</w:t>
-      </w:r>
-    </w:p>
-    <w:p>
-      <w:pPr>
-        <w:pStyle w:val="FirstParagraph"/>
-      </w:pPr>
-      <w:r>
-        <w:t xml:space="preserve">El F1 en validación (~0,97) sugiere un modelo aparentemente excelente, pero en test cae a</w:t>
+      <w:pPr>
+        <w:pStyle w:val="Compact"/>
+        <w:numPr>
+          <w:ilvl w:val="0"/>
+          <w:numId w:val="1008"/>
+        </w:numPr>
+      </w:pPr>
+      <w:r>
+        <w:t xml:space="preserve">La CNN</w:t>
+      </w:r>
+      <w:r>
+        <w:t xml:space="preserve"> </w:t>
+      </w:r>
+      <w:r>
+        <w:rPr>
+          <w:rStyle w:val="VerbatimChar"/>
+        </w:rPr>
+        <w:t xml:space="preserve">ChestXRayCNN</w:t>
+      </w:r>
+      <w:r>
+        <w:t xml:space="preserve"> </w:t>
+      </w:r>
+      <w:r>
+        <w:t xml:space="preserve">con regularización y pesos de clase alcanzó</w:t>
       </w:r>
       <w:r>
         <w:t xml:space="preserve"> </w:t>
@@ -7563,10 +4413,16 @@
           <w:b/>
           <w:bCs/>
         </w:rPr>
-        <w:t xml:space="preserve">0,61</w:t>
-      </w:r>
-      <w:r>
-        <w:t xml:space="preserve">. Esta discrepancia obliga a:</w:t>
+        <w:t xml:space="preserve">F1 val ≈ 0,98</w:t>
+      </w:r>
+      <w:r>
+        <w:t xml:space="preserve"> </w:t>
+      </w:r>
+      <w:r>
+        <w:t xml:space="preserve">en baseline y trial.</w:t>
+      </w:r>
+      <w:r>
+        <w:br/>
       </w:r>
     </w:p>
     <w:p>
@@ -7574,263 +4430,7 @@
         <w:pStyle w:val="Compact"/>
         <w:numPr>
           <w:ilvl w:val="0"/>
-          <w:numId w:val="1012"/>
-        </w:numPr>
-      </w:pPr>
-      <w:r>
-        <w:t xml:space="preserve">No confiar solo en validación con entrenamientos muy breves.</w:t>
-      </w:r>
-    </w:p>
-    <w:p>
-      <w:pPr>
-        <w:pStyle w:val="Compact"/>
-        <w:numPr>
-          <w:ilvl w:val="0"/>
-          <w:numId w:val="1012"/>
-        </w:numPr>
-      </w:pPr>
-      <w:r>
-        <w:t xml:space="preserve">Analizar siempre</w:t>
-      </w:r>
-      <w:r>
-        <w:t xml:space="preserve"> </w:t>
-      </w:r>
-      <w:r>
-        <w:rPr>
-          <w:b/>
-          <w:bCs/>
-        </w:rPr>
-        <w:t xml:space="preserve">recall por clase</w:t>
-      </w:r>
-      <w:r>
-        <w:t xml:space="preserve">, especialmente de NORMAL.</w:t>
-      </w:r>
-    </w:p>
-    <w:p>
-      <w:pPr>
-        <w:pStyle w:val="Compact"/>
-        <w:numPr>
-          <w:ilvl w:val="0"/>
-          <w:numId w:val="1012"/>
-        </w:numPr>
-      </w:pPr>
-      <w:r>
-        <w:t xml:space="preserve">Considerar más épocas, mejor balanceo o umbrales de decisión distintos de 0,5.</w:t>
-      </w:r>
-    </w:p>
-    <w:bookmarkEnd w:id="74"/>
-    <w:bookmarkStart w:id="75" w:name="overfitting-y-sesgo-de-clase"/>
-    <w:p>
-      <w:pPr>
-        <w:pStyle w:val="Heading3"/>
-      </w:pPr>
-      <w:r>
-        <w:t xml:space="preserve">13.2 Overfitting y sesgo de clase</w:t>
-      </w:r>
-    </w:p>
-    <w:p>
-      <w:pPr>
-        <w:pStyle w:val="FirstParagraph"/>
-      </w:pPr>
-      <w:r>
-        <w:t xml:space="preserve">El trial 1 empeoró en la segunda época (F1 val 0,9642 → 0,9387), señal de posible sobreajuste al continuar entrenando. En test, el recall perfecto de PNEUMONIA junto al recall bajo de NORMAL indica</w:t>
-      </w:r>
-      <w:r>
-        <w:t xml:space="preserve"> </w:t>
-      </w:r>
-      <w:r>
-        <w:rPr>
-          <w:b/>
-          <w:bCs/>
-        </w:rPr>
-        <w:t xml:space="preserve">sesgo hacia la clase mayoritaria</w:t>
-      </w:r>
-      <w:r>
-        <w:t xml:space="preserve">, pese a los pesos en la loss.</w:t>
-      </w:r>
-    </w:p>
-    <w:bookmarkEnd w:id="75"/>
-    <w:bookmarkStart w:id="76" w:name="validez-externa"/>
-    <w:p>
-      <w:pPr>
-        <w:pStyle w:val="Heading3"/>
-      </w:pPr>
-      <w:r>
-        <w:t xml:space="preserve">13.3 Validez externa</w:t>
-      </w:r>
-    </w:p>
-    <w:p>
-      <w:pPr>
-        <w:pStyle w:val="FirstParagraph"/>
-      </w:pPr>
-      <w:r>
-        <w:t xml:space="preserve">El conjunto Chest X-Ray es un benchmark educativo. Cualquier uso clínico requeriría validación prospectiva, revisión ética y cumplimiento normativo.</w:t>
-      </w:r>
-    </w:p>
-    <w:p>
-      <w:r>
-        <w:pict>
-          <v:rect style="width:0;height:1.5pt" o:hralign="center" o:hrstd="t" o:hr="t"/>
-        </w:pict>
-      </w:r>
-    </w:p>
-    <w:bookmarkEnd w:id="76"/>
-    <w:bookmarkEnd w:id="77"/>
-    <w:bookmarkStart w:id="78" w:name="conclusiones"/>
-    <w:p>
-      <w:pPr>
-        <w:pStyle w:val="Heading2"/>
-      </w:pPr>
-      <w:r>
-        <w:t xml:space="preserve">14. Conclusiones</w:t>
-      </w:r>
-    </w:p>
-    <w:p>
-      <w:pPr>
-        <w:pStyle w:val="Compact"/>
-        <w:numPr>
-          <w:ilvl w:val="0"/>
-          <w:numId w:val="1013"/>
-        </w:numPr>
-      </w:pPr>
-      <w:r>
-        <w:t xml:space="preserve">Se implementó un pipeline completo en</w:t>
-      </w:r>
-      <w:r>
-        <w:t xml:space="preserve"> </w:t>
-      </w:r>
-      <w:r>
-        <w:rPr>
-          <w:rStyle w:val="VerbatimChar"/>
-        </w:rPr>
-        <w:t xml:space="preserve">chest_xray_cnn.ipynb</w:t>
-      </w:r>
-      <w:r>
-        <w:t xml:space="preserve"> </w:t>
-      </w:r>
-      <w:r>
-        <w:t xml:space="preserve">para clasificar radiografías NORMAL vs PNEUMONIA con una CNN personalizada en PyTorch.</w:t>
-      </w:r>
-    </w:p>
-    <w:p>
-      <w:pPr>
-        <w:pStyle w:val="Compact"/>
-        <w:numPr>
-          <w:ilvl w:val="0"/>
-          <w:numId w:val="1013"/>
-        </w:numPr>
-      </w:pPr>
-      <w:r>
-        <w:t xml:space="preserve">El EDA confirmó</w:t>
-      </w:r>
-      <w:r>
-        <w:t xml:space="preserve"> </w:t>
-      </w:r>
-      <w:r>
-        <w:rPr>
-          <w:b/>
-          <w:bCs/>
-        </w:rPr>
-        <w:t xml:space="preserve">desbalance marcado</w:t>
-      </w:r>
-      <w:r>
-        <w:t xml:space="preserve"> </w:t>
-      </w:r>
-      <w:r>
-        <w:t xml:space="preserve">(74 % PNEUMONIA en train), justificando pesos en la pérdida y métricas por clase.</w:t>
-      </w:r>
-    </w:p>
-    <w:p>
-      <w:pPr>
-        <w:pStyle w:val="Compact"/>
-        <w:numPr>
-          <w:ilvl w:val="0"/>
-          <w:numId w:val="1013"/>
-        </w:numPr>
-      </w:pPr>
-      <w:r>
-        <w:t xml:space="preserve">El preprocesamiento estandarizó entradas a</w:t>
-      </w:r>
-      <w:r>
-        <w:t xml:space="preserve"> </w:t>
-      </w:r>
-      <w:r>
-        <w:rPr>
-          <w:b/>
-          <w:bCs/>
-        </w:rPr>
-        <w:t xml:space="preserve">128×128</w:t>
-      </w:r>
-      <w:r>
-        <w:t xml:space="preserve"> </w:t>
-      </w:r>
-      <w:r>
-        <w:t xml:space="preserve">con normalización basada solo en train.</w:t>
-      </w:r>
-    </w:p>
-    <w:p>
-      <w:pPr>
-        <w:pStyle w:val="Compact"/>
-        <w:numPr>
-          <w:ilvl w:val="0"/>
-          <w:numId w:val="1013"/>
-        </w:numPr>
-      </w:pPr>
-      <w:r>
-        <w:t xml:space="preserve">El baseline (1 época) alcanzó F1 val =</w:t>
-      </w:r>
-      <w:r>
-        <w:t xml:space="preserve"> </w:t>
-      </w:r>
-      <w:r>
-        <w:rPr>
-          <w:b/>
-          <w:bCs/>
-        </w:rPr>
-        <w:t xml:space="preserve">0,9261</w:t>
-      </w:r>
-      <w:r>
-        <w:t xml:space="preserve">; el</w:t>
-      </w:r>
-      <w:r>
-        <w:t xml:space="preserve"> </w:t>
-      </w:r>
-      <w:r>
-        <w:rPr>
-          <w:b/>
-          <w:bCs/>
-        </w:rPr>
-        <w:t xml:space="preserve">random search</w:t>
-      </w:r>
-      <w:r>
-        <w:t xml:space="preserve"> </w:t>
-      </w:r>
-      <w:r>
-        <w:t xml:space="preserve">(3 trials) mejoró a F1 val =</w:t>
-      </w:r>
-      <w:r>
-        <w:t xml:space="preserve"> </w:t>
-      </w:r>
-      <w:r>
-        <w:rPr>
-          <w:b/>
-          <w:bCs/>
-        </w:rPr>
-        <w:t xml:space="preserve">0,9675</w:t>
-      </w:r>
-      <w:r>
-        <w:t xml:space="preserve"> </w:t>
-      </w:r>
-      <w:r>
-        <w:t xml:space="preserve">con 32 filtros, kernel 3, lr = 5×10⁻⁴ y dropout 0,5.</w:t>
-      </w:r>
-    </w:p>
-    <w:p>
-      <w:pPr>
-        <w:pStyle w:val="Compact"/>
-        <w:numPr>
-          <w:ilvl w:val="0"/>
-          <w:numId w:val="1013"/>
+          <w:numId w:val="1008"/>
         </w:numPr>
       </w:pPr>
       <w:r>
@@ -7847,7 +4447,7 @@
         <w:t xml:space="preserve">test independiente</w:t>
       </w:r>
       <w:r>
-        <w:t xml:space="preserve">, el rendimiento fue moderado (F1 ponderado</w:t>
+        <w:t xml:space="preserve">, el rendimiento fue</w:t>
       </w:r>
       <w:r>
         <w:t xml:space="preserve"> </w:t>
@@ -7857,10 +4457,13 @@
           <w:b/>
           <w:bCs/>
         </w:rPr>
-        <w:t xml:space="preserve">0,61</w:t>
-      </w:r>
-      <w:r>
-        <w:t xml:space="preserve">, accuracy</w:t>
+        <w:t xml:space="preserve">moderado</w:t>
+      </w:r>
+      <w:r>
+        <w:t xml:space="preserve"> </w:t>
+      </w:r>
+      <w:r>
+        <w:t xml:space="preserve">(F1 ponderado</w:t>
       </w:r>
       <w:r>
         <w:t xml:space="preserve"> </w:t>
@@ -7870,10 +4473,10 @@
           <w:b/>
           <w:bCs/>
         </w:rPr>
-        <w:t xml:space="preserve">69 %</w:t>
-      </w:r>
-      <w:r>
-        <w:t xml:space="preserve">), con</w:t>
+        <w:t xml:space="preserve">0,71</w:t>
+      </w:r>
+      <w:r>
+        <w:t xml:space="preserve">, accuracy</w:t>
       </w:r>
       <w:r>
         <w:t xml:space="preserve"> </w:t>
@@ -7883,13 +4486,13 @@
           <w:b/>
           <w:bCs/>
         </w:rPr>
-        <w:t xml:space="preserve">recall de NORMAL muy bajo (17 %)</w:t>
-      </w:r>
-      <w:r>
-        <w:t xml:space="preserve"> </w:t>
-      </w:r>
-      <w:r>
-        <w:t xml:space="preserve">y recall de PNEUMONIA del 100 %.</w:t>
+        <w:t xml:space="preserve">75 %</w:t>
+      </w:r>
+      <w:r>
+        <w:t xml:space="preserve">), con fuerte sesgo hacia PNEUMONIA.</w:t>
+      </w:r>
+      <w:r>
+        <w:br/>
       </w:r>
     </w:p>
     <w:p>
@@ -7897,40 +4500,11 @@
         <w:pStyle w:val="Compact"/>
         <w:numPr>
           <w:ilvl w:val="0"/>
-          <w:numId w:val="1013"/>
+          <w:numId w:val="1008"/>
         </w:numPr>
       </w:pPr>
       <w:r>
-        <w:t xml:space="preserve">El trabajo demuestra que métricas altas en validación no garantizan buen desempeño en test cuando el entrenamiento es limitado y las clases están desbalanceadas.</w:t>
-      </w:r>
-    </w:p>
-    <w:p>
-      <w:r>
-        <w:pict>
-          <v:rect style="width:0;height:1.5pt" o:hralign="center" o:hrstd="t" o:hr="t"/>
-        </w:pict>
-      </w:r>
-    </w:p>
-    <w:bookmarkEnd w:id="78"/>
-    <w:bookmarkStart w:id="79" w:name="recomendaciones-futuras"/>
-    <w:p>
-      <w:pPr>
-        <w:pStyle w:val="Heading2"/>
-      </w:pPr>
-      <w:r>
-        <w:t xml:space="preserve">15. Recomendaciones futuras</w:t>
-      </w:r>
-    </w:p>
-    <w:p>
-      <w:pPr>
-        <w:pStyle w:val="Compact"/>
-        <w:numPr>
-          <w:ilvl w:val="0"/>
-          <w:numId w:val="1014"/>
-        </w:numPr>
-      </w:pPr>
-      <w:r>
-        <w:t xml:space="preserve">Aumentar</w:t>
+        <w:t xml:space="preserve">Las métricas de validación deben interpretarse junto con</w:t>
       </w:r>
       <w:r>
         <w:t xml:space="preserve"> </w:t>
@@ -7940,13 +4514,27 @@
           <w:b/>
           <w:bCs/>
         </w:rPr>
-        <w:t xml:space="preserve">épocas de entrenamiento</w:t>
-      </w:r>
-      <w:r>
-        <w:t xml:space="preserve"> </w:t>
-      </w:r>
-      <w:r>
-        <w:t xml:space="preserve">(con GPU si es posible) y monitorizar curvas train/val.</w:t>
+        <w:t xml:space="preserve">recall por clase en test</w:t>
+      </w:r>
+      <w:r>
+        <w:t xml:space="preserve">.</w:t>
+      </w:r>
+    </w:p>
+    <w:p>
+      <w:r>
+        <w:pict>
+          <v:rect style="width:0;height:1.5pt" o:hralign="center" o:hrstd="t" o:hr="t"/>
+        </w:pict>
+      </w:r>
+    </w:p>
+    <w:bookmarkEnd w:id="47"/>
+    <w:bookmarkStart w:id="48" w:name="recomendaciones-futuras"/>
+    <w:p>
+      <w:pPr>
+        <w:pStyle w:val="Heading2"/>
+      </w:pPr>
+      <w:r>
+        <w:t xml:space="preserve">12. Recomendaciones futuras</w:t>
       </w:r>
     </w:p>
     <w:p>
@@ -7954,11 +4542,26 @@
         <w:pStyle w:val="Compact"/>
         <w:numPr>
           <w:ilvl w:val="0"/>
-          <w:numId w:val="1014"/>
+          <w:numId w:val="1009"/>
         </w:numPr>
       </w:pPr>
       <w:r>
-        <w:t xml:space="preserve">Probar</w:t>
+        <w:t xml:space="preserve">Aumentar a 5–8 trials en random search para comparar filtros y learning rate.</w:t>
+      </w:r>
+      <w:r>
+        <w:br/>
+      </w:r>
+    </w:p>
+    <w:p>
+      <w:pPr>
+        <w:pStyle w:val="Compact"/>
+        <w:numPr>
+          <w:ilvl w:val="0"/>
+          <w:numId w:val="1009"/>
+        </w:numPr>
+      </w:pPr>
+      <w:r>
+        <w:t xml:space="preserve">Ajustar</w:t>
       </w:r>
       <w:r>
         <w:t xml:space="preserve"> </w:t>
@@ -7968,13 +4571,16 @@
           <w:b/>
           <w:bCs/>
         </w:rPr>
-        <w:t xml:space="preserve">umbrales de decisión</w:t>
+        <w:t xml:space="preserve">umbral de decisión</w:t>
       </w:r>
       <w:r>
         <w:t xml:space="preserve"> </w:t>
       </w:r>
       <w:r>
-        <w:t xml:space="preserve">distintos para priorizar recall de NORMAL o de PNEUMONIA según coste clínico.</w:t>
+        <w:t xml:space="preserve">o coste FN/FP según prioridad clínica.</w:t>
+      </w:r>
+      <w:r>
+        <w:br/>
       </w:r>
     </w:p>
     <w:p>
@@ -7982,21 +4588,14 @@
         <w:pStyle w:val="Compact"/>
         <w:numPr>
           <w:ilvl w:val="0"/>
-          <w:numId w:val="1014"/>
+          <w:numId w:val="1009"/>
         </w:numPr>
       </w:pPr>
       <w:r>
-        <w:rPr>
-          <w:b/>
-          <w:bCs/>
-        </w:rPr>
-        <w:t xml:space="preserve">Transfer learning</w:t>
-      </w:r>
-      <w:r>
-        <w:t xml:space="preserve"> </w:t>
-      </w:r>
-      <w:r>
-        <w:t xml:space="preserve">(ResNet, EfficientNet) con fine-tuning.</w:t>
+        <w:t xml:space="preserve">Oversampling de NORMAL o focal loss.</w:t>
+      </w:r>
+      <w:r>
+        <w:br/>
       </w:r>
     </w:p>
     <w:p>
@@ -8004,21 +4603,14 @@
         <w:pStyle w:val="Compact"/>
         <w:numPr>
           <w:ilvl w:val="0"/>
-          <w:numId w:val="1014"/>
+          <w:numId w:val="1009"/>
         </w:numPr>
       </w:pPr>
       <w:r>
-        <w:rPr>
-          <w:b/>
-          <w:bCs/>
-        </w:rPr>
-        <w:t xml:space="preserve">Oversampling</w:t>
-      </w:r>
-      <w:r>
-        <w:t xml:space="preserve"> </w:t>
-      </w:r>
-      <w:r>
-        <w:t xml:space="preserve">de NORMAL, focal loss o muestreo balanceado por batch.</w:t>
+        <w:t xml:space="preserve">Transfer learning (ResNet/EfficientNet).</w:t>
+      </w:r>
+      <w:r>
+        <w:br/>
       </w:r>
     </w:p>
     <w:p>
@@ -8026,71 +4618,11 @@
         <w:pStyle w:val="Compact"/>
         <w:numPr>
           <w:ilvl w:val="0"/>
-          <w:numId w:val="1014"/>
+          <w:numId w:val="1009"/>
         </w:numPr>
       </w:pPr>
       <w:r>
-        <w:rPr>
-          <w:b/>
-          <w:bCs/>
-        </w:rPr>
-        <w:t xml:space="preserve">Validación cruzada estratificada</w:t>
-      </w:r>
-      <w:r>
-        <w:t xml:space="preserve"> </w:t>
-      </w:r>
-      <w:r>
-        <w:t xml:space="preserve">para estimaciones más robustas.</w:t>
-      </w:r>
-    </w:p>
-    <w:p>
-      <w:pPr>
-        <w:pStyle w:val="Compact"/>
-        <w:numPr>
-          <w:ilvl w:val="0"/>
-          <w:numId w:val="1014"/>
-        </w:numPr>
-      </w:pPr>
-      <w:r>
-        <w:rPr>
-          <w:b/>
-          <w:bCs/>
-        </w:rPr>
-        <w:t xml:space="preserve">Grad-CAM</w:t>
-      </w:r>
-      <w:r>
-        <w:t xml:space="preserve"> </w:t>
-      </w:r>
-      <w:r>
-        <w:t xml:space="preserve">para interpretabilidad visual.</w:t>
-      </w:r>
-    </w:p>
-    <w:p>
-      <w:pPr>
-        <w:pStyle w:val="Compact"/>
-        <w:numPr>
-          <w:ilvl w:val="0"/>
-          <w:numId w:val="1014"/>
-        </w:numPr>
-      </w:pPr>
-      <w:r>
-        <w:t xml:space="preserve">Curvas</w:t>
-      </w:r>
-      <w:r>
-        <w:t xml:space="preserve"> </w:t>
-      </w:r>
-      <w:r>
-        <w:rPr>
-          <w:b/>
-          <w:bCs/>
-        </w:rPr>
-        <w:t xml:space="preserve">ROC/AUC</w:t>
-      </w:r>
-      <w:r>
-        <w:t xml:space="preserve"> </w:t>
-      </w:r>
-      <w:r>
-        <w:t xml:space="preserve">y análisis de generalización en datos de otro origen.</w:t>
+        <w:t xml:space="preserve">Grad-CAM para interpretabilidad.</w:t>
       </w:r>
     </w:p>
     <w:p>
@@ -8100,17 +4632,17 @@
         </w:pict>
       </w:r>
     </w:p>
-    <w:bookmarkEnd w:id="79"/>
-    <w:bookmarkStart w:id="83" w:name="referencias-y-anexos"/>
+    <w:bookmarkEnd w:id="48"/>
+    <w:bookmarkStart w:id="52" w:name="anexos"/>
     <w:p>
       <w:pPr>
         <w:pStyle w:val="Heading2"/>
       </w:pPr>
       <w:r>
-        <w:t xml:space="preserve">Referencias y anexos</w:t>
+        <w:t xml:space="preserve">Anexos</w:t>
       </w:r>
     </w:p>
-    <w:bookmarkStart w:id="80" w:name="anexo-a-exportación-a-word"/>
+    <w:bookmarkStart w:id="49" w:name="anexo-a-exportación-a-word"/>
     <w:p>
       <w:pPr>
         <w:pStyle w:val="Heading3"/>
@@ -8148,52 +4680,17 @@
         <w:rPr>
           <w:rStyle w:val="ExtensionTok"/>
         </w:rPr>
-        <w:t xml:space="preserve">pandoc</w:t>
+        <w:t xml:space="preserve">python</w:t>
       </w:r>
       <w:r>
         <w:rPr>
           <w:rStyle w:val="NormalTok"/>
         </w:rPr>
-        <w:t xml:space="preserve"> INFORME_ACADEMICO_CNN.md </w:t>
-      </w:r>
-      <w:r>
-        <w:rPr>
-          <w:rStyle w:val="AttributeTok"/>
-        </w:rPr>
-        <w:t xml:space="preserve">-o</w:t>
-      </w:r>
-      <w:r>
-        <w:rPr>
-          <w:rStyle w:val="NormalTok"/>
-        </w:rPr>
-        <w:t xml:space="preserve"> INFORME_ACADEMICO_CNN.docx</w:t>
+        <w:t xml:space="preserve"> scripts/build_informe_docx.py</w:t>
       </w:r>
     </w:p>
-    <w:p>
-      <w:pPr>
-        <w:pStyle w:val="FirstParagraph"/>
-      </w:pPr>
-      <w:r>
-        <w:t xml:space="preserve">Insertar figuras desde</w:t>
-      </w:r>
-      <w:r>
-        <w:t xml:space="preserve"> </w:t>
-      </w:r>
-      <w:r>
-        <w:rPr>
-          <w:rStyle w:val="VerbatimChar"/>
-        </w:rPr>
-        <w:t xml:space="preserve">outputs/</w:t>
-      </w:r>
-      <w:r>
-        <w:t xml:space="preserve"> </w:t>
-      </w:r>
-      <w:r>
-        <w:t xml:space="preserve">en las secciones indicadas.</w:t>
-      </w:r>
-    </w:p>
-    <w:bookmarkEnd w:id="80"/>
-    <w:bookmarkStart w:id="81" w:name="anexo-b-archivos-del-proyecto"/>
+    <w:bookmarkEnd w:id="49"/>
+    <w:bookmarkStart w:id="50" w:name="anexo-b-archivos-del-proyecto"/>
     <w:p>
       <w:pPr>
         <w:pStyle w:val="Heading3"/>
@@ -8259,7 +4756,7 @@
               <w:rPr>
                 <w:rStyle w:val="VerbatimChar"/>
               </w:rPr>
-              <w:t xml:space="preserve">chest_xray_cnn.ipynb</w:t>
+              <w:t xml:space="preserve">MACHINE_LEARNING_II_IDL02.ipynb</w:t>
             </w:r>
           </w:p>
         </w:tc>
@@ -8270,7 +4767,7 @@
               <w:pStyle w:val="Compact"/>
             </w:pPr>
             <w:r>
-              <w:t xml:space="preserve">Notebook con pipeline completo (EDA → CNN → random search → test)</w:t>
+              <w:t xml:space="preserve">Notebook principal (Colab + CNN + random search + test)</w:t>
             </w:r>
           </w:p>
         </w:tc>
@@ -8286,7 +4783,7 @@
               <w:rPr>
                 <w:rStyle w:val="VerbatimChar"/>
               </w:rPr>
-              <w:t xml:space="preserve">requirements.txt</w:t>
+              <w:t xml:space="preserve">INFORME_ACADEMICO_CNN.md</w:t>
             </w:r>
           </w:p>
         </w:tc>
@@ -8297,7 +4794,7 @@
               <w:pStyle w:val="Compact"/>
             </w:pPr>
             <w:r>
-              <w:t xml:space="preserve">Dependencias Python</w:t>
+              <w:t xml:space="preserve">Este informe</w:t>
             </w:r>
           </w:p>
         </w:tc>
@@ -8324,64 +4821,7 @@
               <w:pStyle w:val="Compact"/>
             </w:pPr>
             <w:r>
-              <w:t xml:space="preserve">Gráficos (</w:t>
-            </w:r>
-            <w:r>
-              <w:rPr>
-                <w:rStyle w:val="VerbatimChar"/>
-              </w:rPr>
-              <w:t xml:space="preserve">eda_*.png</w:t>
-            </w:r>
-            <w:r>
-              <w:t xml:space="preserve">,</w:t>
-            </w:r>
-            <w:r>
-              <w:t xml:space="preserve"> </w:t>
-            </w:r>
-            <w:r>
-              <w:rPr>
-                <w:rStyle w:val="VerbatimChar"/>
-              </w:rPr>
-              <w:t xml:space="preserve">baseline_curves.png</w:t>
-            </w:r>
-            <w:r>
-              <w:t xml:space="preserve">,</w:t>
-            </w:r>
-            <w:r>
-              <w:t xml:space="preserve"> </w:t>
-            </w:r>
-            <w:r>
-              <w:rPr>
-                <w:rStyle w:val="VerbatimChar"/>
-              </w:rPr>
-              <w:t xml:space="preserve">hyperparameter_search.png</w:t>
-            </w:r>
-            <w:r>
-              <w:t xml:space="preserve">,</w:t>
-            </w:r>
-            <w:r>
-              <w:t xml:space="preserve"> </w:t>
-            </w:r>
-            <w:r>
-              <w:rPr>
-                <w:rStyle w:val="VerbatimChar"/>
-              </w:rPr>
-              <w:t xml:space="preserve">final_curves.png</w:t>
-            </w:r>
-            <w:r>
-              <w:t xml:space="preserve">,</w:t>
-            </w:r>
-            <w:r>
-              <w:t xml:space="preserve"> </w:t>
-            </w:r>
-            <w:r>
-              <w:rPr>
-                <w:rStyle w:val="VerbatimChar"/>
-              </w:rPr>
-              <w:t xml:space="preserve">confusion_matrix_test.png</w:t>
-            </w:r>
-            <w:r>
-              <w:t xml:space="preserve">) y</w:t>
+              <w:t xml:space="preserve">Figuras y</w:t>
             </w:r>
             <w:r>
               <w:t xml:space="preserve"> </w:t>
@@ -8396,8 +4836,8 @@
         </w:tc>
       </w:tr>
     </w:tbl>
-    <w:bookmarkEnd w:id="81"/>
-    <w:bookmarkStart w:id="82" w:name="anexo-c-estructura-del-notebook"/>
+    <w:bookmarkEnd w:id="50"/>
+    <w:bookmarkStart w:id="51" w:name="anexo-c-estructura-del-notebook"/>
     <w:p>
       <w:pPr>
         <w:pStyle w:val="Heading3"/>
@@ -8459,7 +4899,7 @@
               <w:pStyle w:val="Compact"/>
             </w:pPr>
             <w:r>
-              <w:t xml:space="preserve">§1–2</w:t>
+              <w:t xml:space="preserve">Celda inicial</w:t>
             </w:r>
           </w:p>
         </w:tc>
@@ -8470,16 +4910,16 @@
               <w:pStyle w:val="Compact"/>
             </w:pPr>
             <w:r>
-              <w:t xml:space="preserve">Imports y configuración (</w:t>
+              <w:t xml:space="preserve">Kaggle (</w:t>
             </w:r>
             <w:r>
               <w:rPr>
                 <w:rStyle w:val="VerbatimChar"/>
               </w:rPr>
-              <w:t xml:space="preserve">IMG_SIZE=128</w:t>
+              <w:t xml:space="preserve">MI_TOKEN</w:t>
             </w:r>
             <w:r>
-              <w:t xml:space="preserve">, rutas, semilla)</w:t>
+              <w:t xml:space="preserve">), EDA rápido, ejemplos</w:t>
             </w:r>
           </w:p>
         </w:tc>
@@ -8492,7 +4932,7 @@
               <w:pStyle w:val="Compact"/>
             </w:pPr>
             <w:r>
-              <w:t xml:space="preserve">§3</w:t>
+              <w:t xml:space="preserve">§1–2</w:t>
             </w:r>
           </w:p>
         </w:tc>
@@ -8503,7 +4943,7 @@
               <w:pStyle w:val="Compact"/>
             </w:pPr>
             <w:r>
-              <w:t xml:space="preserve">EDA y figuras de distribución</w:t>
+              <w:t xml:space="preserve">Imports, configuración (perfil GPU/CPU automático)</w:t>
             </w:r>
           </w:p>
         </w:tc>
@@ -8516,7 +4956,7 @@
               <w:pStyle w:val="Compact"/>
             </w:pPr>
             <w:r>
-              <w:t xml:space="preserve">§4</w:t>
+              <w:t xml:space="preserve">§3–4</w:t>
             </w:r>
           </w:p>
         </w:tc>
@@ -8527,7 +4967,7 @@
               <w:pStyle w:val="Compact"/>
             </w:pPr>
             <w:r>
-              <w:t xml:space="preserve">Preprocesamiento y normalización</w:t>
+              <w:t xml:space="preserve">EDA y preprocesamiento</w:t>
             </w:r>
           </w:p>
         </w:tc>
@@ -8551,7 +4991,7 @@
               <w:pStyle w:val="Compact"/>
             </w:pPr>
             <w:r>
-              <w:t xml:space="preserve">División estratificada y arquitectura</w:t>
+              <w:t xml:space="preserve">División estratificada y</w:t>
             </w:r>
             <w:r>
               <w:t xml:space="preserve"> </w:t>
@@ -8584,7 +5024,7 @@
               <w:pStyle w:val="Compact"/>
             </w:pPr>
             <w:r>
-              <w:t xml:space="preserve">Funciones de entrenamiento y baseline</w:t>
+              <w:t xml:space="preserve">Entrenamiento y baseline</w:t>
             </w:r>
           </w:p>
         </w:tc>
@@ -8608,7 +5048,17 @@
               <w:pStyle w:val="Compact"/>
             </w:pPr>
             <w:r>
-              <w:t xml:space="preserve">Random search (3 trials)</w:t>
+              <w:t xml:space="preserve">Random search (</w:t>
+            </w:r>
+            <w:r>
+              <w:rPr>
+                <w:b/>
+                <w:bCs/>
+              </w:rPr>
+              <w:t xml:space="preserve">1 trial</w:t>
+            </w:r>
+            <w:r>
+              <w:t xml:space="preserve">)</w:t>
             </w:r>
           </w:p>
         </w:tc>
@@ -8621,7 +5071,7 @@
               <w:pStyle w:val="Compact"/>
             </w:pPr>
             <w:r>
-              <w:t xml:space="preserve">§10–11</w:t>
+              <w:t xml:space="preserve">§10</w:t>
             </w:r>
           </w:p>
         </w:tc>
@@ -8637,30 +5087,6 @@
           </w:p>
         </w:tc>
       </w:tr>
-      <w:tr>
-        <w:tc>
-          <w:tcPr/>
-          <w:p>
-            <w:pPr>
-              <w:pStyle w:val="Compact"/>
-            </w:pPr>
-            <w:r>
-              <w:t xml:space="preserve">§12</w:t>
-            </w:r>
-          </w:p>
-        </w:tc>
-        <w:tc>
-          <w:tcPr/>
-          <w:p>
-            <w:pPr>
-              <w:pStyle w:val="Compact"/>
-            </w:pPr>
-            <w:r>
-              <w:t xml:space="preserve">Conclusiones del notebook</w:t>
-            </w:r>
-          </w:p>
-        </w:tc>
-      </w:tr>
     </w:tbl>
     <w:p>
       <w:r>
@@ -8678,7 +5104,7 @@
           <w:i/>
           <w:iCs/>
         </w:rPr>
-        <w:t xml:space="preserve">Informe alineado con la ejecución documentada en</w:t>
+        <w:t xml:space="preserve">Informe alineado con la ejecución registrada en</w:t>
       </w:r>
       <w:r>
         <w:rPr>
@@ -8693,7 +5119,7 @@
           <w:i/>
           <w:iCs/>
         </w:rPr>
-        <w:t xml:space="preserve">chest_xray_cnn.ipynb</w:t>
+        <w:t xml:space="preserve">MACHINE_LEARNING_II_IDL02.ipynb</w:t>
       </w:r>
       <w:r>
         <w:rPr>
@@ -8707,12 +5133,34 @@
           <w:i/>
           <w:iCs/>
         </w:rPr>
-        <w:t xml:space="preserve">(PyTorch 2.12.0+cpu). Figuras generadas al ejecutar todas las celdas del notebook.</w:t>
+        <w:t xml:space="preserve">(Colab, perfil GPU,</w:t>
+      </w:r>
+      <w:r>
+        <w:rPr>
+          <w:i/>
+          <w:iCs/>
+        </w:rPr>
+        <w:t xml:space="preserve"> </w:t>
+      </w:r>
+      <w:r>
+        <w:rPr>
+          <w:rStyle w:val="VerbatimChar"/>
+          <w:i/>
+          <w:iCs/>
+        </w:rPr>
+        <w:t xml:space="preserve">N_RANDOM_TRIALS = 1</w:t>
+      </w:r>
+      <w:r>
+        <w:rPr>
+          <w:i/>
+          <w:iCs/>
+        </w:rPr>
+        <w:t xml:space="preserve">).</w:t>
       </w:r>
     </w:p>
-    <w:bookmarkEnd w:id="82"/>
-    <w:bookmarkEnd w:id="83"/>
-    <w:bookmarkEnd w:id="84"/>
+    <w:bookmarkEnd w:id="51"/>
+    <w:bookmarkEnd w:id="52"/>
+    <w:bookmarkEnd w:id="53"/>
     <w:sectPr>
       <w:pgSz w:h="15840" w:w="12240"/>
       <w:pgMar w:bottom="1440" w:footer="720" w:gutter="0" w:header="720" w:left="1800" w:right="1800" w:top="1440"/>
@@ -8995,109 +5443,6 @@
       </w:pPr>
     </w:lvl>
   </w:abstractNum>
-  <w:abstractNum w:abstractNumId="991">
-    <w:nsid w:val="0000A991"/>
-    <w:multiLevelType w:val="multilevel"/>
-    <w:lvl w:ilvl="0">
-      <w:numFmt w:val="bullet"/>
-      <w:lvlText w:val=""/>
-      <w:lvlJc w:val="left"/>
-      <w:pPr>
-        <w:ind w:left="720" w:hanging="360"/>
-      </w:pPr>
-      <w:rPr>
-        <w:rFonts w:ascii="Symbol" w:hAnsi="Symbol" w:cs="Symbol" w:hint="default"/>
-      </w:rPr>
-    </w:lvl>
-    <w:lvl w:ilvl="1">
-      <w:numFmt w:val="bullet"/>
-      <w:lvlText w:val="o"/>
-      <w:lvlJc w:val="left"/>
-      <w:pPr>
-        <w:ind w:left="1440" w:hanging="360"/>
-      </w:pPr>
-      <w:rPr>
-        <w:rFonts w:ascii="Courier New" w:hAnsi="Courier New" w:cs="Courier New" w:hint="default"/>
-      </w:rPr>
-    </w:lvl>
-    <w:lvl w:ilvl="2">
-      <w:numFmt w:val="bullet"/>
-      <w:lvlText w:val=""/>
-      <w:lvlJc w:val="left"/>
-      <w:pPr>
-        <w:ind w:left="2160" w:hanging="360"/>
-      </w:pPr>
-      <w:rPr>
-        <w:rFonts w:ascii="Wingdings" w:hAnsi="Wingdings" w:cs="Wingdings" w:hint="default"/>
-      </w:rPr>
-    </w:lvl>
-    <w:lvl w:ilvl="3">
-      <w:numFmt w:val="bullet"/>
-      <w:lvlText w:val=""/>
-      <w:lvlJc w:val="left"/>
-      <w:pPr>
-        <w:ind w:left="2880" w:hanging="360"/>
-      </w:pPr>
-      <w:rPr>
-        <w:rFonts w:ascii="Symbol" w:hAnsi="Symbol" w:cs="Symbol" w:hint="default"/>
-      </w:rPr>
-    </w:lvl>
-    <w:lvl w:ilvl="4">
-      <w:numFmt w:val="bullet"/>
-      <w:lvlText w:val="o"/>
-      <w:lvlJc w:val="left"/>
-      <w:pPr>
-        <w:ind w:left="3600" w:hanging="360"/>
-      </w:pPr>
-      <w:rPr>
-        <w:rFonts w:ascii="Courier New" w:hAnsi="Courier New" w:cs="Courier New" w:hint="default"/>
-      </w:rPr>
-    </w:lvl>
-    <w:lvl w:ilvl="5">
-      <w:numFmt w:val="bullet"/>
-      <w:lvlText w:val=""/>
-      <w:lvlJc w:val="left"/>
-      <w:pPr>
-        <w:ind w:left="4320" w:hanging="360"/>
-      </w:pPr>
-      <w:rPr>
-        <w:rFonts w:ascii="Wingdings" w:hAnsi="Wingdings" w:cs="Wingdings" w:hint="default"/>
-      </w:rPr>
-    </w:lvl>
-    <w:lvl w:ilvl="6">
-      <w:numFmt w:val="bullet"/>
-      <w:lvlText w:val=""/>
-      <w:lvlJc w:val="left"/>
-      <w:pPr>
-        <w:ind w:left="5040" w:hanging="360"/>
-      </w:pPr>
-      <w:rPr>
-        <w:rFonts w:ascii="Symbol" w:hAnsi="Symbol" w:cs="Symbol" w:hint="default"/>
-      </w:rPr>
-    </w:lvl>
-    <w:lvl w:ilvl="7">
-      <w:numFmt w:val="bullet"/>
-      <w:lvlText w:val="o"/>
-      <w:lvlJc w:val="left"/>
-      <w:pPr>
-        <w:ind w:left="5760" w:hanging="360"/>
-      </w:pPr>
-      <w:rPr>
-        <w:rFonts w:ascii="Courier New" w:hAnsi="Courier New" w:cs="Courier New" w:hint="default"/>
-      </w:rPr>
-    </w:lvl>
-    <w:lvl w:ilvl="8">
-      <w:numFmt w:val="bullet"/>
-      <w:lvlText w:val=""/>
-      <w:lvlJc w:val="left"/>
-      <w:pPr>
-        <w:ind w:left="6480" w:hanging="360"/>
-      </w:pPr>
-      <w:rPr>
-        <w:rFonts w:ascii="Wingdings" w:hAnsi="Wingdings" w:cs="Wingdings" w:hint="default"/>
-      </w:rPr>
-    </w:lvl>
-  </w:abstractNum>
   <w:abstractNum w:abstractNumId="99411">
     <w:nsid w:val="00A99411"/>
     <w:multiLevelType w:val="multilevel"/>
@@ -9181,6 +5526,109 @@
       <w:pPr>
         <w:ind w:left="6480" w:hanging="360"/>
       </w:pPr>
+    </w:lvl>
+  </w:abstractNum>
+  <w:abstractNum w:abstractNumId="991">
+    <w:nsid w:val="0000A991"/>
+    <w:multiLevelType w:val="multilevel"/>
+    <w:lvl w:ilvl="0">
+      <w:numFmt w:val="bullet"/>
+      <w:lvlText w:val=""/>
+      <w:lvlJc w:val="left"/>
+      <w:pPr>
+        <w:ind w:left="720" w:hanging="360"/>
+      </w:pPr>
+      <w:rPr>
+        <w:rFonts w:ascii="Symbol" w:hAnsi="Symbol" w:cs="Symbol" w:hint="default"/>
+      </w:rPr>
+    </w:lvl>
+    <w:lvl w:ilvl="1">
+      <w:numFmt w:val="bullet"/>
+      <w:lvlText w:val="o"/>
+      <w:lvlJc w:val="left"/>
+      <w:pPr>
+        <w:ind w:left="1440" w:hanging="360"/>
+      </w:pPr>
+      <w:rPr>
+        <w:rFonts w:ascii="Courier New" w:hAnsi="Courier New" w:cs="Courier New" w:hint="default"/>
+      </w:rPr>
+    </w:lvl>
+    <w:lvl w:ilvl="2">
+      <w:numFmt w:val="bullet"/>
+      <w:lvlText w:val=""/>
+      <w:lvlJc w:val="left"/>
+      <w:pPr>
+        <w:ind w:left="2160" w:hanging="360"/>
+      </w:pPr>
+      <w:rPr>
+        <w:rFonts w:ascii="Wingdings" w:hAnsi="Wingdings" w:cs="Wingdings" w:hint="default"/>
+      </w:rPr>
+    </w:lvl>
+    <w:lvl w:ilvl="3">
+      <w:numFmt w:val="bullet"/>
+      <w:lvlText w:val=""/>
+      <w:lvlJc w:val="left"/>
+      <w:pPr>
+        <w:ind w:left="2880" w:hanging="360"/>
+      </w:pPr>
+      <w:rPr>
+        <w:rFonts w:ascii="Symbol" w:hAnsi="Symbol" w:cs="Symbol" w:hint="default"/>
+      </w:rPr>
+    </w:lvl>
+    <w:lvl w:ilvl="4">
+      <w:numFmt w:val="bullet"/>
+      <w:lvlText w:val="o"/>
+      <w:lvlJc w:val="left"/>
+      <w:pPr>
+        <w:ind w:left="3600" w:hanging="360"/>
+      </w:pPr>
+      <w:rPr>
+        <w:rFonts w:ascii="Courier New" w:hAnsi="Courier New" w:cs="Courier New" w:hint="default"/>
+      </w:rPr>
+    </w:lvl>
+    <w:lvl w:ilvl="5">
+      <w:numFmt w:val="bullet"/>
+      <w:lvlText w:val=""/>
+      <w:lvlJc w:val="left"/>
+      <w:pPr>
+        <w:ind w:left="4320" w:hanging="360"/>
+      </w:pPr>
+      <w:rPr>
+        <w:rFonts w:ascii="Wingdings" w:hAnsi="Wingdings" w:cs="Wingdings" w:hint="default"/>
+      </w:rPr>
+    </w:lvl>
+    <w:lvl w:ilvl="6">
+      <w:numFmt w:val="bullet"/>
+      <w:lvlText w:val=""/>
+      <w:lvlJc w:val="left"/>
+      <w:pPr>
+        <w:ind w:left="5040" w:hanging="360"/>
+      </w:pPr>
+      <w:rPr>
+        <w:rFonts w:ascii="Symbol" w:hAnsi="Symbol" w:cs="Symbol" w:hint="default"/>
+      </w:rPr>
+    </w:lvl>
+    <w:lvl w:ilvl="7">
+      <w:numFmt w:val="bullet"/>
+      <w:lvlText w:val="o"/>
+      <w:lvlJc w:val="left"/>
+      <w:pPr>
+        <w:ind w:left="5760" w:hanging="360"/>
+      </w:pPr>
+      <w:rPr>
+        <w:rFonts w:ascii="Courier New" w:hAnsi="Courier New" w:cs="Courier New" w:hint="default"/>
+      </w:rPr>
+    </w:lvl>
+    <w:lvl w:ilvl="8">
+      <w:numFmt w:val="bullet"/>
+      <w:lvlText w:val=""/>
+      <w:lvlJc w:val="left"/>
+      <w:pPr>
+        <w:ind w:left="6480" w:hanging="360"/>
+      </w:pPr>
+      <w:rPr>
+        <w:rFonts w:ascii="Wingdings" w:hAnsi="Wingdings" w:cs="Wingdings" w:hint="default"/>
+      </w:rPr>
     </w:lvl>
   </w:abstractNum>
   <w:num w:numId="1">
@@ -9214,9 +5662,6 @@
     <w:abstractNumId w:val="990"/>
   </w:num>
   <w:num w:numId="1001">
-    <w:abstractNumId w:val="991"/>
-  </w:num>
-  <w:num w:numId="1002">
     <w:abstractNumId w:val="99411"/>
     <w:lvlOverride w:ilvl="0">
       <w:startOverride w:val="1"/>
@@ -9246,10 +5691,10 @@
       <w:startOverride w:val="1"/>
     </w:lvlOverride>
   </w:num>
-  <w:num w:numId="1003">
+  <w:num w:numId="1002">
     <w:abstractNumId w:val="991"/>
   </w:num>
-  <w:num w:numId="1004">
+  <w:num w:numId="1003">
     <w:abstractNumId w:val="99411"/>
     <w:lvlOverride w:ilvl="0">
       <w:startOverride w:val="1"/>
@@ -9279,6 +5724,9 @@
       <w:startOverride w:val="1"/>
     </w:lvlOverride>
   </w:num>
+  <w:num w:numId="1004">
+    <w:abstractNumId w:val="991"/>
+  </w:num>
   <w:num w:numId="1005">
     <w:abstractNumId w:val="991"/>
   </w:num>
@@ -9286,21 +5734,6 @@
     <w:abstractNumId w:val="991"/>
   </w:num>
   <w:num w:numId="1007">
-    <w:abstractNumId w:val="991"/>
-  </w:num>
-  <w:num w:numId="1008">
-    <w:abstractNumId w:val="991"/>
-  </w:num>
-  <w:num w:numId="1009">
-    <w:abstractNumId w:val="991"/>
-  </w:num>
-  <w:num w:numId="1010">
-    <w:abstractNumId w:val="991"/>
-  </w:num>
-  <w:num w:numId="1011">
-    <w:abstractNumId w:val="991"/>
-  </w:num>
-  <w:num w:numId="1012">
     <w:abstractNumId w:val="99411"/>
     <w:lvlOverride w:ilvl="0">
       <w:startOverride w:val="1"/>
@@ -9330,7 +5763,7 @@
       <w:startOverride w:val="1"/>
     </w:lvlOverride>
   </w:num>
-  <w:num w:numId="1013">
+  <w:num w:numId="1008">
     <w:abstractNumId w:val="99411"/>
     <w:lvlOverride w:ilvl="0">
       <w:startOverride w:val="1"/>
@@ -9360,7 +5793,7 @@
       <w:startOverride w:val="1"/>
     </w:lvlOverride>
   </w:num>
-  <w:num w:numId="1014">
+  <w:num w:numId="1009">
     <w:abstractNumId w:val="99411"/>
     <w:lvlOverride w:ilvl="0">
       <w:startOverride w:val="1"/>
